--- a/database/seeders/templates/partner-documents/Mau_04_Bien_ban_thanh_ly_hop_dong_hai_ben_SportGo_DA_SUA.docx
+++ b/database/seeders/templates/partner-documents/Mau_04_Bien_ban_thanh_ly_hop_dong_hai_ben_SportGo_DA_SUA.docx
@@ -4,89 +4,101 @@
   <w:body>
     <w:p>
       <w:pPr>
-        <w:spacing w:before="0" w:after="0" w:line="269" w:lineRule="auto"/>
+        <w:spacing w:before="0" w:after="0" w:line="276" w:lineRule="auto"/>
         <w:jc w:val="center"/>
       </w:pPr>
       <w:r>
         <w:rPr>
-          <w:rFonts w:ascii="Times New Roman" w:hAnsi="Times New Roman" w:eastAsia="Times New Roman"/>
-          <w:b/>
+          <w:rFonts w:ascii="Times New Roman" w:hAnsi="Times New Roman" w:eastAsia="Times New Roman" w:cs="Times New Roman"/>
+          <w:b w:val="1"/>
           <w:i w:val="0"/>
           <w:sz w:val="26"/>
+          <w:color w:val="000000"/>
+          <w:szCs w:val="26"/>
         </w:rPr>
         <w:t>CỘNG HÒA XÃ HỘI CHỦ NGHĨA VIỆT NAM</w:t>
       </w:r>
     </w:p>
     <w:p>
       <w:pPr>
-        <w:spacing w:before="0" w:after="0" w:line="269" w:lineRule="auto"/>
+        <w:spacing w:before="0" w:after="0" w:line="276" w:lineRule="auto"/>
         <w:jc w:val="center"/>
       </w:pPr>
       <w:r>
         <w:rPr>
-          <w:rFonts w:ascii="Times New Roman" w:hAnsi="Times New Roman" w:eastAsia="Times New Roman"/>
-          <w:b/>
+          <w:rFonts w:ascii="Times New Roman" w:hAnsi="Times New Roman" w:eastAsia="Times New Roman" w:cs="Times New Roman"/>
+          <w:b w:val="1"/>
           <w:i w:val="0"/>
-          <w:sz w:val="26"/>
+          <w:sz w:val="28"/>
+          <w:color w:val="000000"/>
+          <w:szCs w:val="28"/>
         </w:rPr>
         <w:t>Độc lập - Tự do - Hạnh phúc</w:t>
       </w:r>
     </w:p>
     <w:p>
       <w:pPr>
-        <w:spacing w:before="0" w:after="120" w:line="269" w:lineRule="auto"/>
+        <w:spacing w:before="0" w:after="0" w:line="276" w:lineRule="auto"/>
         <w:jc w:val="center"/>
       </w:pPr>
       <w:r>
         <w:rPr>
-          <w:rFonts w:ascii="Times New Roman" w:hAnsi="Times New Roman" w:eastAsia="Times New Roman"/>
+          <w:rFonts w:ascii="Times New Roman" w:hAnsi="Times New Roman" w:eastAsia="Times New Roman" w:cs="Times New Roman"/>
           <w:b w:val="0"/>
           <w:i w:val="0"/>
-          <w:sz w:val="24"/>
+          <w:sz w:val="26"/>
+          <w:color w:val="000000"/>
+          <w:szCs w:val="26"/>
         </w:rPr>
         <w:t>----------------</w:t>
       </w:r>
     </w:p>
     <w:p>
       <w:pPr>
-        <w:spacing w:before="0" w:after="160" w:line="269" w:lineRule="auto"/>
+        <w:spacing w:before="0" w:after="120" w:line="300" w:lineRule="exact"/>
         <w:jc w:val="right"/>
       </w:pPr>
       <w:r>
         <w:rPr>
-          <w:rFonts w:ascii="Times New Roman" w:hAnsi="Times New Roman" w:eastAsia="Times New Roman"/>
+          <w:rFonts w:ascii="Times New Roman" w:hAnsi="Times New Roman" w:eastAsia="Times New Roman" w:cs="Times New Roman"/>
           <w:b w:val="0"/>
           <w:i/>
           <w:sz w:val="26"/>
+          <w:color w:val="000000"/>
+          <w:szCs w:val="26"/>
         </w:rPr>
         <w:t>………, ngày …… tháng …… năm ……</w:t>
       </w:r>
     </w:p>
     <w:p>
       <w:pPr>
-        <w:spacing w:before="60" w:after="160" w:line="252" w:lineRule="auto"/>
+        <w:spacing w:before="0" w:after="0" w:line="276" w:lineRule="auto"/>
         <w:jc w:val="center"/>
       </w:pPr>
       <w:r>
         <w:rPr>
-          <w:rFonts w:ascii="Times New Roman" w:hAnsi="Times New Roman" w:eastAsia="Times New Roman"/>
-          <w:b/>
+          <w:rFonts w:ascii="Times New Roman" w:hAnsi="Times New Roman" w:eastAsia="Times New Roman" w:cs="Times New Roman"/>
+          <w:b w:val="1"/>
           <w:i w:val="0"/>
           <w:sz w:val="28"/>
+          <w:color w:val="000000"/>
+          <w:szCs w:val="28"/>
         </w:rPr>
         <w:t>BIÊN BẢN THANH LÝ HỢP ĐỒNG HỢP TÁC ĐỐI TÁC SPORTGO</w:t>
       </w:r>
     </w:p>
     <w:p>
       <w:pPr>
-        <w:spacing w:before="0" w:after="120" w:line="269" w:lineRule="auto"/>
+        <w:spacing w:before="0" w:after="0" w:line="276" w:lineRule="auto"/>
       </w:pPr>
       <w:r>
         <w:rPr>
-          <w:rFonts w:ascii="Times New Roman" w:hAnsi="Times New Roman" w:eastAsia="Times New Roman"/>
+          <w:rFonts w:ascii="Times New Roman" w:hAnsi="Times New Roman" w:eastAsia="Times New Roman" w:cs="Times New Roman"/>
           <w:b w:val="0"/>
           <w:i w:val="0"/>
           <w:sz w:val="26"/>
+          <w:color w:val="000000"/>
+          <w:szCs w:val="26"/>
         </w:rPr>
         <w:t>Căn cứ Hợp đồng hợp tác đối tác SportGo số ……/HĐHT-SG ký ngày ……/……/……; căn cứ yêu cầu/thông báo chấm dứt hợp tác và kết quả đối soát giữa hai bên, hôm nay các bên lập biên bản thanh lý hợp đồng với nội dung sau:</w:t>
       </w:r>
@@ -94,50 +106,83 @@
     <w:p>
       <w:pPr>
         <w:keepNext/>
-        <w:spacing w:before="140" w:after="60" w:line="269" w:lineRule="auto"/>
+        <w:spacing w:before="0" w:after="0" w:line="276" w:lineRule="auto"/>
+        <w:jc w:val="left"/>
       </w:pPr>
       <w:r>
         <w:rPr>
-          <w:rFonts w:ascii="Times New Roman" w:hAnsi="Times New Roman" w:eastAsia="Times New Roman"/>
-          <w:b/>
+          <w:rFonts w:ascii="Times New Roman" w:hAnsi="Times New Roman" w:eastAsia="Times New Roman" w:cs="Times New Roman"/>
+          <w:b w:val="1"/>
           <w:i w:val="0"/>
           <w:sz w:val="26"/>
+          <w:color w:val="000000"/>
+          <w:szCs w:val="26"/>
         </w:rPr>
         <w:t>1. Bên A - Đơn vị vận hành nền tảng SportGo</w:t>
       </w:r>
     </w:p>
     <w:tbl>
       <w:tblPr>
-        <w:tblW w:type="auto" w:w="0"/>
+        <w:tblW w:type="dxa" w:w="9000"/>
         <w:jc w:val="center"/>
         <w:tblLook w:firstColumn="1" w:firstRow="1" w:lastColumn="0" w:lastRow="0" w:noHBand="0" w:noVBand="1" w:val="04A0"/>
+        <w:tblInd w:w="0" w:type="dxa"/>
+        <w:tblLayout w:type="fixed"/>
+        <w:tblCellMar>
+          <w:top w:w="60" w:type="dxa"/>
+          <w:left w:w="90" w:type="dxa"/>
+          <w:bottom w:w="60" w:type="dxa"/>
+          <w:right w:w="90" w:type="dxa"/>
+        </w:tblCellMar>
+        <w:tblBorders>
+          <w:top w:val="single" w:sz="4" w:space="0" w:color="000000"/>
+          <w:left w:val="single" w:sz="4" w:space="0" w:color="000000"/>
+          <w:bottom w:val="single" w:sz="4" w:space="0" w:color="000000"/>
+          <w:right w:val="single" w:sz="4" w:space="0" w:color="000000"/>
+          <w:insideH w:val="single" w:sz="4" w:space="0" w:color="000000"/>
+          <w:insideV w:val="single" w:sz="4" w:space="0" w:color="000000"/>
+        </w:tblBorders>
       </w:tblPr>
       <w:tblGrid>
-        <w:gridCol w:w="4536"/>
-        <w:gridCol w:w="4536"/>
+        <w:gridCol w:w="2700"/>
+        <w:gridCol w:w="6300"/>
       </w:tblGrid>
       <w:tr>
+        <w:trPr>
+          <w:cantSplit/>
+        </w:trPr>
         <w:tc>
           <w:tcPr>
-            <w:tcW w:type="dxa" w:w="2721"/>
+            <w:tcW w:type="dxa" w:w="2700"/>
             <w:tcBorders>
-              <w:top w:val="single" w:sz="4" w:space="0" w:color="BFBFBF"/>
-              <w:left w:val="single" w:sz="4" w:space="0" w:color="BFBFBF"/>
-              <w:bottom w:val="single" w:sz="4" w:space="0" w:color="BFBFBF"/>
-              <w:right w:val="single" w:sz="4" w:space="0" w:color="BFBFBF"/>
+              <w:top w:val="single" w:sz="4" w:space="0" w:color="000000"/>
+              <w:left w:val="single" w:sz="4" w:space="0" w:color="000000"/>
+              <w:bottom w:val="single" w:sz="4" w:space="0" w:color="000000"/>
+              <w:right w:val="single" w:sz="4" w:space="0" w:color="000000"/>
             </w:tcBorders>
             <w:vAlign w:val="center"/>
           </w:tcPr>
           <w:p>
             <w:pPr>
-              <w:spacing w:after="0"/>
+              <w:spacing w:after="0" w:before="0" w:line="276" w:lineRule="auto"/>
+              <w:jc w:val="left"/>
             </w:pPr>
-            <w:r/>
             <w:r>
               <w:rPr>
-                <w:rFonts w:ascii="Times New Roman" w:hAnsi="Times New Roman" w:eastAsia="Times New Roman"/>
-                <w:b/>
+                <w:rFonts w:ascii="Times New Roman" w:hAnsi="Times New Roman" w:eastAsia="Times New Roman" w:cs="Times New Roman"/>
+                <w:color w:val="000000"/>
                 <w:sz w:val="26"/>
+                <w:szCs w:val="26"/>
+                <w:b w:val="1"/>
+              </w:rPr>
+            </w:r>
+            <w:r>
+              <w:rPr>
+                <w:rFonts w:ascii="Times New Roman" w:hAnsi="Times New Roman" w:eastAsia="Times New Roman" w:cs="Times New Roman"/>
+                <w:b w:val="1"/>
+                <w:sz w:val="26"/>
+                <w:color w:val="000000"/>
+                <w:szCs w:val="26"/>
               </w:rPr>
               <w:t>Tên đơn vị</w:t>
             </w:r>
@@ -145,52 +190,78 @@
         </w:tc>
         <w:tc>
           <w:tcPr>
-            <w:tcW w:type="dxa" w:w="6350"/>
+            <w:tcW w:type="dxa" w:w="6300"/>
             <w:tcBorders>
-              <w:top w:val="single" w:sz="4" w:space="0" w:color="BFBFBF"/>
-              <w:left w:val="single" w:sz="4" w:space="0" w:color="BFBFBF"/>
-              <w:bottom w:val="single" w:sz="4" w:space="0" w:color="BFBFBF"/>
-              <w:right w:val="single" w:sz="4" w:space="0" w:color="BFBFBF"/>
+              <w:top w:val="single" w:sz="4" w:space="0" w:color="000000"/>
+              <w:left w:val="single" w:sz="4" w:space="0" w:color="000000"/>
+              <w:bottom w:val="single" w:sz="4" w:space="0" w:color="000000"/>
+              <w:right w:val="single" w:sz="4" w:space="0" w:color="000000"/>
             </w:tcBorders>
             <w:vAlign w:val="center"/>
           </w:tcPr>
           <w:p>
             <w:pPr>
-              <w:spacing w:after="0"/>
+              <w:spacing w:after="0" w:before="0" w:line="276" w:lineRule="auto"/>
+              <w:jc w:val="left"/>
             </w:pPr>
-            <w:r/>
             <w:r>
               <w:rPr>
-                <w:rFonts w:ascii="Times New Roman" w:hAnsi="Times New Roman" w:eastAsia="Times New Roman"/>
+                <w:rFonts w:ascii="Times New Roman" w:hAnsi="Times New Roman" w:eastAsia="Times New Roman" w:cs="Times New Roman"/>
+                <w:color w:val="000000"/>
                 <w:sz w:val="26"/>
+                <w:szCs w:val="26"/>
+                <w:b w:val="0"/>
               </w:rPr>
-              <w:t>[Tên đầy đủ của công ty/đơn vị vận hành SportGo]</w:t>
+            </w:r>
+            <w:r>
+              <w:rPr>
+                <w:rFonts w:ascii="Times New Roman" w:hAnsi="Times New Roman" w:eastAsia="Times New Roman" w:cs="Times New Roman"/>
+                <w:sz w:val="26"/>
+                <w:color w:val="000000"/>
+                <w:szCs w:val="26"/>
+                <w:b w:val="0"/>
+              </w:rPr>
+              <w:t xml:space="preserve">Chưa cung cấp</w:t>
             </w:r>
           </w:p>
         </w:tc>
       </w:tr>
       <w:tr>
+        <w:trPr>
+          <w:cantSplit/>
+        </w:trPr>
         <w:tc>
           <w:tcPr>
-            <w:tcW w:type="dxa" w:w="2721"/>
+            <w:tcW w:type="dxa" w:w="2700"/>
             <w:tcBorders>
-              <w:top w:val="single" w:sz="4" w:space="0" w:color="BFBFBF"/>
-              <w:left w:val="single" w:sz="4" w:space="0" w:color="BFBFBF"/>
-              <w:bottom w:val="single" w:sz="4" w:space="0" w:color="BFBFBF"/>
-              <w:right w:val="single" w:sz="4" w:space="0" w:color="BFBFBF"/>
+              <w:top w:val="single" w:sz="4" w:space="0" w:color="000000"/>
+              <w:left w:val="single" w:sz="4" w:space="0" w:color="000000"/>
+              <w:bottom w:val="single" w:sz="4" w:space="0" w:color="000000"/>
+              <w:right w:val="single" w:sz="4" w:space="0" w:color="000000"/>
             </w:tcBorders>
             <w:vAlign w:val="center"/>
           </w:tcPr>
           <w:p>
             <w:pPr>
-              <w:spacing w:after="0"/>
+              <w:spacing w:after="0" w:before="0" w:line="276" w:lineRule="auto"/>
+              <w:jc w:val="left"/>
             </w:pPr>
-            <w:r/>
             <w:r>
               <w:rPr>
-                <w:rFonts w:ascii="Times New Roman" w:hAnsi="Times New Roman" w:eastAsia="Times New Roman"/>
-                <w:b/>
+                <w:rFonts w:ascii="Times New Roman" w:hAnsi="Times New Roman" w:eastAsia="Times New Roman" w:cs="Times New Roman"/>
+                <w:color w:val="000000"/>
                 <w:sz w:val="26"/>
+                <w:szCs w:val="26"/>
+                <w:b w:val="1"/>
+              </w:rPr>
+            </w:r>
+            <w:r>
+              <w:rPr>
+                <w:rFonts w:ascii="Times New Roman" w:hAnsi="Times New Roman" w:eastAsia="Times New Roman" w:cs="Times New Roman"/>
+                <w:b w:val="1"/>
+                <w:sz w:val="26"/>
+                <w:color w:val="000000"/>
+                <w:szCs w:val="26"/>
               </w:rPr>
               <w:t>Mã số thuế/ĐKKD</w:t>
             </w:r>
@@ -198,24 +269,36 @@
         </w:tc>
         <w:tc>
           <w:tcPr>
-            <w:tcW w:type="dxa" w:w="6350"/>
+            <w:tcW w:type="dxa" w:w="6300"/>
             <w:tcBorders>
-              <w:top w:val="single" w:sz="4" w:space="0" w:color="BFBFBF"/>
-              <w:left w:val="single" w:sz="4" w:space="0" w:color="BFBFBF"/>
-              <w:bottom w:val="single" w:sz="4" w:space="0" w:color="BFBFBF"/>
-              <w:right w:val="single" w:sz="4" w:space="0" w:color="BFBFBF"/>
+              <w:top w:val="single" w:sz="4" w:space="0" w:color="000000"/>
+              <w:left w:val="single" w:sz="4" w:space="0" w:color="000000"/>
+              <w:bottom w:val="single" w:sz="4" w:space="0" w:color="000000"/>
+              <w:right w:val="single" w:sz="4" w:space="0" w:color="000000"/>
             </w:tcBorders>
             <w:vAlign w:val="center"/>
           </w:tcPr>
           <w:p>
             <w:pPr>
-              <w:spacing w:after="0"/>
+              <w:spacing w:after="0" w:before="0" w:line="276" w:lineRule="auto"/>
+              <w:jc w:val="left"/>
             </w:pPr>
-            <w:r/>
             <w:r>
               <w:rPr>
-                <w:rFonts w:ascii="Times New Roman" w:hAnsi="Times New Roman" w:eastAsia="Times New Roman"/>
+                <w:rFonts w:ascii="Times New Roman" w:hAnsi="Times New Roman" w:eastAsia="Times New Roman" w:cs="Times New Roman"/>
+                <w:color w:val="000000"/>
                 <w:sz w:val="26"/>
+                <w:szCs w:val="26"/>
+                <w:b w:val="0"/>
+              </w:rPr>
+            </w:r>
+            <w:r>
+              <w:rPr>
+                <w:rFonts w:ascii="Times New Roman" w:hAnsi="Times New Roman" w:eastAsia="Times New Roman" w:cs="Times New Roman"/>
+                <w:sz w:val="26"/>
+                <w:color w:val="000000"/>
+                <w:szCs w:val="26"/>
+                <w:b w:val="0"/>
               </w:rPr>
               <w:t>........................................................................................................................</w:t>
             </w:r>
@@ -223,27 +306,41 @@
         </w:tc>
       </w:tr>
       <w:tr>
+        <w:trPr>
+          <w:cantSplit/>
+        </w:trPr>
         <w:tc>
           <w:tcPr>
-            <w:tcW w:type="dxa" w:w="2721"/>
+            <w:tcW w:type="dxa" w:w="2700"/>
             <w:tcBorders>
-              <w:top w:val="single" w:sz="4" w:space="0" w:color="BFBFBF"/>
-              <w:left w:val="single" w:sz="4" w:space="0" w:color="BFBFBF"/>
-              <w:bottom w:val="single" w:sz="4" w:space="0" w:color="BFBFBF"/>
-              <w:right w:val="single" w:sz="4" w:space="0" w:color="BFBFBF"/>
+              <w:top w:val="single" w:sz="4" w:space="0" w:color="000000"/>
+              <w:left w:val="single" w:sz="4" w:space="0" w:color="000000"/>
+              <w:bottom w:val="single" w:sz="4" w:space="0" w:color="000000"/>
+              <w:right w:val="single" w:sz="4" w:space="0" w:color="000000"/>
             </w:tcBorders>
             <w:vAlign w:val="center"/>
           </w:tcPr>
           <w:p>
             <w:pPr>
-              <w:spacing w:after="0"/>
+              <w:spacing w:after="0" w:before="0" w:line="276" w:lineRule="auto"/>
+              <w:jc w:val="left"/>
             </w:pPr>
-            <w:r/>
             <w:r>
               <w:rPr>
-                <w:rFonts w:ascii="Times New Roman" w:hAnsi="Times New Roman" w:eastAsia="Times New Roman"/>
-                <w:b/>
+                <w:rFonts w:ascii="Times New Roman" w:hAnsi="Times New Roman" w:eastAsia="Times New Roman" w:cs="Times New Roman"/>
+                <w:color w:val="000000"/>
                 <w:sz w:val="26"/>
+                <w:szCs w:val="26"/>
+                <w:b w:val="1"/>
+              </w:rPr>
+            </w:r>
+            <w:r>
+              <w:rPr>
+                <w:rFonts w:ascii="Times New Roman" w:hAnsi="Times New Roman" w:eastAsia="Times New Roman" w:cs="Times New Roman"/>
+                <w:b w:val="1"/>
+                <w:sz w:val="26"/>
+                <w:color w:val="000000"/>
+                <w:szCs w:val="26"/>
               </w:rPr>
               <w:t>Địa chỉ</w:t>
             </w:r>
@@ -251,24 +348,36 @@
         </w:tc>
         <w:tc>
           <w:tcPr>
-            <w:tcW w:type="dxa" w:w="6350"/>
+            <w:tcW w:type="dxa" w:w="6300"/>
             <w:tcBorders>
-              <w:top w:val="single" w:sz="4" w:space="0" w:color="BFBFBF"/>
-              <w:left w:val="single" w:sz="4" w:space="0" w:color="BFBFBF"/>
-              <w:bottom w:val="single" w:sz="4" w:space="0" w:color="BFBFBF"/>
-              <w:right w:val="single" w:sz="4" w:space="0" w:color="BFBFBF"/>
+              <w:top w:val="single" w:sz="4" w:space="0" w:color="000000"/>
+              <w:left w:val="single" w:sz="4" w:space="0" w:color="000000"/>
+              <w:bottom w:val="single" w:sz="4" w:space="0" w:color="000000"/>
+              <w:right w:val="single" w:sz="4" w:space="0" w:color="000000"/>
             </w:tcBorders>
             <w:vAlign w:val="center"/>
           </w:tcPr>
           <w:p>
             <w:pPr>
-              <w:spacing w:after="0"/>
+              <w:spacing w:after="0" w:before="0" w:line="276" w:lineRule="auto"/>
+              <w:jc w:val="left"/>
             </w:pPr>
-            <w:r/>
             <w:r>
               <w:rPr>
-                <w:rFonts w:ascii="Times New Roman" w:hAnsi="Times New Roman" w:eastAsia="Times New Roman"/>
+                <w:rFonts w:ascii="Times New Roman" w:hAnsi="Times New Roman" w:eastAsia="Times New Roman" w:cs="Times New Roman"/>
+                <w:color w:val="000000"/>
                 <w:sz w:val="26"/>
+                <w:szCs w:val="26"/>
+                <w:b w:val="0"/>
+              </w:rPr>
+            </w:r>
+            <w:r>
+              <w:rPr>
+                <w:rFonts w:ascii="Times New Roman" w:hAnsi="Times New Roman" w:eastAsia="Times New Roman" w:cs="Times New Roman"/>
+                <w:sz w:val="26"/>
+                <w:color w:val="000000"/>
+                <w:szCs w:val="26"/>
+                <w:b w:val="0"/>
               </w:rPr>
               <w:t>........................................................................................................................</w:t>
             </w:r>
@@ -276,27 +385,41 @@
         </w:tc>
       </w:tr>
       <w:tr>
+        <w:trPr>
+          <w:cantSplit/>
+        </w:trPr>
         <w:tc>
           <w:tcPr>
-            <w:tcW w:type="dxa" w:w="2721"/>
+            <w:tcW w:type="dxa" w:w="2700"/>
             <w:tcBorders>
-              <w:top w:val="single" w:sz="4" w:space="0" w:color="BFBFBF"/>
-              <w:left w:val="single" w:sz="4" w:space="0" w:color="BFBFBF"/>
-              <w:bottom w:val="single" w:sz="4" w:space="0" w:color="BFBFBF"/>
-              <w:right w:val="single" w:sz="4" w:space="0" w:color="BFBFBF"/>
+              <w:top w:val="single" w:sz="4" w:space="0" w:color="000000"/>
+              <w:left w:val="single" w:sz="4" w:space="0" w:color="000000"/>
+              <w:bottom w:val="single" w:sz="4" w:space="0" w:color="000000"/>
+              <w:right w:val="single" w:sz="4" w:space="0" w:color="000000"/>
             </w:tcBorders>
             <w:vAlign w:val="center"/>
           </w:tcPr>
           <w:p>
             <w:pPr>
-              <w:spacing w:after="0"/>
+              <w:spacing w:after="0" w:before="0" w:line="276" w:lineRule="auto"/>
+              <w:jc w:val="left"/>
             </w:pPr>
-            <w:r/>
             <w:r>
               <w:rPr>
-                <w:rFonts w:ascii="Times New Roman" w:hAnsi="Times New Roman" w:eastAsia="Times New Roman"/>
-                <w:b/>
+                <w:rFonts w:ascii="Times New Roman" w:hAnsi="Times New Roman" w:eastAsia="Times New Roman" w:cs="Times New Roman"/>
+                <w:color w:val="000000"/>
                 <w:sz w:val="26"/>
+                <w:szCs w:val="26"/>
+                <w:b w:val="1"/>
+              </w:rPr>
+            </w:r>
+            <w:r>
+              <w:rPr>
+                <w:rFonts w:ascii="Times New Roman" w:hAnsi="Times New Roman" w:eastAsia="Times New Roman" w:cs="Times New Roman"/>
+                <w:b w:val="1"/>
+                <w:sz w:val="26"/>
+                <w:color w:val="000000"/>
+                <w:szCs w:val="26"/>
               </w:rPr>
               <w:t>Người đại diện</w:t>
             </w:r>
@@ -304,24 +427,36 @@
         </w:tc>
         <w:tc>
           <w:tcPr>
-            <w:tcW w:type="dxa" w:w="6350"/>
+            <w:tcW w:type="dxa" w:w="6300"/>
             <w:tcBorders>
-              <w:top w:val="single" w:sz="4" w:space="0" w:color="BFBFBF"/>
-              <w:left w:val="single" w:sz="4" w:space="0" w:color="BFBFBF"/>
-              <w:bottom w:val="single" w:sz="4" w:space="0" w:color="BFBFBF"/>
-              <w:right w:val="single" w:sz="4" w:space="0" w:color="BFBFBF"/>
+              <w:top w:val="single" w:sz="4" w:space="0" w:color="000000"/>
+              <w:left w:val="single" w:sz="4" w:space="0" w:color="000000"/>
+              <w:bottom w:val="single" w:sz="4" w:space="0" w:color="000000"/>
+              <w:right w:val="single" w:sz="4" w:space="0" w:color="000000"/>
             </w:tcBorders>
             <w:vAlign w:val="center"/>
           </w:tcPr>
           <w:p>
             <w:pPr>
-              <w:spacing w:after="0"/>
+              <w:spacing w:after="0" w:before="0" w:line="276" w:lineRule="auto"/>
+              <w:jc w:val="left"/>
             </w:pPr>
-            <w:r/>
             <w:r>
               <w:rPr>
-                <w:rFonts w:ascii="Times New Roman" w:hAnsi="Times New Roman" w:eastAsia="Times New Roman"/>
+                <w:rFonts w:ascii="Times New Roman" w:hAnsi="Times New Roman" w:eastAsia="Times New Roman" w:cs="Times New Roman"/>
+                <w:color w:val="000000"/>
                 <w:sz w:val="26"/>
+                <w:szCs w:val="26"/>
+                <w:b w:val="0"/>
+              </w:rPr>
+            </w:r>
+            <w:r>
+              <w:rPr>
+                <w:rFonts w:ascii="Times New Roman" w:hAnsi="Times New Roman" w:eastAsia="Times New Roman" w:cs="Times New Roman"/>
+                <w:sz w:val="26"/>
+                <w:color w:val="000000"/>
+                <w:szCs w:val="26"/>
+                <w:b w:val="0"/>
               </w:rPr>
               <w:t>........................................................................................................................</w:t>
             </w:r>
@@ -329,27 +464,41 @@
         </w:tc>
       </w:tr>
       <w:tr>
+        <w:trPr>
+          <w:cantSplit/>
+        </w:trPr>
         <w:tc>
           <w:tcPr>
-            <w:tcW w:type="dxa" w:w="2721"/>
+            <w:tcW w:type="dxa" w:w="2700"/>
             <w:tcBorders>
-              <w:top w:val="single" w:sz="4" w:space="0" w:color="BFBFBF"/>
-              <w:left w:val="single" w:sz="4" w:space="0" w:color="BFBFBF"/>
-              <w:bottom w:val="single" w:sz="4" w:space="0" w:color="BFBFBF"/>
-              <w:right w:val="single" w:sz="4" w:space="0" w:color="BFBFBF"/>
+              <w:top w:val="single" w:sz="4" w:space="0" w:color="000000"/>
+              <w:left w:val="single" w:sz="4" w:space="0" w:color="000000"/>
+              <w:bottom w:val="single" w:sz="4" w:space="0" w:color="000000"/>
+              <w:right w:val="single" w:sz="4" w:space="0" w:color="000000"/>
             </w:tcBorders>
             <w:vAlign w:val="center"/>
           </w:tcPr>
           <w:p>
             <w:pPr>
-              <w:spacing w:after="0"/>
+              <w:spacing w:after="0" w:before="0" w:line="276" w:lineRule="auto"/>
+              <w:jc w:val="left"/>
             </w:pPr>
-            <w:r/>
             <w:r>
               <w:rPr>
-                <w:rFonts w:ascii="Times New Roman" w:hAnsi="Times New Roman" w:eastAsia="Times New Roman"/>
-                <w:b/>
+                <w:rFonts w:ascii="Times New Roman" w:hAnsi="Times New Roman" w:eastAsia="Times New Roman" w:cs="Times New Roman"/>
+                <w:color w:val="000000"/>
                 <w:sz w:val="26"/>
+                <w:szCs w:val="26"/>
+                <w:b w:val="1"/>
+              </w:rPr>
+            </w:r>
+            <w:r>
+              <w:rPr>
+                <w:rFonts w:ascii="Times New Roman" w:hAnsi="Times New Roman" w:eastAsia="Times New Roman" w:cs="Times New Roman"/>
+                <w:b w:val="1"/>
+                <w:sz w:val="26"/>
+                <w:color w:val="000000"/>
+                <w:szCs w:val="26"/>
               </w:rPr>
               <w:t>Chức vụ/Căn cứ đại diện</w:t>
             </w:r>
@@ -357,24 +506,36 @@
         </w:tc>
         <w:tc>
           <w:tcPr>
-            <w:tcW w:type="dxa" w:w="6350"/>
+            <w:tcW w:type="dxa" w:w="6300"/>
             <w:tcBorders>
-              <w:top w:val="single" w:sz="4" w:space="0" w:color="BFBFBF"/>
-              <w:left w:val="single" w:sz="4" w:space="0" w:color="BFBFBF"/>
-              <w:bottom w:val="single" w:sz="4" w:space="0" w:color="BFBFBF"/>
-              <w:right w:val="single" w:sz="4" w:space="0" w:color="BFBFBF"/>
+              <w:top w:val="single" w:sz="4" w:space="0" w:color="000000"/>
+              <w:left w:val="single" w:sz="4" w:space="0" w:color="000000"/>
+              <w:bottom w:val="single" w:sz="4" w:space="0" w:color="000000"/>
+              <w:right w:val="single" w:sz="4" w:space="0" w:color="000000"/>
             </w:tcBorders>
             <w:vAlign w:val="center"/>
           </w:tcPr>
           <w:p>
             <w:pPr>
-              <w:spacing w:after="0"/>
+              <w:spacing w:after="0" w:before="0" w:line="276" w:lineRule="auto"/>
+              <w:jc w:val="left"/>
             </w:pPr>
-            <w:r/>
             <w:r>
               <w:rPr>
-                <w:rFonts w:ascii="Times New Roman" w:hAnsi="Times New Roman" w:eastAsia="Times New Roman"/>
+                <w:rFonts w:ascii="Times New Roman" w:hAnsi="Times New Roman" w:eastAsia="Times New Roman" w:cs="Times New Roman"/>
+                <w:color w:val="000000"/>
                 <w:sz w:val="26"/>
+                <w:szCs w:val="26"/>
+                <w:b w:val="0"/>
+              </w:rPr>
+            </w:r>
+            <w:r>
+              <w:rPr>
+                <w:rFonts w:ascii="Times New Roman" w:hAnsi="Times New Roman" w:eastAsia="Times New Roman" w:cs="Times New Roman"/>
+                <w:sz w:val="26"/>
+                <w:color w:val="000000"/>
+                <w:szCs w:val="26"/>
+                <w:b w:val="0"/>
               </w:rPr>
               <w:t>........................................................................................................................</w:t>
             </w:r>
@@ -385,50 +546,83 @@
     <w:p>
       <w:pPr>
         <w:keepNext/>
-        <w:spacing w:before="140" w:after="60" w:line="269" w:lineRule="auto"/>
+        <w:spacing w:before="0" w:after="0" w:line="276" w:lineRule="auto"/>
+        <w:jc w:val="left"/>
       </w:pPr>
       <w:r>
         <w:rPr>
-          <w:rFonts w:ascii="Times New Roman" w:hAnsi="Times New Roman" w:eastAsia="Times New Roman"/>
-          <w:b/>
+          <w:rFonts w:ascii="Times New Roman" w:hAnsi="Times New Roman" w:eastAsia="Times New Roman" w:cs="Times New Roman"/>
+          <w:b w:val="1"/>
           <w:i w:val="0"/>
           <w:sz w:val="26"/>
+          <w:color w:val="000000"/>
+          <w:szCs w:val="26"/>
         </w:rPr>
         <w:t>2. Bên B - Đối tác/Chủ sân</w:t>
       </w:r>
     </w:p>
     <w:tbl>
       <w:tblPr>
-        <w:tblW w:type="auto" w:w="0"/>
+        <w:tblW w:type="dxa" w:w="9000"/>
         <w:jc w:val="center"/>
         <w:tblLook w:firstColumn="1" w:firstRow="1" w:lastColumn="0" w:lastRow="0" w:noHBand="0" w:noVBand="1" w:val="04A0"/>
+        <w:tblInd w:w="0" w:type="dxa"/>
+        <w:tblLayout w:type="fixed"/>
+        <w:tblCellMar>
+          <w:top w:w="60" w:type="dxa"/>
+          <w:left w:w="90" w:type="dxa"/>
+          <w:bottom w:w="60" w:type="dxa"/>
+          <w:right w:w="90" w:type="dxa"/>
+        </w:tblCellMar>
+        <w:tblBorders>
+          <w:top w:val="single" w:sz="4" w:space="0" w:color="000000"/>
+          <w:left w:val="single" w:sz="4" w:space="0" w:color="000000"/>
+          <w:bottom w:val="single" w:sz="4" w:space="0" w:color="000000"/>
+          <w:right w:val="single" w:sz="4" w:space="0" w:color="000000"/>
+          <w:insideH w:val="single" w:sz="4" w:space="0" w:color="000000"/>
+          <w:insideV w:val="single" w:sz="4" w:space="0" w:color="000000"/>
+        </w:tblBorders>
       </w:tblPr>
       <w:tblGrid>
-        <w:gridCol w:w="4536"/>
-        <w:gridCol w:w="4536"/>
+        <w:gridCol w:w="2700"/>
+        <w:gridCol w:w="6300"/>
       </w:tblGrid>
       <w:tr>
+        <w:trPr>
+          <w:cantSplit/>
+        </w:trPr>
         <w:tc>
           <w:tcPr>
-            <w:tcW w:type="dxa" w:w="2721"/>
+            <w:tcW w:type="dxa" w:w="2700"/>
             <w:tcBorders>
-              <w:top w:val="single" w:sz="4" w:space="0" w:color="BFBFBF"/>
-              <w:left w:val="single" w:sz="4" w:space="0" w:color="BFBFBF"/>
-              <w:bottom w:val="single" w:sz="4" w:space="0" w:color="BFBFBF"/>
-              <w:right w:val="single" w:sz="4" w:space="0" w:color="BFBFBF"/>
+              <w:top w:val="single" w:sz="4" w:space="0" w:color="000000"/>
+              <w:left w:val="single" w:sz="4" w:space="0" w:color="000000"/>
+              <w:bottom w:val="single" w:sz="4" w:space="0" w:color="000000"/>
+              <w:right w:val="single" w:sz="4" w:space="0" w:color="000000"/>
             </w:tcBorders>
             <w:vAlign w:val="center"/>
           </w:tcPr>
           <w:p>
             <w:pPr>
-              <w:spacing w:after="0"/>
+              <w:spacing w:after="0" w:before="0" w:line="276" w:lineRule="auto"/>
+              <w:jc w:val="left"/>
             </w:pPr>
-            <w:r/>
             <w:r>
               <w:rPr>
-                <w:rFonts w:ascii="Times New Roman" w:hAnsi="Times New Roman" w:eastAsia="Times New Roman"/>
-                <w:b/>
+                <w:rFonts w:ascii="Times New Roman" w:hAnsi="Times New Roman" w:eastAsia="Times New Roman" w:cs="Times New Roman"/>
+                <w:color w:val="000000"/>
                 <w:sz w:val="26"/>
+                <w:szCs w:val="26"/>
+                <w:b w:val="1"/>
+              </w:rPr>
+            </w:r>
+            <w:r>
+              <w:rPr>
+                <w:rFonts w:ascii="Times New Roman" w:hAnsi="Times New Roman" w:eastAsia="Times New Roman" w:cs="Times New Roman"/>
+                <w:b w:val="1"/>
+                <w:sz w:val="26"/>
+                <w:color w:val="000000"/>
+                <w:szCs w:val="26"/>
               </w:rPr>
               <w:t>Họ tên/Tên tổ chức</w:t>
             </w:r>
@@ -436,24 +630,36 @@
         </w:tc>
         <w:tc>
           <w:tcPr>
-            <w:tcW w:type="dxa" w:w="6350"/>
+            <w:tcW w:type="dxa" w:w="6300"/>
             <w:tcBorders>
-              <w:top w:val="single" w:sz="4" w:space="0" w:color="BFBFBF"/>
-              <w:left w:val="single" w:sz="4" w:space="0" w:color="BFBFBF"/>
-              <w:bottom w:val="single" w:sz="4" w:space="0" w:color="BFBFBF"/>
-              <w:right w:val="single" w:sz="4" w:space="0" w:color="BFBFBF"/>
+              <w:top w:val="single" w:sz="4" w:space="0" w:color="000000"/>
+              <w:left w:val="single" w:sz="4" w:space="0" w:color="000000"/>
+              <w:bottom w:val="single" w:sz="4" w:space="0" w:color="000000"/>
+              <w:right w:val="single" w:sz="4" w:space="0" w:color="000000"/>
             </w:tcBorders>
             <w:vAlign w:val="center"/>
           </w:tcPr>
           <w:p>
             <w:pPr>
-              <w:spacing w:after="0"/>
+              <w:spacing w:after="0" w:before="0" w:line="276" w:lineRule="auto"/>
+              <w:jc w:val="left"/>
             </w:pPr>
-            <w:r/>
             <w:r>
               <w:rPr>
-                <w:rFonts w:ascii="Times New Roman" w:hAnsi="Times New Roman" w:eastAsia="Times New Roman"/>
+                <w:rFonts w:ascii="Times New Roman" w:hAnsi="Times New Roman" w:eastAsia="Times New Roman" w:cs="Times New Roman"/>
+                <w:color w:val="000000"/>
                 <w:sz w:val="26"/>
+                <w:szCs w:val="26"/>
+                <w:b w:val="0"/>
+              </w:rPr>
+            </w:r>
+            <w:r>
+              <w:rPr>
+                <w:rFonts w:ascii="Times New Roman" w:hAnsi="Times New Roman" w:eastAsia="Times New Roman" w:cs="Times New Roman"/>
+                <w:sz w:val="26"/>
+                <w:color w:val="000000"/>
+                <w:szCs w:val="26"/>
+                <w:b w:val="0"/>
               </w:rPr>
               <w:t>........................................................................................................................</w:t>
             </w:r>
@@ -461,27 +667,41 @@
         </w:tc>
       </w:tr>
       <w:tr>
+        <w:trPr>
+          <w:cantSplit/>
+        </w:trPr>
         <w:tc>
           <w:tcPr>
-            <w:tcW w:type="dxa" w:w="2721"/>
+            <w:tcW w:type="dxa" w:w="2700"/>
             <w:tcBorders>
-              <w:top w:val="single" w:sz="4" w:space="0" w:color="BFBFBF"/>
-              <w:left w:val="single" w:sz="4" w:space="0" w:color="BFBFBF"/>
-              <w:bottom w:val="single" w:sz="4" w:space="0" w:color="BFBFBF"/>
-              <w:right w:val="single" w:sz="4" w:space="0" w:color="BFBFBF"/>
+              <w:top w:val="single" w:sz="4" w:space="0" w:color="000000"/>
+              <w:left w:val="single" w:sz="4" w:space="0" w:color="000000"/>
+              <w:bottom w:val="single" w:sz="4" w:space="0" w:color="000000"/>
+              <w:right w:val="single" w:sz="4" w:space="0" w:color="000000"/>
             </w:tcBorders>
             <w:vAlign w:val="center"/>
           </w:tcPr>
           <w:p>
             <w:pPr>
-              <w:spacing w:after="0"/>
+              <w:spacing w:after="0" w:before="0" w:line="276" w:lineRule="auto"/>
+              <w:jc w:val="left"/>
             </w:pPr>
-            <w:r/>
             <w:r>
               <w:rPr>
-                <w:rFonts w:ascii="Times New Roman" w:hAnsi="Times New Roman" w:eastAsia="Times New Roman"/>
-                <w:b/>
+                <w:rFonts w:ascii="Times New Roman" w:hAnsi="Times New Roman" w:eastAsia="Times New Roman" w:cs="Times New Roman"/>
+                <w:color w:val="000000"/>
                 <w:sz w:val="26"/>
+                <w:szCs w:val="26"/>
+                <w:b w:val="1"/>
+              </w:rPr>
+            </w:r>
+            <w:r>
+              <w:rPr>
+                <w:rFonts w:ascii="Times New Roman" w:hAnsi="Times New Roman" w:eastAsia="Times New Roman" w:cs="Times New Roman"/>
+                <w:b w:val="1"/>
+                <w:sz w:val="26"/>
+                <w:color w:val="000000"/>
+                <w:szCs w:val="26"/>
               </w:rPr>
               <w:t>Số CCCD/CMND/Hộ chiếu/MST/ĐKKD</w:t>
             </w:r>
@@ -489,24 +709,36 @@
         </w:tc>
         <w:tc>
           <w:tcPr>
-            <w:tcW w:type="dxa" w:w="6350"/>
+            <w:tcW w:type="dxa" w:w="6300"/>
             <w:tcBorders>
-              <w:top w:val="single" w:sz="4" w:space="0" w:color="BFBFBF"/>
-              <w:left w:val="single" w:sz="4" w:space="0" w:color="BFBFBF"/>
-              <w:bottom w:val="single" w:sz="4" w:space="0" w:color="BFBFBF"/>
-              <w:right w:val="single" w:sz="4" w:space="0" w:color="BFBFBF"/>
+              <w:top w:val="single" w:sz="4" w:space="0" w:color="000000"/>
+              <w:left w:val="single" w:sz="4" w:space="0" w:color="000000"/>
+              <w:bottom w:val="single" w:sz="4" w:space="0" w:color="000000"/>
+              <w:right w:val="single" w:sz="4" w:space="0" w:color="000000"/>
             </w:tcBorders>
             <w:vAlign w:val="center"/>
           </w:tcPr>
           <w:p>
             <w:pPr>
-              <w:spacing w:after="0"/>
+              <w:spacing w:after="0" w:before="0" w:line="276" w:lineRule="auto"/>
+              <w:jc w:val="left"/>
             </w:pPr>
-            <w:r/>
             <w:r>
               <w:rPr>
-                <w:rFonts w:ascii="Times New Roman" w:hAnsi="Times New Roman" w:eastAsia="Times New Roman"/>
+                <w:rFonts w:ascii="Times New Roman" w:hAnsi="Times New Roman" w:eastAsia="Times New Roman" w:cs="Times New Roman"/>
+                <w:color w:val="000000"/>
                 <w:sz w:val="26"/>
+                <w:szCs w:val="26"/>
+                <w:b w:val="0"/>
+              </w:rPr>
+            </w:r>
+            <w:r>
+              <w:rPr>
+                <w:rFonts w:ascii="Times New Roman" w:hAnsi="Times New Roman" w:eastAsia="Times New Roman" w:cs="Times New Roman"/>
+                <w:sz w:val="26"/>
+                <w:color w:val="000000"/>
+                <w:szCs w:val="26"/>
+                <w:b w:val="0"/>
               </w:rPr>
               <w:t>........................................................................................................................</w:t>
             </w:r>
@@ -514,27 +746,41 @@
         </w:tc>
       </w:tr>
       <w:tr>
+        <w:trPr>
+          <w:cantSplit/>
+        </w:trPr>
         <w:tc>
           <w:tcPr>
-            <w:tcW w:type="dxa" w:w="2721"/>
+            <w:tcW w:type="dxa" w:w="2700"/>
             <w:tcBorders>
-              <w:top w:val="single" w:sz="4" w:space="0" w:color="BFBFBF"/>
-              <w:left w:val="single" w:sz="4" w:space="0" w:color="BFBFBF"/>
-              <w:bottom w:val="single" w:sz="4" w:space="0" w:color="BFBFBF"/>
-              <w:right w:val="single" w:sz="4" w:space="0" w:color="BFBFBF"/>
+              <w:top w:val="single" w:sz="4" w:space="0" w:color="000000"/>
+              <w:left w:val="single" w:sz="4" w:space="0" w:color="000000"/>
+              <w:bottom w:val="single" w:sz="4" w:space="0" w:color="000000"/>
+              <w:right w:val="single" w:sz="4" w:space="0" w:color="000000"/>
             </w:tcBorders>
             <w:vAlign w:val="center"/>
           </w:tcPr>
           <w:p>
             <w:pPr>
-              <w:spacing w:after="0"/>
+              <w:spacing w:after="0" w:before="0" w:line="276" w:lineRule="auto"/>
+              <w:jc w:val="left"/>
             </w:pPr>
-            <w:r/>
             <w:r>
               <w:rPr>
-                <w:rFonts w:ascii="Times New Roman" w:hAnsi="Times New Roman" w:eastAsia="Times New Roman"/>
-                <w:b/>
+                <w:rFonts w:ascii="Times New Roman" w:hAnsi="Times New Roman" w:eastAsia="Times New Roman" w:cs="Times New Roman"/>
+                <w:color w:val="000000"/>
                 <w:sz w:val="26"/>
+                <w:szCs w:val="26"/>
+                <w:b w:val="1"/>
+              </w:rPr>
+            </w:r>
+            <w:r>
+              <w:rPr>
+                <w:rFonts w:ascii="Times New Roman" w:hAnsi="Times New Roman" w:eastAsia="Times New Roman" w:cs="Times New Roman"/>
+                <w:b w:val="1"/>
+                <w:sz w:val="26"/>
+                <w:color w:val="000000"/>
+                <w:szCs w:val="26"/>
               </w:rPr>
               <w:t>Người đại diện nếu có</w:t>
             </w:r>
@@ -542,24 +788,36 @@
         </w:tc>
         <w:tc>
           <w:tcPr>
-            <w:tcW w:type="dxa" w:w="6350"/>
+            <w:tcW w:type="dxa" w:w="6300"/>
             <w:tcBorders>
-              <w:top w:val="single" w:sz="4" w:space="0" w:color="BFBFBF"/>
-              <w:left w:val="single" w:sz="4" w:space="0" w:color="BFBFBF"/>
-              <w:bottom w:val="single" w:sz="4" w:space="0" w:color="BFBFBF"/>
-              <w:right w:val="single" w:sz="4" w:space="0" w:color="BFBFBF"/>
+              <w:top w:val="single" w:sz="4" w:space="0" w:color="000000"/>
+              <w:left w:val="single" w:sz="4" w:space="0" w:color="000000"/>
+              <w:bottom w:val="single" w:sz="4" w:space="0" w:color="000000"/>
+              <w:right w:val="single" w:sz="4" w:space="0" w:color="000000"/>
             </w:tcBorders>
             <w:vAlign w:val="center"/>
           </w:tcPr>
           <w:p>
             <w:pPr>
-              <w:spacing w:after="0"/>
+              <w:spacing w:after="0" w:before="0" w:line="276" w:lineRule="auto"/>
+              <w:jc w:val="left"/>
             </w:pPr>
-            <w:r/>
             <w:r>
               <w:rPr>
-                <w:rFonts w:ascii="Times New Roman" w:hAnsi="Times New Roman" w:eastAsia="Times New Roman"/>
+                <w:rFonts w:ascii="Times New Roman" w:hAnsi="Times New Roman" w:eastAsia="Times New Roman" w:cs="Times New Roman"/>
+                <w:color w:val="000000"/>
                 <w:sz w:val="26"/>
+                <w:szCs w:val="26"/>
+                <w:b w:val="0"/>
+              </w:rPr>
+            </w:r>
+            <w:r>
+              <w:rPr>
+                <w:rFonts w:ascii="Times New Roman" w:hAnsi="Times New Roman" w:eastAsia="Times New Roman" w:cs="Times New Roman"/>
+                <w:sz w:val="26"/>
+                <w:color w:val="000000"/>
+                <w:szCs w:val="26"/>
+                <w:b w:val="0"/>
               </w:rPr>
               <w:t>........................................................................................................................</w:t>
             </w:r>
@@ -567,27 +825,41 @@
         </w:tc>
       </w:tr>
       <w:tr>
+        <w:trPr>
+          <w:cantSplit/>
+        </w:trPr>
         <w:tc>
           <w:tcPr>
-            <w:tcW w:type="dxa" w:w="2721"/>
+            <w:tcW w:type="dxa" w:w="2700"/>
             <w:tcBorders>
-              <w:top w:val="single" w:sz="4" w:space="0" w:color="BFBFBF"/>
-              <w:left w:val="single" w:sz="4" w:space="0" w:color="BFBFBF"/>
-              <w:bottom w:val="single" w:sz="4" w:space="0" w:color="BFBFBF"/>
-              <w:right w:val="single" w:sz="4" w:space="0" w:color="BFBFBF"/>
+              <w:top w:val="single" w:sz="4" w:space="0" w:color="000000"/>
+              <w:left w:val="single" w:sz="4" w:space="0" w:color="000000"/>
+              <w:bottom w:val="single" w:sz="4" w:space="0" w:color="000000"/>
+              <w:right w:val="single" w:sz="4" w:space="0" w:color="000000"/>
             </w:tcBorders>
             <w:vAlign w:val="center"/>
           </w:tcPr>
           <w:p>
             <w:pPr>
-              <w:spacing w:after="0"/>
+              <w:spacing w:after="0" w:before="0" w:line="276" w:lineRule="auto"/>
+              <w:jc w:val="left"/>
             </w:pPr>
-            <w:r/>
             <w:r>
               <w:rPr>
-                <w:rFonts w:ascii="Times New Roman" w:hAnsi="Times New Roman" w:eastAsia="Times New Roman"/>
-                <w:b/>
+                <w:rFonts w:ascii="Times New Roman" w:hAnsi="Times New Roman" w:eastAsia="Times New Roman" w:cs="Times New Roman"/>
+                <w:color w:val="000000"/>
                 <w:sz w:val="26"/>
+                <w:szCs w:val="26"/>
+                <w:b w:val="1"/>
+              </w:rPr>
+            </w:r>
+            <w:r>
+              <w:rPr>
+                <w:rFonts w:ascii="Times New Roman" w:hAnsi="Times New Roman" w:eastAsia="Times New Roman" w:cs="Times New Roman"/>
+                <w:b w:val="1"/>
+                <w:sz w:val="26"/>
+                <w:color w:val="000000"/>
+                <w:szCs w:val="26"/>
               </w:rPr>
               <w:t>Địa chỉ liên hệ/trụ sở</w:t>
             </w:r>
@@ -595,24 +867,36 @@
         </w:tc>
         <w:tc>
           <w:tcPr>
-            <w:tcW w:type="dxa" w:w="6350"/>
+            <w:tcW w:type="dxa" w:w="6300"/>
             <w:tcBorders>
-              <w:top w:val="single" w:sz="4" w:space="0" w:color="BFBFBF"/>
-              <w:left w:val="single" w:sz="4" w:space="0" w:color="BFBFBF"/>
-              <w:bottom w:val="single" w:sz="4" w:space="0" w:color="BFBFBF"/>
-              <w:right w:val="single" w:sz="4" w:space="0" w:color="BFBFBF"/>
+              <w:top w:val="single" w:sz="4" w:space="0" w:color="000000"/>
+              <w:left w:val="single" w:sz="4" w:space="0" w:color="000000"/>
+              <w:bottom w:val="single" w:sz="4" w:space="0" w:color="000000"/>
+              <w:right w:val="single" w:sz="4" w:space="0" w:color="000000"/>
             </w:tcBorders>
             <w:vAlign w:val="center"/>
           </w:tcPr>
           <w:p>
             <w:pPr>
-              <w:spacing w:after="0"/>
+              <w:spacing w:after="0" w:before="0" w:line="276" w:lineRule="auto"/>
+              <w:jc w:val="left"/>
             </w:pPr>
-            <w:r/>
             <w:r>
               <w:rPr>
-                <w:rFonts w:ascii="Times New Roman" w:hAnsi="Times New Roman" w:eastAsia="Times New Roman"/>
+                <w:rFonts w:ascii="Times New Roman" w:hAnsi="Times New Roman" w:eastAsia="Times New Roman" w:cs="Times New Roman"/>
+                <w:color w:val="000000"/>
                 <w:sz w:val="26"/>
+                <w:szCs w:val="26"/>
+                <w:b w:val="0"/>
+              </w:rPr>
+            </w:r>
+            <w:r>
+              <w:rPr>
+                <w:rFonts w:ascii="Times New Roman" w:hAnsi="Times New Roman" w:eastAsia="Times New Roman" w:cs="Times New Roman"/>
+                <w:sz w:val="26"/>
+                <w:color w:val="000000"/>
+                <w:szCs w:val="26"/>
+                <w:b w:val="0"/>
               </w:rPr>
               <w:t>........................................................................................................................</w:t>
             </w:r>
@@ -620,27 +904,41 @@
         </w:tc>
       </w:tr>
       <w:tr>
+        <w:trPr>
+          <w:cantSplit/>
+        </w:trPr>
         <w:tc>
           <w:tcPr>
-            <w:tcW w:type="dxa" w:w="2721"/>
+            <w:tcW w:type="dxa" w:w="2700"/>
             <w:tcBorders>
-              <w:top w:val="single" w:sz="4" w:space="0" w:color="BFBFBF"/>
-              <w:left w:val="single" w:sz="4" w:space="0" w:color="BFBFBF"/>
-              <w:bottom w:val="single" w:sz="4" w:space="0" w:color="BFBFBF"/>
-              <w:right w:val="single" w:sz="4" w:space="0" w:color="BFBFBF"/>
+              <w:top w:val="single" w:sz="4" w:space="0" w:color="000000"/>
+              <w:left w:val="single" w:sz="4" w:space="0" w:color="000000"/>
+              <w:bottom w:val="single" w:sz="4" w:space="0" w:color="000000"/>
+              <w:right w:val="single" w:sz="4" w:space="0" w:color="000000"/>
             </w:tcBorders>
             <w:vAlign w:val="center"/>
           </w:tcPr>
           <w:p>
             <w:pPr>
-              <w:spacing w:after="0"/>
+              <w:spacing w:after="0" w:before="0" w:line="276" w:lineRule="auto"/>
+              <w:jc w:val="left"/>
             </w:pPr>
-            <w:r/>
             <w:r>
               <w:rPr>
-                <w:rFonts w:ascii="Times New Roman" w:hAnsi="Times New Roman" w:eastAsia="Times New Roman"/>
-                <w:b/>
+                <w:rFonts w:ascii="Times New Roman" w:hAnsi="Times New Roman" w:eastAsia="Times New Roman" w:cs="Times New Roman"/>
+                <w:color w:val="000000"/>
                 <w:sz w:val="26"/>
+                <w:szCs w:val="26"/>
+                <w:b w:val="1"/>
+              </w:rPr>
+            </w:r>
+            <w:r>
+              <w:rPr>
+                <w:rFonts w:ascii="Times New Roman" w:hAnsi="Times New Roman" w:eastAsia="Times New Roman" w:cs="Times New Roman"/>
+                <w:b w:val="1"/>
+                <w:sz w:val="26"/>
+                <w:color w:val="000000"/>
+                <w:szCs w:val="26"/>
               </w:rPr>
               <w:t>Tên cụm sân</w:t>
             </w:r>
@@ -648,24 +946,36 @@
         </w:tc>
         <w:tc>
           <w:tcPr>
-            <w:tcW w:type="dxa" w:w="6350"/>
+            <w:tcW w:type="dxa" w:w="6300"/>
             <w:tcBorders>
-              <w:top w:val="single" w:sz="4" w:space="0" w:color="BFBFBF"/>
-              <w:left w:val="single" w:sz="4" w:space="0" w:color="BFBFBF"/>
-              <w:bottom w:val="single" w:sz="4" w:space="0" w:color="BFBFBF"/>
-              <w:right w:val="single" w:sz="4" w:space="0" w:color="BFBFBF"/>
+              <w:top w:val="single" w:sz="4" w:space="0" w:color="000000"/>
+              <w:left w:val="single" w:sz="4" w:space="0" w:color="000000"/>
+              <w:bottom w:val="single" w:sz="4" w:space="0" w:color="000000"/>
+              <w:right w:val="single" w:sz="4" w:space="0" w:color="000000"/>
             </w:tcBorders>
             <w:vAlign w:val="center"/>
           </w:tcPr>
           <w:p>
             <w:pPr>
-              <w:spacing w:after="0"/>
+              <w:spacing w:after="0" w:before="0" w:line="276" w:lineRule="auto"/>
+              <w:jc w:val="left"/>
             </w:pPr>
-            <w:r/>
             <w:r>
               <w:rPr>
-                <w:rFonts w:ascii="Times New Roman" w:hAnsi="Times New Roman" w:eastAsia="Times New Roman"/>
+                <w:rFonts w:ascii="Times New Roman" w:hAnsi="Times New Roman" w:eastAsia="Times New Roman" w:cs="Times New Roman"/>
+                <w:color w:val="000000"/>
                 <w:sz w:val="26"/>
+                <w:szCs w:val="26"/>
+                <w:b w:val="0"/>
+              </w:rPr>
+            </w:r>
+            <w:r>
+              <w:rPr>
+                <w:rFonts w:ascii="Times New Roman" w:hAnsi="Times New Roman" w:eastAsia="Times New Roman" w:cs="Times New Roman"/>
+                <w:sz w:val="26"/>
+                <w:color w:val="000000"/>
+                <w:szCs w:val="26"/>
+                <w:b w:val="0"/>
               </w:rPr>
               <w:t>........................................................................................................................</w:t>
             </w:r>
@@ -673,27 +983,41 @@
         </w:tc>
       </w:tr>
       <w:tr>
+        <w:trPr>
+          <w:cantSplit/>
+        </w:trPr>
         <w:tc>
           <w:tcPr>
-            <w:tcW w:type="dxa" w:w="2721"/>
+            <w:tcW w:type="dxa" w:w="2700"/>
             <w:tcBorders>
-              <w:top w:val="single" w:sz="4" w:space="0" w:color="BFBFBF"/>
-              <w:left w:val="single" w:sz="4" w:space="0" w:color="BFBFBF"/>
-              <w:bottom w:val="single" w:sz="4" w:space="0" w:color="BFBFBF"/>
-              <w:right w:val="single" w:sz="4" w:space="0" w:color="BFBFBF"/>
+              <w:top w:val="single" w:sz="4" w:space="0" w:color="000000"/>
+              <w:left w:val="single" w:sz="4" w:space="0" w:color="000000"/>
+              <w:bottom w:val="single" w:sz="4" w:space="0" w:color="000000"/>
+              <w:right w:val="single" w:sz="4" w:space="0" w:color="000000"/>
             </w:tcBorders>
             <w:vAlign w:val="center"/>
           </w:tcPr>
           <w:p>
             <w:pPr>
-              <w:spacing w:after="0"/>
+              <w:spacing w:after="0" w:before="0" w:line="276" w:lineRule="auto"/>
+              <w:jc w:val="left"/>
             </w:pPr>
-            <w:r/>
             <w:r>
               <w:rPr>
-                <w:rFonts w:ascii="Times New Roman" w:hAnsi="Times New Roman" w:eastAsia="Times New Roman"/>
-                <w:b/>
+                <w:rFonts w:ascii="Times New Roman" w:hAnsi="Times New Roman" w:eastAsia="Times New Roman" w:cs="Times New Roman"/>
+                <w:color w:val="000000"/>
                 <w:sz w:val="26"/>
+                <w:szCs w:val="26"/>
+                <w:b w:val="1"/>
+              </w:rPr>
+            </w:r>
+            <w:r>
+              <w:rPr>
+                <w:rFonts w:ascii="Times New Roman" w:hAnsi="Times New Roman" w:eastAsia="Times New Roman" w:cs="Times New Roman"/>
+                <w:b w:val="1"/>
+                <w:sz w:val="26"/>
+                <w:color w:val="000000"/>
+                <w:szCs w:val="26"/>
               </w:rPr>
               <w:t>Mã cụm sân trên hệ thống</w:t>
             </w:r>
@@ -701,24 +1025,36 @@
         </w:tc>
         <w:tc>
           <w:tcPr>
-            <w:tcW w:type="dxa" w:w="6350"/>
+            <w:tcW w:type="dxa" w:w="6300"/>
             <w:tcBorders>
-              <w:top w:val="single" w:sz="4" w:space="0" w:color="BFBFBF"/>
-              <w:left w:val="single" w:sz="4" w:space="0" w:color="BFBFBF"/>
-              <w:bottom w:val="single" w:sz="4" w:space="0" w:color="BFBFBF"/>
-              <w:right w:val="single" w:sz="4" w:space="0" w:color="BFBFBF"/>
+              <w:top w:val="single" w:sz="4" w:space="0" w:color="000000"/>
+              <w:left w:val="single" w:sz="4" w:space="0" w:color="000000"/>
+              <w:bottom w:val="single" w:sz="4" w:space="0" w:color="000000"/>
+              <w:right w:val="single" w:sz="4" w:space="0" w:color="000000"/>
             </w:tcBorders>
             <w:vAlign w:val="center"/>
           </w:tcPr>
           <w:p>
             <w:pPr>
-              <w:spacing w:after="0"/>
+              <w:spacing w:after="0" w:before="0" w:line="276" w:lineRule="auto"/>
+              <w:jc w:val="left"/>
             </w:pPr>
-            <w:r/>
             <w:r>
               <w:rPr>
-                <w:rFonts w:ascii="Times New Roman" w:hAnsi="Times New Roman" w:eastAsia="Times New Roman"/>
+                <w:rFonts w:ascii="Times New Roman" w:hAnsi="Times New Roman" w:eastAsia="Times New Roman" w:cs="Times New Roman"/>
+                <w:color w:val="000000"/>
                 <w:sz w:val="26"/>
+                <w:szCs w:val="26"/>
+                <w:b w:val="0"/>
+              </w:rPr>
+            </w:r>
+            <w:r>
+              <w:rPr>
+                <w:rFonts w:ascii="Times New Roman" w:hAnsi="Times New Roman" w:eastAsia="Times New Roman" w:cs="Times New Roman"/>
+                <w:sz w:val="26"/>
+                <w:color w:val="000000"/>
+                <w:szCs w:val="26"/>
+                <w:b w:val="0"/>
               </w:rPr>
               <w:t>........................................................................................................................</w:t>
             </w:r>
@@ -729,50 +1065,83 @@
     <w:p>
       <w:pPr>
         <w:keepNext/>
-        <w:spacing w:before="140" w:after="60" w:line="269" w:lineRule="auto"/>
+        <w:spacing w:before="0" w:after="0" w:line="276" w:lineRule="auto"/>
+        <w:jc w:val="left"/>
       </w:pPr>
       <w:r>
         <w:rPr>
-          <w:rFonts w:ascii="Times New Roman" w:hAnsi="Times New Roman" w:eastAsia="Times New Roman"/>
-          <w:b/>
+          <w:rFonts w:ascii="Times New Roman" w:hAnsi="Times New Roman" w:eastAsia="Times New Roman" w:cs="Times New Roman"/>
+          <w:b w:val="1"/>
           <w:i w:val="0"/>
           <w:sz w:val="26"/>
+          <w:color w:val="000000"/>
+          <w:szCs w:val="26"/>
         </w:rPr>
         <w:t>3. Lý do và thời điểm thanh lý</w:t>
       </w:r>
     </w:p>
     <w:tbl>
       <w:tblPr>
-        <w:tblW w:type="auto" w:w="0"/>
+        <w:tblW w:type="dxa" w:w="9000"/>
         <w:jc w:val="center"/>
         <w:tblLook w:firstColumn="1" w:firstRow="1" w:lastColumn="0" w:lastRow="0" w:noHBand="0" w:noVBand="1" w:val="04A0"/>
+        <w:tblInd w:w="0" w:type="dxa"/>
+        <w:tblLayout w:type="fixed"/>
+        <w:tblCellMar>
+          <w:top w:w="60" w:type="dxa"/>
+          <w:left w:w="90" w:type="dxa"/>
+          <w:bottom w:w="60" w:type="dxa"/>
+          <w:right w:w="90" w:type="dxa"/>
+        </w:tblCellMar>
+        <w:tblBorders>
+          <w:top w:val="single" w:sz="4" w:space="0" w:color="000000"/>
+          <w:left w:val="single" w:sz="4" w:space="0" w:color="000000"/>
+          <w:bottom w:val="single" w:sz="4" w:space="0" w:color="000000"/>
+          <w:right w:val="single" w:sz="4" w:space="0" w:color="000000"/>
+          <w:insideH w:val="single" w:sz="4" w:space="0" w:color="000000"/>
+          <w:insideV w:val="single" w:sz="4" w:space="0" w:color="000000"/>
+        </w:tblBorders>
       </w:tblPr>
       <w:tblGrid>
-        <w:gridCol w:w="4536"/>
-        <w:gridCol w:w="4536"/>
+        <w:gridCol w:w="2700"/>
+        <w:gridCol w:w="6300"/>
       </w:tblGrid>
       <w:tr>
+        <w:trPr>
+          <w:cantSplit/>
+        </w:trPr>
         <w:tc>
           <w:tcPr>
-            <w:tcW w:type="dxa" w:w="2721"/>
+            <w:tcW w:type="dxa" w:w="2700"/>
             <w:tcBorders>
-              <w:top w:val="single" w:sz="4" w:space="0" w:color="BFBFBF"/>
-              <w:left w:val="single" w:sz="4" w:space="0" w:color="BFBFBF"/>
-              <w:bottom w:val="single" w:sz="4" w:space="0" w:color="BFBFBF"/>
-              <w:right w:val="single" w:sz="4" w:space="0" w:color="BFBFBF"/>
+              <w:top w:val="single" w:sz="4" w:space="0" w:color="000000"/>
+              <w:left w:val="single" w:sz="4" w:space="0" w:color="000000"/>
+              <w:bottom w:val="single" w:sz="4" w:space="0" w:color="000000"/>
+              <w:right w:val="single" w:sz="4" w:space="0" w:color="000000"/>
             </w:tcBorders>
             <w:vAlign w:val="center"/>
           </w:tcPr>
           <w:p>
             <w:pPr>
-              <w:spacing w:after="0"/>
+              <w:spacing w:after="0" w:before="0" w:line="276" w:lineRule="auto"/>
+              <w:jc w:val="left"/>
             </w:pPr>
-            <w:r/>
             <w:r>
               <w:rPr>
-                <w:rFonts w:ascii="Times New Roman" w:hAnsi="Times New Roman" w:eastAsia="Times New Roman"/>
-                <w:b/>
+                <w:rFonts w:ascii="Times New Roman" w:hAnsi="Times New Roman" w:eastAsia="Times New Roman" w:cs="Times New Roman"/>
+                <w:color w:val="000000"/>
                 <w:sz w:val="26"/>
+                <w:szCs w:val="26"/>
+                <w:b w:val="1"/>
+              </w:rPr>
+            </w:r>
+            <w:r>
+              <w:rPr>
+                <w:rFonts w:ascii="Times New Roman" w:hAnsi="Times New Roman" w:eastAsia="Times New Roman" w:cs="Times New Roman"/>
+                <w:b w:val="1"/>
+                <w:sz w:val="26"/>
+                <w:color w:val="000000"/>
+                <w:szCs w:val="26"/>
               </w:rPr>
               <w:t>Hình thức chấm dứt</w:t>
             </w:r>
@@ -780,52 +1149,78 @@
         </w:tc>
         <w:tc>
           <w:tcPr>
-            <w:tcW w:type="dxa" w:w="6350"/>
+            <w:tcW w:type="dxa" w:w="6300"/>
             <w:tcBorders>
-              <w:top w:val="single" w:sz="4" w:space="0" w:color="BFBFBF"/>
-              <w:left w:val="single" w:sz="4" w:space="0" w:color="BFBFBF"/>
-              <w:bottom w:val="single" w:sz="4" w:space="0" w:color="BFBFBF"/>
-              <w:right w:val="single" w:sz="4" w:space="0" w:color="BFBFBF"/>
+              <w:top w:val="single" w:sz="4" w:space="0" w:color="000000"/>
+              <w:left w:val="single" w:sz="4" w:space="0" w:color="000000"/>
+              <w:bottom w:val="single" w:sz="4" w:space="0" w:color="000000"/>
+              <w:right w:val="single" w:sz="4" w:space="0" w:color="000000"/>
             </w:tcBorders>
             <w:vAlign w:val="center"/>
           </w:tcPr>
           <w:p>
             <w:pPr>
-              <w:spacing w:after="0"/>
+              <w:spacing w:after="0" w:before="0" w:line="276" w:lineRule="auto"/>
+              <w:jc w:val="left"/>
             </w:pPr>
-            <w:r/>
             <w:r>
               <w:rPr>
-                <w:rFonts w:ascii="Times New Roman" w:hAnsi="Times New Roman" w:eastAsia="Times New Roman"/>
+                <w:rFonts w:ascii="Times New Roman" w:hAnsi="Times New Roman" w:eastAsia="Times New Roman" w:cs="Times New Roman"/>
+                <w:color w:val="000000"/>
                 <w:sz w:val="26"/>
+                <w:szCs w:val="26"/>
+                <w:b w:val="0"/>
               </w:rPr>
-              <w:t>[Theo thỏa thuận/Yêu cầu của Bên B/Đơn phương bởi SportGo/Khác]</w:t>
+            </w:r>
+            <w:r>
+              <w:rPr>
+                <w:rFonts w:ascii="Times New Roman" w:hAnsi="Times New Roman" w:eastAsia="Times New Roman" w:cs="Times New Roman"/>
+                <w:sz w:val="26"/>
+                <w:color w:val="000000"/>
+                <w:szCs w:val="26"/>
+                <w:b w:val="0"/>
+              </w:rPr>
+              <w:t xml:space="preserve">Chưa cung cấp</w:t>
             </w:r>
           </w:p>
         </w:tc>
       </w:tr>
       <w:tr>
+        <w:trPr>
+          <w:cantSplit/>
+        </w:trPr>
         <w:tc>
           <w:tcPr>
-            <w:tcW w:type="dxa" w:w="2721"/>
+            <w:tcW w:type="dxa" w:w="2700"/>
             <w:tcBorders>
-              <w:top w:val="single" w:sz="4" w:space="0" w:color="BFBFBF"/>
-              <w:left w:val="single" w:sz="4" w:space="0" w:color="BFBFBF"/>
-              <w:bottom w:val="single" w:sz="4" w:space="0" w:color="BFBFBF"/>
-              <w:right w:val="single" w:sz="4" w:space="0" w:color="BFBFBF"/>
+              <w:top w:val="single" w:sz="4" w:space="0" w:color="000000"/>
+              <w:left w:val="single" w:sz="4" w:space="0" w:color="000000"/>
+              <w:bottom w:val="single" w:sz="4" w:space="0" w:color="000000"/>
+              <w:right w:val="single" w:sz="4" w:space="0" w:color="000000"/>
             </w:tcBorders>
             <w:vAlign w:val="center"/>
           </w:tcPr>
           <w:p>
             <w:pPr>
-              <w:spacing w:after="0"/>
+              <w:spacing w:after="0" w:before="0" w:line="276" w:lineRule="auto"/>
+              <w:jc w:val="left"/>
             </w:pPr>
-            <w:r/>
             <w:r>
               <w:rPr>
-                <w:rFonts w:ascii="Times New Roman" w:hAnsi="Times New Roman" w:eastAsia="Times New Roman"/>
-                <w:b/>
+                <w:rFonts w:ascii="Times New Roman" w:hAnsi="Times New Roman" w:eastAsia="Times New Roman" w:cs="Times New Roman"/>
+                <w:color w:val="000000"/>
                 <w:sz w:val="26"/>
+                <w:szCs w:val="26"/>
+                <w:b w:val="1"/>
+              </w:rPr>
+            </w:r>
+            <w:r>
+              <w:rPr>
+                <w:rFonts w:ascii="Times New Roman" w:hAnsi="Times New Roman" w:eastAsia="Times New Roman" w:cs="Times New Roman"/>
+                <w:b w:val="1"/>
+                <w:sz w:val="26"/>
+                <w:color w:val="000000"/>
+                <w:szCs w:val="26"/>
               </w:rPr>
               <w:t>Lý do thanh lý</w:t>
             </w:r>
@@ -833,24 +1228,36 @@
         </w:tc>
         <w:tc>
           <w:tcPr>
-            <w:tcW w:type="dxa" w:w="6350"/>
+            <w:tcW w:type="dxa" w:w="6300"/>
             <w:tcBorders>
-              <w:top w:val="single" w:sz="4" w:space="0" w:color="BFBFBF"/>
-              <w:left w:val="single" w:sz="4" w:space="0" w:color="BFBFBF"/>
-              <w:bottom w:val="single" w:sz="4" w:space="0" w:color="BFBFBF"/>
-              <w:right w:val="single" w:sz="4" w:space="0" w:color="BFBFBF"/>
+              <w:top w:val="single" w:sz="4" w:space="0" w:color="000000"/>
+              <w:left w:val="single" w:sz="4" w:space="0" w:color="000000"/>
+              <w:bottom w:val="single" w:sz="4" w:space="0" w:color="000000"/>
+              <w:right w:val="single" w:sz="4" w:space="0" w:color="000000"/>
             </w:tcBorders>
             <w:vAlign w:val="center"/>
           </w:tcPr>
           <w:p>
             <w:pPr>
-              <w:spacing w:after="0"/>
+              <w:spacing w:after="0" w:before="0" w:line="276" w:lineRule="auto"/>
+              <w:jc w:val="left"/>
             </w:pPr>
-            <w:r/>
             <w:r>
               <w:rPr>
-                <w:rFonts w:ascii="Times New Roman" w:hAnsi="Times New Roman" w:eastAsia="Times New Roman"/>
+                <w:rFonts w:ascii="Times New Roman" w:hAnsi="Times New Roman" w:eastAsia="Times New Roman" w:cs="Times New Roman"/>
+                <w:color w:val="000000"/>
                 <w:sz w:val="26"/>
+                <w:szCs w:val="26"/>
+                <w:b w:val="0"/>
+              </w:rPr>
+            </w:r>
+            <w:r>
+              <w:rPr>
+                <w:rFonts w:ascii="Times New Roman" w:hAnsi="Times New Roman" w:eastAsia="Times New Roman" w:cs="Times New Roman"/>
+                <w:sz w:val="26"/>
+                <w:color w:val="000000"/>
+                <w:szCs w:val="26"/>
+                <w:b w:val="0"/>
               </w:rPr>
               <w:t>........................................................................................................................</w:t>
             </w:r>
@@ -858,27 +1265,41 @@
         </w:tc>
       </w:tr>
       <w:tr>
+        <w:trPr>
+          <w:cantSplit/>
+        </w:trPr>
         <w:tc>
           <w:tcPr>
-            <w:tcW w:type="dxa" w:w="2721"/>
+            <w:tcW w:type="dxa" w:w="2700"/>
             <w:tcBorders>
-              <w:top w:val="single" w:sz="4" w:space="0" w:color="BFBFBF"/>
-              <w:left w:val="single" w:sz="4" w:space="0" w:color="BFBFBF"/>
-              <w:bottom w:val="single" w:sz="4" w:space="0" w:color="BFBFBF"/>
-              <w:right w:val="single" w:sz="4" w:space="0" w:color="BFBFBF"/>
+              <w:top w:val="single" w:sz="4" w:space="0" w:color="000000"/>
+              <w:left w:val="single" w:sz="4" w:space="0" w:color="000000"/>
+              <w:bottom w:val="single" w:sz="4" w:space="0" w:color="000000"/>
+              <w:right w:val="single" w:sz="4" w:space="0" w:color="000000"/>
             </w:tcBorders>
             <w:vAlign w:val="center"/>
           </w:tcPr>
           <w:p>
             <w:pPr>
-              <w:spacing w:after="0"/>
+              <w:spacing w:after="0" w:before="0" w:line="276" w:lineRule="auto"/>
+              <w:jc w:val="left"/>
             </w:pPr>
-            <w:r/>
             <w:r>
               <w:rPr>
-                <w:rFonts w:ascii="Times New Roman" w:hAnsi="Times New Roman" w:eastAsia="Times New Roman"/>
-                <w:b/>
+                <w:rFonts w:ascii="Times New Roman" w:hAnsi="Times New Roman" w:eastAsia="Times New Roman" w:cs="Times New Roman"/>
+                <w:color w:val="000000"/>
                 <w:sz w:val="26"/>
+                <w:szCs w:val="26"/>
+                <w:b w:val="1"/>
+              </w:rPr>
+            </w:r>
+            <w:r>
+              <w:rPr>
+                <w:rFonts w:ascii="Times New Roman" w:hAnsi="Times New Roman" w:eastAsia="Times New Roman" w:cs="Times New Roman"/>
+                <w:b w:val="1"/>
+                <w:sz w:val="26"/>
+                <w:color w:val="000000"/>
+                <w:szCs w:val="26"/>
               </w:rPr>
               <w:t>Ngày ngừng nhận booking mới</w:t>
             </w:r>
@@ -886,24 +1307,36 @@
         </w:tc>
         <w:tc>
           <w:tcPr>
-            <w:tcW w:type="dxa" w:w="6350"/>
+            <w:tcW w:type="dxa" w:w="6300"/>
             <w:tcBorders>
-              <w:top w:val="single" w:sz="4" w:space="0" w:color="BFBFBF"/>
-              <w:left w:val="single" w:sz="4" w:space="0" w:color="BFBFBF"/>
-              <w:bottom w:val="single" w:sz="4" w:space="0" w:color="BFBFBF"/>
-              <w:right w:val="single" w:sz="4" w:space="0" w:color="BFBFBF"/>
+              <w:top w:val="single" w:sz="4" w:space="0" w:color="000000"/>
+              <w:left w:val="single" w:sz="4" w:space="0" w:color="000000"/>
+              <w:bottom w:val="single" w:sz="4" w:space="0" w:color="000000"/>
+              <w:right w:val="single" w:sz="4" w:space="0" w:color="000000"/>
             </w:tcBorders>
             <w:vAlign w:val="center"/>
           </w:tcPr>
           <w:p>
             <w:pPr>
-              <w:spacing w:after="0"/>
+              <w:spacing w:after="0" w:before="0" w:line="276" w:lineRule="auto"/>
+              <w:jc w:val="left"/>
             </w:pPr>
-            <w:r/>
             <w:r>
               <w:rPr>
-                <w:rFonts w:ascii="Times New Roman" w:hAnsi="Times New Roman" w:eastAsia="Times New Roman"/>
+                <w:rFonts w:ascii="Times New Roman" w:hAnsi="Times New Roman" w:eastAsia="Times New Roman" w:cs="Times New Roman"/>
+                <w:color w:val="000000"/>
                 <w:sz w:val="26"/>
+                <w:szCs w:val="26"/>
+                <w:b w:val="0"/>
+              </w:rPr>
+            </w:r>
+            <w:r>
+              <w:rPr>
+                <w:rFonts w:ascii="Times New Roman" w:hAnsi="Times New Roman" w:eastAsia="Times New Roman" w:cs="Times New Roman"/>
+                <w:sz w:val="26"/>
+                <w:color w:val="000000"/>
+                <w:szCs w:val="26"/>
+                <w:b w:val="0"/>
               </w:rPr>
               <w:t>…… giờ …… phút, ngày ……/……/……</w:t>
             </w:r>
@@ -911,27 +1344,41 @@
         </w:tc>
       </w:tr>
       <w:tr>
+        <w:trPr>
+          <w:cantSplit/>
+        </w:trPr>
         <w:tc>
           <w:tcPr>
-            <w:tcW w:type="dxa" w:w="2721"/>
+            <w:tcW w:type="dxa" w:w="2700"/>
             <w:tcBorders>
-              <w:top w:val="single" w:sz="4" w:space="0" w:color="BFBFBF"/>
-              <w:left w:val="single" w:sz="4" w:space="0" w:color="BFBFBF"/>
-              <w:bottom w:val="single" w:sz="4" w:space="0" w:color="BFBFBF"/>
-              <w:right w:val="single" w:sz="4" w:space="0" w:color="BFBFBF"/>
+              <w:top w:val="single" w:sz="4" w:space="0" w:color="000000"/>
+              <w:left w:val="single" w:sz="4" w:space="0" w:color="000000"/>
+              <w:bottom w:val="single" w:sz="4" w:space="0" w:color="000000"/>
+              <w:right w:val="single" w:sz="4" w:space="0" w:color="000000"/>
             </w:tcBorders>
             <w:vAlign w:val="center"/>
           </w:tcPr>
           <w:p>
             <w:pPr>
-              <w:spacing w:after="0"/>
+              <w:spacing w:after="0" w:before="0" w:line="276" w:lineRule="auto"/>
+              <w:jc w:val="left"/>
             </w:pPr>
-            <w:r/>
             <w:r>
               <w:rPr>
-                <w:rFonts w:ascii="Times New Roman" w:hAnsi="Times New Roman" w:eastAsia="Times New Roman"/>
-                <w:b/>
+                <w:rFonts w:ascii="Times New Roman" w:hAnsi="Times New Roman" w:eastAsia="Times New Roman" w:cs="Times New Roman"/>
+                <w:color w:val="000000"/>
                 <w:sz w:val="26"/>
+                <w:szCs w:val="26"/>
+                <w:b w:val="1"/>
+              </w:rPr>
+            </w:r>
+            <w:r>
+              <w:rPr>
+                <w:rFonts w:ascii="Times New Roman" w:hAnsi="Times New Roman" w:eastAsia="Times New Roman" w:cs="Times New Roman"/>
+                <w:b w:val="1"/>
+                <w:sz w:val="26"/>
+                <w:color w:val="000000"/>
+                <w:szCs w:val="26"/>
               </w:rPr>
               <w:t>Ngày chấm dứt quyền chủ sân</w:t>
             </w:r>
@@ -939,24 +1386,36 @@
         </w:tc>
         <w:tc>
           <w:tcPr>
-            <w:tcW w:type="dxa" w:w="6350"/>
+            <w:tcW w:type="dxa" w:w="6300"/>
             <w:tcBorders>
-              <w:top w:val="single" w:sz="4" w:space="0" w:color="BFBFBF"/>
-              <w:left w:val="single" w:sz="4" w:space="0" w:color="BFBFBF"/>
-              <w:bottom w:val="single" w:sz="4" w:space="0" w:color="BFBFBF"/>
-              <w:right w:val="single" w:sz="4" w:space="0" w:color="BFBFBF"/>
+              <w:top w:val="single" w:sz="4" w:space="0" w:color="000000"/>
+              <w:left w:val="single" w:sz="4" w:space="0" w:color="000000"/>
+              <w:bottom w:val="single" w:sz="4" w:space="0" w:color="000000"/>
+              <w:right w:val="single" w:sz="4" w:space="0" w:color="000000"/>
             </w:tcBorders>
             <w:vAlign w:val="center"/>
           </w:tcPr>
           <w:p>
             <w:pPr>
-              <w:spacing w:after="0"/>
+              <w:spacing w:after="0" w:before="0" w:line="276" w:lineRule="auto"/>
+              <w:jc w:val="left"/>
             </w:pPr>
-            <w:r/>
             <w:r>
               <w:rPr>
-                <w:rFonts w:ascii="Times New Roman" w:hAnsi="Times New Roman" w:eastAsia="Times New Roman"/>
+                <w:rFonts w:ascii="Times New Roman" w:hAnsi="Times New Roman" w:eastAsia="Times New Roman" w:cs="Times New Roman"/>
+                <w:color w:val="000000"/>
                 <w:sz w:val="26"/>
+                <w:szCs w:val="26"/>
+                <w:b w:val="0"/>
+              </w:rPr>
+            </w:r>
+            <w:r>
+              <w:rPr>
+                <w:rFonts w:ascii="Times New Roman" w:hAnsi="Times New Roman" w:eastAsia="Times New Roman" w:cs="Times New Roman"/>
+                <w:sz w:val="26"/>
+                <w:color w:val="000000"/>
+                <w:szCs w:val="26"/>
+                <w:b w:val="0"/>
               </w:rPr>
               <w:t>…… giờ …… phút, ngày ……/……/……</w:t>
             </w:r>
@@ -967,50 +1426,83 @@
     <w:p>
       <w:pPr>
         <w:keepNext/>
-        <w:spacing w:before="140" w:after="60" w:line="269" w:lineRule="auto"/>
+        <w:spacing w:before="0" w:after="0" w:line="276" w:lineRule="auto"/>
+        <w:jc w:val="left"/>
       </w:pPr>
       <w:r>
         <w:rPr>
-          <w:rFonts w:ascii="Times New Roman" w:hAnsi="Times New Roman" w:eastAsia="Times New Roman"/>
-          <w:b/>
+          <w:rFonts w:ascii="Times New Roman" w:hAnsi="Times New Roman" w:eastAsia="Times New Roman" w:cs="Times New Roman"/>
+          <w:b w:val="1"/>
           <w:i w:val="0"/>
           <w:sz w:val="26"/>
+          <w:color w:val="000000"/>
+          <w:szCs w:val="26"/>
         </w:rPr>
         <w:t>4. Tình trạng đối soát và nghĩa vụ còn lại</w:t>
       </w:r>
     </w:p>
     <w:tbl>
       <w:tblPr>
-        <w:tblW w:type="auto" w:w="0"/>
+        <w:tblW w:type="dxa" w:w="9000"/>
         <w:jc w:val="center"/>
         <w:tblLook w:firstColumn="1" w:firstRow="1" w:lastColumn="0" w:lastRow="0" w:noHBand="0" w:noVBand="1" w:val="04A0"/>
+        <w:tblInd w:w="0" w:type="dxa"/>
+        <w:tblLayout w:type="fixed"/>
+        <w:tblCellMar>
+          <w:top w:w="60" w:type="dxa"/>
+          <w:left w:w="90" w:type="dxa"/>
+          <w:bottom w:w="60" w:type="dxa"/>
+          <w:right w:w="90" w:type="dxa"/>
+        </w:tblCellMar>
+        <w:tblBorders>
+          <w:top w:val="single" w:sz="4" w:space="0" w:color="000000"/>
+          <w:left w:val="single" w:sz="4" w:space="0" w:color="000000"/>
+          <w:bottom w:val="single" w:sz="4" w:space="0" w:color="000000"/>
+          <w:right w:val="single" w:sz="4" w:space="0" w:color="000000"/>
+          <w:insideH w:val="single" w:sz="4" w:space="0" w:color="000000"/>
+          <w:insideV w:val="single" w:sz="4" w:space="0" w:color="000000"/>
+        </w:tblBorders>
       </w:tblPr>
       <w:tblGrid>
-        <w:gridCol w:w="4536"/>
-        <w:gridCol w:w="4536"/>
+        <w:gridCol w:w="2700"/>
+        <w:gridCol w:w="6300"/>
       </w:tblGrid>
       <w:tr>
+        <w:trPr>
+          <w:cantSplit/>
+        </w:trPr>
         <w:tc>
           <w:tcPr>
-            <w:tcW w:type="dxa" w:w="2721"/>
+            <w:tcW w:type="dxa" w:w="2700"/>
             <w:tcBorders>
-              <w:top w:val="single" w:sz="4" w:space="0" w:color="BFBFBF"/>
-              <w:left w:val="single" w:sz="4" w:space="0" w:color="BFBFBF"/>
-              <w:bottom w:val="single" w:sz="4" w:space="0" w:color="BFBFBF"/>
-              <w:right w:val="single" w:sz="4" w:space="0" w:color="BFBFBF"/>
+              <w:top w:val="single" w:sz="4" w:space="0" w:color="000000"/>
+              <w:left w:val="single" w:sz="4" w:space="0" w:color="000000"/>
+              <w:bottom w:val="single" w:sz="4" w:space="0" w:color="000000"/>
+              <w:right w:val="single" w:sz="4" w:space="0" w:color="000000"/>
             </w:tcBorders>
             <w:vAlign w:val="center"/>
           </w:tcPr>
           <w:p>
             <w:pPr>
-              <w:spacing w:after="0"/>
+              <w:spacing w:after="0" w:before="0" w:line="276" w:lineRule="auto"/>
+              <w:jc w:val="left"/>
             </w:pPr>
-            <w:r/>
             <w:r>
               <w:rPr>
-                <w:rFonts w:ascii="Times New Roman" w:hAnsi="Times New Roman" w:eastAsia="Times New Roman"/>
-                <w:b/>
+                <w:rFonts w:ascii="Times New Roman" w:hAnsi="Times New Roman" w:eastAsia="Times New Roman" w:cs="Times New Roman"/>
+                <w:color w:val="000000"/>
                 <w:sz w:val="26"/>
+                <w:szCs w:val="26"/>
+                <w:b w:val="1"/>
+              </w:rPr>
+            </w:r>
+            <w:r>
+              <w:rPr>
+                <w:rFonts w:ascii="Times New Roman" w:hAnsi="Times New Roman" w:eastAsia="Times New Roman" w:cs="Times New Roman"/>
+                <w:b w:val="1"/>
+                <w:sz w:val="26"/>
+                <w:color w:val="000000"/>
+                <w:szCs w:val="26"/>
               </w:rPr>
               <w:t>Booking còn hiệu lực</w:t>
             </w:r>
@@ -1018,52 +1510,78 @@
         </w:tc>
         <w:tc>
           <w:tcPr>
-            <w:tcW w:type="dxa" w:w="6350"/>
+            <w:tcW w:type="dxa" w:w="6300"/>
             <w:tcBorders>
-              <w:top w:val="single" w:sz="4" w:space="0" w:color="BFBFBF"/>
-              <w:left w:val="single" w:sz="4" w:space="0" w:color="BFBFBF"/>
-              <w:bottom w:val="single" w:sz="4" w:space="0" w:color="BFBFBF"/>
-              <w:right w:val="single" w:sz="4" w:space="0" w:color="BFBFBF"/>
+              <w:top w:val="single" w:sz="4" w:space="0" w:color="000000"/>
+              <w:left w:val="single" w:sz="4" w:space="0" w:color="000000"/>
+              <w:bottom w:val="single" w:sz="4" w:space="0" w:color="000000"/>
+              <w:right w:val="single" w:sz="4" w:space="0" w:color="000000"/>
             </w:tcBorders>
             <w:vAlign w:val="center"/>
           </w:tcPr>
           <w:p>
             <w:pPr>
-              <w:spacing w:after="0"/>
+              <w:spacing w:after="0" w:before="0" w:line="276" w:lineRule="auto"/>
+              <w:jc w:val="left"/>
             </w:pPr>
-            <w:r/>
             <w:r>
               <w:rPr>
-                <w:rFonts w:ascii="Times New Roman" w:hAnsi="Times New Roman" w:eastAsia="Times New Roman"/>
+                <w:rFonts w:ascii="Times New Roman" w:hAnsi="Times New Roman" w:eastAsia="Times New Roman" w:cs="Times New Roman"/>
+                <w:color w:val="000000"/>
                 <w:sz w:val="26"/>
+                <w:szCs w:val="26"/>
+                <w:b w:val="0"/>
               </w:rPr>
-              <w:t>[Không/Có - số lượng, mã booking, phương án xử lý]</w:t>
+            </w:r>
+            <w:r>
+              <w:rPr>
+                <w:rFonts w:ascii="Times New Roman" w:hAnsi="Times New Roman" w:eastAsia="Times New Roman" w:cs="Times New Roman"/>
+                <w:sz w:val="26"/>
+                <w:color w:val="000000"/>
+                <w:szCs w:val="26"/>
+                <w:b w:val="0"/>
+              </w:rPr>
+              <w:t xml:space="preserve">Chưa cung cấp</w:t>
             </w:r>
           </w:p>
         </w:tc>
       </w:tr>
       <w:tr>
+        <w:trPr>
+          <w:cantSplit/>
+        </w:trPr>
         <w:tc>
           <w:tcPr>
-            <w:tcW w:type="dxa" w:w="2721"/>
+            <w:tcW w:type="dxa" w:w="2700"/>
             <w:tcBorders>
-              <w:top w:val="single" w:sz="4" w:space="0" w:color="BFBFBF"/>
-              <w:left w:val="single" w:sz="4" w:space="0" w:color="BFBFBF"/>
-              <w:bottom w:val="single" w:sz="4" w:space="0" w:color="BFBFBF"/>
-              <w:right w:val="single" w:sz="4" w:space="0" w:color="BFBFBF"/>
+              <w:top w:val="single" w:sz="4" w:space="0" w:color="000000"/>
+              <w:left w:val="single" w:sz="4" w:space="0" w:color="000000"/>
+              <w:bottom w:val="single" w:sz="4" w:space="0" w:color="000000"/>
+              <w:right w:val="single" w:sz="4" w:space="0" w:color="000000"/>
             </w:tcBorders>
             <w:vAlign w:val="center"/>
           </w:tcPr>
           <w:p>
             <w:pPr>
-              <w:spacing w:after="0"/>
+              <w:spacing w:after="0" w:before="0" w:line="276" w:lineRule="auto"/>
+              <w:jc w:val="left"/>
             </w:pPr>
-            <w:r/>
             <w:r>
               <w:rPr>
-                <w:rFonts w:ascii="Times New Roman" w:hAnsi="Times New Roman" w:eastAsia="Times New Roman"/>
-                <w:b/>
+                <w:rFonts w:ascii="Times New Roman" w:hAnsi="Times New Roman" w:eastAsia="Times New Roman" w:cs="Times New Roman"/>
+                <w:color w:val="000000"/>
                 <w:sz w:val="26"/>
+                <w:szCs w:val="26"/>
+                <w:b w:val="1"/>
+              </w:rPr>
+            </w:r>
+            <w:r>
+              <w:rPr>
+                <w:rFonts w:ascii="Times New Roman" w:hAnsi="Times New Roman" w:eastAsia="Times New Roman" w:cs="Times New Roman"/>
+                <w:b w:val="1"/>
+                <w:sz w:val="26"/>
+                <w:color w:val="000000"/>
+                <w:szCs w:val="26"/>
               </w:rPr>
               <w:t>Yêu cầu hoàn/hủy đang xử lý</w:t>
             </w:r>
@@ -1071,52 +1589,78 @@
         </w:tc>
         <w:tc>
           <w:tcPr>
-            <w:tcW w:type="dxa" w:w="6350"/>
+            <w:tcW w:type="dxa" w:w="6300"/>
             <w:tcBorders>
-              <w:top w:val="single" w:sz="4" w:space="0" w:color="BFBFBF"/>
-              <w:left w:val="single" w:sz="4" w:space="0" w:color="BFBFBF"/>
-              <w:bottom w:val="single" w:sz="4" w:space="0" w:color="BFBFBF"/>
-              <w:right w:val="single" w:sz="4" w:space="0" w:color="BFBFBF"/>
+              <w:top w:val="single" w:sz="4" w:space="0" w:color="000000"/>
+              <w:left w:val="single" w:sz="4" w:space="0" w:color="000000"/>
+              <w:bottom w:val="single" w:sz="4" w:space="0" w:color="000000"/>
+              <w:right w:val="single" w:sz="4" w:space="0" w:color="000000"/>
             </w:tcBorders>
             <w:vAlign w:val="center"/>
           </w:tcPr>
           <w:p>
             <w:pPr>
-              <w:spacing w:after="0"/>
+              <w:spacing w:after="0" w:before="0" w:line="276" w:lineRule="auto"/>
+              <w:jc w:val="left"/>
             </w:pPr>
-            <w:r/>
             <w:r>
               <w:rPr>
-                <w:rFonts w:ascii="Times New Roman" w:hAnsi="Times New Roman" w:eastAsia="Times New Roman"/>
+                <w:rFonts w:ascii="Times New Roman" w:hAnsi="Times New Roman" w:eastAsia="Times New Roman" w:cs="Times New Roman"/>
+                <w:color w:val="000000"/>
                 <w:sz w:val="26"/>
+                <w:szCs w:val="26"/>
+                <w:b w:val="0"/>
               </w:rPr>
-              <w:t>[Không/Có - mã yêu cầu, phương án xử lý]</w:t>
+            </w:r>
+            <w:r>
+              <w:rPr>
+                <w:rFonts w:ascii="Times New Roman" w:hAnsi="Times New Roman" w:eastAsia="Times New Roman" w:cs="Times New Roman"/>
+                <w:sz w:val="26"/>
+                <w:color w:val="000000"/>
+                <w:szCs w:val="26"/>
+                <w:b w:val="0"/>
+              </w:rPr>
+              <w:t xml:space="preserve">Chưa cung cấp</w:t>
             </w:r>
           </w:p>
         </w:tc>
       </w:tr>
       <w:tr>
+        <w:trPr>
+          <w:cantSplit/>
+        </w:trPr>
         <w:tc>
           <w:tcPr>
-            <w:tcW w:type="dxa" w:w="2721"/>
+            <w:tcW w:type="dxa" w:w="2700"/>
             <w:tcBorders>
-              <w:top w:val="single" w:sz="4" w:space="0" w:color="BFBFBF"/>
-              <w:left w:val="single" w:sz="4" w:space="0" w:color="BFBFBF"/>
-              <w:bottom w:val="single" w:sz="4" w:space="0" w:color="BFBFBF"/>
-              <w:right w:val="single" w:sz="4" w:space="0" w:color="BFBFBF"/>
+              <w:top w:val="single" w:sz="4" w:space="0" w:color="000000"/>
+              <w:left w:val="single" w:sz="4" w:space="0" w:color="000000"/>
+              <w:bottom w:val="single" w:sz="4" w:space="0" w:color="000000"/>
+              <w:right w:val="single" w:sz="4" w:space="0" w:color="000000"/>
             </w:tcBorders>
             <w:vAlign w:val="center"/>
           </w:tcPr>
           <w:p>
             <w:pPr>
-              <w:spacing w:after="0"/>
+              <w:spacing w:after="0" w:before="0" w:line="276" w:lineRule="auto"/>
+              <w:jc w:val="left"/>
             </w:pPr>
-            <w:r/>
             <w:r>
               <w:rPr>
-                <w:rFonts w:ascii="Times New Roman" w:hAnsi="Times New Roman" w:eastAsia="Times New Roman"/>
-                <w:b/>
+                <w:rFonts w:ascii="Times New Roman" w:hAnsi="Times New Roman" w:eastAsia="Times New Roman" w:cs="Times New Roman"/>
+                <w:color w:val="000000"/>
                 <w:sz w:val="26"/>
+                <w:szCs w:val="26"/>
+                <w:b w:val="1"/>
+              </w:rPr>
+            </w:r>
+            <w:r>
+              <w:rPr>
+                <w:rFonts w:ascii="Times New Roman" w:hAnsi="Times New Roman" w:eastAsia="Times New Roman" w:cs="Times New Roman"/>
+                <w:b w:val="1"/>
+                <w:sz w:val="26"/>
+                <w:color w:val="000000"/>
+                <w:szCs w:val="26"/>
               </w:rPr>
               <w:t>Khiếu nại đang mở</w:t>
             </w:r>
@@ -1124,52 +1668,78 @@
         </w:tc>
         <w:tc>
           <w:tcPr>
-            <w:tcW w:type="dxa" w:w="6350"/>
+            <w:tcW w:type="dxa" w:w="6300"/>
             <w:tcBorders>
-              <w:top w:val="single" w:sz="4" w:space="0" w:color="BFBFBF"/>
-              <w:left w:val="single" w:sz="4" w:space="0" w:color="BFBFBF"/>
-              <w:bottom w:val="single" w:sz="4" w:space="0" w:color="BFBFBF"/>
-              <w:right w:val="single" w:sz="4" w:space="0" w:color="BFBFBF"/>
+              <w:top w:val="single" w:sz="4" w:space="0" w:color="000000"/>
+              <w:left w:val="single" w:sz="4" w:space="0" w:color="000000"/>
+              <w:bottom w:val="single" w:sz="4" w:space="0" w:color="000000"/>
+              <w:right w:val="single" w:sz="4" w:space="0" w:color="000000"/>
             </w:tcBorders>
             <w:vAlign w:val="center"/>
           </w:tcPr>
           <w:p>
             <w:pPr>
-              <w:spacing w:after="0"/>
+              <w:spacing w:after="0" w:before="0" w:line="276" w:lineRule="auto"/>
+              <w:jc w:val="left"/>
             </w:pPr>
-            <w:r/>
             <w:r>
               <w:rPr>
-                <w:rFonts w:ascii="Times New Roman" w:hAnsi="Times New Roman" w:eastAsia="Times New Roman"/>
+                <w:rFonts w:ascii="Times New Roman" w:hAnsi="Times New Roman" w:eastAsia="Times New Roman" w:cs="Times New Roman"/>
+                <w:color w:val="000000"/>
                 <w:sz w:val="26"/>
+                <w:szCs w:val="26"/>
+                <w:b w:val="0"/>
               </w:rPr>
-              <w:t>[Không/Có - mã khiếu nại, bộ phận phụ trách]</w:t>
+            </w:r>
+            <w:r>
+              <w:rPr>
+                <w:rFonts w:ascii="Times New Roman" w:hAnsi="Times New Roman" w:eastAsia="Times New Roman" w:cs="Times New Roman"/>
+                <w:sz w:val="26"/>
+                <w:color w:val="000000"/>
+                <w:szCs w:val="26"/>
+                <w:b w:val="0"/>
+              </w:rPr>
+              <w:t xml:space="preserve">Chưa cung cấp</w:t>
             </w:r>
           </w:p>
         </w:tc>
       </w:tr>
       <w:tr>
+        <w:trPr>
+          <w:cantSplit/>
+        </w:trPr>
         <w:tc>
           <w:tcPr>
-            <w:tcW w:type="dxa" w:w="2721"/>
+            <w:tcW w:type="dxa" w:w="2700"/>
             <w:tcBorders>
-              <w:top w:val="single" w:sz="4" w:space="0" w:color="BFBFBF"/>
-              <w:left w:val="single" w:sz="4" w:space="0" w:color="BFBFBF"/>
-              <w:bottom w:val="single" w:sz="4" w:space="0" w:color="BFBFBF"/>
-              <w:right w:val="single" w:sz="4" w:space="0" w:color="BFBFBF"/>
+              <w:top w:val="single" w:sz="4" w:space="0" w:color="000000"/>
+              <w:left w:val="single" w:sz="4" w:space="0" w:color="000000"/>
+              <w:bottom w:val="single" w:sz="4" w:space="0" w:color="000000"/>
+              <w:right w:val="single" w:sz="4" w:space="0" w:color="000000"/>
             </w:tcBorders>
             <w:vAlign w:val="center"/>
           </w:tcPr>
           <w:p>
             <w:pPr>
-              <w:spacing w:after="0"/>
+              <w:spacing w:after="0" w:before="0" w:line="276" w:lineRule="auto"/>
+              <w:jc w:val="left"/>
             </w:pPr>
-            <w:r/>
             <w:r>
               <w:rPr>
-                <w:rFonts w:ascii="Times New Roman" w:hAnsi="Times New Roman" w:eastAsia="Times New Roman"/>
-                <w:b/>
+                <w:rFonts w:ascii="Times New Roman" w:hAnsi="Times New Roman" w:eastAsia="Times New Roman" w:cs="Times New Roman"/>
+                <w:color w:val="000000"/>
                 <w:sz w:val="26"/>
+                <w:szCs w:val="26"/>
+                <w:b w:val="1"/>
+              </w:rPr>
+            </w:r>
+            <w:r>
+              <w:rPr>
+                <w:rFonts w:ascii="Times New Roman" w:hAnsi="Times New Roman" w:eastAsia="Times New Roman" w:cs="Times New Roman"/>
+                <w:b w:val="1"/>
+                <w:sz w:val="26"/>
+                <w:color w:val="000000"/>
+                <w:szCs w:val="26"/>
               </w:rPr>
               <w:t>Số dư ví chủ sân</w:t>
             </w:r>
@@ -1177,52 +1747,78 @@
         </w:tc>
         <w:tc>
           <w:tcPr>
-            <w:tcW w:type="dxa" w:w="6350"/>
+            <w:tcW w:type="dxa" w:w="6300"/>
             <w:tcBorders>
-              <w:top w:val="single" w:sz="4" w:space="0" w:color="BFBFBF"/>
-              <w:left w:val="single" w:sz="4" w:space="0" w:color="BFBFBF"/>
-              <w:bottom w:val="single" w:sz="4" w:space="0" w:color="BFBFBF"/>
-              <w:right w:val="single" w:sz="4" w:space="0" w:color="BFBFBF"/>
+              <w:top w:val="single" w:sz="4" w:space="0" w:color="000000"/>
+              <w:left w:val="single" w:sz="4" w:space="0" w:color="000000"/>
+              <w:bottom w:val="single" w:sz="4" w:space="0" w:color="000000"/>
+              <w:right w:val="single" w:sz="4" w:space="0" w:color="000000"/>
             </w:tcBorders>
             <w:vAlign w:val="center"/>
           </w:tcPr>
           <w:p>
             <w:pPr>
-              <w:spacing w:after="0"/>
+              <w:spacing w:after="0" w:before="0" w:line="276" w:lineRule="auto"/>
+              <w:jc w:val="left"/>
             </w:pPr>
-            <w:r/>
             <w:r>
               <w:rPr>
-                <w:rFonts w:ascii="Times New Roman" w:hAnsi="Times New Roman" w:eastAsia="Times New Roman"/>
+                <w:rFonts w:ascii="Times New Roman" w:hAnsi="Times New Roman" w:eastAsia="Times New Roman" w:cs="Times New Roman"/>
+                <w:color w:val="000000"/>
                 <w:sz w:val="26"/>
+                <w:szCs w:val="26"/>
+                <w:b w:val="0"/>
               </w:rPr>
-              <w:t>[Số tiền tạm tính: … VNĐ]</w:t>
+            </w:r>
+            <w:r>
+              <w:rPr>
+                <w:rFonts w:ascii="Times New Roman" w:hAnsi="Times New Roman" w:eastAsia="Times New Roman" w:cs="Times New Roman"/>
+                <w:sz w:val="26"/>
+                <w:color w:val="000000"/>
+                <w:szCs w:val="26"/>
+                <w:b w:val="0"/>
+              </w:rPr>
+              <w:t xml:space="preserve">Chưa cung cấp</w:t>
             </w:r>
           </w:p>
         </w:tc>
       </w:tr>
       <w:tr>
+        <w:trPr>
+          <w:cantSplit/>
+        </w:trPr>
         <w:tc>
           <w:tcPr>
-            <w:tcW w:type="dxa" w:w="2721"/>
+            <w:tcW w:type="dxa" w:w="2700"/>
             <w:tcBorders>
-              <w:top w:val="single" w:sz="4" w:space="0" w:color="BFBFBF"/>
-              <w:left w:val="single" w:sz="4" w:space="0" w:color="BFBFBF"/>
-              <w:bottom w:val="single" w:sz="4" w:space="0" w:color="BFBFBF"/>
-              <w:right w:val="single" w:sz="4" w:space="0" w:color="BFBFBF"/>
+              <w:top w:val="single" w:sz="4" w:space="0" w:color="000000"/>
+              <w:left w:val="single" w:sz="4" w:space="0" w:color="000000"/>
+              <w:bottom w:val="single" w:sz="4" w:space="0" w:color="000000"/>
+              <w:right w:val="single" w:sz="4" w:space="0" w:color="000000"/>
             </w:tcBorders>
             <w:vAlign w:val="center"/>
           </w:tcPr>
           <w:p>
             <w:pPr>
-              <w:spacing w:after="0"/>
+              <w:spacing w:after="0" w:before="0" w:line="276" w:lineRule="auto"/>
+              <w:jc w:val="left"/>
             </w:pPr>
-            <w:r/>
             <w:r>
               <w:rPr>
-                <w:rFonts w:ascii="Times New Roman" w:hAnsi="Times New Roman" w:eastAsia="Times New Roman"/>
-                <w:b/>
+                <w:rFonts w:ascii="Times New Roman" w:hAnsi="Times New Roman" w:eastAsia="Times New Roman" w:cs="Times New Roman"/>
+                <w:color w:val="000000"/>
                 <w:sz w:val="26"/>
+                <w:szCs w:val="26"/>
+                <w:b w:val="1"/>
+              </w:rPr>
+            </w:r>
+            <w:r>
+              <w:rPr>
+                <w:rFonts w:ascii="Times New Roman" w:hAnsi="Times New Roman" w:eastAsia="Times New Roman" w:cs="Times New Roman"/>
+                <w:b w:val="1"/>
+                <w:sz w:val="26"/>
+                <w:color w:val="000000"/>
+                <w:szCs w:val="26"/>
               </w:rPr>
               <w:t>Phí nền tảng đã đóng/còn lại</w:t>
             </w:r>
@@ -1230,52 +1826,78 @@
         </w:tc>
         <w:tc>
           <w:tcPr>
-            <w:tcW w:type="dxa" w:w="6350"/>
+            <w:tcW w:type="dxa" w:w="6300"/>
             <w:tcBorders>
-              <w:top w:val="single" w:sz="4" w:space="0" w:color="BFBFBF"/>
-              <w:left w:val="single" w:sz="4" w:space="0" w:color="BFBFBF"/>
-              <w:bottom w:val="single" w:sz="4" w:space="0" w:color="BFBFBF"/>
-              <w:right w:val="single" w:sz="4" w:space="0" w:color="BFBFBF"/>
+              <w:top w:val="single" w:sz="4" w:space="0" w:color="000000"/>
+              <w:left w:val="single" w:sz="4" w:space="0" w:color="000000"/>
+              <w:bottom w:val="single" w:sz="4" w:space="0" w:color="000000"/>
+              <w:right w:val="single" w:sz="4" w:space="0" w:color="000000"/>
             </w:tcBorders>
             <w:vAlign w:val="center"/>
           </w:tcPr>
           <w:p>
             <w:pPr>
-              <w:spacing w:after="0"/>
+              <w:spacing w:after="0" w:before="0" w:line="276" w:lineRule="auto"/>
+              <w:jc w:val="left"/>
             </w:pPr>
-            <w:r/>
             <w:r>
               <w:rPr>
-                <w:rFonts w:ascii="Times New Roman" w:hAnsi="Times New Roman" w:eastAsia="Times New Roman"/>
+                <w:rFonts w:ascii="Times New Roman" w:hAnsi="Times New Roman" w:eastAsia="Times New Roman" w:cs="Times New Roman"/>
+                <w:color w:val="000000"/>
                 <w:sz w:val="26"/>
+                <w:szCs w:val="26"/>
+                <w:b w:val="0"/>
               </w:rPr>
-              <w:t>[Số tiền/ kỳ phí/ phương án hoàn-trừ]</w:t>
+            </w:r>
+            <w:r>
+              <w:rPr>
+                <w:rFonts w:ascii="Times New Roman" w:hAnsi="Times New Roman" w:eastAsia="Times New Roman" w:cs="Times New Roman"/>
+                <w:sz w:val="26"/>
+                <w:color w:val="000000"/>
+                <w:szCs w:val="26"/>
+                <w:b w:val="0"/>
+              </w:rPr>
+              <w:t xml:space="preserve">Chưa cung cấp</w:t>
             </w:r>
           </w:p>
         </w:tc>
       </w:tr>
       <w:tr>
+        <w:trPr>
+          <w:cantSplit/>
+        </w:trPr>
         <w:tc>
           <w:tcPr>
-            <w:tcW w:type="dxa" w:w="2721"/>
+            <w:tcW w:type="dxa" w:w="2700"/>
             <w:tcBorders>
-              <w:top w:val="single" w:sz="4" w:space="0" w:color="BFBFBF"/>
-              <w:left w:val="single" w:sz="4" w:space="0" w:color="BFBFBF"/>
-              <w:bottom w:val="single" w:sz="4" w:space="0" w:color="BFBFBF"/>
-              <w:right w:val="single" w:sz="4" w:space="0" w:color="BFBFBF"/>
+              <w:top w:val="single" w:sz="4" w:space="0" w:color="000000"/>
+              <w:left w:val="single" w:sz="4" w:space="0" w:color="000000"/>
+              <w:bottom w:val="single" w:sz="4" w:space="0" w:color="000000"/>
+              <w:right w:val="single" w:sz="4" w:space="0" w:color="000000"/>
             </w:tcBorders>
             <w:vAlign w:val="center"/>
           </w:tcPr>
           <w:p>
             <w:pPr>
-              <w:spacing w:after="0"/>
+              <w:spacing w:after="0" w:before="0" w:line="276" w:lineRule="auto"/>
+              <w:jc w:val="left"/>
             </w:pPr>
-            <w:r/>
             <w:r>
               <w:rPr>
-                <w:rFonts w:ascii="Times New Roman" w:hAnsi="Times New Roman" w:eastAsia="Times New Roman"/>
-                <w:b/>
+                <w:rFonts w:ascii="Times New Roman" w:hAnsi="Times New Roman" w:eastAsia="Times New Roman" w:cs="Times New Roman"/>
+                <w:color w:val="000000"/>
                 <w:sz w:val="26"/>
+                <w:szCs w:val="26"/>
+                <w:b w:val="1"/>
+              </w:rPr>
+            </w:r>
+            <w:r>
+              <w:rPr>
+                <w:rFonts w:ascii="Times New Roman" w:hAnsi="Times New Roman" w:eastAsia="Times New Roman" w:cs="Times New Roman"/>
+                <w:b w:val="1"/>
+                <w:sz w:val="26"/>
+                <w:color w:val="000000"/>
+                <w:szCs w:val="26"/>
               </w:rPr>
               <w:t>Khoản phải thu/phải trả khác nếu có</w:t>
             </w:r>
@@ -1283,24 +1905,36 @@
         </w:tc>
         <w:tc>
           <w:tcPr>
-            <w:tcW w:type="dxa" w:w="6350"/>
+            <w:tcW w:type="dxa" w:w="6300"/>
             <w:tcBorders>
-              <w:top w:val="single" w:sz="4" w:space="0" w:color="BFBFBF"/>
-              <w:left w:val="single" w:sz="4" w:space="0" w:color="BFBFBF"/>
-              <w:bottom w:val="single" w:sz="4" w:space="0" w:color="BFBFBF"/>
-              <w:right w:val="single" w:sz="4" w:space="0" w:color="BFBFBF"/>
+              <w:top w:val="single" w:sz="4" w:space="0" w:color="000000"/>
+              <w:left w:val="single" w:sz="4" w:space="0" w:color="000000"/>
+              <w:bottom w:val="single" w:sz="4" w:space="0" w:color="000000"/>
+              <w:right w:val="single" w:sz="4" w:space="0" w:color="000000"/>
             </w:tcBorders>
             <w:vAlign w:val="center"/>
           </w:tcPr>
           <w:p>
             <w:pPr>
-              <w:spacing w:after="0"/>
+              <w:spacing w:after="0" w:before="0" w:line="276" w:lineRule="auto"/>
+              <w:jc w:val="left"/>
             </w:pPr>
-            <w:r/>
             <w:r>
               <w:rPr>
-                <w:rFonts w:ascii="Times New Roman" w:hAnsi="Times New Roman" w:eastAsia="Times New Roman"/>
+                <w:rFonts w:ascii="Times New Roman" w:hAnsi="Times New Roman" w:eastAsia="Times New Roman" w:cs="Times New Roman"/>
+                <w:color w:val="000000"/>
                 <w:sz w:val="26"/>
+                <w:szCs w:val="26"/>
+                <w:b w:val="0"/>
+              </w:rPr>
+            </w:r>
+            <w:r>
+              <w:rPr>
+                <w:rFonts w:ascii="Times New Roman" w:hAnsi="Times New Roman" w:eastAsia="Times New Roman" w:cs="Times New Roman"/>
+                <w:sz w:val="26"/>
+                <w:color w:val="000000"/>
+                <w:szCs w:val="26"/>
+                <w:b w:val="0"/>
               </w:rPr>
               <w:t>........................................................................................................................</w:t>
             </w:r>
@@ -1311,64 +1945,101 @@
     <w:p>
       <w:pPr>
         <w:keepNext/>
-        <w:spacing w:before="140" w:after="60" w:line="269" w:lineRule="auto"/>
+        <w:spacing w:before="0" w:after="0" w:line="276" w:lineRule="auto"/>
+        <w:jc w:val="left"/>
       </w:pPr>
       <w:r>
         <w:rPr>
-          <w:rFonts w:ascii="Times New Roman" w:hAnsi="Times New Roman" w:eastAsia="Times New Roman"/>
-          <w:b/>
+          <w:rFonts w:ascii="Times New Roman" w:hAnsi="Times New Roman" w:eastAsia="Times New Roman" w:cs="Times New Roman"/>
+          <w:b w:val="1"/>
           <w:i w:val="0"/>
           <w:sz w:val="26"/>
+          <w:color w:val="000000"/>
+          <w:szCs w:val="26"/>
         </w:rPr>
         <w:t>5. Số tiền còn phải thanh toán/hoàn trả</w:t>
       </w:r>
     </w:p>
     <w:p>
       <w:pPr>
-        <w:spacing w:before="0" w:after="80" w:line="269" w:lineRule="auto"/>
+        <w:spacing w:before="0" w:after="120" w:line="300" w:lineRule="exact"/>
+        <w:jc w:val="both"/>
+        <w:ind w:firstLine="567"/>
       </w:pPr>
       <w:r>
         <w:rPr>
-          <w:rFonts w:ascii="Times New Roman" w:hAnsi="Times New Roman" w:eastAsia="Times New Roman"/>
+          <w:rFonts w:ascii="Times New Roman" w:hAnsi="Times New Roman" w:eastAsia="Times New Roman" w:cs="Times New Roman"/>
           <w:b w:val="0"/>
           <w:i w:val="0"/>
           <w:sz w:val="26"/>
+          <w:color w:val="000000"/>
+          <w:szCs w:val="26"/>
         </w:rPr>
         <w:t>Số tiền cuối cùng do các bên thống nhất tại Biên bản quyết toán hoặc Phụ lục quyết toán kèm theo biên bản này. Việc chi trả/hoàn trả được thực hiện qua tài khoản đã xác minh của Bên B hoặc phương thức khác do hai bên thống nhất bằng văn bản.</w:t>
       </w:r>
     </w:p>
     <w:tbl>
       <w:tblPr>
-        <w:tblW w:type="auto" w:w="0"/>
+        <w:tblW w:type="dxa" w:w="9000"/>
         <w:jc w:val="center"/>
         <w:tblLook w:firstColumn="1" w:firstRow="1" w:lastColumn="0" w:lastRow="0" w:noHBand="0" w:noVBand="1" w:val="04A0"/>
+        <w:tblInd w:w="0" w:type="dxa"/>
+        <w:tblLayout w:type="fixed"/>
+        <w:tblCellMar>
+          <w:top w:w="60" w:type="dxa"/>
+          <w:left w:w="90" w:type="dxa"/>
+          <w:bottom w:w="60" w:type="dxa"/>
+          <w:right w:w="90" w:type="dxa"/>
+        </w:tblCellMar>
+        <w:tblBorders>
+          <w:top w:val="single" w:sz="4" w:space="0" w:color="000000"/>
+          <w:left w:val="single" w:sz="4" w:space="0" w:color="000000"/>
+          <w:bottom w:val="single" w:sz="4" w:space="0" w:color="000000"/>
+          <w:right w:val="single" w:sz="4" w:space="0" w:color="000000"/>
+          <w:insideH w:val="single" w:sz="4" w:space="0" w:color="000000"/>
+          <w:insideV w:val="single" w:sz="4" w:space="0" w:color="000000"/>
+        </w:tblBorders>
       </w:tblPr>
       <w:tblGrid>
-        <w:gridCol w:w="4536"/>
-        <w:gridCol w:w="4536"/>
+        <w:gridCol w:w="2700"/>
+        <w:gridCol w:w="6300"/>
       </w:tblGrid>
       <w:tr>
+        <w:trPr>
+          <w:cantSplit/>
+        </w:trPr>
         <w:tc>
           <w:tcPr>
-            <w:tcW w:type="dxa" w:w="2721"/>
+            <w:tcW w:type="dxa" w:w="2700"/>
             <w:tcBorders>
-              <w:top w:val="single" w:sz="4" w:space="0" w:color="BFBFBF"/>
-              <w:left w:val="single" w:sz="4" w:space="0" w:color="BFBFBF"/>
-              <w:bottom w:val="single" w:sz="4" w:space="0" w:color="BFBFBF"/>
-              <w:right w:val="single" w:sz="4" w:space="0" w:color="BFBFBF"/>
+              <w:top w:val="single" w:sz="4" w:space="0" w:color="000000"/>
+              <w:left w:val="single" w:sz="4" w:space="0" w:color="000000"/>
+              <w:bottom w:val="single" w:sz="4" w:space="0" w:color="000000"/>
+              <w:right w:val="single" w:sz="4" w:space="0" w:color="000000"/>
             </w:tcBorders>
             <w:vAlign w:val="center"/>
           </w:tcPr>
           <w:p>
             <w:pPr>
-              <w:spacing w:after="0"/>
+              <w:spacing w:after="0" w:before="0" w:line="276" w:lineRule="auto"/>
+              <w:jc w:val="left"/>
             </w:pPr>
-            <w:r/>
             <w:r>
               <w:rPr>
-                <w:rFonts w:ascii="Times New Roman" w:hAnsi="Times New Roman" w:eastAsia="Times New Roman"/>
-                <w:b/>
+                <w:rFonts w:ascii="Times New Roman" w:hAnsi="Times New Roman" w:eastAsia="Times New Roman" w:cs="Times New Roman"/>
+                <w:color w:val="000000"/>
                 <w:sz w:val="26"/>
+                <w:szCs w:val="26"/>
+                <w:b w:val="1"/>
+              </w:rPr>
+            </w:r>
+            <w:r>
+              <w:rPr>
+                <w:rFonts w:ascii="Times New Roman" w:hAnsi="Times New Roman" w:eastAsia="Times New Roman" w:cs="Times New Roman"/>
+                <w:b w:val="1"/>
+                <w:sz w:val="26"/>
+                <w:color w:val="000000"/>
+                <w:szCs w:val="26"/>
               </w:rPr>
               <w:t>Biên bản quyết toán số/ngày</w:t>
             </w:r>
@@ -1376,24 +2047,36 @@
         </w:tc>
         <w:tc>
           <w:tcPr>
-            <w:tcW w:type="dxa" w:w="6350"/>
+            <w:tcW w:type="dxa" w:w="6300"/>
             <w:tcBorders>
-              <w:top w:val="single" w:sz="4" w:space="0" w:color="BFBFBF"/>
-              <w:left w:val="single" w:sz="4" w:space="0" w:color="BFBFBF"/>
-              <w:bottom w:val="single" w:sz="4" w:space="0" w:color="BFBFBF"/>
-              <w:right w:val="single" w:sz="4" w:space="0" w:color="BFBFBF"/>
+              <w:top w:val="single" w:sz="4" w:space="0" w:color="000000"/>
+              <w:left w:val="single" w:sz="4" w:space="0" w:color="000000"/>
+              <w:bottom w:val="single" w:sz="4" w:space="0" w:color="000000"/>
+              <w:right w:val="single" w:sz="4" w:space="0" w:color="000000"/>
             </w:tcBorders>
             <w:vAlign w:val="center"/>
           </w:tcPr>
           <w:p>
             <w:pPr>
-              <w:spacing w:after="0"/>
+              <w:spacing w:after="0" w:before="0" w:line="276" w:lineRule="auto"/>
+              <w:jc w:val="left"/>
             </w:pPr>
-            <w:r/>
             <w:r>
               <w:rPr>
-                <w:rFonts w:ascii="Times New Roman" w:hAnsi="Times New Roman" w:eastAsia="Times New Roman"/>
+                <w:rFonts w:ascii="Times New Roman" w:hAnsi="Times New Roman" w:eastAsia="Times New Roman" w:cs="Times New Roman"/>
+                <w:color w:val="000000"/>
                 <w:sz w:val="26"/>
+                <w:szCs w:val="26"/>
+                <w:b w:val="0"/>
+              </w:rPr>
+            </w:r>
+            <w:r>
+              <w:rPr>
+                <w:rFonts w:ascii="Times New Roman" w:hAnsi="Times New Roman" w:eastAsia="Times New Roman" w:cs="Times New Roman"/>
+                <w:sz w:val="26"/>
+                <w:color w:val="000000"/>
+                <w:szCs w:val="26"/>
+                <w:b w:val="0"/>
               </w:rPr>
               <w:t>........................................................................................................................</w:t>
             </w:r>
@@ -1401,27 +2084,41 @@
         </w:tc>
       </w:tr>
       <w:tr>
+        <w:trPr>
+          <w:cantSplit/>
+        </w:trPr>
         <w:tc>
           <w:tcPr>
-            <w:tcW w:type="dxa" w:w="2721"/>
+            <w:tcW w:type="dxa" w:w="2700"/>
             <w:tcBorders>
-              <w:top w:val="single" w:sz="4" w:space="0" w:color="BFBFBF"/>
-              <w:left w:val="single" w:sz="4" w:space="0" w:color="BFBFBF"/>
-              <w:bottom w:val="single" w:sz="4" w:space="0" w:color="BFBFBF"/>
-              <w:right w:val="single" w:sz="4" w:space="0" w:color="BFBFBF"/>
+              <w:top w:val="single" w:sz="4" w:space="0" w:color="000000"/>
+              <w:left w:val="single" w:sz="4" w:space="0" w:color="000000"/>
+              <w:bottom w:val="single" w:sz="4" w:space="0" w:color="000000"/>
+              <w:right w:val="single" w:sz="4" w:space="0" w:color="000000"/>
             </w:tcBorders>
             <w:vAlign w:val="center"/>
           </w:tcPr>
           <w:p>
             <w:pPr>
-              <w:spacing w:after="0"/>
+              <w:spacing w:after="0" w:before="0" w:line="276" w:lineRule="auto"/>
+              <w:jc w:val="left"/>
             </w:pPr>
-            <w:r/>
             <w:r>
               <w:rPr>
-                <w:rFonts w:ascii="Times New Roman" w:hAnsi="Times New Roman" w:eastAsia="Times New Roman"/>
-                <w:b/>
+                <w:rFonts w:ascii="Times New Roman" w:hAnsi="Times New Roman" w:eastAsia="Times New Roman" w:cs="Times New Roman"/>
+                <w:color w:val="000000"/>
                 <w:sz w:val="26"/>
+                <w:szCs w:val="26"/>
+                <w:b w:val="1"/>
+              </w:rPr>
+            </w:r>
+            <w:r>
+              <w:rPr>
+                <w:rFonts w:ascii="Times New Roman" w:hAnsi="Times New Roman" w:eastAsia="Times New Roman" w:cs="Times New Roman"/>
+                <w:b w:val="1"/>
+                <w:sz w:val="26"/>
+                <w:color w:val="000000"/>
+                <w:szCs w:val="26"/>
               </w:rPr>
               <w:t>Số tiền cuối cùng</w:t>
             </w:r>
@@ -1429,24 +2126,36 @@
         </w:tc>
         <w:tc>
           <w:tcPr>
-            <w:tcW w:type="dxa" w:w="6350"/>
+            <w:tcW w:type="dxa" w:w="6300"/>
             <w:tcBorders>
-              <w:top w:val="single" w:sz="4" w:space="0" w:color="BFBFBF"/>
-              <w:left w:val="single" w:sz="4" w:space="0" w:color="BFBFBF"/>
-              <w:bottom w:val="single" w:sz="4" w:space="0" w:color="BFBFBF"/>
-              <w:right w:val="single" w:sz="4" w:space="0" w:color="BFBFBF"/>
+              <w:top w:val="single" w:sz="4" w:space="0" w:color="000000"/>
+              <w:left w:val="single" w:sz="4" w:space="0" w:color="000000"/>
+              <w:bottom w:val="single" w:sz="4" w:space="0" w:color="000000"/>
+              <w:right w:val="single" w:sz="4" w:space="0" w:color="000000"/>
             </w:tcBorders>
             <w:vAlign w:val="center"/>
           </w:tcPr>
           <w:p>
             <w:pPr>
-              <w:spacing w:after="0"/>
+              <w:spacing w:after="0" w:before="0" w:line="276" w:lineRule="auto"/>
+              <w:jc w:val="left"/>
             </w:pPr>
-            <w:r/>
             <w:r>
               <w:rPr>
-                <w:rFonts w:ascii="Times New Roman" w:hAnsi="Times New Roman" w:eastAsia="Times New Roman"/>
+                <w:rFonts w:ascii="Times New Roman" w:hAnsi="Times New Roman" w:eastAsia="Times New Roman" w:cs="Times New Roman"/>
+                <w:color w:val="000000"/>
                 <w:sz w:val="26"/>
+                <w:szCs w:val="26"/>
+                <w:b w:val="0"/>
+              </w:rPr>
+            </w:r>
+            <w:r>
+              <w:rPr>
+                <w:rFonts w:ascii="Times New Roman" w:hAnsi="Times New Roman" w:eastAsia="Times New Roman" w:cs="Times New Roman"/>
+                <w:sz w:val="26"/>
+                <w:color w:val="000000"/>
+                <w:szCs w:val="26"/>
+                <w:b w:val="0"/>
               </w:rPr>
               <w:t>……………………………………… VNĐ</w:t>
             </w:r>
@@ -1454,27 +2163,41 @@
         </w:tc>
       </w:tr>
       <w:tr>
+        <w:trPr>
+          <w:cantSplit/>
+        </w:trPr>
         <w:tc>
           <w:tcPr>
-            <w:tcW w:type="dxa" w:w="2721"/>
+            <w:tcW w:type="dxa" w:w="2700"/>
             <w:tcBorders>
-              <w:top w:val="single" w:sz="4" w:space="0" w:color="BFBFBF"/>
-              <w:left w:val="single" w:sz="4" w:space="0" w:color="BFBFBF"/>
-              <w:bottom w:val="single" w:sz="4" w:space="0" w:color="BFBFBF"/>
-              <w:right w:val="single" w:sz="4" w:space="0" w:color="BFBFBF"/>
+              <w:top w:val="single" w:sz="4" w:space="0" w:color="000000"/>
+              <w:left w:val="single" w:sz="4" w:space="0" w:color="000000"/>
+              <w:bottom w:val="single" w:sz="4" w:space="0" w:color="000000"/>
+              <w:right w:val="single" w:sz="4" w:space="0" w:color="000000"/>
             </w:tcBorders>
             <w:vAlign w:val="center"/>
           </w:tcPr>
           <w:p>
             <w:pPr>
-              <w:spacing w:after="0"/>
+              <w:spacing w:after="0" w:before="0" w:line="276" w:lineRule="auto"/>
+              <w:jc w:val="left"/>
             </w:pPr>
-            <w:r/>
             <w:r>
               <w:rPr>
-                <w:rFonts w:ascii="Times New Roman" w:hAnsi="Times New Roman" w:eastAsia="Times New Roman"/>
-                <w:b/>
+                <w:rFonts w:ascii="Times New Roman" w:hAnsi="Times New Roman" w:eastAsia="Times New Roman" w:cs="Times New Roman"/>
+                <w:color w:val="000000"/>
                 <w:sz w:val="26"/>
+                <w:szCs w:val="26"/>
+                <w:b w:val="1"/>
+              </w:rPr>
+            </w:r>
+            <w:r>
+              <w:rPr>
+                <w:rFonts w:ascii="Times New Roman" w:hAnsi="Times New Roman" w:eastAsia="Times New Roman" w:cs="Times New Roman"/>
+                <w:b w:val="1"/>
+                <w:sz w:val="26"/>
+                <w:color w:val="000000"/>
+                <w:szCs w:val="26"/>
               </w:rPr>
               <w:t>Bên có nghĩa vụ thanh toán</w:t>
             </w:r>
@@ -1482,52 +2205,78 @@
         </w:tc>
         <w:tc>
           <w:tcPr>
-            <w:tcW w:type="dxa" w:w="6350"/>
+            <w:tcW w:type="dxa" w:w="6300"/>
             <w:tcBorders>
-              <w:top w:val="single" w:sz="4" w:space="0" w:color="BFBFBF"/>
-              <w:left w:val="single" w:sz="4" w:space="0" w:color="BFBFBF"/>
-              <w:bottom w:val="single" w:sz="4" w:space="0" w:color="BFBFBF"/>
-              <w:right w:val="single" w:sz="4" w:space="0" w:color="BFBFBF"/>
+              <w:top w:val="single" w:sz="4" w:space="0" w:color="000000"/>
+              <w:left w:val="single" w:sz="4" w:space="0" w:color="000000"/>
+              <w:bottom w:val="single" w:sz="4" w:space="0" w:color="000000"/>
+              <w:right w:val="single" w:sz="4" w:space="0" w:color="000000"/>
             </w:tcBorders>
             <w:vAlign w:val="center"/>
           </w:tcPr>
           <w:p>
             <w:pPr>
-              <w:spacing w:after="0"/>
+              <w:spacing w:after="0" w:before="0" w:line="276" w:lineRule="auto"/>
+              <w:jc w:val="left"/>
             </w:pPr>
-            <w:r/>
             <w:r>
               <w:rPr>
-                <w:rFonts w:ascii="Times New Roman" w:hAnsi="Times New Roman" w:eastAsia="Times New Roman"/>
+                <w:rFonts w:ascii="Times New Roman" w:hAnsi="Times New Roman" w:eastAsia="Times New Roman" w:cs="Times New Roman"/>
+                <w:color w:val="000000"/>
                 <w:sz w:val="26"/>
+                <w:szCs w:val="26"/>
+                <w:b w:val="0"/>
               </w:rPr>
-              <w:t>[SportGo/Đối tác/Không phát sinh]</w:t>
+            </w:r>
+            <w:r>
+              <w:rPr>
+                <w:rFonts w:ascii="Times New Roman" w:hAnsi="Times New Roman" w:eastAsia="Times New Roman" w:cs="Times New Roman"/>
+                <w:sz w:val="26"/>
+                <w:color w:val="000000"/>
+                <w:szCs w:val="26"/>
+                <w:b w:val="0"/>
+              </w:rPr>
+              <w:t xml:space="preserve">Chưa cung cấp</w:t>
             </w:r>
           </w:p>
         </w:tc>
       </w:tr>
       <w:tr>
+        <w:trPr>
+          <w:cantSplit/>
+        </w:trPr>
         <w:tc>
           <w:tcPr>
-            <w:tcW w:type="dxa" w:w="2721"/>
+            <w:tcW w:type="dxa" w:w="2700"/>
             <w:tcBorders>
-              <w:top w:val="single" w:sz="4" w:space="0" w:color="BFBFBF"/>
-              <w:left w:val="single" w:sz="4" w:space="0" w:color="BFBFBF"/>
-              <w:bottom w:val="single" w:sz="4" w:space="0" w:color="BFBFBF"/>
-              <w:right w:val="single" w:sz="4" w:space="0" w:color="BFBFBF"/>
+              <w:top w:val="single" w:sz="4" w:space="0" w:color="000000"/>
+              <w:left w:val="single" w:sz="4" w:space="0" w:color="000000"/>
+              <w:bottom w:val="single" w:sz="4" w:space="0" w:color="000000"/>
+              <w:right w:val="single" w:sz="4" w:space="0" w:color="000000"/>
             </w:tcBorders>
             <w:vAlign w:val="center"/>
           </w:tcPr>
           <w:p>
             <w:pPr>
-              <w:spacing w:after="0"/>
+              <w:spacing w:after="0" w:before="0" w:line="276" w:lineRule="auto"/>
+              <w:jc w:val="left"/>
             </w:pPr>
-            <w:r/>
             <w:r>
               <w:rPr>
-                <w:rFonts w:ascii="Times New Roman" w:hAnsi="Times New Roman" w:eastAsia="Times New Roman"/>
-                <w:b/>
+                <w:rFonts w:ascii="Times New Roman" w:hAnsi="Times New Roman" w:eastAsia="Times New Roman" w:cs="Times New Roman"/>
+                <w:color w:val="000000"/>
                 <w:sz w:val="26"/>
+                <w:szCs w:val="26"/>
+                <w:b w:val="1"/>
+              </w:rPr>
+            </w:r>
+            <w:r>
+              <w:rPr>
+                <w:rFonts w:ascii="Times New Roman" w:hAnsi="Times New Roman" w:eastAsia="Times New Roman" w:cs="Times New Roman"/>
+                <w:b w:val="1"/>
+                <w:sz w:val="26"/>
+                <w:color w:val="000000"/>
+                <w:szCs w:val="26"/>
               </w:rPr>
               <w:t>Phương thức thanh toán/hoàn trả</w:t>
             </w:r>
@@ -1535,24 +2284,36 @@
         </w:tc>
         <w:tc>
           <w:tcPr>
-            <w:tcW w:type="dxa" w:w="6350"/>
+            <w:tcW w:type="dxa" w:w="6300"/>
             <w:tcBorders>
-              <w:top w:val="single" w:sz="4" w:space="0" w:color="BFBFBF"/>
-              <w:left w:val="single" w:sz="4" w:space="0" w:color="BFBFBF"/>
-              <w:bottom w:val="single" w:sz="4" w:space="0" w:color="BFBFBF"/>
-              <w:right w:val="single" w:sz="4" w:space="0" w:color="BFBFBF"/>
+              <w:top w:val="single" w:sz="4" w:space="0" w:color="000000"/>
+              <w:left w:val="single" w:sz="4" w:space="0" w:color="000000"/>
+              <w:bottom w:val="single" w:sz="4" w:space="0" w:color="000000"/>
+              <w:right w:val="single" w:sz="4" w:space="0" w:color="000000"/>
             </w:tcBorders>
             <w:vAlign w:val="center"/>
           </w:tcPr>
           <w:p>
             <w:pPr>
-              <w:spacing w:after="0"/>
+              <w:spacing w:after="0" w:before="0" w:line="276" w:lineRule="auto"/>
+              <w:jc w:val="left"/>
             </w:pPr>
-            <w:r/>
             <w:r>
               <w:rPr>
-                <w:rFonts w:ascii="Times New Roman" w:hAnsi="Times New Roman" w:eastAsia="Times New Roman"/>
+                <w:rFonts w:ascii="Times New Roman" w:hAnsi="Times New Roman" w:eastAsia="Times New Roman" w:cs="Times New Roman"/>
+                <w:color w:val="000000"/>
                 <w:sz w:val="26"/>
+                <w:szCs w:val="26"/>
+                <w:b w:val="0"/>
+              </w:rPr>
+            </w:r>
+            <w:r>
+              <w:rPr>
+                <w:rFonts w:ascii="Times New Roman" w:hAnsi="Times New Roman" w:eastAsia="Times New Roman" w:cs="Times New Roman"/>
+                <w:sz w:val="26"/>
+                <w:color w:val="000000"/>
+                <w:szCs w:val="26"/>
+                <w:b w:val="0"/>
               </w:rPr>
               <w:t>........................................................................................................................</w:t>
             </w:r>
@@ -1560,27 +2321,41 @@
         </w:tc>
       </w:tr>
       <w:tr>
+        <w:trPr>
+          <w:cantSplit/>
+        </w:trPr>
         <w:tc>
           <w:tcPr>
-            <w:tcW w:type="dxa" w:w="2721"/>
+            <w:tcW w:type="dxa" w:w="2700"/>
             <w:tcBorders>
-              <w:top w:val="single" w:sz="4" w:space="0" w:color="BFBFBF"/>
-              <w:left w:val="single" w:sz="4" w:space="0" w:color="BFBFBF"/>
-              <w:bottom w:val="single" w:sz="4" w:space="0" w:color="BFBFBF"/>
-              <w:right w:val="single" w:sz="4" w:space="0" w:color="BFBFBF"/>
+              <w:top w:val="single" w:sz="4" w:space="0" w:color="000000"/>
+              <w:left w:val="single" w:sz="4" w:space="0" w:color="000000"/>
+              <w:bottom w:val="single" w:sz="4" w:space="0" w:color="000000"/>
+              <w:right w:val="single" w:sz="4" w:space="0" w:color="000000"/>
             </w:tcBorders>
             <w:vAlign w:val="center"/>
           </w:tcPr>
           <w:p>
             <w:pPr>
-              <w:spacing w:after="0"/>
+              <w:spacing w:after="0" w:before="0" w:line="276" w:lineRule="auto"/>
+              <w:jc w:val="left"/>
             </w:pPr>
-            <w:r/>
             <w:r>
               <w:rPr>
-                <w:rFonts w:ascii="Times New Roman" w:hAnsi="Times New Roman" w:eastAsia="Times New Roman"/>
-                <w:b/>
+                <w:rFonts w:ascii="Times New Roman" w:hAnsi="Times New Roman" w:eastAsia="Times New Roman" w:cs="Times New Roman"/>
+                <w:color w:val="000000"/>
                 <w:sz w:val="26"/>
+                <w:szCs w:val="26"/>
+                <w:b w:val="1"/>
+              </w:rPr>
+            </w:r>
+            <w:r>
+              <w:rPr>
+                <w:rFonts w:ascii="Times New Roman" w:hAnsi="Times New Roman" w:eastAsia="Times New Roman" w:cs="Times New Roman"/>
+                <w:b w:val="1"/>
+                <w:sz w:val="26"/>
+                <w:color w:val="000000"/>
+                <w:szCs w:val="26"/>
               </w:rPr>
               <w:t>Thời hạn thực hiện</w:t>
             </w:r>
@@ -1588,24 +2363,36 @@
         </w:tc>
         <w:tc>
           <w:tcPr>
-            <w:tcW w:type="dxa" w:w="6350"/>
+            <w:tcW w:type="dxa" w:w="6300"/>
             <w:tcBorders>
-              <w:top w:val="single" w:sz="4" w:space="0" w:color="BFBFBF"/>
-              <w:left w:val="single" w:sz="4" w:space="0" w:color="BFBFBF"/>
-              <w:bottom w:val="single" w:sz="4" w:space="0" w:color="BFBFBF"/>
-              <w:right w:val="single" w:sz="4" w:space="0" w:color="BFBFBF"/>
+              <w:top w:val="single" w:sz="4" w:space="0" w:color="000000"/>
+              <w:left w:val="single" w:sz="4" w:space="0" w:color="000000"/>
+              <w:bottom w:val="single" w:sz="4" w:space="0" w:color="000000"/>
+              <w:right w:val="single" w:sz="4" w:space="0" w:color="000000"/>
             </w:tcBorders>
             <w:vAlign w:val="center"/>
           </w:tcPr>
           <w:p>
             <w:pPr>
-              <w:spacing w:after="0"/>
+              <w:spacing w:after="0" w:before="0" w:line="276" w:lineRule="auto"/>
+              <w:jc w:val="left"/>
             </w:pPr>
-            <w:r/>
             <w:r>
               <w:rPr>
-                <w:rFonts w:ascii="Times New Roman" w:hAnsi="Times New Roman" w:eastAsia="Times New Roman"/>
+                <w:rFonts w:ascii="Times New Roman" w:hAnsi="Times New Roman" w:eastAsia="Times New Roman" w:cs="Times New Roman"/>
+                <w:color w:val="000000"/>
                 <w:sz w:val="26"/>
+                <w:szCs w:val="26"/>
+                <w:b w:val="0"/>
+              </w:rPr>
+            </w:r>
+            <w:r>
+              <w:rPr>
+                <w:rFonts w:ascii="Times New Roman" w:hAnsi="Times New Roman" w:eastAsia="Times New Roman" w:cs="Times New Roman"/>
+                <w:sz w:val="26"/>
+                <w:color w:val="000000"/>
+                <w:szCs w:val="26"/>
+                <w:b w:val="0"/>
               </w:rPr>
               <w:t>........................................................................................................................</w:t>
             </w:r>
@@ -1616,108 +2403,143 @@
     <w:p>
       <w:pPr>
         <w:keepNext/>
-        <w:spacing w:before="140" w:after="60" w:line="269" w:lineRule="auto"/>
+        <w:spacing w:before="0" w:after="0" w:line="276" w:lineRule="auto"/>
+        <w:jc w:val="left"/>
       </w:pPr>
       <w:r>
         <w:rPr>
-          <w:rFonts w:ascii="Times New Roman" w:hAnsi="Times New Roman" w:eastAsia="Times New Roman"/>
-          <w:b/>
+          <w:rFonts w:ascii="Times New Roman" w:hAnsi="Times New Roman" w:eastAsia="Times New Roman" w:cs="Times New Roman"/>
+          <w:b w:val="1"/>
           <w:i w:val="0"/>
           <w:sz w:val="26"/>
+          <w:color w:val="000000"/>
+          <w:szCs w:val="26"/>
         </w:rPr>
         <w:t>6. Cam kết sau thanh lý</w:t>
       </w:r>
     </w:p>
     <w:p>
       <w:pPr>
-        <w:spacing w:after="40"/>
-        <w:ind w:left="397" w:hanging="227"/>
+        <w:spacing w:after="120" w:before="0" w:line="300" w:lineRule="exact"/>
+        <w:ind w:left="567" w:hanging="283"/>
+        <w:jc w:val="both"/>
       </w:pPr>
       <w:r>
         <w:rPr>
-          <w:rFonts w:ascii="Times New Roman" w:hAnsi="Times New Roman" w:eastAsia="Times New Roman"/>
+          <w:rFonts w:ascii="Times New Roman" w:hAnsi="Times New Roman" w:eastAsia="Times New Roman" w:cs="Times New Roman"/>
           <w:sz w:val="26"/>
+          <w:color w:val="000000"/>
+          <w:szCs w:val="26"/>
+          <w:b w:val="0"/>
         </w:rPr>
         <w:t>• Kể từ thời điểm chấm dứt quyền chủ sân, Bên B ngừng tiếp nhận booking mới trên SportGo và bàn giao/xử lý các dữ liệu, booking, khiếu nại còn lại theo hướng dẫn của Bên A.</w:t>
       </w:r>
     </w:p>
     <w:p>
       <w:pPr>
-        <w:spacing w:after="40"/>
-        <w:ind w:left="397" w:hanging="227"/>
+        <w:spacing w:after="120" w:before="0" w:line="300" w:lineRule="exact"/>
+        <w:ind w:left="567" w:hanging="283"/>
+        <w:jc w:val="both"/>
       </w:pPr>
       <w:r>
         <w:rPr>
-          <w:rFonts w:ascii="Times New Roman" w:hAnsi="Times New Roman" w:eastAsia="Times New Roman"/>
+          <w:rFonts w:ascii="Times New Roman" w:hAnsi="Times New Roman" w:eastAsia="Times New Roman" w:cs="Times New Roman"/>
           <w:sz w:val="26"/>
+          <w:color w:val="000000"/>
+          <w:szCs w:val="26"/>
+          <w:b w:val="0"/>
         </w:rPr>
         <w:t>• Các Bên xác nhận đã đọc, hiểu rõ nội dung biên bản, tự nguyện ký xác nhận và cam kết phối hợp hoàn tất nghĩa vụ còn lại sau thanh lý nếu có.</w:t>
       </w:r>
     </w:p>
     <w:p>
       <w:pPr>
-        <w:spacing w:after="40"/>
-        <w:ind w:left="397" w:hanging="227"/>
+        <w:spacing w:after="120" w:before="0" w:line="300" w:lineRule="exact"/>
+        <w:ind w:left="567" w:hanging="283"/>
+        <w:jc w:val="both"/>
       </w:pPr>
       <w:r>
         <w:rPr>
-          <w:rFonts w:ascii="Times New Roman" w:hAnsi="Times New Roman" w:eastAsia="Times New Roman"/>
+          <w:rFonts w:ascii="Times New Roman" w:hAnsi="Times New Roman" w:eastAsia="Times New Roman" w:cs="Times New Roman"/>
           <w:sz w:val="26"/>
+          <w:color w:val="000000"/>
+          <w:szCs w:val="26"/>
+          <w:b w:val="0"/>
         </w:rPr>
         <w:t>• Biên bản này là một phần của hồ sơ chấm dứt hợp tác và được lưu cùng hợp đồng, biên bản quyết toán, công văn/thông báo liên quan và chứng từ thanh toán.</w:t>
       </w:r>
     </w:p>
     <w:p>
       <w:pPr>
-        <w:spacing w:before="0" w:after="120" w:line="269" w:lineRule="auto"/>
+        <w:spacing w:before="0" w:after="120" w:line="300" w:lineRule="exact"/>
+        <w:jc w:val="both"/>
+        <w:ind w:firstLine="567"/>
       </w:pPr>
       <w:r>
         <w:rPr>
-          <w:rFonts w:ascii="Times New Roman" w:hAnsi="Times New Roman" w:eastAsia="Times New Roman"/>
+          <w:rFonts w:ascii="Times New Roman" w:hAnsi="Times New Roman" w:eastAsia="Times New Roman" w:cs="Times New Roman"/>
           <w:b w:val="0"/>
           <w:i w:val="0"/>
           <w:sz w:val="26"/>
+          <w:color w:val="000000"/>
+          <w:szCs w:val="26"/>
         </w:rPr>
         <w:t>Biên bản được lập thành …… bản có giá trị như nhau, mỗi Bên giữ …… bản; hoặc được lưu dưới dạng điện tử có xác nhận hợp lệ của Các Bên.</w:t>
       </w:r>
     </w:p>
     <w:p>
       <w:pPr>
-        <w:spacing w:before="0" w:after="80" w:line="269" w:lineRule="auto"/>
+        <w:spacing w:before="0" w:after="0" w:line="40" w:lineRule="exact"/>
       </w:pPr>
+      <w:r>
+        <w:rPr>
+          <w:rFonts w:ascii="Times New Roman" w:hAnsi="Times New Roman" w:eastAsia="Times New Roman" w:cs="Times New Roman"/>
+          <w:color w:val="000000"/>
+          <w:sz w:val="26"/>
+          <w:szCs w:val="26"/>
+        </w:rPr>
+        <w:br w:type="page"/>
+      </w:r>
     </w:p>
     <w:tbl>
       <w:tblPr>
-        <w:tblW w:type="auto" w:w="0"/>
+        <w:tblW w:type="dxa" w:w="9000"/>
         <w:tblLook w:firstColumn="1" w:firstRow="1" w:lastColumn="0" w:lastRow="0" w:noHBand="0" w:noVBand="1" w:val="04A0"/>
+        <w:tblInd w:w="0" w:type="dxa"/>
+        <w:tblLayout w:type="fixed"/>
+        <w:tblCellMar>
+          <w:top w:w="60" w:type="dxa"/>
+          <w:left w:w="90" w:type="dxa"/>
+          <w:bottom w:w="60" w:type="dxa"/>
+          <w:right w:w="90" w:type="dxa"/>
+        </w:tblCellMar>
       </w:tblPr>
       <w:tblGrid>
-        <w:gridCol w:w="4536"/>
-        <w:gridCol w:w="4536"/>
+        <w:gridCol w:w="4500"/>
+        <w:gridCol w:w="4500"/>
       </w:tblGrid>
       <w:tr>
+        <w:trPr>
+          <w:cantSplit/>
+        </w:trPr>
         <w:tc>
           <w:tcPr>
-            <w:tcW w:type="dxa" w:w="4536"/>
-            <w:tcBorders>
-              <w:top w:val="nil"/>
-              <w:left w:val="nil"/>
-              <w:bottom w:val="nil"/>
-              <w:right w:val="nil"/>
-              <w:insideH w:val="nil"/>
-              <w:insideV w:val="nil"/>
-            </w:tcBorders>
+            <w:tcW w:type="dxa" w:w="4500"/>
+            <w:vAlign w:val="center"/>
           </w:tcPr>
           <w:p>
             <w:pPr>
-              <w:spacing w:after="0"/>
+              <w:spacing w:after="0" w:before="0" w:line="276" w:lineRule="auto"/>
               <w:jc w:val="center"/>
+              <w:keepNext/>
             </w:pPr>
             <w:r>
               <w:rPr>
-                <w:rFonts w:ascii="Times New Roman" w:hAnsi="Times New Roman" w:eastAsia="Times New Roman"/>
+                <w:rFonts w:ascii="Times New Roman" w:hAnsi="Times New Roman" w:eastAsia="Times New Roman" w:cs="Times New Roman"/>
                 <w:b/>
                 <w:sz w:val="26"/>
+                <w:color w:val="000000"/>
+                <w:szCs w:val="26"/>
               </w:rPr>
               <w:t>ĐẠI DIỆN BÊN A</w:t>
               <w:br/>
@@ -1727,26 +2549,22 @@
         </w:tc>
         <w:tc>
           <w:tcPr>
-            <w:tcW w:type="dxa" w:w="4536"/>
-            <w:tcBorders>
-              <w:top w:val="nil"/>
-              <w:left w:val="nil"/>
-              <w:bottom w:val="nil"/>
-              <w:right w:val="nil"/>
-              <w:insideH w:val="nil"/>
-              <w:insideV w:val="nil"/>
-            </w:tcBorders>
+            <w:tcW w:type="dxa" w:w="4500"/>
+            <w:vAlign w:val="center"/>
           </w:tcPr>
           <w:p>
             <w:pPr>
-              <w:spacing w:after="0"/>
+              <w:spacing w:after="0" w:before="0" w:line="276" w:lineRule="auto"/>
               <w:jc w:val="center"/>
+              <w:keepNext/>
             </w:pPr>
             <w:r>
               <w:rPr>
-                <w:rFonts w:ascii="Times New Roman" w:hAnsi="Times New Roman" w:eastAsia="Times New Roman"/>
+                <w:rFonts w:ascii="Times New Roman" w:hAnsi="Times New Roman" w:eastAsia="Times New Roman" w:cs="Times New Roman"/>
                 <w:b/>
                 <w:sz w:val="26"/>
+                <w:color w:val="000000"/>
+                <w:szCs w:val="26"/>
               </w:rPr>
               <w:t>ĐẠI DIỆN BÊN B</w:t>
               <w:br/>
@@ -1756,28 +2574,27 @@
         </w:tc>
       </w:tr>
       <w:tr>
+        <w:trPr>
+          <w:cantSplit/>
+        </w:trPr>
         <w:tc>
           <w:tcPr>
-            <w:tcW w:type="dxa" w:w="4536"/>
-            <w:tcBorders>
-              <w:top w:val="nil"/>
-              <w:left w:val="nil"/>
-              <w:bottom w:val="nil"/>
-              <w:right w:val="nil"/>
-              <w:insideH w:val="nil"/>
-              <w:insideV w:val="nil"/>
-            </w:tcBorders>
+            <w:tcW w:type="dxa" w:w="4500"/>
+            <w:vAlign w:val="center"/>
           </w:tcPr>
           <w:p>
             <w:pPr>
-              <w:spacing w:after="0"/>
+              <w:spacing w:after="0" w:before="0" w:line="276" w:lineRule="auto"/>
               <w:jc w:val="center"/>
+              <w:keepNext/>
             </w:pPr>
             <w:r>
               <w:rPr>
-                <w:rFonts w:ascii="Times New Roman" w:hAnsi="Times New Roman" w:eastAsia="Times New Roman"/>
+                <w:rFonts w:ascii="Times New Roman" w:hAnsi="Times New Roman" w:eastAsia="Times New Roman" w:cs="Times New Roman"/>
                 <w:i/>
-                <w:sz w:val="24"/>
+                <w:sz w:val="26"/>
+                <w:color w:val="000000"/>
+                <w:szCs w:val="26"/>
               </w:rPr>
               <w:t>(Ký, ghi rõ họ tên, chức vụ; đóng dấu nếu có)</w:t>
             </w:r>
@@ -1785,26 +2602,22 @@
         </w:tc>
         <w:tc>
           <w:tcPr>
-            <w:tcW w:type="dxa" w:w="4536"/>
-            <w:tcBorders>
-              <w:top w:val="nil"/>
-              <w:left w:val="nil"/>
-              <w:bottom w:val="nil"/>
-              <w:right w:val="nil"/>
-              <w:insideH w:val="nil"/>
-              <w:insideV w:val="nil"/>
-            </w:tcBorders>
+            <w:tcW w:type="dxa" w:w="4500"/>
+            <w:vAlign w:val="center"/>
           </w:tcPr>
           <w:p>
             <w:pPr>
-              <w:spacing w:after="0"/>
+              <w:spacing w:after="0" w:before="0" w:line="276" w:lineRule="auto"/>
               <w:jc w:val="center"/>
+              <w:keepNext/>
             </w:pPr>
             <w:r>
               <w:rPr>
-                <w:rFonts w:ascii="Times New Roman" w:hAnsi="Times New Roman" w:eastAsia="Times New Roman"/>
+                <w:rFonts w:ascii="Times New Roman" w:hAnsi="Times New Roman" w:eastAsia="Times New Roman" w:cs="Times New Roman"/>
                 <w:i/>
-                <w:sz w:val="24"/>
+                <w:sz w:val="26"/>
+                <w:color w:val="000000"/>
+                <w:szCs w:val="26"/>
               </w:rPr>
               <w:t>(Ký, ghi rõ họ tên; đóng dấu nếu là tổ chức)</w:t>
             </w:r>
@@ -1812,27 +2625,26 @@
         </w:tc>
       </w:tr>
       <w:tr>
+        <w:trPr>
+          <w:cantSplit/>
+        </w:trPr>
         <w:tc>
           <w:tcPr>
-            <w:tcW w:type="dxa" w:w="4536"/>
-            <w:tcBorders>
-              <w:top w:val="nil"/>
-              <w:left w:val="nil"/>
-              <w:bottom w:val="nil"/>
-              <w:right w:val="nil"/>
-              <w:insideH w:val="nil"/>
-              <w:insideV w:val="nil"/>
-            </w:tcBorders>
+            <w:tcW w:type="dxa" w:w="4500"/>
+            <w:vAlign w:val="center"/>
           </w:tcPr>
           <w:p>
             <w:pPr>
-              <w:spacing w:after="0"/>
+              <w:spacing w:after="0" w:before="0" w:line="40" w:lineRule="exact"/>
               <w:jc w:val="center"/>
+              <w:keepNext/>
             </w:pPr>
             <w:r>
               <w:rPr>
-                <w:rFonts w:ascii="Times New Roman" w:hAnsi="Times New Roman" w:eastAsia="Times New Roman"/>
+                <w:rFonts w:ascii="Times New Roman" w:hAnsi="Times New Roman" w:eastAsia="Times New Roman" w:cs="Times New Roman"/>
                 <w:sz w:val="26"/>
+                <w:color w:val="000000"/>
+                <w:szCs w:val="26"/>
               </w:rPr>
               <w:br/>
               <w:br/>
@@ -1842,25 +2654,21 @@
         </w:tc>
         <w:tc>
           <w:tcPr>
-            <w:tcW w:type="dxa" w:w="4536"/>
-            <w:tcBorders>
-              <w:top w:val="nil"/>
-              <w:left w:val="nil"/>
-              <w:bottom w:val="nil"/>
-              <w:right w:val="nil"/>
-              <w:insideH w:val="nil"/>
-              <w:insideV w:val="nil"/>
-            </w:tcBorders>
+            <w:tcW w:type="dxa" w:w="4500"/>
+            <w:vAlign w:val="center"/>
           </w:tcPr>
           <w:p>
             <w:pPr>
-              <w:spacing w:after="0"/>
+              <w:spacing w:after="0" w:before="0" w:line="40" w:lineRule="exact"/>
               <w:jc w:val="center"/>
+              <w:keepNext/>
             </w:pPr>
             <w:r>
               <w:rPr>
-                <w:rFonts w:ascii="Times New Roman" w:hAnsi="Times New Roman" w:eastAsia="Times New Roman"/>
+                <w:rFonts w:ascii="Times New Roman" w:hAnsi="Times New Roman" w:eastAsia="Times New Roman" w:cs="Times New Roman"/>
                 <w:sz w:val="26"/>
+                <w:color w:val="000000"/>
+                <w:szCs w:val="26"/>
               </w:rPr>
               <w:br/>
               <w:br/>
@@ -1870,91 +2678,110 @@
         </w:tc>
       </w:tr>
       <w:tr>
+        <w:trPr>
+          <w:cantSplit/>
+        </w:trPr>
         <w:tc>
           <w:tcPr>
-            <w:tcW w:type="dxa" w:w="4536"/>
-            <w:tcBorders>
-              <w:top w:val="nil"/>
-              <w:left w:val="nil"/>
-              <w:bottom w:val="nil"/>
-              <w:right w:val="nil"/>
-              <w:insideH w:val="nil"/>
-              <w:insideV w:val="nil"/>
-            </w:tcBorders>
+            <w:tcW w:type="dxa" w:w="4500"/>
+            <w:vAlign w:val="center"/>
           </w:tcPr>
           <w:p>
             <w:pPr>
-              <w:spacing w:after="0"/>
+              <w:spacing w:after="0" w:before="0" w:line="40" w:lineRule="exact"/>
               <w:jc w:val="center"/>
             </w:pPr>
             <w:r>
               <w:rPr>
-                <w:rFonts w:ascii="Times New Roman" w:hAnsi="Times New Roman" w:eastAsia="Times New Roman"/>
+                <w:rFonts w:ascii="Times New Roman" w:hAnsi="Times New Roman" w:eastAsia="Times New Roman" w:cs="Times New Roman"/>
                 <w:b/>
                 <w:sz w:val="26"/>
+                <w:color w:val="000000"/>
+                <w:szCs w:val="26"/>
               </w:rPr>
-              <w:t>Họ và tên</w:t>
+              <w:t xml:space="preserve"/>
             </w:r>
           </w:p>
         </w:tc>
         <w:tc>
           <w:tcPr>
-            <w:tcW w:type="dxa" w:w="4536"/>
-            <w:tcBorders>
-              <w:top w:val="nil"/>
-              <w:left w:val="nil"/>
-              <w:bottom w:val="nil"/>
-              <w:right w:val="nil"/>
-              <w:insideH w:val="nil"/>
-              <w:insideV w:val="nil"/>
-            </w:tcBorders>
+            <w:tcW w:type="dxa" w:w="4500"/>
+            <w:vAlign w:val="center"/>
           </w:tcPr>
           <w:p>
             <w:pPr>
-              <w:spacing w:after="0"/>
+              <w:spacing w:after="0" w:before="0" w:line="40" w:lineRule="exact"/>
               <w:jc w:val="center"/>
             </w:pPr>
             <w:r>
               <w:rPr>
-                <w:rFonts w:ascii="Times New Roman" w:hAnsi="Times New Roman" w:eastAsia="Times New Roman"/>
+                <w:rFonts w:ascii="Times New Roman" w:hAnsi="Times New Roman" w:eastAsia="Times New Roman" w:cs="Times New Roman"/>
                 <w:b/>
                 <w:sz w:val="26"/>
+                <w:color w:val="000000"/>
+                <w:szCs w:val="26"/>
               </w:rPr>
-              <w:t>Họ và tên</w:t>
+              <w:t xml:space="preserve"/>
             </w:r>
           </w:p>
         </w:tc>
       </w:tr>
     </w:tbl>
     <w:sectPr>
-      <w:footerReference w:type="default" r:id="rId9"/>
+      <w:headerReference w:type="default" r:id="rId10"/>
       <w:pgSz w:w="11906" w:h="16838"/>
-      <w:pgMar w:top="1247" w:right="1020" w:bottom="1247" w:left="1814" w:header="720" w:footer="720" w:gutter="0"/>
+      <w:pgMar w:top="1134" w:right="1134" w:bottom="1134" w:left="1701" w:header="709" w:footer="709" w:gutter="0"/>
       <w:cols w:space="720"/>
       <w:docGrid w:linePitch="360"/>
+      <w:pgNumType w:start="1"/>
+      <w:titlePg/>
     </w:sectPr>
   </w:body>
 </w:document>
 </file>
 
 <file path=word/footer1.xml><?xml version="1.0" encoding="utf-8"?>
-<w:ftr xmlns:m="http://schemas.openxmlformats.org/officeDocument/2006/math" xmlns:mc="http://schemas.openxmlformats.org/markup-compatibility/2006" xmlns:mo="http://schemas.microsoft.com/office/mac/office/2008/main" xmlns:mv="urn:schemas-microsoft-com:mac:vml" xmlns:o="urn:schemas-microsoft-com:office:office" xmlns:r="http://schemas.openxmlformats.org/officeDocument/2006/relationships" xmlns:v="urn:schemas-microsoft-com:vml" xmlns:w10="urn:schemas-microsoft-com:office:word" xmlns:w14="http://schemas.microsoft.com/office/word/2010/wordml" xmlns:w="http://schemas.openxmlformats.org/wordprocessingml/2006/main" xmlns:wne="http://schemas.microsoft.com/office/word/2006/wordml" xmlns:wp14="http://schemas.microsoft.com/office/word/2010/wordprocessingDrawing" xmlns:wp="http://schemas.openxmlformats.org/drawingml/2006/wordprocessingDrawing" xmlns:wpc="http://schemas.microsoft.com/office/word/2010/wordprocessingCanvas" xmlns:wpg="http://schemas.microsoft.com/office/word/2010/wordprocessingGroup" xmlns:wpi="http://schemas.microsoft.com/office/word/2010/wordprocessingInk" xmlns:wps="http://schemas.microsoft.com/office/word/2010/wordprocessingShape" mc:Ignorable="w14 wp14">
+<w:ftr xmlns:w="http://schemas.openxmlformats.org/wordprocessingml/2006/main">
+  <w:p/>
+</w:ftr>
+</file>
+
+<file path=word/headerPartnerPageNumber.xml><?xml version="1.0" encoding="utf-8"?>
+<w:hdr xmlns:w="http://schemas.openxmlformats.org/wordprocessingml/2006/main">
   <w:p>
     <w:pPr>
-      <w:pStyle w:val="Footer"/>
       <w:jc w:val="center"/>
-    </w:pPr>
-    <w:r/>
+      <w:spacing w:before="0" w:after="0"/>
+    </w:pPr>
     <w:r>
       <w:rPr>
-        <w:rFonts w:ascii="Times New Roman" w:hAnsi="Times New Roman" w:eastAsia="Times New Roman"/>
-        <w:i/>
-        <w:sz w:val="18"/>
-      </w:rPr>
-      <w:t>Mẫu văn bản SportGo - dùng sau khi điền đủ thông tin, ký/xác nhận đúng thẩm quyền và lưu hồ sơ kèm chứng từ.</w:t>
+        <w:rFonts w:ascii="Times New Roman" w:hAnsi="Times New Roman" w:eastAsia="Times New Roman" w:cs="Times New Roman"/>
+        <w:sz w:val="26"/>
+        <w:szCs w:val="26"/>
+        <w:color w:val="000000"/>
+      </w:rPr>
+      <w:fldChar w:fldCharType="begin"/>
+    </w:r>
+    <w:r>
+      <w:rPr>
+        <w:rFonts w:ascii="Times New Roman" w:hAnsi="Times New Roman" w:eastAsia="Times New Roman" w:cs="Times New Roman"/>
+        <w:sz w:val="26"/>
+        <w:szCs w:val="26"/>
+        <w:color w:val="000000"/>
+      </w:rPr>
+      <w:instrText xml:space="preserve"> PAGE </w:instrText>
+    </w:r>
+    <w:r>
+      <w:rPr>
+        <w:rFonts w:ascii="Times New Roman" w:hAnsi="Times New Roman" w:eastAsia="Times New Roman" w:cs="Times New Roman"/>
+        <w:sz w:val="26"/>
+        <w:szCs w:val="26"/>
+        <w:color w:val="000000"/>
+      </w:rPr>
+      <w:fldChar w:fldCharType="end"/>
     </w:r>
   </w:p>
-</w:ftr>
+</w:hdr>
 </file>
 
 <file path=word/numbering.xml><?xml version="1.0" encoding="utf-8"?>
@@ -2165,10 +2992,11 @@
   <w:docDefaults>
     <w:rPrDefault>
       <w:rPr>
-        <w:rFonts w:asciiTheme="minorHAnsi" w:eastAsiaTheme="minorEastAsia" w:hAnsiTheme="minorHAnsi" w:cstheme="minorBidi"/>
-        <w:sz w:val="22"/>
-        <w:szCs w:val="22"/>
+        <w:rFonts w:asciiTheme="minorHAnsi" w:eastAsiaTheme="minorEastAsia" w:hAnsiTheme="minorHAnsi" w:cstheme="minorBidi" w:ascii="Times New Roman" w:hAnsi="Times New Roman" w:eastAsia="Times New Roman" w:cs="Times New Roman"/>
+        <w:sz w:val="26"/>
+        <w:szCs w:val="26"/>
         <w:lang w:val="en-US" w:eastAsia="en-US" w:bidi="ar-SA"/>
+        <w:color w:val="000000"/>
       </w:rPr>
     </w:rPrDefault>
     <w:pPrDefault>
@@ -2321,7 +3149,7 @@
     <w:qFormat/>
     <w:rsid w:val="00FC693F"/>
     <w:pPr>
-      <w:spacing w:line="269" w:lineRule="auto" w:after="60"/>
+      <w:spacing w:line="300" w:lineRule="exact" w:after="120"/>
     </w:pPr>
     <w:rPr>
       <w:rFonts w:ascii="Times New Roman" w:hAnsi="Times New Roman" w:eastAsia="Times New Roman"/>
@@ -2390,7 +3218,7 @@
       <w:rFonts w:asciiTheme="majorHAnsi" w:eastAsiaTheme="majorEastAsia" w:hAnsiTheme="majorHAnsi" w:cstheme="majorBidi"/>
       <w:b/>
       <w:bCs/>
-      <w:color w:val="365F91" w:themeColor="accent1" w:themeShade="BF"/>
+      <w:color w:val="000000" w:themeShade="BF"/>
       <w:sz w:val="28"/>
       <w:szCs w:val="28"/>
     </w:rPr>
@@ -2414,7 +3242,7 @@
       <w:rFonts w:asciiTheme="majorHAnsi" w:eastAsiaTheme="majorEastAsia" w:hAnsiTheme="majorHAnsi" w:cstheme="majorBidi"/>
       <w:b/>
       <w:bCs/>
-      <w:color w:val="4F81BD" w:themeColor="accent1"/>
+      <w:color w:val="000000"/>
       <w:sz w:val="26"/>
       <w:szCs w:val="26"/>
     </w:rPr>
@@ -2438,7 +3266,7 @@
       <w:rFonts w:asciiTheme="majorHAnsi" w:eastAsiaTheme="majorEastAsia" w:hAnsiTheme="majorHAnsi" w:cstheme="majorBidi"/>
       <w:b/>
       <w:bCs/>
-      <w:color w:val="4F81BD" w:themeColor="accent1"/>
+      <w:color w:val="000000"/>
     </w:rPr>
   </w:style>
   <w:style w:type="paragraph" w:styleId="Heading4">
@@ -2463,7 +3291,7 @@
       <w:bCs/>
       <w:i/>
       <w:iCs/>
-      <w:color w:val="4F81BD" w:themeColor="accent1"/>
+      <w:color w:val="000000"/>
     </w:rPr>
   </w:style>
   <w:style w:type="paragraph" w:styleId="Heading5">
@@ -2484,7 +3312,7 @@
     </w:pPr>
     <w:rPr>
       <w:rFonts w:asciiTheme="majorHAnsi" w:eastAsiaTheme="majorEastAsia" w:hAnsiTheme="majorHAnsi" w:cstheme="majorBidi"/>
-      <w:color w:val="243F60" w:themeColor="accent1" w:themeShade="7F"/>
+      <w:color w:val="000000" w:themeShade="7F"/>
     </w:rPr>
   </w:style>
   <w:style w:type="paragraph" w:styleId="Heading6">
@@ -2507,7 +3335,7 @@
       <w:rFonts w:asciiTheme="majorHAnsi" w:eastAsiaTheme="majorEastAsia" w:hAnsiTheme="majorHAnsi" w:cstheme="majorBidi"/>
       <w:i/>
       <w:iCs/>
-      <w:color w:val="243F60" w:themeColor="accent1" w:themeShade="7F"/>
+      <w:color w:val="000000" w:themeShade="7F"/>
     </w:rPr>
   </w:style>
   <w:style w:type="paragraph" w:styleId="Heading7">
@@ -2530,7 +3358,7 @@
       <w:rFonts w:asciiTheme="majorHAnsi" w:eastAsiaTheme="majorEastAsia" w:hAnsiTheme="majorHAnsi" w:cstheme="majorBidi"/>
       <w:i/>
       <w:iCs/>
-      <w:color w:val="404040" w:themeColor="text1" w:themeTint="BF"/>
+      <w:color w:val="000000" w:themeTint="BF"/>
     </w:rPr>
   </w:style>
   <w:style w:type="paragraph" w:styleId="Heading8">
@@ -2551,7 +3379,7 @@
     </w:pPr>
     <w:rPr>
       <w:rFonts w:asciiTheme="majorHAnsi" w:eastAsiaTheme="majorEastAsia" w:hAnsiTheme="majorHAnsi" w:cstheme="majorBidi"/>
-      <w:color w:val="4F81BD" w:themeColor="accent1"/>
+      <w:color w:val="000000"/>
       <w:sz w:val="20"/>
       <w:szCs w:val="20"/>
     </w:rPr>
@@ -2576,7 +3404,7 @@
       <w:rFonts w:asciiTheme="majorHAnsi" w:eastAsiaTheme="majorEastAsia" w:hAnsiTheme="majorHAnsi" w:cstheme="majorBidi"/>
       <w:i/>
       <w:iCs/>
-      <w:color w:val="404040" w:themeColor="text1" w:themeTint="BF"/>
+      <w:color w:val="000000" w:themeTint="BF"/>
       <w:sz w:val="20"/>
       <w:szCs w:val="20"/>
     </w:rPr>
@@ -2627,7 +3455,7 @@
       <w:rFonts w:asciiTheme="majorHAnsi" w:eastAsiaTheme="majorEastAsia" w:hAnsiTheme="majorHAnsi" w:cstheme="majorBidi"/>
       <w:b/>
       <w:bCs/>
-      <w:color w:val="365F91" w:themeColor="accent1" w:themeShade="BF"/>
+      <w:color w:val="000000" w:themeShade="BF"/>
       <w:sz w:val="28"/>
       <w:szCs w:val="28"/>
     </w:rPr>
@@ -2642,7 +3470,7 @@
       <w:rFonts w:asciiTheme="majorHAnsi" w:eastAsiaTheme="majorEastAsia" w:hAnsiTheme="majorHAnsi" w:cstheme="majorBidi"/>
       <w:b/>
       <w:bCs/>
-      <w:color w:val="4F81BD" w:themeColor="accent1"/>
+      <w:color w:val="000000"/>
       <w:sz w:val="26"/>
       <w:szCs w:val="26"/>
     </w:rPr>
@@ -2657,7 +3485,7 @@
       <w:rFonts w:asciiTheme="majorHAnsi" w:eastAsiaTheme="majorEastAsia" w:hAnsiTheme="majorHAnsi" w:cstheme="majorBidi"/>
       <w:b/>
       <w:bCs/>
-      <w:color w:val="4F81BD" w:themeColor="accent1"/>
+      <w:color w:val="000000"/>
     </w:rPr>
   </w:style>
   <w:style w:type="paragraph" w:styleId="Title">
@@ -2677,7 +3505,7 @@
     </w:pPr>
     <w:rPr>
       <w:rFonts w:asciiTheme="majorHAnsi" w:eastAsiaTheme="majorEastAsia" w:hAnsiTheme="majorHAnsi" w:cstheme="majorBidi"/>
-      <w:color w:val="17365D" w:themeColor="text2" w:themeShade="BF"/>
+      <w:color w:val="000000" w:themeShade="BF"/>
       <w:spacing w:val="5"/>
       <w:kern w:val="28"/>
       <w:sz w:val="52"/>
@@ -2692,7 +3520,7 @@
     <w:rsid w:val="00FC693F"/>
     <w:rPr>
       <w:rFonts w:asciiTheme="majorHAnsi" w:eastAsiaTheme="majorEastAsia" w:hAnsiTheme="majorHAnsi" w:cstheme="majorBidi"/>
-      <w:color w:val="17365D" w:themeColor="text2" w:themeShade="BF"/>
+      <w:color w:val="000000" w:themeShade="BF"/>
       <w:spacing w:val="5"/>
       <w:kern w:val="28"/>
       <w:sz w:val="52"/>
@@ -2716,7 +3544,7 @@
       <w:rFonts w:asciiTheme="majorHAnsi" w:eastAsiaTheme="majorEastAsia" w:hAnsiTheme="majorHAnsi" w:cstheme="majorBidi"/>
       <w:i/>
       <w:iCs/>
-      <w:color w:val="4F81BD" w:themeColor="accent1"/>
+      <w:color w:val="000000"/>
       <w:spacing w:val="15"/>
       <w:sz w:val="24"/>
       <w:szCs w:val="24"/>
@@ -2732,7 +3560,7 @@
       <w:rFonts w:asciiTheme="majorHAnsi" w:eastAsiaTheme="majorEastAsia" w:hAnsiTheme="majorHAnsi" w:cstheme="majorBidi"/>
       <w:i/>
       <w:iCs/>
-      <w:color w:val="4F81BD" w:themeColor="accent1"/>
+      <w:color w:val="000000"/>
       <w:spacing w:val="15"/>
       <w:sz w:val="24"/>
       <w:szCs w:val="24"/>
@@ -3004,7 +3832,7 @@
     <w:rPr>
       <w:i/>
       <w:iCs/>
-      <w:color w:val="000000" w:themeColor="text1"/>
+      <w:color w:val="000000"/>
     </w:rPr>
   </w:style>
   <w:style w:type="character" w:customStyle="1" w:styleId="QuoteChar">
@@ -3016,7 +3844,7 @@
     <w:rPr>
       <w:i/>
       <w:iCs/>
-      <w:color w:val="000000" w:themeColor="text1"/>
+      <w:color w:val="000000"/>
     </w:rPr>
   </w:style>
   <w:style w:type="character" w:customStyle="1" w:styleId="Heading4Char">
@@ -3032,7 +3860,7 @@
       <w:bCs/>
       <w:i/>
       <w:iCs/>
-      <w:color w:val="4F81BD" w:themeColor="accent1"/>
+      <w:color w:val="000000"/>
     </w:rPr>
   </w:style>
   <w:style w:type="character" w:customStyle="1" w:styleId="Heading5Char">
@@ -3044,7 +3872,7 @@
     <w:rsid w:val="00FC693F"/>
     <w:rPr>
       <w:rFonts w:asciiTheme="majorHAnsi" w:eastAsiaTheme="majorEastAsia" w:hAnsiTheme="majorHAnsi" w:cstheme="majorBidi"/>
-      <w:color w:val="243F60" w:themeColor="accent1" w:themeShade="7F"/>
+      <w:color w:val="000000" w:themeShade="7F"/>
     </w:rPr>
   </w:style>
   <w:style w:type="character" w:customStyle="1" w:styleId="Heading6Char">
@@ -3058,7 +3886,7 @@
       <w:rFonts w:asciiTheme="majorHAnsi" w:eastAsiaTheme="majorEastAsia" w:hAnsiTheme="majorHAnsi" w:cstheme="majorBidi"/>
       <w:i/>
       <w:iCs/>
-      <w:color w:val="243F60" w:themeColor="accent1" w:themeShade="7F"/>
+      <w:color w:val="000000" w:themeShade="7F"/>
     </w:rPr>
   </w:style>
   <w:style w:type="character" w:customStyle="1" w:styleId="Heading7Char">
@@ -3072,7 +3900,7 @@
       <w:rFonts w:asciiTheme="majorHAnsi" w:eastAsiaTheme="majorEastAsia" w:hAnsiTheme="majorHAnsi" w:cstheme="majorBidi"/>
       <w:i/>
       <w:iCs/>
-      <w:color w:val="404040" w:themeColor="text1" w:themeTint="BF"/>
+      <w:color w:val="000000" w:themeTint="BF"/>
     </w:rPr>
   </w:style>
   <w:style w:type="character" w:customStyle="1" w:styleId="Heading8Char">
@@ -3084,7 +3912,7 @@
     <w:rsid w:val="00FC693F"/>
     <w:rPr>
       <w:rFonts w:asciiTheme="majorHAnsi" w:eastAsiaTheme="majorEastAsia" w:hAnsiTheme="majorHAnsi" w:cstheme="majorBidi"/>
-      <w:color w:val="4F81BD" w:themeColor="accent1"/>
+      <w:color w:val="000000"/>
       <w:sz w:val="20"/>
       <w:szCs w:val="20"/>
     </w:rPr>
@@ -3100,7 +3928,7 @@
       <w:rFonts w:asciiTheme="majorHAnsi" w:eastAsiaTheme="majorEastAsia" w:hAnsiTheme="majorHAnsi" w:cstheme="majorBidi"/>
       <w:i/>
       <w:iCs/>
-      <w:color w:val="404040" w:themeColor="text1" w:themeTint="BF"/>
+      <w:color w:val="000000" w:themeTint="BF"/>
       <w:sz w:val="20"/>
       <w:szCs w:val="20"/>
     </w:rPr>
@@ -3120,7 +3948,7 @@
     <w:rPr>
       <w:b/>
       <w:bCs/>
-      <w:color w:val="4F81BD" w:themeColor="accent1"/>
+      <w:color w:val="000000"/>
       <w:sz w:val="18"/>
       <w:szCs w:val="18"/>
     </w:rPr>
@@ -3167,7 +3995,7 @@
       <w:bCs/>
       <w:i/>
       <w:iCs/>
-      <w:color w:val="4F81BD" w:themeColor="accent1"/>
+      <w:color w:val="000000"/>
     </w:rPr>
   </w:style>
   <w:style w:type="character" w:customStyle="1" w:styleId="IntenseQuoteChar">
@@ -3181,7 +4009,7 @@
       <w:bCs/>
       <w:i/>
       <w:iCs/>
-      <w:color w:val="4F81BD" w:themeColor="accent1"/>
+      <w:color w:val="000000"/>
     </w:rPr>
   </w:style>
   <w:style w:type="character" w:styleId="SubtleEmphasis">
@@ -3193,7 +4021,7 @@
     <w:rPr>
       <w:i/>
       <w:iCs/>
-      <w:color w:val="808080" w:themeColor="text1" w:themeTint="7F"/>
+      <w:color w:val="000000" w:themeTint="7F"/>
     </w:rPr>
   </w:style>
   <w:style w:type="character" w:styleId="IntenseEmphasis">
@@ -3207,7 +4035,7 @@
       <w:bCs/>
       <w:i/>
       <w:iCs/>
-      <w:color w:val="4F81BD" w:themeColor="accent1"/>
+      <w:color w:val="000000"/>
     </w:rPr>
   </w:style>
   <w:style w:type="character" w:styleId="SubtleReference">
@@ -3218,7 +4046,7 @@
     <w:rsid w:val="00FC693F"/>
     <w:rPr>
       <w:smallCaps/>
-      <w:color w:val="C0504D" w:themeColor="accent2"/>
+      <w:color w:val="000000"/>
       <w:u w:val="single"/>
     </w:rPr>
   </w:style>
@@ -3232,7 +4060,7 @@
       <w:b/>
       <w:bCs/>
       <w:smallCaps/>
-      <w:color w:val="C0504D" w:themeColor="accent2"/>
+      <w:color w:val="000000"/>
       <w:spacing w:val="5"/>
       <w:u w:val="single"/>
     </w:rPr>
@@ -3298,7 +4126,7 @@
       <w:spacing w:after="0" w:line="240" w:lineRule="auto"/>
     </w:pPr>
     <w:rPr>
-      <w:color w:val="000000" w:themeColor="text1" w:themeShade="BF"/>
+      <w:color w:val="000000" w:themeShade="BF"/>
     </w:rPr>
     <w:tblPr>
       <w:tblStyleRowBandSize w:val="1"/>
@@ -3376,7 +4204,6 @@
           <w:insideH w:val="nil"/>
           <w:insideV w:val="nil"/>
         </w:tcBorders>
-        <w:shd w:val="clear" w:color="auto" w:fill="C0C0C0" w:themeFill="text1" w:themeFillTint="3F"/>
       </w:tcPr>
     </w:tblStylePr>
     <w:tblStylePr w:type="band1Horz">
@@ -3388,7 +4215,6 @@
           <w:insideH w:val="nil"/>
           <w:insideV w:val="nil"/>
         </w:tcBorders>
-        <w:shd w:val="clear" w:color="auto" w:fill="C0C0C0" w:themeFill="text1" w:themeFillTint="3F"/>
       </w:tcPr>
     </w:tblStylePr>
   </w:style>
@@ -3401,7 +4227,7 @@
       <w:spacing w:after="0" w:line="240" w:lineRule="auto"/>
     </w:pPr>
     <w:rPr>
-      <w:color w:val="365F91" w:themeColor="accent1" w:themeShade="BF"/>
+      <w:color w:val="000000" w:themeShade="BF"/>
     </w:rPr>
     <w:tblPr>
       <w:tblStyleRowBandSize w:val="1"/>
@@ -3479,7 +4305,6 @@
           <w:insideH w:val="nil"/>
           <w:insideV w:val="nil"/>
         </w:tcBorders>
-        <w:shd w:val="clear" w:color="auto" w:fill="D3DFEE" w:themeFill="accent1" w:themeFillTint="3F"/>
       </w:tcPr>
     </w:tblStylePr>
     <w:tblStylePr w:type="band1Horz">
@@ -3491,7 +4316,6 @@
           <w:insideH w:val="nil"/>
           <w:insideV w:val="nil"/>
         </w:tcBorders>
-        <w:shd w:val="clear" w:color="auto" w:fill="D3DFEE" w:themeFill="accent1" w:themeFillTint="3F"/>
       </w:tcPr>
     </w:tblStylePr>
   </w:style>
@@ -3504,7 +4328,7 @@
       <w:spacing w:after="0" w:line="240" w:lineRule="auto"/>
     </w:pPr>
     <w:rPr>
-      <w:color w:val="943634" w:themeColor="accent2" w:themeShade="BF"/>
+      <w:color w:val="000000" w:themeShade="BF"/>
     </w:rPr>
     <w:tblPr>
       <w:tblStyleRowBandSize w:val="1"/>
@@ -3582,7 +4406,6 @@
           <w:insideH w:val="nil"/>
           <w:insideV w:val="nil"/>
         </w:tcBorders>
-        <w:shd w:val="clear" w:color="auto" w:fill="EFD3D2" w:themeFill="accent2" w:themeFillTint="3F"/>
       </w:tcPr>
     </w:tblStylePr>
     <w:tblStylePr w:type="band1Horz">
@@ -3594,7 +4417,6 @@
           <w:insideH w:val="nil"/>
           <w:insideV w:val="nil"/>
         </w:tcBorders>
-        <w:shd w:val="clear" w:color="auto" w:fill="EFD3D2" w:themeFill="accent2" w:themeFillTint="3F"/>
       </w:tcPr>
     </w:tblStylePr>
   </w:style>
@@ -3607,7 +4429,7 @@
       <w:spacing w:after="0" w:line="240" w:lineRule="auto"/>
     </w:pPr>
     <w:rPr>
-      <w:color w:val="76923C" w:themeColor="accent3" w:themeShade="BF"/>
+      <w:color w:val="000000" w:themeShade="BF"/>
     </w:rPr>
     <w:tblPr>
       <w:tblStyleRowBandSize w:val="1"/>
@@ -3685,7 +4507,6 @@
           <w:insideH w:val="nil"/>
           <w:insideV w:val="nil"/>
         </w:tcBorders>
-        <w:shd w:val="clear" w:color="auto" w:fill="E6EED5" w:themeFill="accent3" w:themeFillTint="3F"/>
       </w:tcPr>
     </w:tblStylePr>
     <w:tblStylePr w:type="band1Horz">
@@ -3697,7 +4518,6 @@
           <w:insideH w:val="nil"/>
           <w:insideV w:val="nil"/>
         </w:tcBorders>
-        <w:shd w:val="clear" w:color="auto" w:fill="E6EED5" w:themeFill="accent3" w:themeFillTint="3F"/>
       </w:tcPr>
     </w:tblStylePr>
   </w:style>
@@ -3710,7 +4530,7 @@
       <w:spacing w:after="0" w:line="240" w:lineRule="auto"/>
     </w:pPr>
     <w:rPr>
-      <w:color w:val="5F497A" w:themeColor="accent4" w:themeShade="BF"/>
+      <w:color w:val="000000" w:themeShade="BF"/>
     </w:rPr>
     <w:tblPr>
       <w:tblStyleRowBandSize w:val="1"/>
@@ -3788,7 +4608,6 @@
           <w:insideH w:val="nil"/>
           <w:insideV w:val="nil"/>
         </w:tcBorders>
-        <w:shd w:val="clear" w:color="auto" w:fill="DFD8E8" w:themeFill="accent4" w:themeFillTint="3F"/>
       </w:tcPr>
     </w:tblStylePr>
     <w:tblStylePr w:type="band1Horz">
@@ -3800,7 +4619,6 @@
           <w:insideH w:val="nil"/>
           <w:insideV w:val="nil"/>
         </w:tcBorders>
-        <w:shd w:val="clear" w:color="auto" w:fill="DFD8E8" w:themeFill="accent4" w:themeFillTint="3F"/>
       </w:tcPr>
     </w:tblStylePr>
   </w:style>
@@ -3813,7 +4631,7 @@
       <w:spacing w:after="0" w:line="240" w:lineRule="auto"/>
     </w:pPr>
     <w:rPr>
-      <w:color w:val="31849B" w:themeColor="accent5" w:themeShade="BF"/>
+      <w:color w:val="000000" w:themeShade="BF"/>
     </w:rPr>
     <w:tblPr>
       <w:tblStyleRowBandSize w:val="1"/>
@@ -3891,7 +4709,6 @@
           <w:insideH w:val="nil"/>
           <w:insideV w:val="nil"/>
         </w:tcBorders>
-        <w:shd w:val="clear" w:color="auto" w:fill="D2EAF1" w:themeFill="accent5" w:themeFillTint="3F"/>
       </w:tcPr>
     </w:tblStylePr>
     <w:tblStylePr w:type="band1Horz">
@@ -3903,7 +4720,6 @@
           <w:insideH w:val="nil"/>
           <w:insideV w:val="nil"/>
         </w:tcBorders>
-        <w:shd w:val="clear" w:color="auto" w:fill="D2EAF1" w:themeFill="accent5" w:themeFillTint="3F"/>
       </w:tcPr>
     </w:tblStylePr>
   </w:style>
@@ -3916,7 +4732,7 @@
       <w:spacing w:after="0" w:line="240" w:lineRule="auto"/>
     </w:pPr>
     <w:rPr>
-      <w:color w:val="E36C0A" w:themeColor="accent6" w:themeShade="BF"/>
+      <w:color w:val="000000" w:themeShade="BF"/>
     </w:rPr>
     <w:tblPr>
       <w:tblStyleRowBandSize w:val="1"/>
@@ -3994,7 +4810,6 @@
           <w:insideH w:val="nil"/>
           <w:insideV w:val="nil"/>
         </w:tcBorders>
-        <w:shd w:val="clear" w:color="auto" w:fill="FDE4D0" w:themeFill="accent6" w:themeFillTint="3F"/>
       </w:tcPr>
     </w:tblStylePr>
     <w:tblStylePr w:type="band1Horz">
@@ -4006,7 +4821,6 @@
           <w:insideH w:val="nil"/>
           <w:insideV w:val="nil"/>
         </w:tcBorders>
-        <w:shd w:val="clear" w:color="auto" w:fill="FDE4D0" w:themeFill="accent6" w:themeFillTint="3F"/>
       </w:tcPr>
     </w:tblStylePr>
   </w:style>
@@ -4042,12 +4856,10 @@
       <w:rPr>
         <w:b/>
         <w:bCs/>
-        <w:color w:val="FFFFFF" w:themeColor="background1"/>
-      </w:rPr>
-      <w:tblPr/>
-      <w:tcPr>
-        <w:shd w:val="clear" w:color="auto" w:fill="000000" w:themeFill="text1"/>
-      </w:tcPr>
+        <w:color w:val="000000"/>
+      </w:rPr>
+      <w:tblPr/>
+      <w:tcPr/>
     </w:tblStylePr>
     <w:tblStylePr w:type="lastRow">
       <w:pPr>
@@ -4134,12 +4946,10 @@
       <w:rPr>
         <w:b/>
         <w:bCs/>
-        <w:color w:val="FFFFFF" w:themeColor="background1"/>
-      </w:rPr>
-      <w:tblPr/>
-      <w:tcPr>
-        <w:shd w:val="clear" w:color="auto" w:fill="4F81BD" w:themeFill="accent1"/>
-      </w:tcPr>
+        <w:color w:val="000000"/>
+      </w:rPr>
+      <w:tblPr/>
+      <w:tcPr/>
     </w:tblStylePr>
     <w:tblStylePr w:type="lastRow">
       <w:pPr>
@@ -4226,12 +5036,10 @@
       <w:rPr>
         <w:b/>
         <w:bCs/>
-        <w:color w:val="FFFFFF" w:themeColor="background1"/>
-      </w:rPr>
-      <w:tblPr/>
-      <w:tcPr>
-        <w:shd w:val="clear" w:color="auto" w:fill="C0504D" w:themeFill="accent2"/>
-      </w:tcPr>
+        <w:color w:val="000000"/>
+      </w:rPr>
+      <w:tblPr/>
+      <w:tcPr/>
     </w:tblStylePr>
     <w:tblStylePr w:type="lastRow">
       <w:pPr>
@@ -4318,12 +5126,10 @@
       <w:rPr>
         <w:b/>
         <w:bCs/>
-        <w:color w:val="FFFFFF" w:themeColor="background1"/>
-      </w:rPr>
-      <w:tblPr/>
-      <w:tcPr>
-        <w:shd w:val="clear" w:color="auto" w:fill="9BBB59" w:themeFill="accent3"/>
-      </w:tcPr>
+        <w:color w:val="000000"/>
+      </w:rPr>
+      <w:tblPr/>
+      <w:tcPr/>
     </w:tblStylePr>
     <w:tblStylePr w:type="lastRow">
       <w:pPr>
@@ -4410,12 +5216,10 @@
       <w:rPr>
         <w:b/>
         <w:bCs/>
-        <w:color w:val="FFFFFF" w:themeColor="background1"/>
-      </w:rPr>
-      <w:tblPr/>
-      <w:tcPr>
-        <w:shd w:val="clear" w:color="auto" w:fill="8064A2" w:themeFill="accent4"/>
-      </w:tcPr>
+        <w:color w:val="000000"/>
+      </w:rPr>
+      <w:tblPr/>
+      <w:tcPr/>
     </w:tblStylePr>
     <w:tblStylePr w:type="lastRow">
       <w:pPr>
@@ -4502,12 +5306,10 @@
       <w:rPr>
         <w:b/>
         <w:bCs/>
-        <w:color w:val="FFFFFF" w:themeColor="background1"/>
-      </w:rPr>
-      <w:tblPr/>
-      <w:tcPr>
-        <w:shd w:val="clear" w:color="auto" w:fill="4BACC6" w:themeFill="accent5"/>
-      </w:tcPr>
+        <w:color w:val="000000"/>
+      </w:rPr>
+      <w:tblPr/>
+      <w:tcPr/>
     </w:tblStylePr>
     <w:tblStylePr w:type="lastRow">
       <w:pPr>
@@ -4594,12 +5396,10 @@
       <w:rPr>
         <w:b/>
         <w:bCs/>
-        <w:color w:val="FFFFFF" w:themeColor="background1"/>
-      </w:rPr>
-      <w:tblPr/>
-      <w:tcPr>
-        <w:shd w:val="clear" w:color="auto" w:fill="F79646" w:themeFill="accent6"/>
-      </w:tcPr>
+        <w:color w:val="000000"/>
+      </w:rPr>
+      <w:tblPr/>
+      <w:tcPr/>
     </w:tblStylePr>
     <w:tblStylePr w:type="lastRow">
       <w:pPr>
@@ -4755,7 +5555,6 @@
           <w:bottom w:val="single" w:sz="8" w:space="0" w:color="000000" w:themeColor="text1"/>
           <w:right w:val="single" w:sz="8" w:space="0" w:color="000000" w:themeColor="text1"/>
         </w:tcBorders>
-        <w:shd w:val="clear" w:color="auto" w:fill="C0C0C0" w:themeFill="text1" w:themeFillTint="3F"/>
       </w:tcPr>
     </w:tblStylePr>
     <w:tblStylePr w:type="band1Horz">
@@ -4768,7 +5567,6 @@
           <w:right w:val="single" w:sz="8" w:space="0" w:color="000000" w:themeColor="text1"/>
           <w:insideV w:val="single" w:sz="8" w:space="0" w:color="000000" w:themeColor="text1"/>
         </w:tcBorders>
-        <w:shd w:val="clear" w:color="auto" w:fill="C0C0C0" w:themeFill="text1" w:themeFillTint="3F"/>
       </w:tcPr>
     </w:tblStylePr>
     <w:tblStylePr w:type="band2Horz">
@@ -4885,7 +5683,6 @@
           <w:bottom w:val="single" w:sz="8" w:space="0" w:color="4F81BD" w:themeColor="accent1"/>
           <w:right w:val="single" w:sz="8" w:space="0" w:color="4F81BD" w:themeColor="accent1"/>
         </w:tcBorders>
-        <w:shd w:val="clear" w:color="auto" w:fill="D3DFEE" w:themeFill="accent1" w:themeFillTint="3F"/>
       </w:tcPr>
     </w:tblStylePr>
     <w:tblStylePr w:type="band1Horz">
@@ -4898,7 +5695,6 @@
           <w:right w:val="single" w:sz="8" w:space="0" w:color="4F81BD" w:themeColor="accent1"/>
           <w:insideV w:val="single" w:sz="8" w:space="0" w:color="4F81BD" w:themeColor="accent1"/>
         </w:tcBorders>
-        <w:shd w:val="clear" w:color="auto" w:fill="D3DFEE" w:themeFill="accent1" w:themeFillTint="3F"/>
       </w:tcPr>
     </w:tblStylePr>
     <w:tblStylePr w:type="band2Horz">
@@ -5015,7 +5811,6 @@
           <w:bottom w:val="single" w:sz="8" w:space="0" w:color="C0504D" w:themeColor="accent2"/>
           <w:right w:val="single" w:sz="8" w:space="0" w:color="C0504D" w:themeColor="accent2"/>
         </w:tcBorders>
-        <w:shd w:val="clear" w:color="auto" w:fill="EFD3D2" w:themeFill="accent2" w:themeFillTint="3F"/>
       </w:tcPr>
     </w:tblStylePr>
     <w:tblStylePr w:type="band1Horz">
@@ -5028,7 +5823,6 @@
           <w:right w:val="single" w:sz="8" w:space="0" w:color="C0504D" w:themeColor="accent2"/>
           <w:insideV w:val="single" w:sz="8" w:space="0" w:color="C0504D" w:themeColor="accent2"/>
         </w:tcBorders>
-        <w:shd w:val="clear" w:color="auto" w:fill="EFD3D2" w:themeFill="accent2" w:themeFillTint="3F"/>
       </w:tcPr>
     </w:tblStylePr>
     <w:tblStylePr w:type="band2Horz">
@@ -5145,7 +5939,6 @@
           <w:bottom w:val="single" w:sz="8" w:space="0" w:color="9BBB59" w:themeColor="accent3"/>
           <w:right w:val="single" w:sz="8" w:space="0" w:color="9BBB59" w:themeColor="accent3"/>
         </w:tcBorders>
-        <w:shd w:val="clear" w:color="auto" w:fill="E6EED5" w:themeFill="accent3" w:themeFillTint="3F"/>
       </w:tcPr>
     </w:tblStylePr>
     <w:tblStylePr w:type="band1Horz">
@@ -5158,7 +5951,6 @@
           <w:right w:val="single" w:sz="8" w:space="0" w:color="9BBB59" w:themeColor="accent3"/>
           <w:insideV w:val="single" w:sz="8" w:space="0" w:color="9BBB59" w:themeColor="accent3"/>
         </w:tcBorders>
-        <w:shd w:val="clear" w:color="auto" w:fill="E6EED5" w:themeFill="accent3" w:themeFillTint="3F"/>
       </w:tcPr>
     </w:tblStylePr>
     <w:tblStylePr w:type="band2Horz">
@@ -5275,7 +6067,6 @@
           <w:bottom w:val="single" w:sz="8" w:space="0" w:color="8064A2" w:themeColor="accent4"/>
           <w:right w:val="single" w:sz="8" w:space="0" w:color="8064A2" w:themeColor="accent4"/>
         </w:tcBorders>
-        <w:shd w:val="clear" w:color="auto" w:fill="DFD8E8" w:themeFill="accent4" w:themeFillTint="3F"/>
       </w:tcPr>
     </w:tblStylePr>
     <w:tblStylePr w:type="band1Horz">
@@ -5288,7 +6079,6 @@
           <w:right w:val="single" w:sz="8" w:space="0" w:color="8064A2" w:themeColor="accent4"/>
           <w:insideV w:val="single" w:sz="8" w:space="0" w:color="8064A2" w:themeColor="accent4"/>
         </w:tcBorders>
-        <w:shd w:val="clear" w:color="auto" w:fill="DFD8E8" w:themeFill="accent4" w:themeFillTint="3F"/>
       </w:tcPr>
     </w:tblStylePr>
     <w:tblStylePr w:type="band2Horz">
@@ -5405,7 +6195,6 @@
           <w:bottom w:val="single" w:sz="8" w:space="0" w:color="4BACC6" w:themeColor="accent5"/>
           <w:right w:val="single" w:sz="8" w:space="0" w:color="4BACC6" w:themeColor="accent5"/>
         </w:tcBorders>
-        <w:shd w:val="clear" w:color="auto" w:fill="D2EAF1" w:themeFill="accent5" w:themeFillTint="3F"/>
       </w:tcPr>
     </w:tblStylePr>
     <w:tblStylePr w:type="band1Horz">
@@ -5418,7 +6207,6 @@
           <w:right w:val="single" w:sz="8" w:space="0" w:color="4BACC6" w:themeColor="accent5"/>
           <w:insideV w:val="single" w:sz="8" w:space="0" w:color="4BACC6" w:themeColor="accent5"/>
         </w:tcBorders>
-        <w:shd w:val="clear" w:color="auto" w:fill="D2EAF1" w:themeFill="accent5" w:themeFillTint="3F"/>
       </w:tcPr>
     </w:tblStylePr>
     <w:tblStylePr w:type="band2Horz">
@@ -5535,7 +6323,6 @@
           <w:bottom w:val="single" w:sz="8" w:space="0" w:color="F79646" w:themeColor="accent6"/>
           <w:right w:val="single" w:sz="8" w:space="0" w:color="F79646" w:themeColor="accent6"/>
         </w:tcBorders>
-        <w:shd w:val="clear" w:color="auto" w:fill="FDE4D0" w:themeFill="accent6" w:themeFillTint="3F"/>
       </w:tcPr>
     </w:tblStylePr>
     <w:tblStylePr w:type="band1Horz">
@@ -5548,7 +6335,6 @@
           <w:right w:val="single" w:sz="8" w:space="0" w:color="F79646" w:themeColor="accent6"/>
           <w:insideV w:val="single" w:sz="8" w:space="0" w:color="F79646" w:themeColor="accent6"/>
         </w:tcBorders>
-        <w:shd w:val="clear" w:color="auto" w:fill="FDE4D0" w:themeFill="accent6" w:themeFillTint="3F"/>
       </w:tcPr>
     </w:tblStylePr>
     <w:tblStylePr w:type="band2Horz">
@@ -5597,7 +6383,7 @@
       <w:rPr>
         <w:b/>
         <w:bCs/>
-        <w:color w:val="FFFFFF" w:themeColor="background1"/>
+        <w:color w:val="000000"/>
       </w:rPr>
       <w:tblPr/>
       <w:tcPr>
@@ -5609,7 +6395,6 @@
           <w:insideH w:val="nil"/>
           <w:insideV w:val="nil"/>
         </w:tcBorders>
-        <w:shd w:val="clear" w:color="auto" w:fill="000000" w:themeFill="text1"/>
       </w:tcPr>
     </w:tblStylePr>
     <w:tblStylePr w:type="lastRow">
@@ -5646,9 +6431,7 @@
     </w:tblStylePr>
     <w:tblStylePr w:type="band1Vert">
       <w:tblPr/>
-      <w:tcPr>
-        <w:shd w:val="clear" w:color="auto" w:fill="C0C0C0" w:themeFill="text1" w:themeFillTint="3F"/>
-      </w:tcPr>
+      <w:tcPr/>
     </w:tblStylePr>
     <w:tblStylePr w:type="band1Horz">
       <w:tblPr/>
@@ -5657,7 +6440,6 @@
           <w:insideH w:val="nil"/>
           <w:insideV w:val="nil"/>
         </w:tcBorders>
-        <w:shd w:val="clear" w:color="auto" w:fill="C0C0C0" w:themeFill="text1" w:themeFillTint="3F"/>
       </w:tcPr>
     </w:tblStylePr>
     <w:tblStylePr w:type="band2Horz">
@@ -5703,7 +6485,7 @@
       <w:rPr>
         <w:b/>
         <w:bCs/>
-        <w:color w:val="FFFFFF" w:themeColor="background1"/>
+        <w:color w:val="000000"/>
       </w:rPr>
       <w:tblPr/>
       <w:tcPr>
@@ -5715,7 +6497,6 @@
           <w:insideH w:val="nil"/>
           <w:insideV w:val="nil"/>
         </w:tcBorders>
-        <w:shd w:val="clear" w:color="auto" w:fill="4F81BD" w:themeFill="accent1"/>
       </w:tcPr>
     </w:tblStylePr>
     <w:tblStylePr w:type="lastRow">
@@ -5752,9 +6533,7 @@
     </w:tblStylePr>
     <w:tblStylePr w:type="band1Vert">
       <w:tblPr/>
-      <w:tcPr>
-        <w:shd w:val="clear" w:color="auto" w:fill="D3DFEE" w:themeFill="accent1" w:themeFillTint="3F"/>
-      </w:tcPr>
+      <w:tcPr/>
     </w:tblStylePr>
     <w:tblStylePr w:type="band1Horz">
       <w:tblPr/>
@@ -5763,7 +6542,6 @@
           <w:insideH w:val="nil"/>
           <w:insideV w:val="nil"/>
         </w:tcBorders>
-        <w:shd w:val="clear" w:color="auto" w:fill="D3DFEE" w:themeFill="accent1" w:themeFillTint="3F"/>
       </w:tcPr>
     </w:tblStylePr>
     <w:tblStylePr w:type="band2Horz">
@@ -5809,7 +6587,7 @@
       <w:rPr>
         <w:b/>
         <w:bCs/>
-        <w:color w:val="FFFFFF" w:themeColor="background1"/>
+        <w:color w:val="000000"/>
       </w:rPr>
       <w:tblPr/>
       <w:tcPr>
@@ -5821,7 +6599,6 @@
           <w:insideH w:val="nil"/>
           <w:insideV w:val="nil"/>
         </w:tcBorders>
-        <w:shd w:val="clear" w:color="auto" w:fill="C0504D" w:themeFill="accent2"/>
       </w:tcPr>
     </w:tblStylePr>
     <w:tblStylePr w:type="lastRow">
@@ -5858,9 +6635,7 @@
     </w:tblStylePr>
     <w:tblStylePr w:type="band1Vert">
       <w:tblPr/>
-      <w:tcPr>
-        <w:shd w:val="clear" w:color="auto" w:fill="EFD3D2" w:themeFill="accent2" w:themeFillTint="3F"/>
-      </w:tcPr>
+      <w:tcPr/>
     </w:tblStylePr>
     <w:tblStylePr w:type="band1Horz">
       <w:tblPr/>
@@ -5869,7 +6644,6 @@
           <w:insideH w:val="nil"/>
           <w:insideV w:val="nil"/>
         </w:tcBorders>
-        <w:shd w:val="clear" w:color="auto" w:fill="EFD3D2" w:themeFill="accent2" w:themeFillTint="3F"/>
       </w:tcPr>
     </w:tblStylePr>
     <w:tblStylePr w:type="band2Horz">
@@ -5915,7 +6689,7 @@
       <w:rPr>
         <w:b/>
         <w:bCs/>
-        <w:color w:val="FFFFFF" w:themeColor="background1"/>
+        <w:color w:val="000000"/>
       </w:rPr>
       <w:tblPr/>
       <w:tcPr>
@@ -5927,7 +6701,6 @@
           <w:insideH w:val="nil"/>
           <w:insideV w:val="nil"/>
         </w:tcBorders>
-        <w:shd w:val="clear" w:color="auto" w:fill="9BBB59" w:themeFill="accent3"/>
       </w:tcPr>
     </w:tblStylePr>
     <w:tblStylePr w:type="lastRow">
@@ -5964,9 +6737,7 @@
     </w:tblStylePr>
     <w:tblStylePr w:type="band1Vert">
       <w:tblPr/>
-      <w:tcPr>
-        <w:shd w:val="clear" w:color="auto" w:fill="E6EED5" w:themeFill="accent3" w:themeFillTint="3F"/>
-      </w:tcPr>
+      <w:tcPr/>
     </w:tblStylePr>
     <w:tblStylePr w:type="band1Horz">
       <w:tblPr/>
@@ -5975,7 +6746,6 @@
           <w:insideH w:val="nil"/>
           <w:insideV w:val="nil"/>
         </w:tcBorders>
-        <w:shd w:val="clear" w:color="auto" w:fill="E6EED5" w:themeFill="accent3" w:themeFillTint="3F"/>
       </w:tcPr>
     </w:tblStylePr>
     <w:tblStylePr w:type="band2Horz">
@@ -6021,7 +6791,7 @@
       <w:rPr>
         <w:b/>
         <w:bCs/>
-        <w:color w:val="FFFFFF" w:themeColor="background1"/>
+        <w:color w:val="000000"/>
       </w:rPr>
       <w:tblPr/>
       <w:tcPr>
@@ -6033,7 +6803,6 @@
           <w:insideH w:val="nil"/>
           <w:insideV w:val="nil"/>
         </w:tcBorders>
-        <w:shd w:val="clear" w:color="auto" w:fill="8064A2" w:themeFill="accent4"/>
       </w:tcPr>
     </w:tblStylePr>
     <w:tblStylePr w:type="lastRow">
@@ -6070,9 +6839,7 @@
     </w:tblStylePr>
     <w:tblStylePr w:type="band1Vert">
       <w:tblPr/>
-      <w:tcPr>
-        <w:shd w:val="clear" w:color="auto" w:fill="DFD8E8" w:themeFill="accent4" w:themeFillTint="3F"/>
-      </w:tcPr>
+      <w:tcPr/>
     </w:tblStylePr>
     <w:tblStylePr w:type="band1Horz">
       <w:tblPr/>
@@ -6081,7 +6848,6 @@
           <w:insideH w:val="nil"/>
           <w:insideV w:val="nil"/>
         </w:tcBorders>
-        <w:shd w:val="clear" w:color="auto" w:fill="DFD8E8" w:themeFill="accent4" w:themeFillTint="3F"/>
       </w:tcPr>
     </w:tblStylePr>
     <w:tblStylePr w:type="band2Horz">
@@ -6127,7 +6893,7 @@
       <w:rPr>
         <w:b/>
         <w:bCs/>
-        <w:color w:val="FFFFFF" w:themeColor="background1"/>
+        <w:color w:val="000000"/>
       </w:rPr>
       <w:tblPr/>
       <w:tcPr>
@@ -6139,7 +6905,6 @@
           <w:insideH w:val="nil"/>
           <w:insideV w:val="nil"/>
         </w:tcBorders>
-        <w:shd w:val="clear" w:color="auto" w:fill="4BACC6" w:themeFill="accent5"/>
       </w:tcPr>
     </w:tblStylePr>
     <w:tblStylePr w:type="lastRow">
@@ -6176,9 +6941,7 @@
     </w:tblStylePr>
     <w:tblStylePr w:type="band1Vert">
       <w:tblPr/>
-      <w:tcPr>
-        <w:shd w:val="clear" w:color="auto" w:fill="D2EAF1" w:themeFill="accent5" w:themeFillTint="3F"/>
-      </w:tcPr>
+      <w:tcPr/>
     </w:tblStylePr>
     <w:tblStylePr w:type="band1Horz">
       <w:tblPr/>
@@ -6187,7 +6950,6 @@
           <w:insideH w:val="nil"/>
           <w:insideV w:val="nil"/>
         </w:tcBorders>
-        <w:shd w:val="clear" w:color="auto" w:fill="D2EAF1" w:themeFill="accent5" w:themeFillTint="3F"/>
       </w:tcPr>
     </w:tblStylePr>
     <w:tblStylePr w:type="band2Horz">
@@ -6233,7 +6995,7 @@
       <w:rPr>
         <w:b/>
         <w:bCs/>
-        <w:color w:val="FFFFFF" w:themeColor="background1"/>
+        <w:color w:val="000000"/>
       </w:rPr>
       <w:tblPr/>
       <w:tcPr>
@@ -6245,7 +7007,6 @@
           <w:insideH w:val="nil"/>
           <w:insideV w:val="nil"/>
         </w:tcBorders>
-        <w:shd w:val="clear" w:color="auto" w:fill="F79646" w:themeFill="accent6"/>
       </w:tcPr>
     </w:tblStylePr>
     <w:tblStylePr w:type="lastRow">
@@ -6282,9 +7043,7 @@
     </w:tblStylePr>
     <w:tblStylePr w:type="band1Vert">
       <w:tblPr/>
-      <w:tcPr>
-        <w:shd w:val="clear" w:color="auto" w:fill="FDE4D0" w:themeFill="accent6" w:themeFillTint="3F"/>
-      </w:tcPr>
+      <w:tcPr/>
     </w:tblStylePr>
     <w:tblStylePr w:type="band1Horz">
       <w:tblPr/>
@@ -6293,7 +7052,6 @@
           <w:insideH w:val="nil"/>
           <w:insideV w:val="nil"/>
         </w:tcBorders>
-        <w:shd w:val="clear" w:color="auto" w:fill="FDE4D0" w:themeFill="accent6" w:themeFillTint="3F"/>
       </w:tcPr>
     </w:tblStylePr>
     <w:tblStylePr w:type="band2Horz">
@@ -6336,7 +7094,7 @@
       <w:rPr>
         <w:b/>
         <w:bCs/>
-        <w:color w:val="FFFFFF" w:themeColor="background1"/>
+        <w:color w:val="000000"/>
       </w:rPr>
       <w:tblPr/>
       <w:tcPr>
@@ -6348,7 +7106,6 @@
           <w:insideH w:val="nil"/>
           <w:insideV w:val="nil"/>
         </w:tcBorders>
-        <w:shd w:val="clear" w:color="auto" w:fill="000000" w:themeFill="text1"/>
       </w:tcPr>
     </w:tblStylePr>
     <w:tblStylePr w:type="lastRow">
@@ -6356,7 +7113,7 @@
         <w:spacing w:before="0" w:after="0" w:line="240" w:lineRule="auto"/>
       </w:pPr>
       <w:rPr>
-        <w:color w:val="auto"/>
+        <w:color w:val="000000"/>
       </w:rPr>
       <w:tblPr/>
       <w:tcPr>
@@ -6368,14 +7125,13 @@
           <w:insideH w:val="nil"/>
           <w:insideV w:val="nil"/>
         </w:tcBorders>
-        <w:shd w:val="clear" w:color="auto" w:fill="FFFFFF" w:themeFill="background1"/>
       </w:tcPr>
     </w:tblStylePr>
     <w:tblStylePr w:type="firstCol">
       <w:rPr>
         <w:b/>
         <w:bCs/>
-        <w:color w:val="FFFFFF" w:themeColor="background1"/>
+        <w:color w:val="000000"/>
       </w:rPr>
       <w:tblPr/>
       <w:tcPr>
@@ -6387,24 +7143,22 @@
           <w:insideH w:val="nil"/>
           <w:insideV w:val="nil"/>
         </w:tcBorders>
-        <w:shd w:val="clear" w:color="auto" w:fill="000000" w:themeFill="text1"/>
       </w:tcPr>
     </w:tblStylePr>
     <w:tblStylePr w:type="lastCol">
       <w:rPr>
         <w:b/>
         <w:bCs/>
-        <w:color w:val="FFFFFF" w:themeColor="background1"/>
-      </w:rPr>
-      <w:tblPr/>
-      <w:tcPr>
-        <w:tcBorders>
-          <w:left w:val="nil"/>
-          <w:right w:val="nil"/>
-          <w:insideH w:val="nil"/>
-          <w:insideV w:val="nil"/>
-        </w:tcBorders>
-        <w:shd w:val="clear" w:color="auto" w:fill="000000" w:themeFill="text1"/>
+        <w:color w:val="000000"/>
+      </w:rPr>
+      <w:tblPr/>
+      <w:tcPr>
+        <w:tcBorders>
+          <w:left w:val="nil"/>
+          <w:right w:val="nil"/>
+          <w:insideH w:val="nil"/>
+          <w:insideV w:val="nil"/>
+        </w:tcBorders>
       </w:tcPr>
     </w:tblStylePr>
     <w:tblStylePr w:type="band1Vert">
@@ -6416,14 +7170,11 @@
           <w:insideH w:val="nil"/>
           <w:insideV w:val="nil"/>
         </w:tcBorders>
-        <w:shd w:val="clear" w:color="auto" w:fill="D8D8D8" w:themeFill="background1" w:themeFillShade="D8"/>
       </w:tcPr>
     </w:tblStylePr>
     <w:tblStylePr w:type="band1Horz">
       <w:tblPr/>
-      <w:tcPr>
-        <w:shd w:val="clear" w:color="auto" w:fill="D8D8D8" w:themeFill="background1" w:themeFillShade="D8"/>
-      </w:tcPr>
+      <w:tcPr/>
     </w:tblStylePr>
     <w:tblStylePr w:type="neCell">
       <w:tblPr/>
@@ -6440,7 +7191,7 @@
     </w:tblStylePr>
     <w:tblStylePr w:type="nwCell">
       <w:rPr>
-        <w:color w:val="FFFFFF" w:themeColor="background1"/>
+        <w:color w:val="000000"/>
       </w:rPr>
       <w:tblPr/>
       <w:tcPr>
@@ -6485,7 +7236,7 @@
       <w:rPr>
         <w:b/>
         <w:bCs/>
-        <w:color w:val="FFFFFF" w:themeColor="background1"/>
+        <w:color w:val="000000"/>
       </w:rPr>
       <w:tblPr/>
       <w:tcPr>
@@ -6497,7 +7248,6 @@
           <w:insideH w:val="nil"/>
           <w:insideV w:val="nil"/>
         </w:tcBorders>
-        <w:shd w:val="clear" w:color="auto" w:fill="4F81BD" w:themeFill="accent1"/>
       </w:tcPr>
     </w:tblStylePr>
     <w:tblStylePr w:type="lastRow">
@@ -6505,7 +7255,7 @@
         <w:spacing w:before="0" w:after="0" w:line="240" w:lineRule="auto"/>
       </w:pPr>
       <w:rPr>
-        <w:color w:val="auto"/>
+        <w:color w:val="000000"/>
       </w:rPr>
       <w:tblPr/>
       <w:tcPr>
@@ -6517,14 +7267,13 @@
           <w:insideH w:val="nil"/>
           <w:insideV w:val="nil"/>
         </w:tcBorders>
-        <w:shd w:val="clear" w:color="auto" w:fill="FFFFFF" w:themeFill="background1"/>
       </w:tcPr>
     </w:tblStylePr>
     <w:tblStylePr w:type="firstCol">
       <w:rPr>
         <w:b/>
         <w:bCs/>
-        <w:color w:val="FFFFFF" w:themeColor="background1"/>
+        <w:color w:val="000000"/>
       </w:rPr>
       <w:tblPr/>
       <w:tcPr>
@@ -6536,24 +7285,22 @@
           <w:insideH w:val="nil"/>
           <w:insideV w:val="nil"/>
         </w:tcBorders>
-        <w:shd w:val="clear" w:color="auto" w:fill="4F81BD" w:themeFill="accent1"/>
       </w:tcPr>
     </w:tblStylePr>
     <w:tblStylePr w:type="lastCol">
       <w:rPr>
         <w:b/>
         <w:bCs/>
-        <w:color w:val="FFFFFF" w:themeColor="background1"/>
-      </w:rPr>
-      <w:tblPr/>
-      <w:tcPr>
-        <w:tcBorders>
-          <w:left w:val="nil"/>
-          <w:right w:val="nil"/>
-          <w:insideH w:val="nil"/>
-          <w:insideV w:val="nil"/>
-        </w:tcBorders>
-        <w:shd w:val="clear" w:color="auto" w:fill="4F81BD" w:themeFill="accent1"/>
+        <w:color w:val="000000"/>
+      </w:rPr>
+      <w:tblPr/>
+      <w:tcPr>
+        <w:tcBorders>
+          <w:left w:val="nil"/>
+          <w:right w:val="nil"/>
+          <w:insideH w:val="nil"/>
+          <w:insideV w:val="nil"/>
+        </w:tcBorders>
       </w:tcPr>
     </w:tblStylePr>
     <w:tblStylePr w:type="band1Vert">
@@ -6565,14 +7312,11 @@
           <w:insideH w:val="nil"/>
           <w:insideV w:val="nil"/>
         </w:tcBorders>
-        <w:shd w:val="clear" w:color="auto" w:fill="D8D8D8" w:themeFill="background1" w:themeFillShade="D8"/>
       </w:tcPr>
     </w:tblStylePr>
     <w:tblStylePr w:type="band1Horz">
       <w:tblPr/>
-      <w:tcPr>
-        <w:shd w:val="clear" w:color="auto" w:fill="D8D8D8" w:themeFill="background1" w:themeFillShade="D8"/>
-      </w:tcPr>
+      <w:tcPr/>
     </w:tblStylePr>
     <w:tblStylePr w:type="neCell">
       <w:tblPr/>
@@ -6589,7 +7333,7 @@
     </w:tblStylePr>
     <w:tblStylePr w:type="nwCell">
       <w:rPr>
-        <w:color w:val="FFFFFF" w:themeColor="background1"/>
+        <w:color w:val="000000"/>
       </w:rPr>
       <w:tblPr/>
       <w:tcPr>
@@ -6634,7 +7378,7 @@
       <w:rPr>
         <w:b/>
         <w:bCs/>
-        <w:color w:val="FFFFFF" w:themeColor="background1"/>
+        <w:color w:val="000000"/>
       </w:rPr>
       <w:tblPr/>
       <w:tcPr>
@@ -6646,7 +7390,6 @@
           <w:insideH w:val="nil"/>
           <w:insideV w:val="nil"/>
         </w:tcBorders>
-        <w:shd w:val="clear" w:color="auto" w:fill="C0504D" w:themeFill="accent2"/>
       </w:tcPr>
     </w:tblStylePr>
     <w:tblStylePr w:type="lastRow">
@@ -6654,7 +7397,7 @@
         <w:spacing w:before="0" w:after="0" w:line="240" w:lineRule="auto"/>
       </w:pPr>
       <w:rPr>
-        <w:color w:val="auto"/>
+        <w:color w:val="000000"/>
       </w:rPr>
       <w:tblPr/>
       <w:tcPr>
@@ -6666,14 +7409,13 @@
           <w:insideH w:val="nil"/>
           <w:insideV w:val="nil"/>
         </w:tcBorders>
-        <w:shd w:val="clear" w:color="auto" w:fill="FFFFFF" w:themeFill="background1"/>
       </w:tcPr>
     </w:tblStylePr>
     <w:tblStylePr w:type="firstCol">
       <w:rPr>
         <w:b/>
         <w:bCs/>
-        <w:color w:val="FFFFFF" w:themeColor="background1"/>
+        <w:color w:val="000000"/>
       </w:rPr>
       <w:tblPr/>
       <w:tcPr>
@@ -6685,24 +7427,22 @@
           <w:insideH w:val="nil"/>
           <w:insideV w:val="nil"/>
         </w:tcBorders>
-        <w:shd w:val="clear" w:color="auto" w:fill="C0504D" w:themeFill="accent2"/>
       </w:tcPr>
     </w:tblStylePr>
     <w:tblStylePr w:type="lastCol">
       <w:rPr>
         <w:b/>
         <w:bCs/>
-        <w:color w:val="FFFFFF" w:themeColor="background1"/>
-      </w:rPr>
-      <w:tblPr/>
-      <w:tcPr>
-        <w:tcBorders>
-          <w:left w:val="nil"/>
-          <w:right w:val="nil"/>
-          <w:insideH w:val="nil"/>
-          <w:insideV w:val="nil"/>
-        </w:tcBorders>
-        <w:shd w:val="clear" w:color="auto" w:fill="C0504D" w:themeFill="accent2"/>
+        <w:color w:val="000000"/>
+      </w:rPr>
+      <w:tblPr/>
+      <w:tcPr>
+        <w:tcBorders>
+          <w:left w:val="nil"/>
+          <w:right w:val="nil"/>
+          <w:insideH w:val="nil"/>
+          <w:insideV w:val="nil"/>
+        </w:tcBorders>
       </w:tcPr>
     </w:tblStylePr>
     <w:tblStylePr w:type="band1Vert">
@@ -6714,14 +7454,11 @@
           <w:insideH w:val="nil"/>
           <w:insideV w:val="nil"/>
         </w:tcBorders>
-        <w:shd w:val="clear" w:color="auto" w:fill="D8D8D8" w:themeFill="background1" w:themeFillShade="D8"/>
       </w:tcPr>
     </w:tblStylePr>
     <w:tblStylePr w:type="band1Horz">
       <w:tblPr/>
-      <w:tcPr>
-        <w:shd w:val="clear" w:color="auto" w:fill="D8D8D8" w:themeFill="background1" w:themeFillShade="D8"/>
-      </w:tcPr>
+      <w:tcPr/>
     </w:tblStylePr>
     <w:tblStylePr w:type="neCell">
       <w:tblPr/>
@@ -6738,7 +7475,7 @@
     </w:tblStylePr>
     <w:tblStylePr w:type="nwCell">
       <w:rPr>
-        <w:color w:val="FFFFFF" w:themeColor="background1"/>
+        <w:color w:val="000000"/>
       </w:rPr>
       <w:tblPr/>
       <w:tcPr>
@@ -6783,7 +7520,7 @@
       <w:rPr>
         <w:b/>
         <w:bCs/>
-        <w:color w:val="FFFFFF" w:themeColor="background1"/>
+        <w:color w:val="000000"/>
       </w:rPr>
       <w:tblPr/>
       <w:tcPr>
@@ -6795,7 +7532,6 @@
           <w:insideH w:val="nil"/>
           <w:insideV w:val="nil"/>
         </w:tcBorders>
-        <w:shd w:val="clear" w:color="auto" w:fill="9BBB59" w:themeFill="accent3"/>
       </w:tcPr>
     </w:tblStylePr>
     <w:tblStylePr w:type="lastRow">
@@ -6803,7 +7539,7 @@
         <w:spacing w:before="0" w:after="0" w:line="240" w:lineRule="auto"/>
       </w:pPr>
       <w:rPr>
-        <w:color w:val="auto"/>
+        <w:color w:val="000000"/>
       </w:rPr>
       <w:tblPr/>
       <w:tcPr>
@@ -6815,14 +7551,13 @@
           <w:insideH w:val="nil"/>
           <w:insideV w:val="nil"/>
         </w:tcBorders>
-        <w:shd w:val="clear" w:color="auto" w:fill="FFFFFF" w:themeFill="background1"/>
       </w:tcPr>
     </w:tblStylePr>
     <w:tblStylePr w:type="firstCol">
       <w:rPr>
         <w:b/>
         <w:bCs/>
-        <w:color w:val="FFFFFF" w:themeColor="background1"/>
+        <w:color w:val="000000"/>
       </w:rPr>
       <w:tblPr/>
       <w:tcPr>
@@ -6834,24 +7569,22 @@
           <w:insideH w:val="nil"/>
           <w:insideV w:val="nil"/>
         </w:tcBorders>
-        <w:shd w:val="clear" w:color="auto" w:fill="9BBB59" w:themeFill="accent3"/>
       </w:tcPr>
     </w:tblStylePr>
     <w:tblStylePr w:type="lastCol">
       <w:rPr>
         <w:b/>
         <w:bCs/>
-        <w:color w:val="FFFFFF" w:themeColor="background1"/>
-      </w:rPr>
-      <w:tblPr/>
-      <w:tcPr>
-        <w:tcBorders>
-          <w:left w:val="nil"/>
-          <w:right w:val="nil"/>
-          <w:insideH w:val="nil"/>
-          <w:insideV w:val="nil"/>
-        </w:tcBorders>
-        <w:shd w:val="clear" w:color="auto" w:fill="9BBB59" w:themeFill="accent3"/>
+        <w:color w:val="000000"/>
+      </w:rPr>
+      <w:tblPr/>
+      <w:tcPr>
+        <w:tcBorders>
+          <w:left w:val="nil"/>
+          <w:right w:val="nil"/>
+          <w:insideH w:val="nil"/>
+          <w:insideV w:val="nil"/>
+        </w:tcBorders>
       </w:tcPr>
     </w:tblStylePr>
     <w:tblStylePr w:type="band1Vert">
@@ -6863,14 +7596,11 @@
           <w:insideH w:val="nil"/>
           <w:insideV w:val="nil"/>
         </w:tcBorders>
-        <w:shd w:val="clear" w:color="auto" w:fill="D8D8D8" w:themeFill="background1" w:themeFillShade="D8"/>
       </w:tcPr>
     </w:tblStylePr>
     <w:tblStylePr w:type="band1Horz">
       <w:tblPr/>
-      <w:tcPr>
-        <w:shd w:val="clear" w:color="auto" w:fill="D8D8D8" w:themeFill="background1" w:themeFillShade="D8"/>
-      </w:tcPr>
+      <w:tcPr/>
     </w:tblStylePr>
     <w:tblStylePr w:type="neCell">
       <w:tblPr/>
@@ -6887,7 +7617,7 @@
     </w:tblStylePr>
     <w:tblStylePr w:type="nwCell">
       <w:rPr>
-        <w:color w:val="FFFFFF" w:themeColor="background1"/>
+        <w:color w:val="000000"/>
       </w:rPr>
       <w:tblPr/>
       <w:tcPr>
@@ -6932,7 +7662,7 @@
       <w:rPr>
         <w:b/>
         <w:bCs/>
-        <w:color w:val="FFFFFF" w:themeColor="background1"/>
+        <w:color w:val="000000"/>
       </w:rPr>
       <w:tblPr/>
       <w:tcPr>
@@ -6944,7 +7674,6 @@
           <w:insideH w:val="nil"/>
           <w:insideV w:val="nil"/>
         </w:tcBorders>
-        <w:shd w:val="clear" w:color="auto" w:fill="8064A2" w:themeFill="accent4"/>
       </w:tcPr>
     </w:tblStylePr>
     <w:tblStylePr w:type="lastRow">
@@ -6952,7 +7681,7 @@
         <w:spacing w:before="0" w:after="0" w:line="240" w:lineRule="auto"/>
       </w:pPr>
       <w:rPr>
-        <w:color w:val="auto"/>
+        <w:color w:val="000000"/>
       </w:rPr>
       <w:tblPr/>
       <w:tcPr>
@@ -6964,14 +7693,13 @@
           <w:insideH w:val="nil"/>
           <w:insideV w:val="nil"/>
         </w:tcBorders>
-        <w:shd w:val="clear" w:color="auto" w:fill="FFFFFF" w:themeFill="background1"/>
       </w:tcPr>
     </w:tblStylePr>
     <w:tblStylePr w:type="firstCol">
       <w:rPr>
         <w:b/>
         <w:bCs/>
-        <w:color w:val="FFFFFF" w:themeColor="background1"/>
+        <w:color w:val="000000"/>
       </w:rPr>
       <w:tblPr/>
       <w:tcPr>
@@ -6983,24 +7711,22 @@
           <w:insideH w:val="nil"/>
           <w:insideV w:val="nil"/>
         </w:tcBorders>
-        <w:shd w:val="clear" w:color="auto" w:fill="8064A2" w:themeFill="accent4"/>
       </w:tcPr>
     </w:tblStylePr>
     <w:tblStylePr w:type="lastCol">
       <w:rPr>
         <w:b/>
         <w:bCs/>
-        <w:color w:val="FFFFFF" w:themeColor="background1"/>
-      </w:rPr>
-      <w:tblPr/>
-      <w:tcPr>
-        <w:tcBorders>
-          <w:left w:val="nil"/>
-          <w:right w:val="nil"/>
-          <w:insideH w:val="nil"/>
-          <w:insideV w:val="nil"/>
-        </w:tcBorders>
-        <w:shd w:val="clear" w:color="auto" w:fill="8064A2" w:themeFill="accent4"/>
+        <w:color w:val="000000"/>
+      </w:rPr>
+      <w:tblPr/>
+      <w:tcPr>
+        <w:tcBorders>
+          <w:left w:val="nil"/>
+          <w:right w:val="nil"/>
+          <w:insideH w:val="nil"/>
+          <w:insideV w:val="nil"/>
+        </w:tcBorders>
       </w:tcPr>
     </w:tblStylePr>
     <w:tblStylePr w:type="band1Vert">
@@ -7012,14 +7738,11 @@
           <w:insideH w:val="nil"/>
           <w:insideV w:val="nil"/>
         </w:tcBorders>
-        <w:shd w:val="clear" w:color="auto" w:fill="D8D8D8" w:themeFill="background1" w:themeFillShade="D8"/>
       </w:tcPr>
     </w:tblStylePr>
     <w:tblStylePr w:type="band1Horz">
       <w:tblPr/>
-      <w:tcPr>
-        <w:shd w:val="clear" w:color="auto" w:fill="D8D8D8" w:themeFill="background1" w:themeFillShade="D8"/>
-      </w:tcPr>
+      <w:tcPr/>
     </w:tblStylePr>
     <w:tblStylePr w:type="neCell">
       <w:tblPr/>
@@ -7036,7 +7759,7 @@
     </w:tblStylePr>
     <w:tblStylePr w:type="nwCell">
       <w:rPr>
-        <w:color w:val="FFFFFF" w:themeColor="background1"/>
+        <w:color w:val="000000"/>
       </w:rPr>
       <w:tblPr/>
       <w:tcPr>
@@ -7081,7 +7804,7 @@
       <w:rPr>
         <w:b/>
         <w:bCs/>
-        <w:color w:val="FFFFFF" w:themeColor="background1"/>
+        <w:color w:val="000000"/>
       </w:rPr>
       <w:tblPr/>
       <w:tcPr>
@@ -7093,7 +7816,6 @@
           <w:insideH w:val="nil"/>
           <w:insideV w:val="nil"/>
         </w:tcBorders>
-        <w:shd w:val="clear" w:color="auto" w:fill="4BACC6" w:themeFill="accent5"/>
       </w:tcPr>
     </w:tblStylePr>
     <w:tblStylePr w:type="lastRow">
@@ -7101,7 +7823,7 @@
         <w:spacing w:before="0" w:after="0" w:line="240" w:lineRule="auto"/>
       </w:pPr>
       <w:rPr>
-        <w:color w:val="auto"/>
+        <w:color w:val="000000"/>
       </w:rPr>
       <w:tblPr/>
       <w:tcPr>
@@ -7113,14 +7835,13 @@
           <w:insideH w:val="nil"/>
           <w:insideV w:val="nil"/>
         </w:tcBorders>
-        <w:shd w:val="clear" w:color="auto" w:fill="FFFFFF" w:themeFill="background1"/>
       </w:tcPr>
     </w:tblStylePr>
     <w:tblStylePr w:type="firstCol">
       <w:rPr>
         <w:b/>
         <w:bCs/>
-        <w:color w:val="FFFFFF" w:themeColor="background1"/>
+        <w:color w:val="000000"/>
       </w:rPr>
       <w:tblPr/>
       <w:tcPr>
@@ -7132,24 +7853,22 @@
           <w:insideH w:val="nil"/>
           <w:insideV w:val="nil"/>
         </w:tcBorders>
-        <w:shd w:val="clear" w:color="auto" w:fill="4BACC6" w:themeFill="accent5"/>
       </w:tcPr>
     </w:tblStylePr>
     <w:tblStylePr w:type="lastCol">
       <w:rPr>
         <w:b/>
         <w:bCs/>
-        <w:color w:val="FFFFFF" w:themeColor="background1"/>
-      </w:rPr>
-      <w:tblPr/>
-      <w:tcPr>
-        <w:tcBorders>
-          <w:left w:val="nil"/>
-          <w:right w:val="nil"/>
-          <w:insideH w:val="nil"/>
-          <w:insideV w:val="nil"/>
-        </w:tcBorders>
-        <w:shd w:val="clear" w:color="auto" w:fill="4BACC6" w:themeFill="accent5"/>
+        <w:color w:val="000000"/>
+      </w:rPr>
+      <w:tblPr/>
+      <w:tcPr>
+        <w:tcBorders>
+          <w:left w:val="nil"/>
+          <w:right w:val="nil"/>
+          <w:insideH w:val="nil"/>
+          <w:insideV w:val="nil"/>
+        </w:tcBorders>
       </w:tcPr>
     </w:tblStylePr>
     <w:tblStylePr w:type="band1Vert">
@@ -7161,14 +7880,11 @@
           <w:insideH w:val="nil"/>
           <w:insideV w:val="nil"/>
         </w:tcBorders>
-        <w:shd w:val="clear" w:color="auto" w:fill="D8D8D8" w:themeFill="background1" w:themeFillShade="D8"/>
       </w:tcPr>
     </w:tblStylePr>
     <w:tblStylePr w:type="band1Horz">
       <w:tblPr/>
-      <w:tcPr>
-        <w:shd w:val="clear" w:color="auto" w:fill="D8D8D8" w:themeFill="background1" w:themeFillShade="D8"/>
-      </w:tcPr>
+      <w:tcPr/>
     </w:tblStylePr>
     <w:tblStylePr w:type="neCell">
       <w:tblPr/>
@@ -7185,7 +7901,7 @@
     </w:tblStylePr>
     <w:tblStylePr w:type="nwCell">
       <w:rPr>
-        <w:color w:val="FFFFFF" w:themeColor="background1"/>
+        <w:color w:val="000000"/>
       </w:rPr>
       <w:tblPr/>
       <w:tcPr>
@@ -7230,7 +7946,7 @@
       <w:rPr>
         <w:b/>
         <w:bCs/>
-        <w:color w:val="FFFFFF" w:themeColor="background1"/>
+        <w:color w:val="000000"/>
       </w:rPr>
       <w:tblPr/>
       <w:tcPr>
@@ -7242,7 +7958,6 @@
           <w:insideH w:val="nil"/>
           <w:insideV w:val="nil"/>
         </w:tcBorders>
-        <w:shd w:val="clear" w:color="auto" w:fill="F79646" w:themeFill="accent6"/>
       </w:tcPr>
     </w:tblStylePr>
     <w:tblStylePr w:type="lastRow">
@@ -7250,7 +7965,7 @@
         <w:spacing w:before="0" w:after="0" w:line="240" w:lineRule="auto"/>
       </w:pPr>
       <w:rPr>
-        <w:color w:val="auto"/>
+        <w:color w:val="000000"/>
       </w:rPr>
       <w:tblPr/>
       <w:tcPr>
@@ -7262,14 +7977,13 @@
           <w:insideH w:val="nil"/>
           <w:insideV w:val="nil"/>
         </w:tcBorders>
-        <w:shd w:val="clear" w:color="auto" w:fill="FFFFFF" w:themeFill="background1"/>
       </w:tcPr>
     </w:tblStylePr>
     <w:tblStylePr w:type="firstCol">
       <w:rPr>
         <w:b/>
         <w:bCs/>
-        <w:color w:val="FFFFFF" w:themeColor="background1"/>
+        <w:color w:val="000000"/>
       </w:rPr>
       <w:tblPr/>
       <w:tcPr>
@@ -7281,24 +7995,22 @@
           <w:insideH w:val="nil"/>
           <w:insideV w:val="nil"/>
         </w:tcBorders>
-        <w:shd w:val="clear" w:color="auto" w:fill="F79646" w:themeFill="accent6"/>
       </w:tcPr>
     </w:tblStylePr>
     <w:tblStylePr w:type="lastCol">
       <w:rPr>
         <w:b/>
         <w:bCs/>
-        <w:color w:val="FFFFFF" w:themeColor="background1"/>
-      </w:rPr>
-      <w:tblPr/>
-      <w:tcPr>
-        <w:tcBorders>
-          <w:left w:val="nil"/>
-          <w:right w:val="nil"/>
-          <w:insideH w:val="nil"/>
-          <w:insideV w:val="nil"/>
-        </w:tcBorders>
-        <w:shd w:val="clear" w:color="auto" w:fill="F79646" w:themeFill="accent6"/>
+        <w:color w:val="000000"/>
+      </w:rPr>
+      <w:tblPr/>
+      <w:tcPr>
+        <w:tcBorders>
+          <w:left w:val="nil"/>
+          <w:right w:val="nil"/>
+          <w:insideH w:val="nil"/>
+          <w:insideV w:val="nil"/>
+        </w:tcBorders>
       </w:tcPr>
     </w:tblStylePr>
     <w:tblStylePr w:type="band1Vert">
@@ -7310,14 +8022,11 @@
           <w:insideH w:val="nil"/>
           <w:insideV w:val="nil"/>
         </w:tcBorders>
-        <w:shd w:val="clear" w:color="auto" w:fill="D8D8D8" w:themeFill="background1" w:themeFillShade="D8"/>
       </w:tcPr>
     </w:tblStylePr>
     <w:tblStylePr w:type="band1Horz">
       <w:tblPr/>
-      <w:tcPr>
-        <w:shd w:val="clear" w:color="auto" w:fill="D8D8D8" w:themeFill="background1" w:themeFillShade="D8"/>
-      </w:tcPr>
+      <w:tcPr/>
     </w:tblStylePr>
     <w:tblStylePr w:type="neCell">
       <w:tblPr/>
@@ -7334,7 +8043,7 @@
     </w:tblStylePr>
     <w:tblStylePr w:type="nwCell">
       <w:rPr>
-        <w:color w:val="FFFFFF" w:themeColor="background1"/>
+        <w:color w:val="000000"/>
       </w:rPr>
       <w:tblPr/>
       <w:tcPr>
@@ -7358,7 +8067,7 @@
       <w:spacing w:after="0" w:line="240" w:lineRule="auto"/>
     </w:pPr>
     <w:rPr>
-      <w:color w:val="000000" w:themeColor="text1"/>
+      <w:color w:val="000000"/>
     </w:rPr>
     <w:tblPr>
       <w:tblStyleRowBandSize w:val="1"/>
@@ -7391,7 +8100,7 @@
       <w:rPr>
         <w:b/>
         <w:bCs/>
-        <w:color w:val="1F497D" w:themeColor="text2"/>
+        <w:color w:val="000000"/>
       </w:rPr>
       <w:tblPr/>
       <w:tcPr>
@@ -7422,15 +8131,11 @@
     </w:tblStylePr>
     <w:tblStylePr w:type="band1Vert">
       <w:tblPr/>
-      <w:tcPr>
-        <w:shd w:val="clear" w:color="auto" w:fill="C0C0C0" w:themeFill="text1" w:themeFillTint="3F"/>
-      </w:tcPr>
+      <w:tcPr/>
     </w:tblStylePr>
     <w:tblStylePr w:type="band1Horz">
       <w:tblPr/>
-      <w:tcPr>
-        <w:shd w:val="clear" w:color="auto" w:fill="C0C0C0" w:themeFill="text1" w:themeFillTint="3F"/>
-      </w:tcPr>
+      <w:tcPr/>
     </w:tblStylePr>
   </w:style>
   <w:style w:type="table" w:styleId="MediumList1-Accent1">
@@ -7442,7 +8147,7 @@
       <w:spacing w:after="0" w:line="240" w:lineRule="auto"/>
     </w:pPr>
     <w:rPr>
-      <w:color w:val="000000" w:themeColor="text1"/>
+      <w:color w:val="000000"/>
     </w:rPr>
     <w:tblPr>
       <w:tblStyleRowBandSize w:val="1"/>
@@ -7475,7 +8180,7 @@
       <w:rPr>
         <w:b/>
         <w:bCs/>
-        <w:color w:val="1F497D" w:themeColor="text2"/>
+        <w:color w:val="000000"/>
       </w:rPr>
       <w:tblPr/>
       <w:tcPr>
@@ -7506,15 +8211,11 @@
     </w:tblStylePr>
     <w:tblStylePr w:type="band1Vert">
       <w:tblPr/>
-      <w:tcPr>
-        <w:shd w:val="clear" w:color="auto" w:fill="D3DFEE" w:themeFill="accent1" w:themeFillTint="3F"/>
-      </w:tcPr>
+      <w:tcPr/>
     </w:tblStylePr>
     <w:tblStylePr w:type="band1Horz">
       <w:tblPr/>
-      <w:tcPr>
-        <w:shd w:val="clear" w:color="auto" w:fill="D3DFEE" w:themeFill="accent1" w:themeFillTint="3F"/>
-      </w:tcPr>
+      <w:tcPr/>
     </w:tblStylePr>
   </w:style>
   <w:style w:type="table" w:styleId="MediumList1-Accent2">
@@ -7526,7 +8227,7 @@
       <w:spacing w:after="0" w:line="240" w:lineRule="auto"/>
     </w:pPr>
     <w:rPr>
-      <w:color w:val="000000" w:themeColor="text1"/>
+      <w:color w:val="000000"/>
     </w:rPr>
     <w:tblPr>
       <w:tblStyleRowBandSize w:val="1"/>
@@ -7559,7 +8260,7 @@
       <w:rPr>
         <w:b/>
         <w:bCs/>
-        <w:color w:val="1F497D" w:themeColor="text2"/>
+        <w:color w:val="000000"/>
       </w:rPr>
       <w:tblPr/>
       <w:tcPr>
@@ -7590,15 +8291,11 @@
     </w:tblStylePr>
     <w:tblStylePr w:type="band1Vert">
       <w:tblPr/>
-      <w:tcPr>
-        <w:shd w:val="clear" w:color="auto" w:fill="EFD3D2" w:themeFill="accent2" w:themeFillTint="3F"/>
-      </w:tcPr>
+      <w:tcPr/>
     </w:tblStylePr>
     <w:tblStylePr w:type="band1Horz">
       <w:tblPr/>
-      <w:tcPr>
-        <w:shd w:val="clear" w:color="auto" w:fill="EFD3D2" w:themeFill="accent2" w:themeFillTint="3F"/>
-      </w:tcPr>
+      <w:tcPr/>
     </w:tblStylePr>
   </w:style>
   <w:style w:type="table" w:styleId="MediumList1-Accent3">
@@ -7610,7 +8307,7 @@
       <w:spacing w:after="0" w:line="240" w:lineRule="auto"/>
     </w:pPr>
     <w:rPr>
-      <w:color w:val="000000" w:themeColor="text1"/>
+      <w:color w:val="000000"/>
     </w:rPr>
     <w:tblPr>
       <w:tblStyleRowBandSize w:val="1"/>
@@ -7643,7 +8340,7 @@
       <w:rPr>
         <w:b/>
         <w:bCs/>
-        <w:color w:val="1F497D" w:themeColor="text2"/>
+        <w:color w:val="000000"/>
       </w:rPr>
       <w:tblPr/>
       <w:tcPr>
@@ -7674,15 +8371,11 @@
     </w:tblStylePr>
     <w:tblStylePr w:type="band1Vert">
       <w:tblPr/>
-      <w:tcPr>
-        <w:shd w:val="clear" w:color="auto" w:fill="E6EED5" w:themeFill="accent3" w:themeFillTint="3F"/>
-      </w:tcPr>
+      <w:tcPr/>
     </w:tblStylePr>
     <w:tblStylePr w:type="band1Horz">
       <w:tblPr/>
-      <w:tcPr>
-        <w:shd w:val="clear" w:color="auto" w:fill="E6EED5" w:themeFill="accent3" w:themeFillTint="3F"/>
-      </w:tcPr>
+      <w:tcPr/>
     </w:tblStylePr>
   </w:style>
   <w:style w:type="table" w:styleId="MediumList1-Accent4">
@@ -7694,7 +8387,7 @@
       <w:spacing w:after="0" w:line="240" w:lineRule="auto"/>
     </w:pPr>
     <w:rPr>
-      <w:color w:val="000000" w:themeColor="text1"/>
+      <w:color w:val="000000"/>
     </w:rPr>
     <w:tblPr>
       <w:tblStyleRowBandSize w:val="1"/>
@@ -7727,7 +8420,7 @@
       <w:rPr>
         <w:b/>
         <w:bCs/>
-        <w:color w:val="1F497D" w:themeColor="text2"/>
+        <w:color w:val="000000"/>
       </w:rPr>
       <w:tblPr/>
       <w:tcPr>
@@ -7758,15 +8451,11 @@
     </w:tblStylePr>
     <w:tblStylePr w:type="band1Vert">
       <w:tblPr/>
-      <w:tcPr>
-        <w:shd w:val="clear" w:color="auto" w:fill="DFD8E8" w:themeFill="accent4" w:themeFillTint="3F"/>
-      </w:tcPr>
+      <w:tcPr/>
     </w:tblStylePr>
     <w:tblStylePr w:type="band1Horz">
       <w:tblPr/>
-      <w:tcPr>
-        <w:shd w:val="clear" w:color="auto" w:fill="DFD8E8" w:themeFill="accent4" w:themeFillTint="3F"/>
-      </w:tcPr>
+      <w:tcPr/>
     </w:tblStylePr>
   </w:style>
   <w:style w:type="table" w:styleId="MediumList1-Accent5">
@@ -7778,7 +8467,7 @@
       <w:spacing w:after="0" w:line="240" w:lineRule="auto"/>
     </w:pPr>
     <w:rPr>
-      <w:color w:val="000000" w:themeColor="text1"/>
+      <w:color w:val="000000"/>
     </w:rPr>
     <w:tblPr>
       <w:tblStyleRowBandSize w:val="1"/>
@@ -7811,7 +8500,7 @@
       <w:rPr>
         <w:b/>
         <w:bCs/>
-        <w:color w:val="1F497D" w:themeColor="text2"/>
+        <w:color w:val="000000"/>
       </w:rPr>
       <w:tblPr/>
       <w:tcPr>
@@ -7842,15 +8531,11 @@
     </w:tblStylePr>
     <w:tblStylePr w:type="band1Vert">
       <w:tblPr/>
-      <w:tcPr>
-        <w:shd w:val="clear" w:color="auto" w:fill="D2EAF1" w:themeFill="accent5" w:themeFillTint="3F"/>
-      </w:tcPr>
+      <w:tcPr/>
     </w:tblStylePr>
     <w:tblStylePr w:type="band1Horz">
       <w:tblPr/>
-      <w:tcPr>
-        <w:shd w:val="clear" w:color="auto" w:fill="D2EAF1" w:themeFill="accent5" w:themeFillTint="3F"/>
-      </w:tcPr>
+      <w:tcPr/>
     </w:tblStylePr>
   </w:style>
   <w:style w:type="table" w:styleId="MediumList1-Accent6">
@@ -7862,7 +8547,7 @@
       <w:spacing w:after="0" w:line="240" w:lineRule="auto"/>
     </w:pPr>
     <w:rPr>
-      <w:color w:val="000000" w:themeColor="text1"/>
+      <w:color w:val="000000"/>
     </w:rPr>
     <w:tblPr>
       <w:tblStyleRowBandSize w:val="1"/>
@@ -7895,7 +8580,7 @@
       <w:rPr>
         <w:b/>
         <w:bCs/>
-        <w:color w:val="1F497D" w:themeColor="text2"/>
+        <w:color w:val="000000"/>
       </w:rPr>
       <w:tblPr/>
       <w:tcPr>
@@ -7926,15 +8611,11 @@
     </w:tblStylePr>
     <w:tblStylePr w:type="band1Vert">
       <w:tblPr/>
-      <w:tcPr>
-        <w:shd w:val="clear" w:color="auto" w:fill="FDE4D0" w:themeFill="accent6" w:themeFillTint="3F"/>
-      </w:tcPr>
+      <w:tcPr/>
     </w:tblStylePr>
     <w:tblStylePr w:type="band1Horz">
       <w:tblPr/>
-      <w:tcPr>
-        <w:shd w:val="clear" w:color="auto" w:fill="FDE4D0" w:themeFill="accent6" w:themeFillTint="3F"/>
-      </w:tcPr>
+      <w:tcPr/>
     </w:tblStylePr>
   </w:style>
   <w:style w:type="table" w:styleId="MediumList2">
@@ -7947,7 +8628,7 @@
     </w:pPr>
     <w:rPr>
       <w:rFonts w:asciiTheme="majorHAnsi" w:eastAsiaTheme="majorEastAsia" w:hAnsiTheme="majorHAnsi" w:cstheme="majorBidi"/>
-      <w:color w:val="000000" w:themeColor="text1"/>
+      <w:color w:val="000000"/>
     </w:rPr>
     <w:tblPr>
       <w:tblStyleRowBandSize w:val="1"/>
@@ -7981,7 +8662,6 @@
           <w:insideH w:val="nil"/>
           <w:insideV w:val="nil"/>
         </w:tcBorders>
-        <w:shd w:val="clear" w:color="auto" w:fill="FFFFFF" w:themeFill="background1"/>
       </w:tcPr>
     </w:tblStylePr>
     <w:tblStylePr w:type="lastRow">
@@ -7995,7 +8675,6 @@
           <w:insideH w:val="nil"/>
           <w:insideV w:val="nil"/>
         </w:tcBorders>
-        <w:shd w:val="clear" w:color="auto" w:fill="FFFFFF" w:themeFill="background1"/>
       </w:tcPr>
     </w:tblStylePr>
     <w:tblStylePr w:type="firstCol">
@@ -8009,7 +8688,6 @@
           <w:insideH w:val="nil"/>
           <w:insideV w:val="nil"/>
         </w:tcBorders>
-        <w:shd w:val="clear" w:color="auto" w:fill="FFFFFF" w:themeFill="background1"/>
       </w:tcPr>
     </w:tblStylePr>
     <w:tblStylePr w:type="lastCol">
@@ -8023,7 +8701,6 @@
           <w:insideH w:val="nil"/>
           <w:insideV w:val="nil"/>
         </w:tcBorders>
-        <w:shd w:val="clear" w:color="auto" w:fill="FFFFFF" w:themeFill="background1"/>
       </w:tcPr>
     </w:tblStylePr>
     <w:tblStylePr w:type="band1Vert">
@@ -8035,7 +8712,6 @@
           <w:insideH w:val="nil"/>
           <w:insideV w:val="nil"/>
         </w:tcBorders>
-        <w:shd w:val="clear" w:color="auto" w:fill="C0C0C0" w:themeFill="text1" w:themeFillTint="3F"/>
       </w:tcPr>
     </w:tblStylePr>
     <w:tblStylePr w:type="band1Horz">
@@ -8047,14 +8723,11 @@
           <w:insideH w:val="nil"/>
           <w:insideV w:val="nil"/>
         </w:tcBorders>
-        <w:shd w:val="clear" w:color="auto" w:fill="C0C0C0" w:themeFill="text1" w:themeFillTint="3F"/>
       </w:tcPr>
     </w:tblStylePr>
     <w:tblStylePr w:type="nwCell">
       <w:tblPr/>
-      <w:tcPr>
-        <w:shd w:val="clear" w:color="auto" w:fill="FFFFFF" w:themeFill="background1"/>
-      </w:tcPr>
+      <w:tcPr/>
     </w:tblStylePr>
     <w:tblStylePr w:type="swCell">
       <w:tblPr/>
@@ -8075,7 +8748,7 @@
     </w:pPr>
     <w:rPr>
       <w:rFonts w:asciiTheme="majorHAnsi" w:eastAsiaTheme="majorEastAsia" w:hAnsiTheme="majorHAnsi" w:cstheme="majorBidi"/>
-      <w:color w:val="000000" w:themeColor="text1"/>
+      <w:color w:val="000000"/>
     </w:rPr>
     <w:tblPr>
       <w:tblStyleRowBandSize w:val="1"/>
@@ -8109,7 +8782,6 @@
           <w:insideH w:val="nil"/>
           <w:insideV w:val="nil"/>
         </w:tcBorders>
-        <w:shd w:val="clear" w:color="auto" w:fill="FFFFFF" w:themeFill="background1"/>
       </w:tcPr>
     </w:tblStylePr>
     <w:tblStylePr w:type="lastRow">
@@ -8123,7 +8795,6 @@
           <w:insideH w:val="nil"/>
           <w:insideV w:val="nil"/>
         </w:tcBorders>
-        <w:shd w:val="clear" w:color="auto" w:fill="FFFFFF" w:themeFill="background1"/>
       </w:tcPr>
     </w:tblStylePr>
     <w:tblStylePr w:type="firstCol">
@@ -8137,7 +8808,6 @@
           <w:insideH w:val="nil"/>
           <w:insideV w:val="nil"/>
         </w:tcBorders>
-        <w:shd w:val="clear" w:color="auto" w:fill="FFFFFF" w:themeFill="background1"/>
       </w:tcPr>
     </w:tblStylePr>
     <w:tblStylePr w:type="lastCol">
@@ -8151,7 +8821,6 @@
           <w:insideH w:val="nil"/>
           <w:insideV w:val="nil"/>
         </w:tcBorders>
-        <w:shd w:val="clear" w:color="auto" w:fill="FFFFFF" w:themeFill="background1"/>
       </w:tcPr>
     </w:tblStylePr>
     <w:tblStylePr w:type="band1Vert">
@@ -8163,7 +8832,6 @@
           <w:insideH w:val="nil"/>
           <w:insideV w:val="nil"/>
         </w:tcBorders>
-        <w:shd w:val="clear" w:color="auto" w:fill="D3DFEE" w:themeFill="accent1" w:themeFillTint="3F"/>
       </w:tcPr>
     </w:tblStylePr>
     <w:tblStylePr w:type="band1Horz">
@@ -8175,14 +8843,11 @@
           <w:insideH w:val="nil"/>
           <w:insideV w:val="nil"/>
         </w:tcBorders>
-        <w:shd w:val="clear" w:color="auto" w:fill="D3DFEE" w:themeFill="accent1" w:themeFillTint="3F"/>
       </w:tcPr>
     </w:tblStylePr>
     <w:tblStylePr w:type="nwCell">
       <w:tblPr/>
-      <w:tcPr>
-        <w:shd w:val="clear" w:color="auto" w:fill="FFFFFF" w:themeFill="background1"/>
-      </w:tcPr>
+      <w:tcPr/>
     </w:tblStylePr>
     <w:tblStylePr w:type="swCell">
       <w:tblPr/>
@@ -8203,7 +8868,7 @@
     </w:pPr>
     <w:rPr>
       <w:rFonts w:asciiTheme="majorHAnsi" w:eastAsiaTheme="majorEastAsia" w:hAnsiTheme="majorHAnsi" w:cstheme="majorBidi"/>
-      <w:color w:val="000000" w:themeColor="text1"/>
+      <w:color w:val="000000"/>
     </w:rPr>
     <w:tblPr>
       <w:tblStyleRowBandSize w:val="1"/>
@@ -8237,7 +8902,6 @@
           <w:insideH w:val="nil"/>
           <w:insideV w:val="nil"/>
         </w:tcBorders>
-        <w:shd w:val="clear" w:color="auto" w:fill="FFFFFF" w:themeFill="background1"/>
       </w:tcPr>
     </w:tblStylePr>
     <w:tblStylePr w:type="lastRow">
@@ -8251,7 +8915,6 @@
           <w:insideH w:val="nil"/>
           <w:insideV w:val="nil"/>
         </w:tcBorders>
-        <w:shd w:val="clear" w:color="auto" w:fill="FFFFFF" w:themeFill="background1"/>
       </w:tcPr>
     </w:tblStylePr>
     <w:tblStylePr w:type="firstCol">
@@ -8265,7 +8928,6 @@
           <w:insideH w:val="nil"/>
           <w:insideV w:val="nil"/>
         </w:tcBorders>
-        <w:shd w:val="clear" w:color="auto" w:fill="FFFFFF" w:themeFill="background1"/>
       </w:tcPr>
     </w:tblStylePr>
     <w:tblStylePr w:type="lastCol">
@@ -8279,7 +8941,6 @@
           <w:insideH w:val="nil"/>
           <w:insideV w:val="nil"/>
         </w:tcBorders>
-        <w:shd w:val="clear" w:color="auto" w:fill="FFFFFF" w:themeFill="background1"/>
       </w:tcPr>
     </w:tblStylePr>
     <w:tblStylePr w:type="band1Vert">
@@ -8291,7 +8952,6 @@
           <w:insideH w:val="nil"/>
           <w:insideV w:val="nil"/>
         </w:tcBorders>
-        <w:shd w:val="clear" w:color="auto" w:fill="EFD3D2" w:themeFill="accent2" w:themeFillTint="3F"/>
       </w:tcPr>
     </w:tblStylePr>
     <w:tblStylePr w:type="band1Horz">
@@ -8303,14 +8963,11 @@
           <w:insideH w:val="nil"/>
           <w:insideV w:val="nil"/>
         </w:tcBorders>
-        <w:shd w:val="clear" w:color="auto" w:fill="EFD3D2" w:themeFill="accent2" w:themeFillTint="3F"/>
       </w:tcPr>
     </w:tblStylePr>
     <w:tblStylePr w:type="nwCell">
       <w:tblPr/>
-      <w:tcPr>
-        <w:shd w:val="clear" w:color="auto" w:fill="FFFFFF" w:themeFill="background1"/>
-      </w:tcPr>
+      <w:tcPr/>
     </w:tblStylePr>
     <w:tblStylePr w:type="swCell">
       <w:tblPr/>
@@ -8331,7 +8988,7 @@
     </w:pPr>
     <w:rPr>
       <w:rFonts w:asciiTheme="majorHAnsi" w:eastAsiaTheme="majorEastAsia" w:hAnsiTheme="majorHAnsi" w:cstheme="majorBidi"/>
-      <w:color w:val="000000" w:themeColor="text1"/>
+      <w:color w:val="000000"/>
     </w:rPr>
     <w:tblPr>
       <w:tblStyleRowBandSize w:val="1"/>
@@ -8365,7 +9022,6 @@
           <w:insideH w:val="nil"/>
           <w:insideV w:val="nil"/>
         </w:tcBorders>
-        <w:shd w:val="clear" w:color="auto" w:fill="FFFFFF" w:themeFill="background1"/>
       </w:tcPr>
     </w:tblStylePr>
     <w:tblStylePr w:type="lastRow">
@@ -8379,7 +9035,6 @@
           <w:insideH w:val="nil"/>
           <w:insideV w:val="nil"/>
         </w:tcBorders>
-        <w:shd w:val="clear" w:color="auto" w:fill="FFFFFF" w:themeFill="background1"/>
       </w:tcPr>
     </w:tblStylePr>
     <w:tblStylePr w:type="firstCol">
@@ -8393,7 +9048,6 @@
           <w:insideH w:val="nil"/>
           <w:insideV w:val="nil"/>
         </w:tcBorders>
-        <w:shd w:val="clear" w:color="auto" w:fill="FFFFFF" w:themeFill="background1"/>
       </w:tcPr>
     </w:tblStylePr>
     <w:tblStylePr w:type="lastCol">
@@ -8407,7 +9061,6 @@
           <w:insideH w:val="nil"/>
           <w:insideV w:val="nil"/>
         </w:tcBorders>
-        <w:shd w:val="clear" w:color="auto" w:fill="FFFFFF" w:themeFill="background1"/>
       </w:tcPr>
     </w:tblStylePr>
     <w:tblStylePr w:type="band1Vert">
@@ -8419,7 +9072,6 @@
           <w:insideH w:val="nil"/>
           <w:insideV w:val="nil"/>
         </w:tcBorders>
-        <w:shd w:val="clear" w:color="auto" w:fill="E6EED5" w:themeFill="accent3" w:themeFillTint="3F"/>
       </w:tcPr>
     </w:tblStylePr>
     <w:tblStylePr w:type="band1Horz">
@@ -8431,14 +9083,11 @@
           <w:insideH w:val="nil"/>
           <w:insideV w:val="nil"/>
         </w:tcBorders>
-        <w:shd w:val="clear" w:color="auto" w:fill="E6EED5" w:themeFill="accent3" w:themeFillTint="3F"/>
       </w:tcPr>
     </w:tblStylePr>
     <w:tblStylePr w:type="nwCell">
       <w:tblPr/>
-      <w:tcPr>
-        <w:shd w:val="clear" w:color="auto" w:fill="FFFFFF" w:themeFill="background1"/>
-      </w:tcPr>
+      <w:tcPr/>
     </w:tblStylePr>
     <w:tblStylePr w:type="swCell">
       <w:tblPr/>
@@ -8459,7 +9108,7 @@
     </w:pPr>
     <w:rPr>
       <w:rFonts w:asciiTheme="majorHAnsi" w:eastAsiaTheme="majorEastAsia" w:hAnsiTheme="majorHAnsi" w:cstheme="majorBidi"/>
-      <w:color w:val="000000" w:themeColor="text1"/>
+      <w:color w:val="000000"/>
     </w:rPr>
     <w:tblPr>
       <w:tblStyleRowBandSize w:val="1"/>
@@ -8493,7 +9142,6 @@
           <w:insideH w:val="nil"/>
           <w:insideV w:val="nil"/>
         </w:tcBorders>
-        <w:shd w:val="clear" w:color="auto" w:fill="FFFFFF" w:themeFill="background1"/>
       </w:tcPr>
     </w:tblStylePr>
     <w:tblStylePr w:type="lastRow">
@@ -8507,7 +9155,6 @@
           <w:insideH w:val="nil"/>
           <w:insideV w:val="nil"/>
         </w:tcBorders>
-        <w:shd w:val="clear" w:color="auto" w:fill="FFFFFF" w:themeFill="background1"/>
       </w:tcPr>
     </w:tblStylePr>
     <w:tblStylePr w:type="firstCol">
@@ -8521,7 +9168,6 @@
           <w:insideH w:val="nil"/>
           <w:insideV w:val="nil"/>
         </w:tcBorders>
-        <w:shd w:val="clear" w:color="auto" w:fill="FFFFFF" w:themeFill="background1"/>
       </w:tcPr>
     </w:tblStylePr>
     <w:tblStylePr w:type="lastCol">
@@ -8535,7 +9181,6 @@
           <w:insideH w:val="nil"/>
           <w:insideV w:val="nil"/>
         </w:tcBorders>
-        <w:shd w:val="clear" w:color="auto" w:fill="FFFFFF" w:themeFill="background1"/>
       </w:tcPr>
     </w:tblStylePr>
     <w:tblStylePr w:type="band1Vert">
@@ -8547,7 +9192,6 @@
           <w:insideH w:val="nil"/>
           <w:insideV w:val="nil"/>
         </w:tcBorders>
-        <w:shd w:val="clear" w:color="auto" w:fill="DFD8E8" w:themeFill="accent4" w:themeFillTint="3F"/>
       </w:tcPr>
     </w:tblStylePr>
     <w:tblStylePr w:type="band1Horz">
@@ -8559,14 +9203,11 @@
           <w:insideH w:val="nil"/>
           <w:insideV w:val="nil"/>
         </w:tcBorders>
-        <w:shd w:val="clear" w:color="auto" w:fill="DFD8E8" w:themeFill="accent4" w:themeFillTint="3F"/>
       </w:tcPr>
     </w:tblStylePr>
     <w:tblStylePr w:type="nwCell">
       <w:tblPr/>
-      <w:tcPr>
-        <w:shd w:val="clear" w:color="auto" w:fill="FFFFFF" w:themeFill="background1"/>
-      </w:tcPr>
+      <w:tcPr/>
     </w:tblStylePr>
     <w:tblStylePr w:type="swCell">
       <w:tblPr/>
@@ -8587,7 +9228,7 @@
     </w:pPr>
     <w:rPr>
       <w:rFonts w:asciiTheme="majorHAnsi" w:eastAsiaTheme="majorEastAsia" w:hAnsiTheme="majorHAnsi" w:cstheme="majorBidi"/>
-      <w:color w:val="000000" w:themeColor="text1"/>
+      <w:color w:val="000000"/>
     </w:rPr>
     <w:tblPr>
       <w:tblStyleRowBandSize w:val="1"/>
@@ -8621,7 +9262,6 @@
           <w:insideH w:val="nil"/>
           <w:insideV w:val="nil"/>
         </w:tcBorders>
-        <w:shd w:val="clear" w:color="auto" w:fill="FFFFFF" w:themeFill="background1"/>
       </w:tcPr>
     </w:tblStylePr>
     <w:tblStylePr w:type="lastRow">
@@ -8635,7 +9275,6 @@
           <w:insideH w:val="nil"/>
           <w:insideV w:val="nil"/>
         </w:tcBorders>
-        <w:shd w:val="clear" w:color="auto" w:fill="FFFFFF" w:themeFill="background1"/>
       </w:tcPr>
     </w:tblStylePr>
     <w:tblStylePr w:type="firstCol">
@@ -8649,7 +9288,6 @@
           <w:insideH w:val="nil"/>
           <w:insideV w:val="nil"/>
         </w:tcBorders>
-        <w:shd w:val="clear" w:color="auto" w:fill="FFFFFF" w:themeFill="background1"/>
       </w:tcPr>
     </w:tblStylePr>
     <w:tblStylePr w:type="lastCol">
@@ -8663,7 +9301,6 @@
           <w:insideH w:val="nil"/>
           <w:insideV w:val="nil"/>
         </w:tcBorders>
-        <w:shd w:val="clear" w:color="auto" w:fill="FFFFFF" w:themeFill="background1"/>
       </w:tcPr>
     </w:tblStylePr>
     <w:tblStylePr w:type="band1Vert">
@@ -8675,7 +9312,6 @@
           <w:insideH w:val="nil"/>
           <w:insideV w:val="nil"/>
         </w:tcBorders>
-        <w:shd w:val="clear" w:color="auto" w:fill="D2EAF1" w:themeFill="accent5" w:themeFillTint="3F"/>
       </w:tcPr>
     </w:tblStylePr>
     <w:tblStylePr w:type="band1Horz">
@@ -8687,14 +9323,11 @@
           <w:insideH w:val="nil"/>
           <w:insideV w:val="nil"/>
         </w:tcBorders>
-        <w:shd w:val="clear" w:color="auto" w:fill="D2EAF1" w:themeFill="accent5" w:themeFillTint="3F"/>
       </w:tcPr>
     </w:tblStylePr>
     <w:tblStylePr w:type="nwCell">
       <w:tblPr/>
-      <w:tcPr>
-        <w:shd w:val="clear" w:color="auto" w:fill="FFFFFF" w:themeFill="background1"/>
-      </w:tcPr>
+      <w:tcPr/>
     </w:tblStylePr>
     <w:tblStylePr w:type="swCell">
       <w:tblPr/>
@@ -8715,7 +9348,7 @@
     </w:pPr>
     <w:rPr>
       <w:rFonts w:asciiTheme="majorHAnsi" w:eastAsiaTheme="majorEastAsia" w:hAnsiTheme="majorHAnsi" w:cstheme="majorBidi"/>
-      <w:color w:val="000000" w:themeColor="text1"/>
+      <w:color w:val="000000"/>
     </w:rPr>
     <w:tblPr>
       <w:tblStyleRowBandSize w:val="1"/>
@@ -8749,7 +9382,6 @@
           <w:insideH w:val="nil"/>
           <w:insideV w:val="nil"/>
         </w:tcBorders>
-        <w:shd w:val="clear" w:color="auto" w:fill="FFFFFF" w:themeFill="background1"/>
       </w:tcPr>
     </w:tblStylePr>
     <w:tblStylePr w:type="lastRow">
@@ -8763,7 +9395,6 @@
           <w:insideH w:val="nil"/>
           <w:insideV w:val="nil"/>
         </w:tcBorders>
-        <w:shd w:val="clear" w:color="auto" w:fill="FFFFFF" w:themeFill="background1"/>
       </w:tcPr>
     </w:tblStylePr>
     <w:tblStylePr w:type="firstCol">
@@ -8777,7 +9408,6 @@
           <w:insideH w:val="nil"/>
           <w:insideV w:val="nil"/>
         </w:tcBorders>
-        <w:shd w:val="clear" w:color="auto" w:fill="FFFFFF" w:themeFill="background1"/>
       </w:tcPr>
     </w:tblStylePr>
     <w:tblStylePr w:type="lastCol">
@@ -8791,7 +9421,6 @@
           <w:insideH w:val="nil"/>
           <w:insideV w:val="nil"/>
         </w:tcBorders>
-        <w:shd w:val="clear" w:color="auto" w:fill="FFFFFF" w:themeFill="background1"/>
       </w:tcPr>
     </w:tblStylePr>
     <w:tblStylePr w:type="band1Vert">
@@ -8803,7 +9432,6 @@
           <w:insideH w:val="nil"/>
           <w:insideV w:val="nil"/>
         </w:tcBorders>
-        <w:shd w:val="clear" w:color="auto" w:fill="FDE4D0" w:themeFill="accent6" w:themeFillTint="3F"/>
       </w:tcPr>
     </w:tblStylePr>
     <w:tblStylePr w:type="band1Horz">
@@ -8815,14 +9443,11 @@
           <w:insideH w:val="nil"/>
           <w:insideV w:val="nil"/>
         </w:tcBorders>
-        <w:shd w:val="clear" w:color="auto" w:fill="FDE4D0" w:themeFill="accent6" w:themeFillTint="3F"/>
       </w:tcPr>
     </w:tblStylePr>
     <w:tblStylePr w:type="nwCell">
       <w:tblPr/>
-      <w:tcPr>
-        <w:shd w:val="clear" w:color="auto" w:fill="FFFFFF" w:themeFill="background1"/>
-      </w:tcPr>
+      <w:tcPr/>
     </w:tblStylePr>
     <w:tblStylePr w:type="swCell">
       <w:tblPr/>
@@ -8860,9 +9485,7 @@
         <w:right w:w="108" w:type="dxa"/>
       </w:tblCellMar>
     </w:tblPr>
-    <w:tcPr>
-      <w:shd w:val="clear" w:color="auto" w:fill="C0C0C0" w:themeFill="text1" w:themeFillTint="3F"/>
-    </w:tcPr>
+    <w:tcPr/>
     <w:tblStylePr w:type="firstRow">
       <w:rPr>
         <w:b/>
@@ -8895,15 +9518,11 @@
     </w:tblStylePr>
     <w:tblStylePr w:type="band1Vert">
       <w:tblPr/>
-      <w:tcPr>
-        <w:shd w:val="clear" w:color="auto" w:fill="808080" w:themeFill="text1" w:themeFillTint="7F"/>
-      </w:tcPr>
+      <w:tcPr/>
     </w:tblStylePr>
     <w:tblStylePr w:type="band1Horz">
       <w:tblPr/>
-      <w:tcPr>
-        <w:shd w:val="clear" w:color="auto" w:fill="808080" w:themeFill="text1" w:themeFillTint="7F"/>
-      </w:tcPr>
+      <w:tcPr/>
     </w:tblStylePr>
   </w:style>
   <w:style w:type="table" w:styleId="MediumGrid1-Accent1">
@@ -8933,9 +9552,7 @@
         <w:right w:w="108" w:type="dxa"/>
       </w:tblCellMar>
     </w:tblPr>
-    <w:tcPr>
-      <w:shd w:val="clear" w:color="auto" w:fill="D3DFEE" w:themeFill="accent1" w:themeFillTint="3F"/>
-    </w:tcPr>
+    <w:tcPr/>
     <w:tblStylePr w:type="firstRow">
       <w:rPr>
         <w:b/>
@@ -8968,15 +9585,11 @@
     </w:tblStylePr>
     <w:tblStylePr w:type="band1Vert">
       <w:tblPr/>
-      <w:tcPr>
-        <w:shd w:val="clear" w:color="auto" w:fill="A7BFDE" w:themeFill="accent1" w:themeFillTint="7F"/>
-      </w:tcPr>
+      <w:tcPr/>
     </w:tblStylePr>
     <w:tblStylePr w:type="band1Horz">
       <w:tblPr/>
-      <w:tcPr>
-        <w:shd w:val="clear" w:color="auto" w:fill="A7BFDE" w:themeFill="accent1" w:themeFillTint="7F"/>
-      </w:tcPr>
+      <w:tcPr/>
     </w:tblStylePr>
   </w:style>
   <w:style w:type="table" w:styleId="MediumGrid1-Accent2">
@@ -9006,9 +9619,7 @@
         <w:right w:w="108" w:type="dxa"/>
       </w:tblCellMar>
     </w:tblPr>
-    <w:tcPr>
-      <w:shd w:val="clear" w:color="auto" w:fill="EFD3D2" w:themeFill="accent2" w:themeFillTint="3F"/>
-    </w:tcPr>
+    <w:tcPr/>
     <w:tblStylePr w:type="firstRow">
       <w:rPr>
         <w:b/>
@@ -9041,15 +9652,11 @@
     </w:tblStylePr>
     <w:tblStylePr w:type="band1Vert">
       <w:tblPr/>
-      <w:tcPr>
-        <w:shd w:val="clear" w:color="auto" w:fill="DFA7A6" w:themeFill="accent2" w:themeFillTint="7F"/>
-      </w:tcPr>
+      <w:tcPr/>
     </w:tblStylePr>
     <w:tblStylePr w:type="band1Horz">
       <w:tblPr/>
-      <w:tcPr>
-        <w:shd w:val="clear" w:color="auto" w:fill="DFA7A6" w:themeFill="accent2" w:themeFillTint="7F"/>
-      </w:tcPr>
+      <w:tcPr/>
     </w:tblStylePr>
   </w:style>
   <w:style w:type="table" w:styleId="MediumGrid1-Accent3">
@@ -9079,9 +9686,7 @@
         <w:right w:w="108" w:type="dxa"/>
       </w:tblCellMar>
     </w:tblPr>
-    <w:tcPr>
-      <w:shd w:val="clear" w:color="auto" w:fill="E6EED5" w:themeFill="accent3" w:themeFillTint="3F"/>
-    </w:tcPr>
+    <w:tcPr/>
     <w:tblStylePr w:type="firstRow">
       <w:rPr>
         <w:b/>
@@ -9114,15 +9719,11 @@
     </w:tblStylePr>
     <w:tblStylePr w:type="band1Vert">
       <w:tblPr/>
-      <w:tcPr>
-        <w:shd w:val="clear" w:color="auto" w:fill="CDDDAC" w:themeFill="accent3" w:themeFillTint="7F"/>
-      </w:tcPr>
+      <w:tcPr/>
     </w:tblStylePr>
     <w:tblStylePr w:type="band1Horz">
       <w:tblPr/>
-      <w:tcPr>
-        <w:shd w:val="clear" w:color="auto" w:fill="CDDDAC" w:themeFill="accent3" w:themeFillTint="7F"/>
-      </w:tcPr>
+      <w:tcPr/>
     </w:tblStylePr>
   </w:style>
   <w:style w:type="table" w:styleId="MediumGrid1-Accent4">
@@ -9152,9 +9753,7 @@
         <w:right w:w="108" w:type="dxa"/>
       </w:tblCellMar>
     </w:tblPr>
-    <w:tcPr>
-      <w:shd w:val="clear" w:color="auto" w:fill="DFD8E8" w:themeFill="accent4" w:themeFillTint="3F"/>
-    </w:tcPr>
+    <w:tcPr/>
     <w:tblStylePr w:type="firstRow">
       <w:rPr>
         <w:b/>
@@ -9187,15 +9786,11 @@
     </w:tblStylePr>
     <w:tblStylePr w:type="band1Vert">
       <w:tblPr/>
-      <w:tcPr>
-        <w:shd w:val="clear" w:color="auto" w:fill="BFB1D0" w:themeFill="accent4" w:themeFillTint="7F"/>
-      </w:tcPr>
+      <w:tcPr/>
     </w:tblStylePr>
     <w:tblStylePr w:type="band1Horz">
       <w:tblPr/>
-      <w:tcPr>
-        <w:shd w:val="clear" w:color="auto" w:fill="BFB1D0" w:themeFill="accent4" w:themeFillTint="7F"/>
-      </w:tcPr>
+      <w:tcPr/>
     </w:tblStylePr>
   </w:style>
   <w:style w:type="table" w:styleId="MediumGrid1-Accent5">
@@ -9225,9 +9820,7 @@
         <w:right w:w="108" w:type="dxa"/>
       </w:tblCellMar>
     </w:tblPr>
-    <w:tcPr>
-      <w:shd w:val="clear" w:color="auto" w:fill="D2EAF1" w:themeFill="accent5" w:themeFillTint="3F"/>
-    </w:tcPr>
+    <w:tcPr/>
     <w:tblStylePr w:type="firstRow">
       <w:rPr>
         <w:b/>
@@ -9260,15 +9853,11 @@
     </w:tblStylePr>
     <w:tblStylePr w:type="band1Vert">
       <w:tblPr/>
-      <w:tcPr>
-        <w:shd w:val="clear" w:color="auto" w:fill="A5D5E2" w:themeFill="accent5" w:themeFillTint="7F"/>
-      </w:tcPr>
+      <w:tcPr/>
     </w:tblStylePr>
     <w:tblStylePr w:type="band1Horz">
       <w:tblPr/>
-      <w:tcPr>
-        <w:shd w:val="clear" w:color="auto" w:fill="A5D5E2" w:themeFill="accent5" w:themeFillTint="7F"/>
-      </w:tcPr>
+      <w:tcPr/>
     </w:tblStylePr>
   </w:style>
   <w:style w:type="table" w:styleId="MediumGrid1-Accent6">
@@ -9298,9 +9887,7 @@
         <w:right w:w="108" w:type="dxa"/>
       </w:tblCellMar>
     </w:tblPr>
-    <w:tcPr>
-      <w:shd w:val="clear" w:color="auto" w:fill="FDE4D0" w:themeFill="accent6" w:themeFillTint="3F"/>
-    </w:tcPr>
+    <w:tcPr/>
     <w:tblStylePr w:type="firstRow">
       <w:rPr>
         <w:b/>
@@ -9333,15 +9920,11 @@
     </w:tblStylePr>
     <w:tblStylePr w:type="band1Vert">
       <w:tblPr/>
-      <w:tcPr>
-        <w:shd w:val="clear" w:color="auto" w:fill="FBCAA2" w:themeFill="accent6" w:themeFillTint="7F"/>
-      </w:tcPr>
+      <w:tcPr/>
     </w:tblStylePr>
     <w:tblStylePr w:type="band1Horz">
       <w:tblPr/>
-      <w:tcPr>
-        <w:shd w:val="clear" w:color="auto" w:fill="FBCAA2" w:themeFill="accent6" w:themeFillTint="7F"/>
-      </w:tcPr>
+      <w:tcPr/>
     </w:tblStylePr>
   </w:style>
   <w:style w:type="table" w:styleId="MediumGrid2">
@@ -9354,7 +9937,7 @@
     </w:pPr>
     <w:rPr>
       <w:rFonts w:asciiTheme="majorHAnsi" w:eastAsiaTheme="majorEastAsia" w:hAnsiTheme="majorHAnsi" w:cstheme="majorBidi"/>
-      <w:color w:val="000000" w:themeColor="text1"/>
+      <w:color w:val="000000"/>
     </w:rPr>
     <w:tblPr>
       <w:tblStyleRowBandSize w:val="1"/>
@@ -9375,25 +9958,21 @@
         <w:right w:w="108" w:type="dxa"/>
       </w:tblCellMar>
     </w:tblPr>
-    <w:tcPr>
-      <w:shd w:val="clear" w:color="auto" w:fill="C0C0C0" w:themeFill="text1" w:themeFillTint="3F"/>
-    </w:tcPr>
+    <w:tcPr/>
     <w:tblStylePr w:type="firstRow">
       <w:rPr>
         <w:b/>
         <w:bCs/>
-        <w:color w:val="000000" w:themeColor="text1"/>
-      </w:rPr>
-      <w:tblPr/>
-      <w:tcPr>
-        <w:shd w:val="clear" w:color="auto" w:fill="E6E6E6" w:themeFill="text1" w:themeFillTint="19"/>
-      </w:tcPr>
+        <w:color w:val="000000"/>
+      </w:rPr>
+      <w:tblPr/>
+      <w:tcPr/>
     </w:tblStylePr>
     <w:tblStylePr w:type="lastRow">
       <w:rPr>
         <w:b/>
         <w:bCs/>
-        <w:color w:val="000000" w:themeColor="text1"/>
+        <w:color w:val="000000"/>
       </w:rPr>
       <w:tblPr/>
       <w:tcPr>
@@ -9405,14 +9984,13 @@
           <w:insideH w:val="nil"/>
           <w:insideV w:val="nil"/>
         </w:tcBorders>
-        <w:shd w:val="clear" w:color="auto" w:fill="FFFFFF" w:themeFill="background1"/>
       </w:tcPr>
     </w:tblStylePr>
     <w:tblStylePr w:type="firstCol">
       <w:rPr>
         <w:b/>
         <w:bCs/>
-        <w:color w:val="000000" w:themeColor="text1"/>
+        <w:color w:val="000000"/>
       </w:rPr>
       <w:tblPr/>
       <w:tcPr>
@@ -9424,14 +10002,13 @@
           <w:insideH w:val="nil"/>
           <w:insideV w:val="nil"/>
         </w:tcBorders>
-        <w:shd w:val="clear" w:color="auto" w:fill="FFFFFF" w:themeFill="background1"/>
       </w:tcPr>
     </w:tblStylePr>
     <w:tblStylePr w:type="lastCol">
       <w:rPr>
         <w:b w:val="0"/>
         <w:bCs w:val="0"/>
-        <w:color w:val="000000" w:themeColor="text1"/>
+        <w:color w:val="000000"/>
       </w:rPr>
       <w:tblPr/>
       <w:tcPr>
@@ -9443,14 +10020,11 @@
           <w:insideH w:val="nil"/>
           <w:insideV w:val="nil"/>
         </w:tcBorders>
-        <w:shd w:val="clear" w:color="auto" w:fill="CCCCCC" w:themeFill="text1" w:themeFillTint="33"/>
       </w:tcPr>
     </w:tblStylePr>
     <w:tblStylePr w:type="band1Vert">
       <w:tblPr/>
-      <w:tcPr>
-        <w:shd w:val="clear" w:color="auto" w:fill="808080" w:themeFill="text1" w:themeFillTint="7F"/>
-      </w:tcPr>
+      <w:tcPr/>
     </w:tblStylePr>
     <w:tblStylePr w:type="band1Horz">
       <w:tblPr/>
@@ -9459,14 +10033,11 @@
           <w:insideH w:val="single" w:sz="6" w:space="0" w:color="000000" w:themeColor="text1"/>
           <w:insideV w:val="single" w:sz="6" w:space="0" w:color="000000" w:themeColor="text1"/>
         </w:tcBorders>
-        <w:shd w:val="clear" w:color="auto" w:fill="808080" w:themeFill="text1" w:themeFillTint="7F"/>
       </w:tcPr>
     </w:tblStylePr>
     <w:tblStylePr w:type="nwCell">
       <w:tblPr/>
-      <w:tcPr>
-        <w:shd w:val="clear" w:color="auto" w:fill="FFFFFF" w:themeFill="background1"/>
-      </w:tcPr>
+      <w:tcPr/>
     </w:tblStylePr>
   </w:style>
   <w:style w:type="table" w:styleId="MediumGrid2-Accent1">
@@ -9479,7 +10050,7 @@
     </w:pPr>
     <w:rPr>
       <w:rFonts w:asciiTheme="majorHAnsi" w:eastAsiaTheme="majorEastAsia" w:hAnsiTheme="majorHAnsi" w:cstheme="majorBidi"/>
-      <w:color w:val="000000" w:themeColor="text1"/>
+      <w:color w:val="000000"/>
     </w:rPr>
     <w:tblPr>
       <w:tblStyleRowBandSize w:val="1"/>
@@ -9500,25 +10071,21 @@
         <w:right w:w="108" w:type="dxa"/>
       </w:tblCellMar>
     </w:tblPr>
-    <w:tcPr>
-      <w:shd w:val="clear" w:color="auto" w:fill="D3DFEE" w:themeFill="accent1" w:themeFillTint="3F"/>
-    </w:tcPr>
+    <w:tcPr/>
     <w:tblStylePr w:type="firstRow">
       <w:rPr>
         <w:b/>
         <w:bCs/>
-        <w:color w:val="000000" w:themeColor="text1"/>
-      </w:rPr>
-      <w:tblPr/>
-      <w:tcPr>
-        <w:shd w:val="clear" w:color="auto" w:fill="EDF2F8" w:themeFill="accent1" w:themeFillTint="19"/>
-      </w:tcPr>
+        <w:color w:val="000000"/>
+      </w:rPr>
+      <w:tblPr/>
+      <w:tcPr/>
     </w:tblStylePr>
     <w:tblStylePr w:type="lastRow">
       <w:rPr>
         <w:b/>
         <w:bCs/>
-        <w:color w:val="000000" w:themeColor="text1"/>
+        <w:color w:val="000000"/>
       </w:rPr>
       <w:tblPr/>
       <w:tcPr>
@@ -9530,14 +10097,13 @@
           <w:insideH w:val="nil"/>
           <w:insideV w:val="nil"/>
         </w:tcBorders>
-        <w:shd w:val="clear" w:color="auto" w:fill="FFFFFF" w:themeFill="background1"/>
       </w:tcPr>
     </w:tblStylePr>
     <w:tblStylePr w:type="firstCol">
       <w:rPr>
         <w:b/>
         <w:bCs/>
-        <w:color w:val="000000" w:themeColor="text1"/>
+        <w:color w:val="000000"/>
       </w:rPr>
       <w:tblPr/>
       <w:tcPr>
@@ -9549,14 +10115,13 @@
           <w:insideH w:val="nil"/>
           <w:insideV w:val="nil"/>
         </w:tcBorders>
-        <w:shd w:val="clear" w:color="auto" w:fill="FFFFFF" w:themeFill="background1"/>
       </w:tcPr>
     </w:tblStylePr>
     <w:tblStylePr w:type="lastCol">
       <w:rPr>
         <w:b w:val="0"/>
         <w:bCs w:val="0"/>
-        <w:color w:val="000000" w:themeColor="text1"/>
+        <w:color w:val="000000"/>
       </w:rPr>
       <w:tblPr/>
       <w:tcPr>
@@ -9568,14 +10133,11 @@
           <w:insideH w:val="nil"/>
           <w:insideV w:val="nil"/>
         </w:tcBorders>
-        <w:shd w:val="clear" w:color="auto" w:fill="DBE5F1" w:themeFill="accent1" w:themeFillTint="33"/>
       </w:tcPr>
     </w:tblStylePr>
     <w:tblStylePr w:type="band1Vert">
       <w:tblPr/>
-      <w:tcPr>
-        <w:shd w:val="clear" w:color="auto" w:fill="A7BFDE" w:themeFill="accent1" w:themeFillTint="7F"/>
-      </w:tcPr>
+      <w:tcPr/>
     </w:tblStylePr>
     <w:tblStylePr w:type="band1Horz">
       <w:tblPr/>
@@ -9584,14 +10146,11 @@
           <w:insideH w:val="single" w:sz="6" w:space="0" w:color="4F81BD" w:themeColor="accent1"/>
           <w:insideV w:val="single" w:sz="6" w:space="0" w:color="4F81BD" w:themeColor="accent1"/>
         </w:tcBorders>
-        <w:shd w:val="clear" w:color="auto" w:fill="A7BFDE" w:themeFill="accent1" w:themeFillTint="7F"/>
       </w:tcPr>
     </w:tblStylePr>
     <w:tblStylePr w:type="nwCell">
       <w:tblPr/>
-      <w:tcPr>
-        <w:shd w:val="clear" w:color="auto" w:fill="FFFFFF" w:themeFill="background1"/>
-      </w:tcPr>
+      <w:tcPr/>
     </w:tblStylePr>
   </w:style>
   <w:style w:type="table" w:styleId="MediumGrid2-Accent2">
@@ -9604,7 +10163,7 @@
     </w:pPr>
     <w:rPr>
       <w:rFonts w:asciiTheme="majorHAnsi" w:eastAsiaTheme="majorEastAsia" w:hAnsiTheme="majorHAnsi" w:cstheme="majorBidi"/>
-      <w:color w:val="000000" w:themeColor="text1"/>
+      <w:color w:val="000000"/>
     </w:rPr>
     <w:tblPr>
       <w:tblStyleRowBandSize w:val="1"/>
@@ -9625,25 +10184,21 @@
         <w:right w:w="108" w:type="dxa"/>
       </w:tblCellMar>
     </w:tblPr>
-    <w:tcPr>
-      <w:shd w:val="clear" w:color="auto" w:fill="EFD3D2" w:themeFill="accent2" w:themeFillTint="3F"/>
-    </w:tcPr>
+    <w:tcPr/>
     <w:tblStylePr w:type="firstRow">
       <w:rPr>
         <w:b/>
         <w:bCs/>
-        <w:color w:val="000000" w:themeColor="text1"/>
-      </w:rPr>
-      <w:tblPr/>
-      <w:tcPr>
-        <w:shd w:val="clear" w:color="auto" w:fill="F8EDED" w:themeFill="accent2" w:themeFillTint="19"/>
-      </w:tcPr>
+        <w:color w:val="000000"/>
+      </w:rPr>
+      <w:tblPr/>
+      <w:tcPr/>
     </w:tblStylePr>
     <w:tblStylePr w:type="lastRow">
       <w:rPr>
         <w:b/>
         <w:bCs/>
-        <w:color w:val="000000" w:themeColor="text1"/>
+        <w:color w:val="000000"/>
       </w:rPr>
       <w:tblPr/>
       <w:tcPr>
@@ -9655,14 +10210,13 @@
           <w:insideH w:val="nil"/>
           <w:insideV w:val="nil"/>
         </w:tcBorders>
-        <w:shd w:val="clear" w:color="auto" w:fill="FFFFFF" w:themeFill="background1"/>
       </w:tcPr>
     </w:tblStylePr>
     <w:tblStylePr w:type="firstCol">
       <w:rPr>
         <w:b/>
         <w:bCs/>
-        <w:color w:val="000000" w:themeColor="text1"/>
+        <w:color w:val="000000"/>
       </w:rPr>
       <w:tblPr/>
       <w:tcPr>
@@ -9674,14 +10228,13 @@
           <w:insideH w:val="nil"/>
           <w:insideV w:val="nil"/>
         </w:tcBorders>
-        <w:shd w:val="clear" w:color="auto" w:fill="FFFFFF" w:themeFill="background1"/>
       </w:tcPr>
     </w:tblStylePr>
     <w:tblStylePr w:type="lastCol">
       <w:rPr>
         <w:b w:val="0"/>
         <w:bCs w:val="0"/>
-        <w:color w:val="000000" w:themeColor="text1"/>
+        <w:color w:val="000000"/>
       </w:rPr>
       <w:tblPr/>
       <w:tcPr>
@@ -9693,14 +10246,11 @@
           <w:insideH w:val="nil"/>
           <w:insideV w:val="nil"/>
         </w:tcBorders>
-        <w:shd w:val="clear" w:color="auto" w:fill="F2DBDB" w:themeFill="accent2" w:themeFillTint="33"/>
       </w:tcPr>
     </w:tblStylePr>
     <w:tblStylePr w:type="band1Vert">
       <w:tblPr/>
-      <w:tcPr>
-        <w:shd w:val="clear" w:color="auto" w:fill="DFA7A6" w:themeFill="accent2" w:themeFillTint="7F"/>
-      </w:tcPr>
+      <w:tcPr/>
     </w:tblStylePr>
     <w:tblStylePr w:type="band1Horz">
       <w:tblPr/>
@@ -9709,14 +10259,11 @@
           <w:insideH w:val="single" w:sz="6" w:space="0" w:color="C0504D" w:themeColor="accent2"/>
           <w:insideV w:val="single" w:sz="6" w:space="0" w:color="C0504D" w:themeColor="accent2"/>
         </w:tcBorders>
-        <w:shd w:val="clear" w:color="auto" w:fill="DFA7A6" w:themeFill="accent2" w:themeFillTint="7F"/>
       </w:tcPr>
     </w:tblStylePr>
     <w:tblStylePr w:type="nwCell">
       <w:tblPr/>
-      <w:tcPr>
-        <w:shd w:val="clear" w:color="auto" w:fill="FFFFFF" w:themeFill="background1"/>
-      </w:tcPr>
+      <w:tcPr/>
     </w:tblStylePr>
   </w:style>
   <w:style w:type="table" w:styleId="MediumGrid2-Accent3">
@@ -9729,7 +10276,7 @@
     </w:pPr>
     <w:rPr>
       <w:rFonts w:asciiTheme="majorHAnsi" w:eastAsiaTheme="majorEastAsia" w:hAnsiTheme="majorHAnsi" w:cstheme="majorBidi"/>
-      <w:color w:val="000000" w:themeColor="text1"/>
+      <w:color w:val="000000"/>
     </w:rPr>
     <w:tblPr>
       <w:tblStyleRowBandSize w:val="1"/>
@@ -9750,25 +10297,21 @@
         <w:right w:w="108" w:type="dxa"/>
       </w:tblCellMar>
     </w:tblPr>
-    <w:tcPr>
-      <w:shd w:val="clear" w:color="auto" w:fill="E6EED5" w:themeFill="accent3" w:themeFillTint="3F"/>
-    </w:tcPr>
+    <w:tcPr/>
     <w:tblStylePr w:type="firstRow">
       <w:rPr>
         <w:b/>
         <w:bCs/>
-        <w:color w:val="000000" w:themeColor="text1"/>
-      </w:rPr>
-      <w:tblPr/>
-      <w:tcPr>
-        <w:shd w:val="clear" w:color="auto" w:fill="F5F8EE" w:themeFill="accent3" w:themeFillTint="19"/>
-      </w:tcPr>
+        <w:color w:val="000000"/>
+      </w:rPr>
+      <w:tblPr/>
+      <w:tcPr/>
     </w:tblStylePr>
     <w:tblStylePr w:type="lastRow">
       <w:rPr>
         <w:b/>
         <w:bCs/>
-        <w:color w:val="000000" w:themeColor="text1"/>
+        <w:color w:val="000000"/>
       </w:rPr>
       <w:tblPr/>
       <w:tcPr>
@@ -9780,14 +10323,13 @@
           <w:insideH w:val="nil"/>
           <w:insideV w:val="nil"/>
         </w:tcBorders>
-        <w:shd w:val="clear" w:color="auto" w:fill="FFFFFF" w:themeFill="background1"/>
       </w:tcPr>
     </w:tblStylePr>
     <w:tblStylePr w:type="firstCol">
       <w:rPr>
         <w:b/>
         <w:bCs/>
-        <w:color w:val="000000" w:themeColor="text1"/>
+        <w:color w:val="000000"/>
       </w:rPr>
       <w:tblPr/>
       <w:tcPr>
@@ -9799,14 +10341,13 @@
           <w:insideH w:val="nil"/>
           <w:insideV w:val="nil"/>
         </w:tcBorders>
-        <w:shd w:val="clear" w:color="auto" w:fill="FFFFFF" w:themeFill="background1"/>
       </w:tcPr>
     </w:tblStylePr>
     <w:tblStylePr w:type="lastCol">
       <w:rPr>
         <w:b w:val="0"/>
         <w:bCs w:val="0"/>
-        <w:color w:val="000000" w:themeColor="text1"/>
+        <w:color w:val="000000"/>
       </w:rPr>
       <w:tblPr/>
       <w:tcPr>
@@ -9818,14 +10359,11 @@
           <w:insideH w:val="nil"/>
           <w:insideV w:val="nil"/>
         </w:tcBorders>
-        <w:shd w:val="clear" w:color="auto" w:fill="EAF1DD" w:themeFill="accent3" w:themeFillTint="33"/>
       </w:tcPr>
     </w:tblStylePr>
     <w:tblStylePr w:type="band1Vert">
       <w:tblPr/>
-      <w:tcPr>
-        <w:shd w:val="clear" w:color="auto" w:fill="CDDDAC" w:themeFill="accent3" w:themeFillTint="7F"/>
-      </w:tcPr>
+      <w:tcPr/>
     </w:tblStylePr>
     <w:tblStylePr w:type="band1Horz">
       <w:tblPr/>
@@ -9834,14 +10372,11 @@
           <w:insideH w:val="single" w:sz="6" w:space="0" w:color="9BBB59" w:themeColor="accent3"/>
           <w:insideV w:val="single" w:sz="6" w:space="0" w:color="9BBB59" w:themeColor="accent3"/>
         </w:tcBorders>
-        <w:shd w:val="clear" w:color="auto" w:fill="CDDDAC" w:themeFill="accent3" w:themeFillTint="7F"/>
       </w:tcPr>
     </w:tblStylePr>
     <w:tblStylePr w:type="nwCell">
       <w:tblPr/>
-      <w:tcPr>
-        <w:shd w:val="clear" w:color="auto" w:fill="FFFFFF" w:themeFill="background1"/>
-      </w:tcPr>
+      <w:tcPr/>
     </w:tblStylePr>
   </w:style>
   <w:style w:type="table" w:styleId="MediumGrid2-Accent4">
@@ -9854,7 +10389,7 @@
     </w:pPr>
     <w:rPr>
       <w:rFonts w:asciiTheme="majorHAnsi" w:eastAsiaTheme="majorEastAsia" w:hAnsiTheme="majorHAnsi" w:cstheme="majorBidi"/>
-      <w:color w:val="000000" w:themeColor="text1"/>
+      <w:color w:val="000000"/>
     </w:rPr>
     <w:tblPr>
       <w:tblStyleRowBandSize w:val="1"/>
@@ -9875,25 +10410,21 @@
         <w:right w:w="108" w:type="dxa"/>
       </w:tblCellMar>
     </w:tblPr>
-    <w:tcPr>
-      <w:shd w:val="clear" w:color="auto" w:fill="DFD8E8" w:themeFill="accent4" w:themeFillTint="3F"/>
-    </w:tcPr>
+    <w:tcPr/>
     <w:tblStylePr w:type="firstRow">
       <w:rPr>
         <w:b/>
         <w:bCs/>
-        <w:color w:val="000000" w:themeColor="text1"/>
-      </w:rPr>
-      <w:tblPr/>
-      <w:tcPr>
-        <w:shd w:val="clear" w:color="auto" w:fill="F2EFF6" w:themeFill="accent4" w:themeFillTint="19"/>
-      </w:tcPr>
+        <w:color w:val="000000"/>
+      </w:rPr>
+      <w:tblPr/>
+      <w:tcPr/>
     </w:tblStylePr>
     <w:tblStylePr w:type="lastRow">
       <w:rPr>
         <w:b/>
         <w:bCs/>
-        <w:color w:val="000000" w:themeColor="text1"/>
+        <w:color w:val="000000"/>
       </w:rPr>
       <w:tblPr/>
       <w:tcPr>
@@ -9905,14 +10436,13 @@
           <w:insideH w:val="nil"/>
           <w:insideV w:val="nil"/>
         </w:tcBorders>
-        <w:shd w:val="clear" w:color="auto" w:fill="FFFFFF" w:themeFill="background1"/>
       </w:tcPr>
     </w:tblStylePr>
     <w:tblStylePr w:type="firstCol">
       <w:rPr>
         <w:b/>
         <w:bCs/>
-        <w:color w:val="000000" w:themeColor="text1"/>
+        <w:color w:val="000000"/>
       </w:rPr>
       <w:tblPr/>
       <w:tcPr>
@@ -9924,14 +10454,13 @@
           <w:insideH w:val="nil"/>
           <w:insideV w:val="nil"/>
         </w:tcBorders>
-        <w:shd w:val="clear" w:color="auto" w:fill="FFFFFF" w:themeFill="background1"/>
       </w:tcPr>
     </w:tblStylePr>
     <w:tblStylePr w:type="lastCol">
       <w:rPr>
         <w:b w:val="0"/>
         <w:bCs w:val="0"/>
-        <w:color w:val="000000" w:themeColor="text1"/>
+        <w:color w:val="000000"/>
       </w:rPr>
       <w:tblPr/>
       <w:tcPr>
@@ -9943,14 +10472,11 @@
           <w:insideH w:val="nil"/>
           <w:insideV w:val="nil"/>
         </w:tcBorders>
-        <w:shd w:val="clear" w:color="auto" w:fill="E5DFEC" w:themeFill="accent4" w:themeFillTint="33"/>
       </w:tcPr>
     </w:tblStylePr>
     <w:tblStylePr w:type="band1Vert">
       <w:tblPr/>
-      <w:tcPr>
-        <w:shd w:val="clear" w:color="auto" w:fill="BFB1D0" w:themeFill="accent4" w:themeFillTint="7F"/>
-      </w:tcPr>
+      <w:tcPr/>
     </w:tblStylePr>
     <w:tblStylePr w:type="band1Horz">
       <w:tblPr/>
@@ -9959,14 +10485,11 @@
           <w:insideH w:val="single" w:sz="6" w:space="0" w:color="8064A2" w:themeColor="accent4"/>
           <w:insideV w:val="single" w:sz="6" w:space="0" w:color="8064A2" w:themeColor="accent4"/>
         </w:tcBorders>
-        <w:shd w:val="clear" w:color="auto" w:fill="BFB1D0" w:themeFill="accent4" w:themeFillTint="7F"/>
       </w:tcPr>
     </w:tblStylePr>
     <w:tblStylePr w:type="nwCell">
       <w:tblPr/>
-      <w:tcPr>
-        <w:shd w:val="clear" w:color="auto" w:fill="FFFFFF" w:themeFill="background1"/>
-      </w:tcPr>
+      <w:tcPr/>
     </w:tblStylePr>
   </w:style>
   <w:style w:type="table" w:styleId="MediumGrid2-Accent5">
@@ -9979,7 +10502,7 @@
     </w:pPr>
     <w:rPr>
       <w:rFonts w:asciiTheme="majorHAnsi" w:eastAsiaTheme="majorEastAsia" w:hAnsiTheme="majorHAnsi" w:cstheme="majorBidi"/>
-      <w:color w:val="000000" w:themeColor="text1"/>
+      <w:color w:val="000000"/>
     </w:rPr>
     <w:tblPr>
       <w:tblStyleRowBandSize w:val="1"/>
@@ -10000,25 +10523,21 @@
         <w:right w:w="108" w:type="dxa"/>
       </w:tblCellMar>
     </w:tblPr>
-    <w:tcPr>
-      <w:shd w:val="clear" w:color="auto" w:fill="D2EAF1" w:themeFill="accent5" w:themeFillTint="3F"/>
-    </w:tcPr>
+    <w:tcPr/>
     <w:tblStylePr w:type="firstRow">
       <w:rPr>
         <w:b/>
         <w:bCs/>
-        <w:color w:val="000000" w:themeColor="text1"/>
-      </w:rPr>
-      <w:tblPr/>
-      <w:tcPr>
-        <w:shd w:val="clear" w:color="auto" w:fill="EDF6F9" w:themeFill="accent5" w:themeFillTint="19"/>
-      </w:tcPr>
+        <w:color w:val="000000"/>
+      </w:rPr>
+      <w:tblPr/>
+      <w:tcPr/>
     </w:tblStylePr>
     <w:tblStylePr w:type="lastRow">
       <w:rPr>
         <w:b/>
         <w:bCs/>
-        <w:color w:val="000000" w:themeColor="text1"/>
+        <w:color w:val="000000"/>
       </w:rPr>
       <w:tblPr/>
       <w:tcPr>
@@ -10030,14 +10549,13 @@
           <w:insideH w:val="nil"/>
           <w:insideV w:val="nil"/>
         </w:tcBorders>
-        <w:shd w:val="clear" w:color="auto" w:fill="FFFFFF" w:themeFill="background1"/>
       </w:tcPr>
     </w:tblStylePr>
     <w:tblStylePr w:type="firstCol">
       <w:rPr>
         <w:b/>
         <w:bCs/>
-        <w:color w:val="000000" w:themeColor="text1"/>
+        <w:color w:val="000000"/>
       </w:rPr>
       <w:tblPr/>
       <w:tcPr>
@@ -10049,14 +10567,13 @@
           <w:insideH w:val="nil"/>
           <w:insideV w:val="nil"/>
         </w:tcBorders>
-        <w:shd w:val="clear" w:color="auto" w:fill="FFFFFF" w:themeFill="background1"/>
       </w:tcPr>
     </w:tblStylePr>
     <w:tblStylePr w:type="lastCol">
       <w:rPr>
         <w:b w:val="0"/>
         <w:bCs w:val="0"/>
-        <w:color w:val="000000" w:themeColor="text1"/>
+        <w:color w:val="000000"/>
       </w:rPr>
       <w:tblPr/>
       <w:tcPr>
@@ -10068,14 +10585,11 @@
           <w:insideH w:val="nil"/>
           <w:insideV w:val="nil"/>
         </w:tcBorders>
-        <w:shd w:val="clear" w:color="auto" w:fill="DAEEF3" w:themeFill="accent5" w:themeFillTint="33"/>
       </w:tcPr>
     </w:tblStylePr>
     <w:tblStylePr w:type="band1Vert">
       <w:tblPr/>
-      <w:tcPr>
-        <w:shd w:val="clear" w:color="auto" w:fill="A5D5E2" w:themeFill="accent5" w:themeFillTint="7F"/>
-      </w:tcPr>
+      <w:tcPr/>
     </w:tblStylePr>
     <w:tblStylePr w:type="band1Horz">
       <w:tblPr/>
@@ -10084,14 +10598,11 @@
           <w:insideH w:val="single" w:sz="6" w:space="0" w:color="4BACC6" w:themeColor="accent5"/>
           <w:insideV w:val="single" w:sz="6" w:space="0" w:color="4BACC6" w:themeColor="accent5"/>
         </w:tcBorders>
-        <w:shd w:val="clear" w:color="auto" w:fill="A5D5E2" w:themeFill="accent5" w:themeFillTint="7F"/>
       </w:tcPr>
     </w:tblStylePr>
     <w:tblStylePr w:type="nwCell">
       <w:tblPr/>
-      <w:tcPr>
-        <w:shd w:val="clear" w:color="auto" w:fill="FFFFFF" w:themeFill="background1"/>
-      </w:tcPr>
+      <w:tcPr/>
     </w:tblStylePr>
   </w:style>
   <w:style w:type="table" w:styleId="MediumGrid2-Accent6">
@@ -10104,7 +10615,7 @@
     </w:pPr>
     <w:rPr>
       <w:rFonts w:asciiTheme="majorHAnsi" w:eastAsiaTheme="majorEastAsia" w:hAnsiTheme="majorHAnsi" w:cstheme="majorBidi"/>
-      <w:color w:val="000000" w:themeColor="text1"/>
+      <w:color w:val="000000"/>
     </w:rPr>
     <w:tblPr>
       <w:tblStyleRowBandSize w:val="1"/>
@@ -10125,25 +10636,21 @@
         <w:right w:w="108" w:type="dxa"/>
       </w:tblCellMar>
     </w:tblPr>
-    <w:tcPr>
-      <w:shd w:val="clear" w:color="auto" w:fill="FDE4D0" w:themeFill="accent6" w:themeFillTint="3F"/>
-    </w:tcPr>
+    <w:tcPr/>
     <w:tblStylePr w:type="firstRow">
       <w:rPr>
         <w:b/>
         <w:bCs/>
-        <w:color w:val="000000" w:themeColor="text1"/>
-      </w:rPr>
-      <w:tblPr/>
-      <w:tcPr>
-        <w:shd w:val="clear" w:color="auto" w:fill="FEF4EC" w:themeFill="accent6" w:themeFillTint="19"/>
-      </w:tcPr>
+        <w:color w:val="000000"/>
+      </w:rPr>
+      <w:tblPr/>
+      <w:tcPr/>
     </w:tblStylePr>
     <w:tblStylePr w:type="lastRow">
       <w:rPr>
         <w:b/>
         <w:bCs/>
-        <w:color w:val="000000" w:themeColor="text1"/>
+        <w:color w:val="000000"/>
       </w:rPr>
       <w:tblPr/>
       <w:tcPr>
@@ -10155,14 +10662,13 @@
           <w:insideH w:val="nil"/>
           <w:insideV w:val="nil"/>
         </w:tcBorders>
-        <w:shd w:val="clear" w:color="auto" w:fill="FFFFFF" w:themeFill="background1"/>
       </w:tcPr>
     </w:tblStylePr>
     <w:tblStylePr w:type="firstCol">
       <w:rPr>
         <w:b/>
         <w:bCs/>
-        <w:color w:val="000000" w:themeColor="text1"/>
+        <w:color w:val="000000"/>
       </w:rPr>
       <w:tblPr/>
       <w:tcPr>
@@ -10174,14 +10680,13 @@
           <w:insideH w:val="nil"/>
           <w:insideV w:val="nil"/>
         </w:tcBorders>
-        <w:shd w:val="clear" w:color="auto" w:fill="FFFFFF" w:themeFill="background1"/>
       </w:tcPr>
     </w:tblStylePr>
     <w:tblStylePr w:type="lastCol">
       <w:rPr>
         <w:b w:val="0"/>
         <w:bCs w:val="0"/>
-        <w:color w:val="000000" w:themeColor="text1"/>
+        <w:color w:val="000000"/>
       </w:rPr>
       <w:tblPr/>
       <w:tcPr>
@@ -10193,14 +10698,11 @@
           <w:insideH w:val="nil"/>
           <w:insideV w:val="nil"/>
         </w:tcBorders>
-        <w:shd w:val="clear" w:color="auto" w:fill="FDE9D9" w:themeFill="accent6" w:themeFillTint="33"/>
       </w:tcPr>
     </w:tblStylePr>
     <w:tblStylePr w:type="band1Vert">
       <w:tblPr/>
-      <w:tcPr>
-        <w:shd w:val="clear" w:color="auto" w:fill="FBCAA2" w:themeFill="accent6" w:themeFillTint="7F"/>
-      </w:tcPr>
+      <w:tcPr/>
     </w:tblStylePr>
     <w:tblStylePr w:type="band1Horz">
       <w:tblPr/>
@@ -10209,14 +10711,11 @@
           <w:insideH w:val="single" w:sz="6" w:space="0" w:color="F79646" w:themeColor="accent6"/>
           <w:insideV w:val="single" w:sz="6" w:space="0" w:color="F79646" w:themeColor="accent6"/>
         </w:tcBorders>
-        <w:shd w:val="clear" w:color="auto" w:fill="FBCAA2" w:themeFill="accent6" w:themeFillTint="7F"/>
       </w:tcPr>
     </w:tblStylePr>
     <w:tblStylePr w:type="nwCell">
       <w:tblPr/>
-      <w:tcPr>
-        <w:shd w:val="clear" w:color="auto" w:fill="FFFFFF" w:themeFill="background1"/>
-      </w:tcPr>
+      <w:tcPr/>
     </w:tblStylePr>
   </w:style>
   <w:style w:type="table" w:styleId="MediumGrid3">
@@ -10246,16 +10745,14 @@
         <w:right w:w="108" w:type="dxa"/>
       </w:tblCellMar>
     </w:tblPr>
-    <w:tcPr>
-      <w:shd w:val="clear" w:color="auto" w:fill="C0C0C0" w:themeFill="text1" w:themeFillTint="3F"/>
-    </w:tcPr>
+    <w:tcPr/>
     <w:tblStylePr w:type="firstRow">
       <w:rPr>
         <w:b/>
         <w:bCs/>
         <w:i w:val="0"/>
         <w:iCs w:val="0"/>
-        <w:color w:val="FFFFFF" w:themeColor="background1"/>
+        <w:color w:val="000000"/>
       </w:rPr>
       <w:tblPr/>
       <w:tcPr>
@@ -10267,7 +10764,6 @@
           <w:insideH w:val="nil"/>
           <w:insideV w:val="single" w:sz="8" w:space="0" w:color="FFFFFF" w:themeColor="background1"/>
         </w:tcBorders>
-        <w:shd w:val="clear" w:color="auto" w:fill="000000" w:themeFill="text1"/>
       </w:tcPr>
     </w:tblStylePr>
     <w:tblStylePr w:type="lastRow">
@@ -10276,7 +10772,7 @@
         <w:bCs/>
         <w:i w:val="0"/>
         <w:iCs w:val="0"/>
-        <w:color w:val="FFFFFF" w:themeColor="background1"/>
+        <w:color w:val="000000"/>
       </w:rPr>
       <w:tblPr/>
       <w:tcPr>
@@ -10288,7 +10784,6 @@
           <w:insideH w:val="nil"/>
           <w:insideV w:val="single" w:sz="8" w:space="0" w:color="FFFFFF" w:themeColor="background1"/>
         </w:tcBorders>
-        <w:shd w:val="clear" w:color="auto" w:fill="000000" w:themeFill="text1"/>
       </w:tcPr>
     </w:tblStylePr>
     <w:tblStylePr w:type="firstCol">
@@ -10297,7 +10792,7 @@
         <w:bCs/>
         <w:i w:val="0"/>
         <w:iCs w:val="0"/>
-        <w:color w:val="FFFFFF" w:themeColor="background1"/>
+        <w:color w:val="000000"/>
       </w:rPr>
       <w:tblPr/>
       <w:tcPr>
@@ -10307,7 +10802,6 @@
           <w:insideH w:val="nil"/>
           <w:insideV w:val="nil"/>
         </w:tcBorders>
-        <w:shd w:val="clear" w:color="auto" w:fill="000000" w:themeFill="text1"/>
       </w:tcPr>
     </w:tblStylePr>
     <w:tblStylePr w:type="lastCol">
@@ -10316,7 +10810,7 @@
         <w:bCs/>
         <w:i w:val="0"/>
         <w:iCs w:val="0"/>
-        <w:color w:val="FFFFFF" w:themeColor="background1"/>
+        <w:color w:val="000000"/>
       </w:rPr>
       <w:tblPr/>
       <w:tcPr>
@@ -10328,7 +10822,6 @@
           <w:insideH w:val="nil"/>
           <w:insideV w:val="nil"/>
         </w:tcBorders>
-        <w:shd w:val="clear" w:color="auto" w:fill="000000" w:themeFill="text1"/>
       </w:tcPr>
     </w:tblStylePr>
     <w:tblStylePr w:type="band1Vert">
@@ -10342,7 +10835,6 @@
           <w:insideH w:val="nil"/>
           <w:insideV w:val="nil"/>
         </w:tcBorders>
-        <w:shd w:val="clear" w:color="auto" w:fill="808080" w:themeFill="text1" w:themeFillTint="7F"/>
       </w:tcPr>
     </w:tblStylePr>
     <w:tblStylePr w:type="band1Horz">
@@ -10356,7 +10848,6 @@
           <w:insideH w:val="single" w:sz="8" w:space="0" w:color="FFFFFF" w:themeColor="background1"/>
           <w:insideV w:val="single" w:sz="8" w:space="0" w:color="FFFFFF" w:themeColor="background1"/>
         </w:tcBorders>
-        <w:shd w:val="clear" w:color="auto" w:fill="808080" w:themeFill="text1" w:themeFillTint="7F"/>
       </w:tcPr>
     </w:tblStylePr>
   </w:style>
@@ -10387,16 +10878,14 @@
         <w:right w:w="108" w:type="dxa"/>
       </w:tblCellMar>
     </w:tblPr>
-    <w:tcPr>
-      <w:shd w:val="clear" w:color="auto" w:fill="D3DFEE" w:themeFill="accent1" w:themeFillTint="3F"/>
-    </w:tcPr>
+    <w:tcPr/>
     <w:tblStylePr w:type="firstRow">
       <w:rPr>
         <w:b/>
         <w:bCs/>
         <w:i w:val="0"/>
         <w:iCs w:val="0"/>
-        <w:color w:val="FFFFFF" w:themeColor="background1"/>
+        <w:color w:val="000000"/>
       </w:rPr>
       <w:tblPr/>
       <w:tcPr>
@@ -10408,7 +10897,6 @@
           <w:insideH w:val="nil"/>
           <w:insideV w:val="single" w:sz="8" w:space="0" w:color="FFFFFF" w:themeColor="background1"/>
         </w:tcBorders>
-        <w:shd w:val="clear" w:color="auto" w:fill="4F81BD" w:themeFill="accent1"/>
       </w:tcPr>
     </w:tblStylePr>
     <w:tblStylePr w:type="lastRow">
@@ -10417,7 +10905,7 @@
         <w:bCs/>
         <w:i w:val="0"/>
         <w:iCs w:val="0"/>
-        <w:color w:val="FFFFFF" w:themeColor="background1"/>
+        <w:color w:val="000000"/>
       </w:rPr>
       <w:tblPr/>
       <w:tcPr>
@@ -10429,7 +10917,6 @@
           <w:insideH w:val="nil"/>
           <w:insideV w:val="single" w:sz="8" w:space="0" w:color="FFFFFF" w:themeColor="background1"/>
         </w:tcBorders>
-        <w:shd w:val="clear" w:color="auto" w:fill="4F81BD" w:themeFill="accent1"/>
       </w:tcPr>
     </w:tblStylePr>
     <w:tblStylePr w:type="firstCol">
@@ -10438,7 +10925,7 @@
         <w:bCs/>
         <w:i w:val="0"/>
         <w:iCs w:val="0"/>
-        <w:color w:val="FFFFFF" w:themeColor="background1"/>
+        <w:color w:val="000000"/>
       </w:rPr>
       <w:tblPr/>
       <w:tcPr>
@@ -10448,7 +10935,6 @@
           <w:insideH w:val="nil"/>
           <w:insideV w:val="nil"/>
         </w:tcBorders>
-        <w:shd w:val="clear" w:color="auto" w:fill="4F81BD" w:themeFill="accent1"/>
       </w:tcPr>
     </w:tblStylePr>
     <w:tblStylePr w:type="lastCol">
@@ -10457,7 +10943,7 @@
         <w:bCs/>
         <w:i w:val="0"/>
         <w:iCs w:val="0"/>
-        <w:color w:val="FFFFFF" w:themeColor="background1"/>
+        <w:color w:val="000000"/>
       </w:rPr>
       <w:tblPr/>
       <w:tcPr>
@@ -10469,7 +10955,6 @@
           <w:insideH w:val="nil"/>
           <w:insideV w:val="nil"/>
         </w:tcBorders>
-        <w:shd w:val="clear" w:color="auto" w:fill="4F81BD" w:themeFill="accent1"/>
       </w:tcPr>
     </w:tblStylePr>
     <w:tblStylePr w:type="band1Vert">
@@ -10483,7 +10968,6 @@
           <w:insideH w:val="nil"/>
           <w:insideV w:val="nil"/>
         </w:tcBorders>
-        <w:shd w:val="clear" w:color="auto" w:fill="A7BFDE" w:themeFill="accent1" w:themeFillTint="7F"/>
       </w:tcPr>
     </w:tblStylePr>
     <w:tblStylePr w:type="band1Horz">
@@ -10497,7 +10981,6 @@
           <w:insideH w:val="single" w:sz="8" w:space="0" w:color="FFFFFF" w:themeColor="background1"/>
           <w:insideV w:val="single" w:sz="8" w:space="0" w:color="FFFFFF" w:themeColor="background1"/>
         </w:tcBorders>
-        <w:shd w:val="clear" w:color="auto" w:fill="A7BFDE" w:themeFill="accent1" w:themeFillTint="7F"/>
       </w:tcPr>
     </w:tblStylePr>
   </w:style>
@@ -10528,16 +11011,14 @@
         <w:right w:w="108" w:type="dxa"/>
       </w:tblCellMar>
     </w:tblPr>
-    <w:tcPr>
-      <w:shd w:val="clear" w:color="auto" w:fill="EFD3D2" w:themeFill="accent2" w:themeFillTint="3F"/>
-    </w:tcPr>
+    <w:tcPr/>
     <w:tblStylePr w:type="firstRow">
       <w:rPr>
         <w:b/>
         <w:bCs/>
         <w:i w:val="0"/>
         <w:iCs w:val="0"/>
-        <w:color w:val="FFFFFF" w:themeColor="background1"/>
+        <w:color w:val="000000"/>
       </w:rPr>
       <w:tblPr/>
       <w:tcPr>
@@ -10549,7 +11030,6 @@
           <w:insideH w:val="nil"/>
           <w:insideV w:val="single" w:sz="8" w:space="0" w:color="FFFFFF" w:themeColor="background1"/>
         </w:tcBorders>
-        <w:shd w:val="clear" w:color="auto" w:fill="C0504D" w:themeFill="accent2"/>
       </w:tcPr>
     </w:tblStylePr>
     <w:tblStylePr w:type="lastRow">
@@ -10558,7 +11038,7 @@
         <w:bCs/>
         <w:i w:val="0"/>
         <w:iCs w:val="0"/>
-        <w:color w:val="FFFFFF" w:themeColor="background1"/>
+        <w:color w:val="000000"/>
       </w:rPr>
       <w:tblPr/>
       <w:tcPr>
@@ -10570,7 +11050,6 @@
           <w:insideH w:val="nil"/>
           <w:insideV w:val="single" w:sz="8" w:space="0" w:color="FFFFFF" w:themeColor="background1"/>
         </w:tcBorders>
-        <w:shd w:val="clear" w:color="auto" w:fill="C0504D" w:themeFill="accent2"/>
       </w:tcPr>
     </w:tblStylePr>
     <w:tblStylePr w:type="firstCol">
@@ -10579,7 +11058,7 @@
         <w:bCs/>
         <w:i w:val="0"/>
         <w:iCs w:val="0"/>
-        <w:color w:val="FFFFFF" w:themeColor="background1"/>
+        <w:color w:val="000000"/>
       </w:rPr>
       <w:tblPr/>
       <w:tcPr>
@@ -10589,7 +11068,6 @@
           <w:insideH w:val="nil"/>
           <w:insideV w:val="nil"/>
         </w:tcBorders>
-        <w:shd w:val="clear" w:color="auto" w:fill="C0504D" w:themeFill="accent2"/>
       </w:tcPr>
     </w:tblStylePr>
     <w:tblStylePr w:type="lastCol">
@@ -10598,7 +11076,7 @@
         <w:bCs/>
         <w:i w:val="0"/>
         <w:iCs w:val="0"/>
-        <w:color w:val="FFFFFF" w:themeColor="background1"/>
+        <w:color w:val="000000"/>
       </w:rPr>
       <w:tblPr/>
       <w:tcPr>
@@ -10610,7 +11088,6 @@
           <w:insideH w:val="nil"/>
           <w:insideV w:val="nil"/>
         </w:tcBorders>
-        <w:shd w:val="clear" w:color="auto" w:fill="C0504D" w:themeFill="accent2"/>
       </w:tcPr>
     </w:tblStylePr>
     <w:tblStylePr w:type="band1Vert">
@@ -10624,7 +11101,6 @@
           <w:insideH w:val="nil"/>
           <w:insideV w:val="nil"/>
         </w:tcBorders>
-        <w:shd w:val="clear" w:color="auto" w:fill="DFA7A6" w:themeFill="accent2" w:themeFillTint="7F"/>
       </w:tcPr>
     </w:tblStylePr>
     <w:tblStylePr w:type="band1Horz">
@@ -10638,7 +11114,6 @@
           <w:insideH w:val="single" w:sz="8" w:space="0" w:color="FFFFFF" w:themeColor="background1"/>
           <w:insideV w:val="single" w:sz="8" w:space="0" w:color="FFFFFF" w:themeColor="background1"/>
         </w:tcBorders>
-        <w:shd w:val="clear" w:color="auto" w:fill="DFA7A6" w:themeFill="accent2" w:themeFillTint="7F"/>
       </w:tcPr>
     </w:tblStylePr>
   </w:style>
@@ -10669,16 +11144,14 @@
         <w:right w:w="108" w:type="dxa"/>
       </w:tblCellMar>
     </w:tblPr>
-    <w:tcPr>
-      <w:shd w:val="clear" w:color="auto" w:fill="E6EED5" w:themeFill="accent3" w:themeFillTint="3F"/>
-    </w:tcPr>
+    <w:tcPr/>
     <w:tblStylePr w:type="firstRow">
       <w:rPr>
         <w:b/>
         <w:bCs/>
         <w:i w:val="0"/>
         <w:iCs w:val="0"/>
-        <w:color w:val="FFFFFF" w:themeColor="background1"/>
+        <w:color w:val="000000"/>
       </w:rPr>
       <w:tblPr/>
       <w:tcPr>
@@ -10690,7 +11163,6 @@
           <w:insideH w:val="nil"/>
           <w:insideV w:val="single" w:sz="8" w:space="0" w:color="FFFFFF" w:themeColor="background1"/>
         </w:tcBorders>
-        <w:shd w:val="clear" w:color="auto" w:fill="9BBB59" w:themeFill="accent3"/>
       </w:tcPr>
     </w:tblStylePr>
     <w:tblStylePr w:type="lastRow">
@@ -10699,7 +11171,7 @@
         <w:bCs/>
         <w:i w:val="0"/>
         <w:iCs w:val="0"/>
-        <w:color w:val="FFFFFF" w:themeColor="background1"/>
+        <w:color w:val="000000"/>
       </w:rPr>
       <w:tblPr/>
       <w:tcPr>
@@ -10711,7 +11183,6 @@
           <w:insideH w:val="nil"/>
           <w:insideV w:val="single" w:sz="8" w:space="0" w:color="FFFFFF" w:themeColor="background1"/>
         </w:tcBorders>
-        <w:shd w:val="clear" w:color="auto" w:fill="9BBB59" w:themeFill="accent3"/>
       </w:tcPr>
     </w:tblStylePr>
     <w:tblStylePr w:type="firstCol">
@@ -10720,7 +11191,7 @@
         <w:bCs/>
         <w:i w:val="0"/>
         <w:iCs w:val="0"/>
-        <w:color w:val="FFFFFF" w:themeColor="background1"/>
+        <w:color w:val="000000"/>
       </w:rPr>
       <w:tblPr/>
       <w:tcPr>
@@ -10730,7 +11201,6 @@
           <w:insideH w:val="nil"/>
           <w:insideV w:val="nil"/>
         </w:tcBorders>
-        <w:shd w:val="clear" w:color="auto" w:fill="9BBB59" w:themeFill="accent3"/>
       </w:tcPr>
     </w:tblStylePr>
     <w:tblStylePr w:type="lastCol">
@@ -10739,7 +11209,7 @@
         <w:bCs/>
         <w:i w:val="0"/>
         <w:iCs w:val="0"/>
-        <w:color w:val="FFFFFF" w:themeColor="background1"/>
+        <w:color w:val="000000"/>
       </w:rPr>
       <w:tblPr/>
       <w:tcPr>
@@ -10751,7 +11221,6 @@
           <w:insideH w:val="nil"/>
           <w:insideV w:val="nil"/>
         </w:tcBorders>
-        <w:shd w:val="clear" w:color="auto" w:fill="9BBB59" w:themeFill="accent3"/>
       </w:tcPr>
     </w:tblStylePr>
     <w:tblStylePr w:type="band1Vert">
@@ -10765,7 +11234,6 @@
           <w:insideH w:val="nil"/>
           <w:insideV w:val="nil"/>
         </w:tcBorders>
-        <w:shd w:val="clear" w:color="auto" w:fill="CDDDAC" w:themeFill="accent3" w:themeFillTint="7F"/>
       </w:tcPr>
     </w:tblStylePr>
     <w:tblStylePr w:type="band1Horz">
@@ -10779,7 +11247,6 @@
           <w:insideH w:val="single" w:sz="8" w:space="0" w:color="FFFFFF" w:themeColor="background1"/>
           <w:insideV w:val="single" w:sz="8" w:space="0" w:color="FFFFFF" w:themeColor="background1"/>
         </w:tcBorders>
-        <w:shd w:val="clear" w:color="auto" w:fill="CDDDAC" w:themeFill="accent3" w:themeFillTint="7F"/>
       </w:tcPr>
     </w:tblStylePr>
   </w:style>
@@ -10810,16 +11277,14 @@
         <w:right w:w="108" w:type="dxa"/>
       </w:tblCellMar>
     </w:tblPr>
-    <w:tcPr>
-      <w:shd w:val="clear" w:color="auto" w:fill="DFD8E8" w:themeFill="accent4" w:themeFillTint="3F"/>
-    </w:tcPr>
+    <w:tcPr/>
     <w:tblStylePr w:type="firstRow">
       <w:rPr>
         <w:b/>
         <w:bCs/>
         <w:i w:val="0"/>
         <w:iCs w:val="0"/>
-        <w:color w:val="FFFFFF" w:themeColor="background1"/>
+        <w:color w:val="000000"/>
       </w:rPr>
       <w:tblPr/>
       <w:tcPr>
@@ -10831,7 +11296,6 @@
           <w:insideH w:val="nil"/>
           <w:insideV w:val="single" w:sz="8" w:space="0" w:color="FFFFFF" w:themeColor="background1"/>
         </w:tcBorders>
-        <w:shd w:val="clear" w:color="auto" w:fill="8064A2" w:themeFill="accent4"/>
       </w:tcPr>
     </w:tblStylePr>
     <w:tblStylePr w:type="lastRow">
@@ -10840,7 +11304,7 @@
         <w:bCs/>
         <w:i w:val="0"/>
         <w:iCs w:val="0"/>
-        <w:color w:val="FFFFFF" w:themeColor="background1"/>
+        <w:color w:val="000000"/>
       </w:rPr>
       <w:tblPr/>
       <w:tcPr>
@@ -10852,7 +11316,6 @@
           <w:insideH w:val="nil"/>
           <w:insideV w:val="single" w:sz="8" w:space="0" w:color="FFFFFF" w:themeColor="background1"/>
         </w:tcBorders>
-        <w:shd w:val="clear" w:color="auto" w:fill="8064A2" w:themeFill="accent4"/>
       </w:tcPr>
     </w:tblStylePr>
     <w:tblStylePr w:type="firstCol">
@@ -10861,7 +11324,7 @@
         <w:bCs/>
         <w:i w:val="0"/>
         <w:iCs w:val="0"/>
-        <w:color w:val="FFFFFF" w:themeColor="background1"/>
+        <w:color w:val="000000"/>
       </w:rPr>
       <w:tblPr/>
       <w:tcPr>
@@ -10871,7 +11334,6 @@
           <w:insideH w:val="nil"/>
           <w:insideV w:val="nil"/>
         </w:tcBorders>
-        <w:shd w:val="clear" w:color="auto" w:fill="8064A2" w:themeFill="accent4"/>
       </w:tcPr>
     </w:tblStylePr>
     <w:tblStylePr w:type="lastCol">
@@ -10880,7 +11342,7 @@
         <w:bCs/>
         <w:i w:val="0"/>
         <w:iCs w:val="0"/>
-        <w:color w:val="FFFFFF" w:themeColor="background1"/>
+        <w:color w:val="000000"/>
       </w:rPr>
       <w:tblPr/>
       <w:tcPr>
@@ -10892,7 +11354,6 @@
           <w:insideH w:val="nil"/>
           <w:insideV w:val="nil"/>
         </w:tcBorders>
-        <w:shd w:val="clear" w:color="auto" w:fill="8064A2" w:themeFill="accent4"/>
       </w:tcPr>
     </w:tblStylePr>
     <w:tblStylePr w:type="band1Vert">
@@ -10906,7 +11367,6 @@
           <w:insideH w:val="nil"/>
           <w:insideV w:val="nil"/>
         </w:tcBorders>
-        <w:shd w:val="clear" w:color="auto" w:fill="BFB1D0" w:themeFill="accent4" w:themeFillTint="7F"/>
       </w:tcPr>
     </w:tblStylePr>
     <w:tblStylePr w:type="band1Horz">
@@ -10920,7 +11380,6 @@
           <w:insideH w:val="single" w:sz="8" w:space="0" w:color="FFFFFF" w:themeColor="background1"/>
           <w:insideV w:val="single" w:sz="8" w:space="0" w:color="FFFFFF" w:themeColor="background1"/>
         </w:tcBorders>
-        <w:shd w:val="clear" w:color="auto" w:fill="BFB1D0" w:themeFill="accent4" w:themeFillTint="7F"/>
       </w:tcPr>
     </w:tblStylePr>
   </w:style>
@@ -10951,16 +11410,14 @@
         <w:right w:w="108" w:type="dxa"/>
       </w:tblCellMar>
     </w:tblPr>
-    <w:tcPr>
-      <w:shd w:val="clear" w:color="auto" w:fill="D2EAF1" w:themeFill="accent5" w:themeFillTint="3F"/>
-    </w:tcPr>
+    <w:tcPr/>
     <w:tblStylePr w:type="firstRow">
       <w:rPr>
         <w:b/>
         <w:bCs/>
         <w:i w:val="0"/>
         <w:iCs w:val="0"/>
-        <w:color w:val="FFFFFF" w:themeColor="background1"/>
+        <w:color w:val="000000"/>
       </w:rPr>
       <w:tblPr/>
       <w:tcPr>
@@ -10972,7 +11429,6 @@
           <w:insideH w:val="nil"/>
           <w:insideV w:val="single" w:sz="8" w:space="0" w:color="FFFFFF" w:themeColor="background1"/>
         </w:tcBorders>
-        <w:shd w:val="clear" w:color="auto" w:fill="4BACC6" w:themeFill="accent5"/>
       </w:tcPr>
     </w:tblStylePr>
     <w:tblStylePr w:type="lastRow">
@@ -10981,7 +11437,7 @@
         <w:bCs/>
         <w:i w:val="0"/>
         <w:iCs w:val="0"/>
-        <w:color w:val="FFFFFF" w:themeColor="background1"/>
+        <w:color w:val="000000"/>
       </w:rPr>
       <w:tblPr/>
       <w:tcPr>
@@ -10993,7 +11449,6 @@
           <w:insideH w:val="nil"/>
           <w:insideV w:val="single" w:sz="8" w:space="0" w:color="FFFFFF" w:themeColor="background1"/>
         </w:tcBorders>
-        <w:shd w:val="clear" w:color="auto" w:fill="4BACC6" w:themeFill="accent5"/>
       </w:tcPr>
     </w:tblStylePr>
     <w:tblStylePr w:type="firstCol">
@@ -11002,7 +11457,7 @@
         <w:bCs/>
         <w:i w:val="0"/>
         <w:iCs w:val="0"/>
-        <w:color w:val="FFFFFF" w:themeColor="background1"/>
+        <w:color w:val="000000"/>
       </w:rPr>
       <w:tblPr/>
       <w:tcPr>
@@ -11012,7 +11467,6 @@
           <w:insideH w:val="nil"/>
           <w:insideV w:val="nil"/>
         </w:tcBorders>
-        <w:shd w:val="clear" w:color="auto" w:fill="4BACC6" w:themeFill="accent5"/>
       </w:tcPr>
     </w:tblStylePr>
     <w:tblStylePr w:type="lastCol">
@@ -11021,7 +11475,7 @@
         <w:bCs/>
         <w:i w:val="0"/>
         <w:iCs w:val="0"/>
-        <w:color w:val="FFFFFF" w:themeColor="background1"/>
+        <w:color w:val="000000"/>
       </w:rPr>
       <w:tblPr/>
       <w:tcPr>
@@ -11033,7 +11487,6 @@
           <w:insideH w:val="nil"/>
           <w:insideV w:val="nil"/>
         </w:tcBorders>
-        <w:shd w:val="clear" w:color="auto" w:fill="4BACC6" w:themeFill="accent5"/>
       </w:tcPr>
     </w:tblStylePr>
     <w:tblStylePr w:type="band1Vert">
@@ -11047,7 +11500,6 @@
           <w:insideH w:val="nil"/>
           <w:insideV w:val="nil"/>
         </w:tcBorders>
-        <w:shd w:val="clear" w:color="auto" w:fill="A5D5E2" w:themeFill="accent5" w:themeFillTint="7F"/>
       </w:tcPr>
     </w:tblStylePr>
     <w:tblStylePr w:type="band1Horz">
@@ -11061,7 +11513,6 @@
           <w:insideH w:val="single" w:sz="8" w:space="0" w:color="FFFFFF" w:themeColor="background1"/>
           <w:insideV w:val="single" w:sz="8" w:space="0" w:color="FFFFFF" w:themeColor="background1"/>
         </w:tcBorders>
-        <w:shd w:val="clear" w:color="auto" w:fill="A5D5E2" w:themeFill="accent5" w:themeFillTint="7F"/>
       </w:tcPr>
     </w:tblStylePr>
   </w:style>
@@ -11092,16 +11543,14 @@
         <w:right w:w="108" w:type="dxa"/>
       </w:tblCellMar>
     </w:tblPr>
-    <w:tcPr>
-      <w:shd w:val="clear" w:color="auto" w:fill="FDE4D0" w:themeFill="accent6" w:themeFillTint="3F"/>
-    </w:tcPr>
+    <w:tcPr/>
     <w:tblStylePr w:type="firstRow">
       <w:rPr>
         <w:b/>
         <w:bCs/>
         <w:i w:val="0"/>
         <w:iCs w:val="0"/>
-        <w:color w:val="FFFFFF" w:themeColor="background1"/>
+        <w:color w:val="000000"/>
       </w:rPr>
       <w:tblPr/>
       <w:tcPr>
@@ -11113,7 +11562,6 @@
           <w:insideH w:val="nil"/>
           <w:insideV w:val="single" w:sz="8" w:space="0" w:color="FFFFFF" w:themeColor="background1"/>
         </w:tcBorders>
-        <w:shd w:val="clear" w:color="auto" w:fill="F79646" w:themeFill="accent6"/>
       </w:tcPr>
     </w:tblStylePr>
     <w:tblStylePr w:type="lastRow">
@@ -11122,7 +11570,7 @@
         <w:bCs/>
         <w:i w:val="0"/>
         <w:iCs w:val="0"/>
-        <w:color w:val="FFFFFF" w:themeColor="background1"/>
+        <w:color w:val="000000"/>
       </w:rPr>
       <w:tblPr/>
       <w:tcPr>
@@ -11134,7 +11582,6 @@
           <w:insideH w:val="nil"/>
           <w:insideV w:val="single" w:sz="8" w:space="0" w:color="FFFFFF" w:themeColor="background1"/>
         </w:tcBorders>
-        <w:shd w:val="clear" w:color="auto" w:fill="F79646" w:themeFill="accent6"/>
       </w:tcPr>
     </w:tblStylePr>
     <w:tblStylePr w:type="firstCol">
@@ -11143,7 +11590,7 @@
         <w:bCs/>
         <w:i w:val="0"/>
         <w:iCs w:val="0"/>
-        <w:color w:val="FFFFFF" w:themeColor="background1"/>
+        <w:color w:val="000000"/>
       </w:rPr>
       <w:tblPr/>
       <w:tcPr>
@@ -11153,7 +11600,6 @@
           <w:insideH w:val="nil"/>
           <w:insideV w:val="nil"/>
         </w:tcBorders>
-        <w:shd w:val="clear" w:color="auto" w:fill="F79646" w:themeFill="accent6"/>
       </w:tcPr>
     </w:tblStylePr>
     <w:tblStylePr w:type="lastCol">
@@ -11162,7 +11608,7 @@
         <w:bCs/>
         <w:i w:val="0"/>
         <w:iCs w:val="0"/>
-        <w:color w:val="FFFFFF" w:themeColor="background1"/>
+        <w:color w:val="000000"/>
       </w:rPr>
       <w:tblPr/>
       <w:tcPr>
@@ -11174,7 +11620,6 @@
           <w:insideH w:val="nil"/>
           <w:insideV w:val="nil"/>
         </w:tcBorders>
-        <w:shd w:val="clear" w:color="auto" w:fill="F79646" w:themeFill="accent6"/>
       </w:tcPr>
     </w:tblStylePr>
     <w:tblStylePr w:type="band1Vert">
@@ -11188,7 +11633,6 @@
           <w:insideH w:val="nil"/>
           <w:insideV w:val="nil"/>
         </w:tcBorders>
-        <w:shd w:val="clear" w:color="auto" w:fill="FBCAA2" w:themeFill="accent6" w:themeFillTint="7F"/>
       </w:tcPr>
     </w:tblStylePr>
     <w:tblStylePr w:type="band1Horz">
@@ -11202,7 +11646,6 @@
           <w:insideH w:val="single" w:sz="8" w:space="0" w:color="FFFFFF" w:themeColor="background1"/>
           <w:insideV w:val="single" w:sz="8" w:space="0" w:color="FFFFFF" w:themeColor="background1"/>
         </w:tcBorders>
-        <w:shd w:val="clear" w:color="auto" w:fill="FBCAA2" w:themeFill="accent6" w:themeFillTint="7F"/>
       </w:tcPr>
     </w:tblStylePr>
   </w:style>
@@ -11215,7 +11658,7 @@
       <w:spacing w:after="0" w:line="240" w:lineRule="auto"/>
     </w:pPr>
     <w:rPr>
-      <w:color w:val="FFFFFF" w:themeColor="background1"/>
+      <w:color w:val="000000"/>
     </w:rPr>
     <w:tblPr>
       <w:tblStyleRowBandSize w:val="1"/>
@@ -11228,9 +11671,7 @@
         <w:right w:w="108" w:type="dxa"/>
       </w:tblCellMar>
     </w:tblPr>
-    <w:tcPr>
-      <w:shd w:val="clear" w:color="auto" w:fill="000000" w:themeFill="text1"/>
-    </w:tcPr>
+    <w:tcPr/>
     <w:tblStylePr w:type="firstRow">
       <w:rPr>
         <w:b/>
@@ -11246,7 +11687,6 @@
           <w:insideH w:val="nil"/>
           <w:insideV w:val="nil"/>
         </w:tcBorders>
-        <w:shd w:val="clear" w:color="auto" w:fill="000000" w:themeFill="text1"/>
       </w:tcPr>
     </w:tblStylePr>
     <w:tblStylePr w:type="lastRow">
@@ -11260,7 +11700,6 @@
           <w:insideH w:val="nil"/>
           <w:insideV w:val="nil"/>
         </w:tcBorders>
-        <w:shd w:val="clear" w:color="auto" w:fill="000000" w:themeFill="text1" w:themeFillShade="7F"/>
       </w:tcPr>
     </w:tblStylePr>
     <w:tblStylePr w:type="firstCol">
@@ -11274,7 +11713,6 @@
           <w:insideH w:val="nil"/>
           <w:insideV w:val="nil"/>
         </w:tcBorders>
-        <w:shd w:val="clear" w:color="auto" w:fill="000000" w:themeFill="text1" w:themeFillShade="BF"/>
       </w:tcPr>
     </w:tblStylePr>
     <w:tblStylePr w:type="lastCol">
@@ -11288,7 +11726,6 @@
           <w:insideH w:val="nil"/>
           <w:insideV w:val="nil"/>
         </w:tcBorders>
-        <w:shd w:val="clear" w:color="auto" w:fill="000000" w:themeFill="text1" w:themeFillShade="BF"/>
       </w:tcPr>
     </w:tblStylePr>
     <w:tblStylePr w:type="band1Vert">
@@ -11302,7 +11739,6 @@
           <w:insideH w:val="nil"/>
           <w:insideV w:val="nil"/>
         </w:tcBorders>
-        <w:shd w:val="clear" w:color="auto" w:fill="000000" w:themeFill="text1" w:themeFillShade="BF"/>
       </w:tcPr>
     </w:tblStylePr>
     <w:tblStylePr w:type="band1Horz">
@@ -11316,7 +11752,6 @@
           <w:insideH w:val="nil"/>
           <w:insideV w:val="nil"/>
         </w:tcBorders>
-        <w:shd w:val="clear" w:color="auto" w:fill="000000" w:themeFill="text1" w:themeFillShade="BF"/>
       </w:tcPr>
     </w:tblStylePr>
   </w:style>
@@ -11329,7 +11764,7 @@
       <w:spacing w:after="0" w:line="240" w:lineRule="auto"/>
     </w:pPr>
     <w:rPr>
-      <w:color w:val="FFFFFF" w:themeColor="background1"/>
+      <w:color w:val="000000"/>
     </w:rPr>
     <w:tblPr>
       <w:tblStyleRowBandSize w:val="1"/>
@@ -11342,9 +11777,7 @@
         <w:right w:w="108" w:type="dxa"/>
       </w:tblCellMar>
     </w:tblPr>
-    <w:tcPr>
-      <w:shd w:val="clear" w:color="auto" w:fill="4F81BD" w:themeFill="accent1"/>
-    </w:tcPr>
+    <w:tcPr/>
     <w:tblStylePr w:type="firstRow">
       <w:rPr>
         <w:b/>
@@ -11360,7 +11793,6 @@
           <w:insideH w:val="nil"/>
           <w:insideV w:val="nil"/>
         </w:tcBorders>
-        <w:shd w:val="clear" w:color="auto" w:fill="000000" w:themeFill="text1"/>
       </w:tcPr>
     </w:tblStylePr>
     <w:tblStylePr w:type="lastRow">
@@ -11374,7 +11806,6 @@
           <w:insideH w:val="nil"/>
           <w:insideV w:val="nil"/>
         </w:tcBorders>
-        <w:shd w:val="clear" w:color="auto" w:fill="243F60" w:themeFill="accent1" w:themeFillShade="7F"/>
       </w:tcPr>
     </w:tblStylePr>
     <w:tblStylePr w:type="firstCol">
@@ -11388,7 +11819,6 @@
           <w:insideH w:val="nil"/>
           <w:insideV w:val="nil"/>
         </w:tcBorders>
-        <w:shd w:val="clear" w:color="auto" w:fill="365F91" w:themeFill="accent1" w:themeFillShade="BF"/>
       </w:tcPr>
     </w:tblStylePr>
     <w:tblStylePr w:type="lastCol">
@@ -11402,7 +11832,6 @@
           <w:insideH w:val="nil"/>
           <w:insideV w:val="nil"/>
         </w:tcBorders>
-        <w:shd w:val="clear" w:color="auto" w:fill="365F91" w:themeFill="accent1" w:themeFillShade="BF"/>
       </w:tcPr>
     </w:tblStylePr>
     <w:tblStylePr w:type="band1Vert">
@@ -11416,7 +11845,6 @@
           <w:insideH w:val="nil"/>
           <w:insideV w:val="nil"/>
         </w:tcBorders>
-        <w:shd w:val="clear" w:color="auto" w:fill="365F91" w:themeFill="accent1" w:themeFillShade="BF"/>
       </w:tcPr>
     </w:tblStylePr>
     <w:tblStylePr w:type="band1Horz">
@@ -11430,7 +11858,6 @@
           <w:insideH w:val="nil"/>
           <w:insideV w:val="nil"/>
         </w:tcBorders>
-        <w:shd w:val="clear" w:color="auto" w:fill="365F91" w:themeFill="accent1" w:themeFillShade="BF"/>
       </w:tcPr>
     </w:tblStylePr>
   </w:style>
@@ -11443,7 +11870,7 @@
       <w:spacing w:after="0" w:line="240" w:lineRule="auto"/>
     </w:pPr>
     <w:rPr>
-      <w:color w:val="FFFFFF" w:themeColor="background1"/>
+      <w:color w:val="000000"/>
     </w:rPr>
     <w:tblPr>
       <w:tblStyleRowBandSize w:val="1"/>
@@ -11456,9 +11883,7 @@
         <w:right w:w="108" w:type="dxa"/>
       </w:tblCellMar>
     </w:tblPr>
-    <w:tcPr>
-      <w:shd w:val="clear" w:color="auto" w:fill="C0504D" w:themeFill="accent2"/>
-    </w:tcPr>
+    <w:tcPr/>
     <w:tblStylePr w:type="firstRow">
       <w:rPr>
         <w:b/>
@@ -11474,7 +11899,6 @@
           <w:insideH w:val="nil"/>
           <w:insideV w:val="nil"/>
         </w:tcBorders>
-        <w:shd w:val="clear" w:color="auto" w:fill="000000" w:themeFill="text1"/>
       </w:tcPr>
     </w:tblStylePr>
     <w:tblStylePr w:type="lastRow">
@@ -11488,7 +11912,6 @@
           <w:insideH w:val="nil"/>
           <w:insideV w:val="nil"/>
         </w:tcBorders>
-        <w:shd w:val="clear" w:color="auto" w:fill="622423" w:themeFill="accent2" w:themeFillShade="7F"/>
       </w:tcPr>
     </w:tblStylePr>
     <w:tblStylePr w:type="firstCol">
@@ -11502,7 +11925,6 @@
           <w:insideH w:val="nil"/>
           <w:insideV w:val="nil"/>
         </w:tcBorders>
-        <w:shd w:val="clear" w:color="auto" w:fill="943634" w:themeFill="accent2" w:themeFillShade="BF"/>
       </w:tcPr>
     </w:tblStylePr>
     <w:tblStylePr w:type="lastCol">
@@ -11516,7 +11938,6 @@
           <w:insideH w:val="nil"/>
           <w:insideV w:val="nil"/>
         </w:tcBorders>
-        <w:shd w:val="clear" w:color="auto" w:fill="943634" w:themeFill="accent2" w:themeFillShade="BF"/>
       </w:tcPr>
     </w:tblStylePr>
     <w:tblStylePr w:type="band1Vert">
@@ -11530,7 +11951,6 @@
           <w:insideH w:val="nil"/>
           <w:insideV w:val="nil"/>
         </w:tcBorders>
-        <w:shd w:val="clear" w:color="auto" w:fill="943634" w:themeFill="accent2" w:themeFillShade="BF"/>
       </w:tcPr>
     </w:tblStylePr>
     <w:tblStylePr w:type="band1Horz">
@@ -11544,7 +11964,6 @@
           <w:insideH w:val="nil"/>
           <w:insideV w:val="nil"/>
         </w:tcBorders>
-        <w:shd w:val="clear" w:color="auto" w:fill="943634" w:themeFill="accent2" w:themeFillShade="BF"/>
       </w:tcPr>
     </w:tblStylePr>
   </w:style>
@@ -11557,7 +11976,7 @@
       <w:spacing w:after="0" w:line="240" w:lineRule="auto"/>
     </w:pPr>
     <w:rPr>
-      <w:color w:val="FFFFFF" w:themeColor="background1"/>
+      <w:color w:val="000000"/>
     </w:rPr>
     <w:tblPr>
       <w:tblStyleRowBandSize w:val="1"/>
@@ -11570,9 +11989,7 @@
         <w:right w:w="108" w:type="dxa"/>
       </w:tblCellMar>
     </w:tblPr>
-    <w:tcPr>
-      <w:shd w:val="clear" w:color="auto" w:fill="9BBB59" w:themeFill="accent3"/>
-    </w:tcPr>
+    <w:tcPr/>
     <w:tblStylePr w:type="firstRow">
       <w:rPr>
         <w:b/>
@@ -11588,7 +12005,6 @@
           <w:insideH w:val="nil"/>
           <w:insideV w:val="nil"/>
         </w:tcBorders>
-        <w:shd w:val="clear" w:color="auto" w:fill="000000" w:themeFill="text1"/>
       </w:tcPr>
     </w:tblStylePr>
     <w:tblStylePr w:type="lastRow">
@@ -11602,7 +12018,6 @@
           <w:insideH w:val="nil"/>
           <w:insideV w:val="nil"/>
         </w:tcBorders>
-        <w:shd w:val="clear" w:color="auto" w:fill="4E6128" w:themeFill="accent3" w:themeFillShade="7F"/>
       </w:tcPr>
     </w:tblStylePr>
     <w:tblStylePr w:type="firstCol">
@@ -11616,7 +12031,6 @@
           <w:insideH w:val="nil"/>
           <w:insideV w:val="nil"/>
         </w:tcBorders>
-        <w:shd w:val="clear" w:color="auto" w:fill="76923C" w:themeFill="accent3" w:themeFillShade="BF"/>
       </w:tcPr>
     </w:tblStylePr>
     <w:tblStylePr w:type="lastCol">
@@ -11630,7 +12044,6 @@
           <w:insideH w:val="nil"/>
           <w:insideV w:val="nil"/>
         </w:tcBorders>
-        <w:shd w:val="clear" w:color="auto" w:fill="76923C" w:themeFill="accent3" w:themeFillShade="BF"/>
       </w:tcPr>
     </w:tblStylePr>
     <w:tblStylePr w:type="band1Vert">
@@ -11644,7 +12057,6 @@
           <w:insideH w:val="nil"/>
           <w:insideV w:val="nil"/>
         </w:tcBorders>
-        <w:shd w:val="clear" w:color="auto" w:fill="76923C" w:themeFill="accent3" w:themeFillShade="BF"/>
       </w:tcPr>
     </w:tblStylePr>
     <w:tblStylePr w:type="band1Horz">
@@ -11658,7 +12070,6 @@
           <w:insideH w:val="nil"/>
           <w:insideV w:val="nil"/>
         </w:tcBorders>
-        <w:shd w:val="clear" w:color="auto" w:fill="76923C" w:themeFill="accent3" w:themeFillShade="BF"/>
       </w:tcPr>
     </w:tblStylePr>
   </w:style>
@@ -11671,7 +12082,7 @@
       <w:spacing w:after="0" w:line="240" w:lineRule="auto"/>
     </w:pPr>
     <w:rPr>
-      <w:color w:val="FFFFFF" w:themeColor="background1"/>
+      <w:color w:val="000000"/>
     </w:rPr>
     <w:tblPr>
       <w:tblStyleRowBandSize w:val="1"/>
@@ -11684,9 +12095,7 @@
         <w:right w:w="108" w:type="dxa"/>
       </w:tblCellMar>
     </w:tblPr>
-    <w:tcPr>
-      <w:shd w:val="clear" w:color="auto" w:fill="8064A2" w:themeFill="accent4"/>
-    </w:tcPr>
+    <w:tcPr/>
     <w:tblStylePr w:type="firstRow">
       <w:rPr>
         <w:b/>
@@ -11702,7 +12111,6 @@
           <w:insideH w:val="nil"/>
           <w:insideV w:val="nil"/>
         </w:tcBorders>
-        <w:shd w:val="clear" w:color="auto" w:fill="000000" w:themeFill="text1"/>
       </w:tcPr>
     </w:tblStylePr>
     <w:tblStylePr w:type="lastRow">
@@ -11716,7 +12124,6 @@
           <w:insideH w:val="nil"/>
           <w:insideV w:val="nil"/>
         </w:tcBorders>
-        <w:shd w:val="clear" w:color="auto" w:fill="3F3151" w:themeFill="accent4" w:themeFillShade="7F"/>
       </w:tcPr>
     </w:tblStylePr>
     <w:tblStylePr w:type="firstCol">
@@ -11730,7 +12137,6 @@
           <w:insideH w:val="nil"/>
           <w:insideV w:val="nil"/>
         </w:tcBorders>
-        <w:shd w:val="clear" w:color="auto" w:fill="5F497A" w:themeFill="accent4" w:themeFillShade="BF"/>
       </w:tcPr>
     </w:tblStylePr>
     <w:tblStylePr w:type="lastCol">
@@ -11744,7 +12150,6 @@
           <w:insideH w:val="nil"/>
           <w:insideV w:val="nil"/>
         </w:tcBorders>
-        <w:shd w:val="clear" w:color="auto" w:fill="5F497A" w:themeFill="accent4" w:themeFillShade="BF"/>
       </w:tcPr>
     </w:tblStylePr>
     <w:tblStylePr w:type="band1Vert">
@@ -11758,7 +12163,6 @@
           <w:insideH w:val="nil"/>
           <w:insideV w:val="nil"/>
         </w:tcBorders>
-        <w:shd w:val="clear" w:color="auto" w:fill="5F497A" w:themeFill="accent4" w:themeFillShade="BF"/>
       </w:tcPr>
     </w:tblStylePr>
     <w:tblStylePr w:type="band1Horz">
@@ -11772,7 +12176,6 @@
           <w:insideH w:val="nil"/>
           <w:insideV w:val="nil"/>
         </w:tcBorders>
-        <w:shd w:val="clear" w:color="auto" w:fill="5F497A" w:themeFill="accent4" w:themeFillShade="BF"/>
       </w:tcPr>
     </w:tblStylePr>
   </w:style>
@@ -11785,7 +12188,7 @@
       <w:spacing w:after="0" w:line="240" w:lineRule="auto"/>
     </w:pPr>
     <w:rPr>
-      <w:color w:val="FFFFFF" w:themeColor="background1"/>
+      <w:color w:val="000000"/>
     </w:rPr>
     <w:tblPr>
       <w:tblStyleRowBandSize w:val="1"/>
@@ -11798,9 +12201,7 @@
         <w:right w:w="108" w:type="dxa"/>
       </w:tblCellMar>
     </w:tblPr>
-    <w:tcPr>
-      <w:shd w:val="clear" w:color="auto" w:fill="4BACC6" w:themeFill="accent5"/>
-    </w:tcPr>
+    <w:tcPr/>
     <w:tblStylePr w:type="firstRow">
       <w:rPr>
         <w:b/>
@@ -11816,7 +12217,6 @@
           <w:insideH w:val="nil"/>
           <w:insideV w:val="nil"/>
         </w:tcBorders>
-        <w:shd w:val="clear" w:color="auto" w:fill="000000" w:themeFill="text1"/>
       </w:tcPr>
     </w:tblStylePr>
     <w:tblStylePr w:type="lastRow">
@@ -11830,7 +12230,6 @@
           <w:insideH w:val="nil"/>
           <w:insideV w:val="nil"/>
         </w:tcBorders>
-        <w:shd w:val="clear" w:color="auto" w:fill="205867" w:themeFill="accent5" w:themeFillShade="7F"/>
       </w:tcPr>
     </w:tblStylePr>
     <w:tblStylePr w:type="firstCol">
@@ -11844,7 +12243,6 @@
           <w:insideH w:val="nil"/>
           <w:insideV w:val="nil"/>
         </w:tcBorders>
-        <w:shd w:val="clear" w:color="auto" w:fill="31849B" w:themeFill="accent5" w:themeFillShade="BF"/>
       </w:tcPr>
     </w:tblStylePr>
     <w:tblStylePr w:type="lastCol">
@@ -11858,7 +12256,6 @@
           <w:insideH w:val="nil"/>
           <w:insideV w:val="nil"/>
         </w:tcBorders>
-        <w:shd w:val="clear" w:color="auto" w:fill="31849B" w:themeFill="accent5" w:themeFillShade="BF"/>
       </w:tcPr>
     </w:tblStylePr>
     <w:tblStylePr w:type="band1Vert">
@@ -11872,7 +12269,6 @@
           <w:insideH w:val="nil"/>
           <w:insideV w:val="nil"/>
         </w:tcBorders>
-        <w:shd w:val="clear" w:color="auto" w:fill="31849B" w:themeFill="accent5" w:themeFillShade="BF"/>
       </w:tcPr>
     </w:tblStylePr>
     <w:tblStylePr w:type="band1Horz">
@@ -11886,7 +12282,6 @@
           <w:insideH w:val="nil"/>
           <w:insideV w:val="nil"/>
         </w:tcBorders>
-        <w:shd w:val="clear" w:color="auto" w:fill="31849B" w:themeFill="accent5" w:themeFillShade="BF"/>
       </w:tcPr>
     </w:tblStylePr>
   </w:style>
@@ -11899,7 +12294,7 @@
       <w:spacing w:after="0" w:line="240" w:lineRule="auto"/>
     </w:pPr>
     <w:rPr>
-      <w:color w:val="FFFFFF" w:themeColor="background1"/>
+      <w:color w:val="000000"/>
     </w:rPr>
     <w:tblPr>
       <w:tblStyleRowBandSize w:val="1"/>
@@ -11912,9 +12307,7 @@
         <w:right w:w="108" w:type="dxa"/>
       </w:tblCellMar>
     </w:tblPr>
-    <w:tcPr>
-      <w:shd w:val="clear" w:color="auto" w:fill="F79646" w:themeFill="accent6"/>
-    </w:tcPr>
+    <w:tcPr/>
     <w:tblStylePr w:type="firstRow">
       <w:rPr>
         <w:b/>
@@ -11930,7 +12323,6 @@
           <w:insideH w:val="nil"/>
           <w:insideV w:val="nil"/>
         </w:tcBorders>
-        <w:shd w:val="clear" w:color="auto" w:fill="000000" w:themeFill="text1"/>
       </w:tcPr>
     </w:tblStylePr>
     <w:tblStylePr w:type="lastRow">
@@ -11944,7 +12336,6 @@
           <w:insideH w:val="nil"/>
           <w:insideV w:val="nil"/>
         </w:tcBorders>
-        <w:shd w:val="clear" w:color="auto" w:fill="974706" w:themeFill="accent6" w:themeFillShade="7F"/>
       </w:tcPr>
     </w:tblStylePr>
     <w:tblStylePr w:type="firstCol">
@@ -11958,7 +12349,6 @@
           <w:insideH w:val="nil"/>
           <w:insideV w:val="nil"/>
         </w:tcBorders>
-        <w:shd w:val="clear" w:color="auto" w:fill="E36C0A" w:themeFill="accent6" w:themeFillShade="BF"/>
       </w:tcPr>
     </w:tblStylePr>
     <w:tblStylePr w:type="lastCol">
@@ -11972,7 +12362,6 @@
           <w:insideH w:val="nil"/>
           <w:insideV w:val="nil"/>
         </w:tcBorders>
-        <w:shd w:val="clear" w:color="auto" w:fill="E36C0A" w:themeFill="accent6" w:themeFillShade="BF"/>
       </w:tcPr>
     </w:tblStylePr>
     <w:tblStylePr w:type="band1Vert">
@@ -11986,7 +12375,6 @@
           <w:insideH w:val="nil"/>
           <w:insideV w:val="nil"/>
         </w:tcBorders>
-        <w:shd w:val="clear" w:color="auto" w:fill="E36C0A" w:themeFill="accent6" w:themeFillShade="BF"/>
       </w:tcPr>
     </w:tblStylePr>
     <w:tblStylePr w:type="band1Horz">
@@ -12000,7 +12388,6 @@
           <w:insideH w:val="nil"/>
           <w:insideV w:val="nil"/>
         </w:tcBorders>
-        <w:shd w:val="clear" w:color="auto" w:fill="E36C0A" w:themeFill="accent6" w:themeFillShade="BF"/>
       </w:tcPr>
     </w:tblStylePr>
   </w:style>
@@ -12013,7 +12400,7 @@
       <w:spacing w:after="0" w:line="240" w:lineRule="auto"/>
     </w:pPr>
     <w:rPr>
-      <w:color w:val="000000" w:themeColor="text1"/>
+      <w:color w:val="000000"/>
     </w:rPr>
     <w:tblPr>
       <w:tblStyleRowBandSize w:val="1"/>
@@ -12034,9 +12421,7 @@
         <w:right w:w="108" w:type="dxa"/>
       </w:tblCellMar>
     </w:tblPr>
-    <w:tcPr>
-      <w:shd w:val="clear" w:color="auto" w:fill="E6E6E6" w:themeFill="text1" w:themeFillTint="19"/>
-    </w:tcPr>
+    <w:tcPr/>
     <w:tblStylePr w:type="firstRow">
       <w:rPr>
         <w:b/>
@@ -12052,26 +12437,24 @@
           <w:insideH w:val="nil"/>
           <w:insideV w:val="nil"/>
         </w:tcBorders>
-        <w:shd w:val="clear" w:color="auto" w:fill="FFFFFF" w:themeFill="background1"/>
       </w:tcPr>
     </w:tblStylePr>
     <w:tblStylePr w:type="lastRow">
       <w:rPr>
         <w:b/>
         <w:bCs/>
-        <w:color w:val="FFFFFF" w:themeColor="background1"/>
+        <w:color w:val="000000"/>
       </w:rPr>
       <w:tblPr/>
       <w:tcPr>
         <w:tcBorders>
           <w:top w:val="single" w:sz="6" w:space="0" w:color="FFFFFF" w:themeColor="background1"/>
         </w:tcBorders>
-        <w:shd w:val="clear" w:color="auto" w:fill="000000" w:themeFill="text1" w:themeFillShade="99"/>
       </w:tcPr>
     </w:tblStylePr>
     <w:tblStylePr w:type="firstCol">
       <w:rPr>
-        <w:color w:val="FFFFFF" w:themeColor="background1"/>
+        <w:color w:val="000000"/>
       </w:rPr>
       <w:tblPr/>
       <w:tcPr>
@@ -12083,12 +12466,11 @@
           <w:insideH w:val="single" w:sz="4" w:space="0" w:color="000000" w:themeColor="text1" w:themeShade="99"/>
           <w:insideV w:val="nil"/>
         </w:tcBorders>
-        <w:shd w:val="clear" w:color="auto" w:fill="000000" w:themeFill="text1" w:themeFillShade="99"/>
       </w:tcPr>
     </w:tblStylePr>
     <w:tblStylePr w:type="lastCol">
       <w:rPr>
-        <w:color w:val="FFFFFF" w:themeColor="background1"/>
+        <w:color w:val="000000"/>
       </w:rPr>
       <w:tblPr/>
       <w:tcPr>
@@ -12100,29 +12482,24 @@
           <w:insideH w:val="nil"/>
           <w:insideV w:val="nil"/>
         </w:tcBorders>
-        <w:shd w:val="clear" w:color="auto" w:fill="000000" w:themeFill="text1" w:themeFillShade="BF"/>
       </w:tcPr>
     </w:tblStylePr>
     <w:tblStylePr w:type="band1Vert">
       <w:tblPr/>
-      <w:tcPr>
-        <w:shd w:val="clear" w:color="auto" w:fill="999999" w:themeFill="text1" w:themeFillTint="66"/>
-      </w:tcPr>
+      <w:tcPr/>
     </w:tblStylePr>
     <w:tblStylePr w:type="band1Horz">
       <w:tblPr/>
-      <w:tcPr>
-        <w:shd w:val="clear" w:color="auto" w:fill="808080" w:themeFill="text1" w:themeFillTint="7F"/>
-      </w:tcPr>
+      <w:tcPr/>
     </w:tblStylePr>
     <w:tblStylePr w:type="neCell">
       <w:rPr>
-        <w:color w:val="000000" w:themeColor="text1"/>
+        <w:color w:val="000000"/>
       </w:rPr>
     </w:tblStylePr>
     <w:tblStylePr w:type="nwCell">
       <w:rPr>
-        <w:color w:val="000000" w:themeColor="text1"/>
+        <w:color w:val="000000"/>
       </w:rPr>
     </w:tblStylePr>
   </w:style>
@@ -12135,7 +12512,7 @@
       <w:spacing w:after="0" w:line="240" w:lineRule="auto"/>
     </w:pPr>
     <w:rPr>
-      <w:color w:val="000000" w:themeColor="text1"/>
+      <w:color w:val="000000"/>
     </w:rPr>
     <w:tblPr>
       <w:tblStyleRowBandSize w:val="1"/>
@@ -12156,9 +12533,7 @@
         <w:right w:w="108" w:type="dxa"/>
       </w:tblCellMar>
     </w:tblPr>
-    <w:tcPr>
-      <w:shd w:val="clear" w:color="auto" w:fill="EDF2F8" w:themeFill="accent1" w:themeFillTint="19"/>
-    </w:tcPr>
+    <w:tcPr/>
     <w:tblStylePr w:type="firstRow">
       <w:rPr>
         <w:b/>
@@ -12174,26 +12549,24 @@
           <w:insideH w:val="nil"/>
           <w:insideV w:val="nil"/>
         </w:tcBorders>
-        <w:shd w:val="clear" w:color="auto" w:fill="FFFFFF" w:themeFill="background1"/>
       </w:tcPr>
     </w:tblStylePr>
     <w:tblStylePr w:type="lastRow">
       <w:rPr>
         <w:b/>
         <w:bCs/>
-        <w:color w:val="FFFFFF" w:themeColor="background1"/>
+        <w:color w:val="000000"/>
       </w:rPr>
       <w:tblPr/>
       <w:tcPr>
         <w:tcBorders>
           <w:top w:val="single" w:sz="6" w:space="0" w:color="FFFFFF" w:themeColor="background1"/>
         </w:tcBorders>
-        <w:shd w:val="clear" w:color="auto" w:fill="2C4C74" w:themeFill="accent1" w:themeFillShade="99"/>
       </w:tcPr>
     </w:tblStylePr>
     <w:tblStylePr w:type="firstCol">
       <w:rPr>
-        <w:color w:val="FFFFFF" w:themeColor="background1"/>
+        <w:color w:val="000000"/>
       </w:rPr>
       <w:tblPr/>
       <w:tcPr>
@@ -12205,12 +12578,11 @@
           <w:insideH w:val="single" w:sz="4" w:space="0" w:color="2C4C74" w:themeColor="accent1" w:themeShade="99"/>
           <w:insideV w:val="nil"/>
         </w:tcBorders>
-        <w:shd w:val="clear" w:color="auto" w:fill="2C4C74" w:themeFill="accent1" w:themeFillShade="99"/>
       </w:tcPr>
     </w:tblStylePr>
     <w:tblStylePr w:type="lastCol">
       <w:rPr>
-        <w:color w:val="FFFFFF" w:themeColor="background1"/>
+        <w:color w:val="000000"/>
       </w:rPr>
       <w:tblPr/>
       <w:tcPr>
@@ -12222,29 +12594,24 @@
           <w:insideH w:val="nil"/>
           <w:insideV w:val="nil"/>
         </w:tcBorders>
-        <w:shd w:val="clear" w:color="auto" w:fill="2C4C74" w:themeFill="accent1" w:themeFillShade="99"/>
       </w:tcPr>
     </w:tblStylePr>
     <w:tblStylePr w:type="band1Vert">
       <w:tblPr/>
-      <w:tcPr>
-        <w:shd w:val="clear" w:color="auto" w:fill="B8CCE4" w:themeFill="accent1" w:themeFillTint="66"/>
-      </w:tcPr>
+      <w:tcPr/>
     </w:tblStylePr>
     <w:tblStylePr w:type="band1Horz">
       <w:tblPr/>
-      <w:tcPr>
-        <w:shd w:val="clear" w:color="auto" w:fill="A7BFDE" w:themeFill="accent1" w:themeFillTint="7F"/>
-      </w:tcPr>
+      <w:tcPr/>
     </w:tblStylePr>
     <w:tblStylePr w:type="neCell">
       <w:rPr>
-        <w:color w:val="000000" w:themeColor="text1"/>
+        <w:color w:val="000000"/>
       </w:rPr>
     </w:tblStylePr>
     <w:tblStylePr w:type="nwCell">
       <w:rPr>
-        <w:color w:val="000000" w:themeColor="text1"/>
+        <w:color w:val="000000"/>
       </w:rPr>
     </w:tblStylePr>
   </w:style>
@@ -12257,7 +12624,7 @@
       <w:spacing w:after="0" w:line="240" w:lineRule="auto"/>
     </w:pPr>
     <w:rPr>
-      <w:color w:val="000000" w:themeColor="text1"/>
+      <w:color w:val="000000"/>
     </w:rPr>
     <w:tblPr>
       <w:tblStyleRowBandSize w:val="1"/>
@@ -12278,9 +12645,7 @@
         <w:right w:w="108" w:type="dxa"/>
       </w:tblCellMar>
     </w:tblPr>
-    <w:tcPr>
-      <w:shd w:val="clear" w:color="auto" w:fill="F8EDED" w:themeFill="accent2" w:themeFillTint="19"/>
-    </w:tcPr>
+    <w:tcPr/>
     <w:tblStylePr w:type="firstRow">
       <w:rPr>
         <w:b/>
@@ -12296,26 +12661,24 @@
           <w:insideH w:val="nil"/>
           <w:insideV w:val="nil"/>
         </w:tcBorders>
-        <w:shd w:val="clear" w:color="auto" w:fill="FFFFFF" w:themeFill="background1"/>
       </w:tcPr>
     </w:tblStylePr>
     <w:tblStylePr w:type="lastRow">
       <w:rPr>
         <w:b/>
         <w:bCs/>
-        <w:color w:val="FFFFFF" w:themeColor="background1"/>
+        <w:color w:val="000000"/>
       </w:rPr>
       <w:tblPr/>
       <w:tcPr>
         <w:tcBorders>
           <w:top w:val="single" w:sz="6" w:space="0" w:color="FFFFFF" w:themeColor="background1"/>
         </w:tcBorders>
-        <w:shd w:val="clear" w:color="auto" w:fill="772C2A" w:themeFill="accent2" w:themeFillShade="99"/>
       </w:tcPr>
     </w:tblStylePr>
     <w:tblStylePr w:type="firstCol">
       <w:rPr>
-        <w:color w:val="FFFFFF" w:themeColor="background1"/>
+        <w:color w:val="000000"/>
       </w:rPr>
       <w:tblPr/>
       <w:tcPr>
@@ -12327,12 +12690,11 @@
           <w:insideH w:val="single" w:sz="4" w:space="0" w:color="772C2A" w:themeColor="accent2" w:themeShade="99"/>
           <w:insideV w:val="nil"/>
         </w:tcBorders>
-        <w:shd w:val="clear" w:color="auto" w:fill="772C2A" w:themeFill="accent2" w:themeFillShade="99"/>
       </w:tcPr>
     </w:tblStylePr>
     <w:tblStylePr w:type="lastCol">
       <w:rPr>
-        <w:color w:val="FFFFFF" w:themeColor="background1"/>
+        <w:color w:val="000000"/>
       </w:rPr>
       <w:tblPr/>
       <w:tcPr>
@@ -12344,29 +12706,24 @@
           <w:insideH w:val="nil"/>
           <w:insideV w:val="nil"/>
         </w:tcBorders>
-        <w:shd w:val="clear" w:color="auto" w:fill="772C2A" w:themeFill="accent2" w:themeFillShade="99"/>
       </w:tcPr>
     </w:tblStylePr>
     <w:tblStylePr w:type="band1Vert">
       <w:tblPr/>
-      <w:tcPr>
-        <w:shd w:val="clear" w:color="auto" w:fill="E5B8B7" w:themeFill="accent2" w:themeFillTint="66"/>
-      </w:tcPr>
+      <w:tcPr/>
     </w:tblStylePr>
     <w:tblStylePr w:type="band1Horz">
       <w:tblPr/>
-      <w:tcPr>
-        <w:shd w:val="clear" w:color="auto" w:fill="DFA7A6" w:themeFill="accent2" w:themeFillTint="7F"/>
-      </w:tcPr>
+      <w:tcPr/>
     </w:tblStylePr>
     <w:tblStylePr w:type="neCell">
       <w:rPr>
-        <w:color w:val="000000" w:themeColor="text1"/>
+        <w:color w:val="000000"/>
       </w:rPr>
     </w:tblStylePr>
     <w:tblStylePr w:type="nwCell">
       <w:rPr>
-        <w:color w:val="000000" w:themeColor="text1"/>
+        <w:color w:val="000000"/>
       </w:rPr>
     </w:tblStylePr>
   </w:style>
@@ -12379,7 +12736,7 @@
       <w:spacing w:after="0" w:line="240" w:lineRule="auto"/>
     </w:pPr>
     <w:rPr>
-      <w:color w:val="000000" w:themeColor="text1"/>
+      <w:color w:val="000000"/>
     </w:rPr>
     <w:tblPr>
       <w:tblStyleRowBandSize w:val="1"/>
@@ -12400,9 +12757,7 @@
         <w:right w:w="108" w:type="dxa"/>
       </w:tblCellMar>
     </w:tblPr>
-    <w:tcPr>
-      <w:shd w:val="clear" w:color="auto" w:fill="F5F8EE" w:themeFill="accent3" w:themeFillTint="19"/>
-    </w:tcPr>
+    <w:tcPr/>
     <w:tblStylePr w:type="firstRow">
       <w:rPr>
         <w:b/>
@@ -12418,26 +12773,24 @@
           <w:insideH w:val="nil"/>
           <w:insideV w:val="nil"/>
         </w:tcBorders>
-        <w:shd w:val="clear" w:color="auto" w:fill="FFFFFF" w:themeFill="background1"/>
       </w:tcPr>
     </w:tblStylePr>
     <w:tblStylePr w:type="lastRow">
       <w:rPr>
         <w:b/>
         <w:bCs/>
-        <w:color w:val="FFFFFF" w:themeColor="background1"/>
+        <w:color w:val="000000"/>
       </w:rPr>
       <w:tblPr/>
       <w:tcPr>
         <w:tcBorders>
           <w:top w:val="single" w:sz="6" w:space="0" w:color="FFFFFF" w:themeColor="background1"/>
         </w:tcBorders>
-        <w:shd w:val="clear" w:color="auto" w:fill="5E7530" w:themeFill="accent3" w:themeFillShade="99"/>
       </w:tcPr>
     </w:tblStylePr>
     <w:tblStylePr w:type="firstCol">
       <w:rPr>
-        <w:color w:val="FFFFFF" w:themeColor="background1"/>
+        <w:color w:val="000000"/>
       </w:rPr>
       <w:tblPr/>
       <w:tcPr>
@@ -12449,12 +12802,11 @@
           <w:insideH w:val="single" w:sz="4" w:space="0" w:color="5E7530" w:themeColor="accent3" w:themeShade="99"/>
           <w:insideV w:val="nil"/>
         </w:tcBorders>
-        <w:shd w:val="clear" w:color="auto" w:fill="5E7530" w:themeFill="accent3" w:themeFillShade="99"/>
       </w:tcPr>
     </w:tblStylePr>
     <w:tblStylePr w:type="lastCol">
       <w:rPr>
-        <w:color w:val="FFFFFF" w:themeColor="background1"/>
+        <w:color w:val="000000"/>
       </w:rPr>
       <w:tblPr/>
       <w:tcPr>
@@ -12466,20 +12818,15 @@
           <w:insideH w:val="nil"/>
           <w:insideV w:val="nil"/>
         </w:tcBorders>
-        <w:shd w:val="clear" w:color="auto" w:fill="5E7530" w:themeFill="accent3" w:themeFillShade="99"/>
       </w:tcPr>
     </w:tblStylePr>
     <w:tblStylePr w:type="band1Vert">
       <w:tblPr/>
-      <w:tcPr>
-        <w:shd w:val="clear" w:color="auto" w:fill="D6E3BC" w:themeFill="accent3" w:themeFillTint="66"/>
-      </w:tcPr>
+      <w:tcPr/>
     </w:tblStylePr>
     <w:tblStylePr w:type="band1Horz">
       <w:tblPr/>
-      <w:tcPr>
-        <w:shd w:val="clear" w:color="auto" w:fill="CDDDAC" w:themeFill="accent3" w:themeFillTint="7F"/>
-      </w:tcPr>
+      <w:tcPr/>
     </w:tblStylePr>
   </w:style>
   <w:style w:type="table" w:styleId="ColorfulShading-Accent4">
@@ -12491,7 +12838,7 @@
       <w:spacing w:after="0" w:line="240" w:lineRule="auto"/>
     </w:pPr>
     <w:rPr>
-      <w:color w:val="000000" w:themeColor="text1"/>
+      <w:color w:val="000000"/>
     </w:rPr>
     <w:tblPr>
       <w:tblStyleRowBandSize w:val="1"/>
@@ -12512,9 +12859,7 @@
         <w:right w:w="108" w:type="dxa"/>
       </w:tblCellMar>
     </w:tblPr>
-    <w:tcPr>
-      <w:shd w:val="clear" w:color="auto" w:fill="F2EFF6" w:themeFill="accent4" w:themeFillTint="19"/>
-    </w:tcPr>
+    <w:tcPr/>
     <w:tblStylePr w:type="firstRow">
       <w:rPr>
         <w:b/>
@@ -12530,26 +12875,24 @@
           <w:insideH w:val="nil"/>
           <w:insideV w:val="nil"/>
         </w:tcBorders>
-        <w:shd w:val="clear" w:color="auto" w:fill="FFFFFF" w:themeFill="background1"/>
       </w:tcPr>
     </w:tblStylePr>
     <w:tblStylePr w:type="lastRow">
       <w:rPr>
         <w:b/>
         <w:bCs/>
-        <w:color w:val="FFFFFF" w:themeColor="background1"/>
+        <w:color w:val="000000"/>
       </w:rPr>
       <w:tblPr/>
       <w:tcPr>
         <w:tcBorders>
           <w:top w:val="single" w:sz="6" w:space="0" w:color="FFFFFF" w:themeColor="background1"/>
         </w:tcBorders>
-        <w:shd w:val="clear" w:color="auto" w:fill="4C3B62" w:themeFill="accent4" w:themeFillShade="99"/>
       </w:tcPr>
     </w:tblStylePr>
     <w:tblStylePr w:type="firstCol">
       <w:rPr>
-        <w:color w:val="FFFFFF" w:themeColor="background1"/>
+        <w:color w:val="000000"/>
       </w:rPr>
       <w:tblPr/>
       <w:tcPr>
@@ -12561,12 +12904,11 @@
           <w:insideH w:val="single" w:sz="4" w:space="0" w:color="4C3B62" w:themeColor="accent4" w:themeShade="99"/>
           <w:insideV w:val="nil"/>
         </w:tcBorders>
-        <w:shd w:val="clear" w:color="auto" w:fill="4C3B62" w:themeFill="accent4" w:themeFillShade="99"/>
       </w:tcPr>
     </w:tblStylePr>
     <w:tblStylePr w:type="lastCol">
       <w:rPr>
-        <w:color w:val="FFFFFF" w:themeColor="background1"/>
+        <w:color w:val="000000"/>
       </w:rPr>
       <w:tblPr/>
       <w:tcPr>
@@ -12578,29 +12920,24 @@
           <w:insideH w:val="nil"/>
           <w:insideV w:val="nil"/>
         </w:tcBorders>
-        <w:shd w:val="clear" w:color="auto" w:fill="4C3B62" w:themeFill="accent4" w:themeFillShade="99"/>
       </w:tcPr>
     </w:tblStylePr>
     <w:tblStylePr w:type="band1Vert">
       <w:tblPr/>
-      <w:tcPr>
-        <w:shd w:val="clear" w:color="auto" w:fill="CCC0D9" w:themeFill="accent4" w:themeFillTint="66"/>
-      </w:tcPr>
+      <w:tcPr/>
     </w:tblStylePr>
     <w:tblStylePr w:type="band1Horz">
       <w:tblPr/>
-      <w:tcPr>
-        <w:shd w:val="clear" w:color="auto" w:fill="BFB1D0" w:themeFill="accent4" w:themeFillTint="7F"/>
-      </w:tcPr>
+      <w:tcPr/>
     </w:tblStylePr>
     <w:tblStylePr w:type="neCell">
       <w:rPr>
-        <w:color w:val="000000" w:themeColor="text1"/>
+        <w:color w:val="000000"/>
       </w:rPr>
     </w:tblStylePr>
     <w:tblStylePr w:type="nwCell">
       <w:rPr>
-        <w:color w:val="000000" w:themeColor="text1"/>
+        <w:color w:val="000000"/>
       </w:rPr>
     </w:tblStylePr>
   </w:style>
@@ -12613,7 +12950,7 @@
       <w:spacing w:after="0" w:line="240" w:lineRule="auto"/>
     </w:pPr>
     <w:rPr>
-      <w:color w:val="000000" w:themeColor="text1"/>
+      <w:color w:val="000000"/>
     </w:rPr>
     <w:tblPr>
       <w:tblStyleRowBandSize w:val="1"/>
@@ -12634,9 +12971,7 @@
         <w:right w:w="108" w:type="dxa"/>
       </w:tblCellMar>
     </w:tblPr>
-    <w:tcPr>
-      <w:shd w:val="clear" w:color="auto" w:fill="EDF6F9" w:themeFill="accent5" w:themeFillTint="19"/>
-    </w:tcPr>
+    <w:tcPr/>
     <w:tblStylePr w:type="firstRow">
       <w:rPr>
         <w:b/>
@@ -12652,26 +12987,24 @@
           <w:insideH w:val="nil"/>
           <w:insideV w:val="nil"/>
         </w:tcBorders>
-        <w:shd w:val="clear" w:color="auto" w:fill="FFFFFF" w:themeFill="background1"/>
       </w:tcPr>
     </w:tblStylePr>
     <w:tblStylePr w:type="lastRow">
       <w:rPr>
         <w:b/>
         <w:bCs/>
-        <w:color w:val="FFFFFF" w:themeColor="background1"/>
+        <w:color w:val="000000"/>
       </w:rPr>
       <w:tblPr/>
       <w:tcPr>
         <w:tcBorders>
           <w:top w:val="single" w:sz="6" w:space="0" w:color="FFFFFF" w:themeColor="background1"/>
         </w:tcBorders>
-        <w:shd w:val="clear" w:color="auto" w:fill="276A7C" w:themeFill="accent5" w:themeFillShade="99"/>
       </w:tcPr>
     </w:tblStylePr>
     <w:tblStylePr w:type="firstCol">
       <w:rPr>
-        <w:color w:val="FFFFFF" w:themeColor="background1"/>
+        <w:color w:val="000000"/>
       </w:rPr>
       <w:tblPr/>
       <w:tcPr>
@@ -12683,12 +13016,11 @@
           <w:insideH w:val="single" w:sz="4" w:space="0" w:color="276A7C" w:themeColor="accent5" w:themeShade="99"/>
           <w:insideV w:val="nil"/>
         </w:tcBorders>
-        <w:shd w:val="clear" w:color="auto" w:fill="276A7C" w:themeFill="accent5" w:themeFillShade="99"/>
       </w:tcPr>
     </w:tblStylePr>
     <w:tblStylePr w:type="lastCol">
       <w:rPr>
-        <w:color w:val="FFFFFF" w:themeColor="background1"/>
+        <w:color w:val="000000"/>
       </w:rPr>
       <w:tblPr/>
       <w:tcPr>
@@ -12700,29 +13032,24 @@
           <w:insideH w:val="nil"/>
           <w:insideV w:val="nil"/>
         </w:tcBorders>
-        <w:shd w:val="clear" w:color="auto" w:fill="276A7C" w:themeFill="accent5" w:themeFillShade="99"/>
       </w:tcPr>
     </w:tblStylePr>
     <w:tblStylePr w:type="band1Vert">
       <w:tblPr/>
-      <w:tcPr>
-        <w:shd w:val="clear" w:color="auto" w:fill="B6DDE8" w:themeFill="accent5" w:themeFillTint="66"/>
-      </w:tcPr>
+      <w:tcPr/>
     </w:tblStylePr>
     <w:tblStylePr w:type="band1Horz">
       <w:tblPr/>
-      <w:tcPr>
-        <w:shd w:val="clear" w:color="auto" w:fill="A5D5E2" w:themeFill="accent5" w:themeFillTint="7F"/>
-      </w:tcPr>
+      <w:tcPr/>
     </w:tblStylePr>
     <w:tblStylePr w:type="neCell">
       <w:rPr>
-        <w:color w:val="000000" w:themeColor="text1"/>
+        <w:color w:val="000000"/>
       </w:rPr>
     </w:tblStylePr>
     <w:tblStylePr w:type="nwCell">
       <w:rPr>
-        <w:color w:val="000000" w:themeColor="text1"/>
+        <w:color w:val="000000"/>
       </w:rPr>
     </w:tblStylePr>
   </w:style>
@@ -12735,7 +13062,7 @@
       <w:spacing w:after="0" w:line="240" w:lineRule="auto"/>
     </w:pPr>
     <w:rPr>
-      <w:color w:val="000000" w:themeColor="text1"/>
+      <w:color w:val="000000"/>
     </w:rPr>
     <w:tblPr>
       <w:tblStyleRowBandSize w:val="1"/>
@@ -12756,9 +13083,7 @@
         <w:right w:w="108" w:type="dxa"/>
       </w:tblCellMar>
     </w:tblPr>
-    <w:tcPr>
-      <w:shd w:val="clear" w:color="auto" w:fill="FEF4EC" w:themeFill="accent6" w:themeFillTint="19"/>
-    </w:tcPr>
+    <w:tcPr/>
     <w:tblStylePr w:type="firstRow">
       <w:rPr>
         <w:b/>
@@ -12774,26 +13099,24 @@
           <w:insideH w:val="nil"/>
           <w:insideV w:val="nil"/>
         </w:tcBorders>
-        <w:shd w:val="clear" w:color="auto" w:fill="FFFFFF" w:themeFill="background1"/>
       </w:tcPr>
     </w:tblStylePr>
     <w:tblStylePr w:type="lastRow">
       <w:rPr>
         <w:b/>
         <w:bCs/>
-        <w:color w:val="FFFFFF" w:themeColor="background1"/>
+        <w:color w:val="000000"/>
       </w:rPr>
       <w:tblPr/>
       <w:tcPr>
         <w:tcBorders>
           <w:top w:val="single" w:sz="6" w:space="0" w:color="FFFFFF" w:themeColor="background1"/>
         </w:tcBorders>
-        <w:shd w:val="clear" w:color="auto" w:fill="B65608" w:themeFill="accent6" w:themeFillShade="99"/>
       </w:tcPr>
     </w:tblStylePr>
     <w:tblStylePr w:type="firstCol">
       <w:rPr>
-        <w:color w:val="FFFFFF" w:themeColor="background1"/>
+        <w:color w:val="000000"/>
       </w:rPr>
       <w:tblPr/>
       <w:tcPr>
@@ -12805,12 +13128,11 @@
           <w:insideH w:val="single" w:sz="4" w:space="0" w:color="B65608" w:themeColor="accent6" w:themeShade="99"/>
           <w:insideV w:val="nil"/>
         </w:tcBorders>
-        <w:shd w:val="clear" w:color="auto" w:fill="B65608" w:themeFill="accent6" w:themeFillShade="99"/>
       </w:tcPr>
     </w:tblStylePr>
     <w:tblStylePr w:type="lastCol">
       <w:rPr>
-        <w:color w:val="FFFFFF" w:themeColor="background1"/>
+        <w:color w:val="000000"/>
       </w:rPr>
       <w:tblPr/>
       <w:tcPr>
@@ -12822,29 +13144,24 @@
           <w:insideH w:val="nil"/>
           <w:insideV w:val="nil"/>
         </w:tcBorders>
-        <w:shd w:val="clear" w:color="auto" w:fill="B65608" w:themeFill="accent6" w:themeFillShade="99"/>
       </w:tcPr>
     </w:tblStylePr>
     <w:tblStylePr w:type="band1Vert">
       <w:tblPr/>
-      <w:tcPr>
-        <w:shd w:val="clear" w:color="auto" w:fill="FBD4B4" w:themeFill="accent6" w:themeFillTint="66"/>
-      </w:tcPr>
+      <w:tcPr/>
     </w:tblStylePr>
     <w:tblStylePr w:type="band1Horz">
       <w:tblPr/>
-      <w:tcPr>
-        <w:shd w:val="clear" w:color="auto" w:fill="FBCAA2" w:themeFill="accent6" w:themeFillTint="7F"/>
-      </w:tcPr>
+      <w:tcPr/>
     </w:tblStylePr>
     <w:tblStylePr w:type="neCell">
       <w:rPr>
-        <w:color w:val="000000" w:themeColor="text1"/>
+        <w:color w:val="000000"/>
       </w:rPr>
     </w:tblStylePr>
     <w:tblStylePr w:type="nwCell">
       <w:rPr>
-        <w:color w:val="000000" w:themeColor="text1"/>
+        <w:color w:val="000000"/>
       </w:rPr>
     </w:tblStylePr>
   </w:style>
@@ -12857,7 +13174,7 @@
       <w:spacing w:after="0" w:line="240" w:lineRule="auto"/>
     </w:pPr>
     <w:rPr>
-      <w:color w:val="000000" w:themeColor="text1"/>
+      <w:color w:val="000000"/>
     </w:rPr>
     <w:tblPr>
       <w:tblStyleRowBandSize w:val="1"/>
@@ -12870,35 +13187,31 @@
         <w:right w:w="108" w:type="dxa"/>
       </w:tblCellMar>
     </w:tblPr>
-    <w:tcPr>
-      <w:shd w:val="clear" w:color="auto" w:fill="E6E6E6" w:themeFill="text1" w:themeFillTint="19"/>
-    </w:tcPr>
+    <w:tcPr/>
     <w:tblStylePr w:type="firstRow">
       <w:rPr>
         <w:b/>
         <w:bCs/>
-        <w:color w:val="FFFFFF" w:themeColor="background1"/>
+        <w:color w:val="000000"/>
       </w:rPr>
       <w:tblPr/>
       <w:tcPr>
         <w:tcBorders>
           <w:bottom w:val="single" w:sz="12" w:space="0" w:color="FFFFFF" w:themeColor="background1"/>
         </w:tcBorders>
-        <w:shd w:val="clear" w:color="auto" w:fill="9E3A38" w:themeFill="accent2" w:themeFillShade="CC"/>
       </w:tcPr>
     </w:tblStylePr>
     <w:tblStylePr w:type="lastRow">
       <w:rPr>
         <w:b/>
         <w:bCs/>
-        <w:color w:val="9E3A38" w:themeColor="accent2" w:themeShade="CC"/>
+        <w:color w:val="000000" w:themeShade="CC"/>
       </w:rPr>
       <w:tblPr/>
       <w:tcPr>
         <w:tcBorders>
           <w:top w:val="single" w:sz="12" w:space="0" w:color="000000" w:themeColor="text1"/>
         </w:tcBorders>
-        <w:shd w:val="clear" w:color="auto" w:fill="FFFFFF" w:themeFill="background1"/>
       </w:tcPr>
     </w:tblStylePr>
     <w:tblStylePr w:type="firstCol">
@@ -12924,14 +13237,11 @@
           <w:insideH w:val="nil"/>
           <w:insideV w:val="nil"/>
         </w:tcBorders>
-        <w:shd w:val="clear" w:color="auto" w:fill="C0C0C0" w:themeFill="text1" w:themeFillTint="3F"/>
       </w:tcPr>
     </w:tblStylePr>
     <w:tblStylePr w:type="band1Horz">
       <w:tblPr/>
-      <w:tcPr>
-        <w:shd w:val="clear" w:color="auto" w:fill="CCCCCC" w:themeFill="text1" w:themeFillTint="33"/>
-      </w:tcPr>
+      <w:tcPr/>
     </w:tblStylePr>
   </w:style>
   <w:style w:type="table" w:styleId="ColorfulList-Accent1">
@@ -12943,7 +13253,7 @@
       <w:spacing w:after="0" w:line="240" w:lineRule="auto"/>
     </w:pPr>
     <w:rPr>
-      <w:color w:val="000000" w:themeColor="text1"/>
+      <w:color w:val="000000"/>
     </w:rPr>
     <w:tblPr>
       <w:tblStyleRowBandSize w:val="1"/>
@@ -12956,35 +13266,31 @@
         <w:right w:w="108" w:type="dxa"/>
       </w:tblCellMar>
     </w:tblPr>
-    <w:tcPr>
-      <w:shd w:val="clear" w:color="auto" w:fill="EDF2F8" w:themeFill="accent1" w:themeFillTint="19"/>
-    </w:tcPr>
+    <w:tcPr/>
     <w:tblStylePr w:type="firstRow">
       <w:rPr>
         <w:b/>
         <w:bCs/>
-        <w:color w:val="FFFFFF" w:themeColor="background1"/>
+        <w:color w:val="000000"/>
       </w:rPr>
       <w:tblPr/>
       <w:tcPr>
         <w:tcBorders>
           <w:bottom w:val="single" w:sz="12" w:space="0" w:color="FFFFFF" w:themeColor="background1"/>
         </w:tcBorders>
-        <w:shd w:val="clear" w:color="auto" w:fill="9E3A38" w:themeFill="accent2" w:themeFillShade="CC"/>
       </w:tcPr>
     </w:tblStylePr>
     <w:tblStylePr w:type="lastRow">
       <w:rPr>
         <w:b/>
         <w:bCs/>
-        <w:color w:val="9E3A38" w:themeColor="accent2" w:themeShade="CC"/>
+        <w:color w:val="000000" w:themeShade="CC"/>
       </w:rPr>
       <w:tblPr/>
       <w:tcPr>
         <w:tcBorders>
           <w:top w:val="single" w:sz="12" w:space="0" w:color="000000" w:themeColor="text1"/>
         </w:tcBorders>
-        <w:shd w:val="clear" w:color="auto" w:fill="FFFFFF" w:themeFill="background1"/>
       </w:tcPr>
     </w:tblStylePr>
     <w:tblStylePr w:type="firstCol">
@@ -13010,14 +13316,11 @@
           <w:insideH w:val="nil"/>
           <w:insideV w:val="nil"/>
         </w:tcBorders>
-        <w:shd w:val="clear" w:color="auto" w:fill="D3DFEE" w:themeFill="accent1" w:themeFillTint="3F"/>
       </w:tcPr>
     </w:tblStylePr>
     <w:tblStylePr w:type="band1Horz">
       <w:tblPr/>
-      <w:tcPr>
-        <w:shd w:val="clear" w:color="auto" w:fill="DBE5F1" w:themeFill="accent1" w:themeFillTint="33"/>
-      </w:tcPr>
+      <w:tcPr/>
     </w:tblStylePr>
   </w:style>
   <w:style w:type="table" w:styleId="ColorfulList-Accent2">
@@ -13029,7 +13332,7 @@
       <w:spacing w:after="0" w:line="240" w:lineRule="auto"/>
     </w:pPr>
     <w:rPr>
-      <w:color w:val="000000" w:themeColor="text1"/>
+      <w:color w:val="000000"/>
     </w:rPr>
     <w:tblPr>
       <w:tblStyleRowBandSize w:val="1"/>
@@ -13042,35 +13345,31 @@
         <w:right w:w="108" w:type="dxa"/>
       </w:tblCellMar>
     </w:tblPr>
-    <w:tcPr>
-      <w:shd w:val="clear" w:color="auto" w:fill="F8EDED" w:themeFill="accent2" w:themeFillTint="19"/>
-    </w:tcPr>
+    <w:tcPr/>
     <w:tblStylePr w:type="firstRow">
       <w:rPr>
         <w:b/>
         <w:bCs/>
-        <w:color w:val="FFFFFF" w:themeColor="background1"/>
+        <w:color w:val="000000"/>
       </w:rPr>
       <w:tblPr/>
       <w:tcPr>
         <w:tcBorders>
           <w:bottom w:val="single" w:sz="12" w:space="0" w:color="FFFFFF" w:themeColor="background1"/>
         </w:tcBorders>
-        <w:shd w:val="clear" w:color="auto" w:fill="9E3A38" w:themeFill="accent2" w:themeFillShade="CC"/>
       </w:tcPr>
     </w:tblStylePr>
     <w:tblStylePr w:type="lastRow">
       <w:rPr>
         <w:b/>
         <w:bCs/>
-        <w:color w:val="9E3A38" w:themeColor="accent2" w:themeShade="CC"/>
+        <w:color w:val="000000" w:themeShade="CC"/>
       </w:rPr>
       <w:tblPr/>
       <w:tcPr>
         <w:tcBorders>
           <w:top w:val="single" w:sz="12" w:space="0" w:color="000000" w:themeColor="text1"/>
         </w:tcBorders>
-        <w:shd w:val="clear" w:color="auto" w:fill="FFFFFF" w:themeFill="background1"/>
       </w:tcPr>
     </w:tblStylePr>
     <w:tblStylePr w:type="firstCol">
@@ -13096,14 +13395,11 @@
           <w:insideH w:val="nil"/>
           <w:insideV w:val="nil"/>
         </w:tcBorders>
-        <w:shd w:val="clear" w:color="auto" w:fill="EFD3D2" w:themeFill="accent2" w:themeFillTint="3F"/>
       </w:tcPr>
     </w:tblStylePr>
     <w:tblStylePr w:type="band1Horz">
       <w:tblPr/>
-      <w:tcPr>
-        <w:shd w:val="clear" w:color="auto" w:fill="F2DBDB" w:themeFill="accent2" w:themeFillTint="33"/>
-      </w:tcPr>
+      <w:tcPr/>
     </w:tblStylePr>
   </w:style>
   <w:style w:type="table" w:styleId="ColorfulList-Accent3">
@@ -13115,7 +13411,7 @@
       <w:spacing w:after="0" w:line="240" w:lineRule="auto"/>
     </w:pPr>
     <w:rPr>
-      <w:color w:val="000000" w:themeColor="text1"/>
+      <w:color w:val="000000"/>
     </w:rPr>
     <w:tblPr>
       <w:tblStyleRowBandSize w:val="1"/>
@@ -13128,35 +13424,31 @@
         <w:right w:w="108" w:type="dxa"/>
       </w:tblCellMar>
     </w:tblPr>
-    <w:tcPr>
-      <w:shd w:val="clear" w:color="auto" w:fill="F5F8EE" w:themeFill="accent3" w:themeFillTint="19"/>
-    </w:tcPr>
+    <w:tcPr/>
     <w:tblStylePr w:type="firstRow">
       <w:rPr>
         <w:b/>
         <w:bCs/>
-        <w:color w:val="FFFFFF" w:themeColor="background1"/>
+        <w:color w:val="000000"/>
       </w:rPr>
       <w:tblPr/>
       <w:tcPr>
         <w:tcBorders>
           <w:bottom w:val="single" w:sz="12" w:space="0" w:color="FFFFFF" w:themeColor="background1"/>
         </w:tcBorders>
-        <w:shd w:val="clear" w:color="auto" w:fill="664E82" w:themeFill="accent4" w:themeFillShade="CC"/>
       </w:tcPr>
     </w:tblStylePr>
     <w:tblStylePr w:type="lastRow">
       <w:rPr>
         <w:b/>
         <w:bCs/>
-        <w:color w:val="664E82" w:themeColor="accent4" w:themeShade="CC"/>
+        <w:color w:val="000000" w:themeShade="CC"/>
       </w:rPr>
       <w:tblPr/>
       <w:tcPr>
         <w:tcBorders>
           <w:top w:val="single" w:sz="12" w:space="0" w:color="000000" w:themeColor="text1"/>
         </w:tcBorders>
-        <w:shd w:val="clear" w:color="auto" w:fill="FFFFFF" w:themeFill="background1"/>
       </w:tcPr>
     </w:tblStylePr>
     <w:tblStylePr w:type="firstCol">
@@ -13182,14 +13474,11 @@
           <w:insideH w:val="nil"/>
           <w:insideV w:val="nil"/>
         </w:tcBorders>
-        <w:shd w:val="clear" w:color="auto" w:fill="E6EED5" w:themeFill="accent3" w:themeFillTint="3F"/>
       </w:tcPr>
     </w:tblStylePr>
     <w:tblStylePr w:type="band1Horz">
       <w:tblPr/>
-      <w:tcPr>
-        <w:shd w:val="clear" w:color="auto" w:fill="EAF1DD" w:themeFill="accent3" w:themeFillTint="33"/>
-      </w:tcPr>
+      <w:tcPr/>
     </w:tblStylePr>
   </w:style>
   <w:style w:type="table" w:styleId="ColorfulList-Accent4">
@@ -13201,7 +13490,7 @@
       <w:spacing w:after="0" w:line="240" w:lineRule="auto"/>
     </w:pPr>
     <w:rPr>
-      <w:color w:val="000000" w:themeColor="text1"/>
+      <w:color w:val="000000"/>
     </w:rPr>
     <w:tblPr>
       <w:tblStyleRowBandSize w:val="1"/>
@@ -13214,35 +13503,31 @@
         <w:right w:w="108" w:type="dxa"/>
       </w:tblCellMar>
     </w:tblPr>
-    <w:tcPr>
-      <w:shd w:val="clear" w:color="auto" w:fill="F2EFF6" w:themeFill="accent4" w:themeFillTint="19"/>
-    </w:tcPr>
+    <w:tcPr/>
     <w:tblStylePr w:type="firstRow">
       <w:rPr>
         <w:b/>
         <w:bCs/>
-        <w:color w:val="FFFFFF" w:themeColor="background1"/>
+        <w:color w:val="000000"/>
       </w:rPr>
       <w:tblPr/>
       <w:tcPr>
         <w:tcBorders>
           <w:bottom w:val="single" w:sz="12" w:space="0" w:color="FFFFFF" w:themeColor="background1"/>
         </w:tcBorders>
-        <w:shd w:val="clear" w:color="auto" w:fill="7E9C40" w:themeFill="accent3" w:themeFillShade="CC"/>
       </w:tcPr>
     </w:tblStylePr>
     <w:tblStylePr w:type="lastRow">
       <w:rPr>
         <w:b/>
         <w:bCs/>
-        <w:color w:val="7E9C40" w:themeColor="accent3" w:themeShade="CC"/>
+        <w:color w:val="000000" w:themeShade="CC"/>
       </w:rPr>
       <w:tblPr/>
       <w:tcPr>
         <w:tcBorders>
           <w:top w:val="single" w:sz="12" w:space="0" w:color="000000" w:themeColor="text1"/>
         </w:tcBorders>
-        <w:shd w:val="clear" w:color="auto" w:fill="FFFFFF" w:themeFill="background1"/>
       </w:tcPr>
     </w:tblStylePr>
     <w:tblStylePr w:type="firstCol">
@@ -13268,14 +13553,11 @@
           <w:insideH w:val="nil"/>
           <w:insideV w:val="nil"/>
         </w:tcBorders>
-        <w:shd w:val="clear" w:color="auto" w:fill="DFD8E8" w:themeFill="accent4" w:themeFillTint="3F"/>
       </w:tcPr>
     </w:tblStylePr>
     <w:tblStylePr w:type="band1Horz">
       <w:tblPr/>
-      <w:tcPr>
-        <w:shd w:val="clear" w:color="auto" w:fill="E5DFEC" w:themeFill="accent4" w:themeFillTint="33"/>
-      </w:tcPr>
+      <w:tcPr/>
     </w:tblStylePr>
   </w:style>
   <w:style w:type="table" w:styleId="ColorfulList-Accent5">
@@ -13287,7 +13569,7 @@
       <w:spacing w:after="0" w:line="240" w:lineRule="auto"/>
     </w:pPr>
     <w:rPr>
-      <w:color w:val="000000" w:themeColor="text1"/>
+      <w:color w:val="000000"/>
     </w:rPr>
     <w:tblPr>
       <w:tblStyleRowBandSize w:val="1"/>
@@ -13300,35 +13582,31 @@
         <w:right w:w="108" w:type="dxa"/>
       </w:tblCellMar>
     </w:tblPr>
-    <w:tcPr>
-      <w:shd w:val="clear" w:color="auto" w:fill="EDF6F9" w:themeFill="accent5" w:themeFillTint="19"/>
-    </w:tcPr>
+    <w:tcPr/>
     <w:tblStylePr w:type="firstRow">
       <w:rPr>
         <w:b/>
         <w:bCs/>
-        <w:color w:val="FFFFFF" w:themeColor="background1"/>
+        <w:color w:val="000000"/>
       </w:rPr>
       <w:tblPr/>
       <w:tcPr>
         <w:tcBorders>
           <w:bottom w:val="single" w:sz="12" w:space="0" w:color="FFFFFF" w:themeColor="background1"/>
         </w:tcBorders>
-        <w:shd w:val="clear" w:color="auto" w:fill="F2730A" w:themeFill="accent6" w:themeFillShade="CC"/>
       </w:tcPr>
     </w:tblStylePr>
     <w:tblStylePr w:type="lastRow">
       <w:rPr>
         <w:b/>
         <w:bCs/>
-        <w:color w:val="F2730A" w:themeColor="accent6" w:themeShade="CC"/>
+        <w:color w:val="000000" w:themeShade="CC"/>
       </w:rPr>
       <w:tblPr/>
       <w:tcPr>
         <w:tcBorders>
           <w:top w:val="single" w:sz="12" w:space="0" w:color="000000" w:themeColor="text1"/>
         </w:tcBorders>
-        <w:shd w:val="clear" w:color="auto" w:fill="FFFFFF" w:themeFill="background1"/>
       </w:tcPr>
     </w:tblStylePr>
     <w:tblStylePr w:type="firstCol">
@@ -13354,14 +13632,11 @@
           <w:insideH w:val="nil"/>
           <w:insideV w:val="nil"/>
         </w:tcBorders>
-        <w:shd w:val="clear" w:color="auto" w:fill="D2EAF1" w:themeFill="accent5" w:themeFillTint="3F"/>
       </w:tcPr>
     </w:tblStylePr>
     <w:tblStylePr w:type="band1Horz">
       <w:tblPr/>
-      <w:tcPr>
-        <w:shd w:val="clear" w:color="auto" w:fill="DAEEF3" w:themeFill="accent5" w:themeFillTint="33"/>
-      </w:tcPr>
+      <w:tcPr/>
     </w:tblStylePr>
   </w:style>
   <w:style w:type="table" w:styleId="ColorfulList-Accent6">
@@ -13373,7 +13648,7 @@
       <w:spacing w:after="0" w:line="240" w:lineRule="auto"/>
     </w:pPr>
     <w:rPr>
-      <w:color w:val="000000" w:themeColor="text1"/>
+      <w:color w:val="000000"/>
     </w:rPr>
     <w:tblPr>
       <w:tblStyleRowBandSize w:val="1"/>
@@ -13386,35 +13661,31 @@
         <w:right w:w="108" w:type="dxa"/>
       </w:tblCellMar>
     </w:tblPr>
-    <w:tcPr>
-      <w:shd w:val="clear" w:color="auto" w:fill="FEF4EC" w:themeFill="accent6" w:themeFillTint="19"/>
-    </w:tcPr>
+    <w:tcPr/>
     <w:tblStylePr w:type="firstRow">
       <w:rPr>
         <w:b/>
         <w:bCs/>
-        <w:color w:val="FFFFFF" w:themeColor="background1"/>
+        <w:color w:val="000000"/>
       </w:rPr>
       <w:tblPr/>
       <w:tcPr>
         <w:tcBorders>
           <w:bottom w:val="single" w:sz="12" w:space="0" w:color="FFFFFF" w:themeColor="background1"/>
         </w:tcBorders>
-        <w:shd w:val="clear" w:color="auto" w:fill="348DA5" w:themeFill="accent5" w:themeFillShade="CC"/>
       </w:tcPr>
     </w:tblStylePr>
     <w:tblStylePr w:type="lastRow">
       <w:rPr>
         <w:b/>
         <w:bCs/>
-        <w:color w:val="348DA5" w:themeColor="accent5" w:themeShade="CC"/>
+        <w:color w:val="000000" w:themeShade="CC"/>
       </w:rPr>
       <w:tblPr/>
       <w:tcPr>
         <w:tcBorders>
           <w:top w:val="single" w:sz="12" w:space="0" w:color="000000" w:themeColor="text1"/>
         </w:tcBorders>
-        <w:shd w:val="clear" w:color="auto" w:fill="FFFFFF" w:themeFill="background1"/>
       </w:tcPr>
     </w:tblStylePr>
     <w:tblStylePr w:type="firstCol">
@@ -13440,14 +13711,11 @@
           <w:insideH w:val="nil"/>
           <w:insideV w:val="nil"/>
         </w:tcBorders>
-        <w:shd w:val="clear" w:color="auto" w:fill="FDE4D0" w:themeFill="accent6" w:themeFillTint="3F"/>
       </w:tcPr>
     </w:tblStylePr>
     <w:tblStylePr w:type="band1Horz">
       <w:tblPr/>
-      <w:tcPr>
-        <w:shd w:val="clear" w:color="auto" w:fill="FDE9D9" w:themeFill="accent6" w:themeFillTint="33"/>
-      </w:tcPr>
+      <w:tcPr/>
     </w:tblStylePr>
   </w:style>
   <w:style w:type="table" w:styleId="ColorfulGrid">
@@ -13459,7 +13727,7 @@
       <w:spacing w:after="0" w:line="240" w:lineRule="auto"/>
     </w:pPr>
     <w:rPr>
-      <w:color w:val="000000" w:themeColor="text1"/>
+      <w:color w:val="000000"/>
     </w:rPr>
     <w:tblPr>
       <w:tblStyleRowBandSize w:val="1"/>
@@ -13475,59 +13743,45 @@
         <w:right w:w="108" w:type="dxa"/>
       </w:tblCellMar>
     </w:tblPr>
-    <w:tcPr>
-      <w:shd w:val="clear" w:color="auto" w:fill="CCCCCC" w:themeFill="text1" w:themeFillTint="33"/>
-    </w:tcPr>
+    <w:tcPr/>
     <w:tblStylePr w:type="firstRow">
       <w:rPr>
         <w:b/>
         <w:bCs/>
       </w:rPr>
       <w:tblPr/>
-      <w:tcPr>
-        <w:shd w:val="clear" w:color="auto" w:fill="999999" w:themeFill="text1" w:themeFillTint="66"/>
-      </w:tcPr>
+      <w:tcPr/>
     </w:tblStylePr>
     <w:tblStylePr w:type="lastRow">
       <w:rPr>
         <w:b/>
         <w:bCs/>
-        <w:color w:val="000000" w:themeColor="text1"/>
-      </w:rPr>
-      <w:tblPr/>
-      <w:tcPr>
-        <w:shd w:val="clear" w:color="auto" w:fill="999999" w:themeFill="text1" w:themeFillTint="66"/>
-      </w:tcPr>
+        <w:color w:val="000000"/>
+      </w:rPr>
+      <w:tblPr/>
+      <w:tcPr/>
     </w:tblStylePr>
     <w:tblStylePr w:type="firstCol">
       <w:rPr>
-        <w:color w:val="FFFFFF" w:themeColor="background1"/>
-      </w:rPr>
-      <w:tblPr/>
-      <w:tcPr>
-        <w:shd w:val="clear" w:color="auto" w:fill="000000" w:themeFill="text1" w:themeFillShade="BF"/>
-      </w:tcPr>
+        <w:color w:val="000000"/>
+      </w:rPr>
+      <w:tblPr/>
+      <w:tcPr/>
     </w:tblStylePr>
     <w:tblStylePr w:type="lastCol">
       <w:rPr>
-        <w:color w:val="FFFFFF" w:themeColor="background1"/>
-      </w:rPr>
-      <w:tblPr/>
-      <w:tcPr>
-        <w:shd w:val="clear" w:color="auto" w:fill="000000" w:themeFill="text1" w:themeFillShade="BF"/>
-      </w:tcPr>
+        <w:color w:val="000000"/>
+      </w:rPr>
+      <w:tblPr/>
+      <w:tcPr/>
     </w:tblStylePr>
     <w:tblStylePr w:type="band1Vert">
       <w:tblPr/>
-      <w:tcPr>
-        <w:shd w:val="clear" w:color="auto" w:fill="808080" w:themeFill="text1" w:themeFillTint="7F"/>
-      </w:tcPr>
+      <w:tcPr/>
     </w:tblStylePr>
     <w:tblStylePr w:type="band1Horz">
       <w:tblPr/>
-      <w:tcPr>
-        <w:shd w:val="clear" w:color="auto" w:fill="808080" w:themeFill="text1" w:themeFillTint="7F"/>
-      </w:tcPr>
+      <w:tcPr/>
     </w:tblStylePr>
   </w:style>
   <w:style w:type="table" w:styleId="ColorfulGrid-Accent1">
@@ -13539,7 +13793,7 @@
       <w:spacing w:after="0" w:line="240" w:lineRule="auto"/>
     </w:pPr>
     <w:rPr>
-      <w:color w:val="000000" w:themeColor="text1"/>
+      <w:color w:val="000000"/>
     </w:rPr>
     <w:tblPr>
       <w:tblStyleRowBandSize w:val="1"/>
@@ -13555,59 +13809,45 @@
         <w:right w:w="108" w:type="dxa"/>
       </w:tblCellMar>
     </w:tblPr>
-    <w:tcPr>
-      <w:shd w:val="clear" w:color="auto" w:fill="DBE5F1" w:themeFill="accent1" w:themeFillTint="33"/>
-    </w:tcPr>
+    <w:tcPr/>
     <w:tblStylePr w:type="firstRow">
       <w:rPr>
         <w:b/>
         <w:bCs/>
       </w:rPr>
       <w:tblPr/>
-      <w:tcPr>
-        <w:shd w:val="clear" w:color="auto" w:fill="B8CCE4" w:themeFill="accent1" w:themeFillTint="66"/>
-      </w:tcPr>
+      <w:tcPr/>
     </w:tblStylePr>
     <w:tblStylePr w:type="lastRow">
       <w:rPr>
         <w:b/>
         <w:bCs/>
-        <w:color w:val="000000" w:themeColor="text1"/>
-      </w:rPr>
-      <w:tblPr/>
-      <w:tcPr>
-        <w:shd w:val="clear" w:color="auto" w:fill="B8CCE4" w:themeFill="accent1" w:themeFillTint="66"/>
-      </w:tcPr>
+        <w:color w:val="000000"/>
+      </w:rPr>
+      <w:tblPr/>
+      <w:tcPr/>
     </w:tblStylePr>
     <w:tblStylePr w:type="firstCol">
       <w:rPr>
-        <w:color w:val="FFFFFF" w:themeColor="background1"/>
-      </w:rPr>
-      <w:tblPr/>
-      <w:tcPr>
-        <w:shd w:val="clear" w:color="auto" w:fill="365F91" w:themeFill="accent1" w:themeFillShade="BF"/>
-      </w:tcPr>
+        <w:color w:val="000000"/>
+      </w:rPr>
+      <w:tblPr/>
+      <w:tcPr/>
     </w:tblStylePr>
     <w:tblStylePr w:type="lastCol">
       <w:rPr>
-        <w:color w:val="FFFFFF" w:themeColor="background1"/>
-      </w:rPr>
-      <w:tblPr/>
-      <w:tcPr>
-        <w:shd w:val="clear" w:color="auto" w:fill="365F91" w:themeFill="accent1" w:themeFillShade="BF"/>
-      </w:tcPr>
+        <w:color w:val="000000"/>
+      </w:rPr>
+      <w:tblPr/>
+      <w:tcPr/>
     </w:tblStylePr>
     <w:tblStylePr w:type="band1Vert">
       <w:tblPr/>
-      <w:tcPr>
-        <w:shd w:val="clear" w:color="auto" w:fill="A7BFDE" w:themeFill="accent1" w:themeFillTint="7F"/>
-      </w:tcPr>
+      <w:tcPr/>
     </w:tblStylePr>
     <w:tblStylePr w:type="band1Horz">
       <w:tblPr/>
-      <w:tcPr>
-        <w:shd w:val="clear" w:color="auto" w:fill="A7BFDE" w:themeFill="accent1" w:themeFillTint="7F"/>
-      </w:tcPr>
+      <w:tcPr/>
     </w:tblStylePr>
   </w:style>
   <w:style w:type="table" w:styleId="ColorfulGrid-Accent2">
@@ -13619,7 +13859,7 @@
       <w:spacing w:after="0" w:line="240" w:lineRule="auto"/>
     </w:pPr>
     <w:rPr>
-      <w:color w:val="000000" w:themeColor="text1"/>
+      <w:color w:val="000000"/>
     </w:rPr>
     <w:tblPr>
       <w:tblStyleRowBandSize w:val="1"/>
@@ -13635,59 +13875,45 @@
         <w:right w:w="108" w:type="dxa"/>
       </w:tblCellMar>
     </w:tblPr>
-    <w:tcPr>
-      <w:shd w:val="clear" w:color="auto" w:fill="F2DBDB" w:themeFill="accent2" w:themeFillTint="33"/>
-    </w:tcPr>
+    <w:tcPr/>
     <w:tblStylePr w:type="firstRow">
       <w:rPr>
         <w:b/>
         <w:bCs/>
       </w:rPr>
       <w:tblPr/>
-      <w:tcPr>
-        <w:shd w:val="clear" w:color="auto" w:fill="E5B8B7" w:themeFill="accent2" w:themeFillTint="66"/>
-      </w:tcPr>
+      <w:tcPr/>
     </w:tblStylePr>
     <w:tblStylePr w:type="lastRow">
       <w:rPr>
         <w:b/>
         <w:bCs/>
-        <w:color w:val="000000" w:themeColor="text1"/>
-      </w:rPr>
-      <w:tblPr/>
-      <w:tcPr>
-        <w:shd w:val="clear" w:color="auto" w:fill="E5B8B7" w:themeFill="accent2" w:themeFillTint="66"/>
-      </w:tcPr>
+        <w:color w:val="000000"/>
+      </w:rPr>
+      <w:tblPr/>
+      <w:tcPr/>
     </w:tblStylePr>
     <w:tblStylePr w:type="firstCol">
       <w:rPr>
-        <w:color w:val="FFFFFF" w:themeColor="background1"/>
-      </w:rPr>
-      <w:tblPr/>
-      <w:tcPr>
-        <w:shd w:val="clear" w:color="auto" w:fill="943634" w:themeFill="accent2" w:themeFillShade="BF"/>
-      </w:tcPr>
+        <w:color w:val="000000"/>
+      </w:rPr>
+      <w:tblPr/>
+      <w:tcPr/>
     </w:tblStylePr>
     <w:tblStylePr w:type="lastCol">
       <w:rPr>
-        <w:color w:val="FFFFFF" w:themeColor="background1"/>
-      </w:rPr>
-      <w:tblPr/>
-      <w:tcPr>
-        <w:shd w:val="clear" w:color="auto" w:fill="943634" w:themeFill="accent2" w:themeFillShade="BF"/>
-      </w:tcPr>
+        <w:color w:val="000000"/>
+      </w:rPr>
+      <w:tblPr/>
+      <w:tcPr/>
     </w:tblStylePr>
     <w:tblStylePr w:type="band1Vert">
       <w:tblPr/>
-      <w:tcPr>
-        <w:shd w:val="clear" w:color="auto" w:fill="DFA7A6" w:themeFill="accent2" w:themeFillTint="7F"/>
-      </w:tcPr>
+      <w:tcPr/>
     </w:tblStylePr>
     <w:tblStylePr w:type="band1Horz">
       <w:tblPr/>
-      <w:tcPr>
-        <w:shd w:val="clear" w:color="auto" w:fill="DFA7A6" w:themeFill="accent2" w:themeFillTint="7F"/>
-      </w:tcPr>
+      <w:tcPr/>
     </w:tblStylePr>
   </w:style>
   <w:style w:type="table" w:styleId="ColorfulGrid-Accent3">
@@ -13699,7 +13925,7 @@
       <w:spacing w:after="0" w:line="240" w:lineRule="auto"/>
     </w:pPr>
     <w:rPr>
-      <w:color w:val="000000" w:themeColor="text1"/>
+      <w:color w:val="000000"/>
     </w:rPr>
     <w:tblPr>
       <w:tblStyleRowBandSize w:val="1"/>
@@ -13715,59 +13941,45 @@
         <w:right w:w="108" w:type="dxa"/>
       </w:tblCellMar>
     </w:tblPr>
-    <w:tcPr>
-      <w:shd w:val="clear" w:color="auto" w:fill="EAF1DD" w:themeFill="accent3" w:themeFillTint="33"/>
-    </w:tcPr>
+    <w:tcPr/>
     <w:tblStylePr w:type="firstRow">
       <w:rPr>
         <w:b/>
         <w:bCs/>
       </w:rPr>
       <w:tblPr/>
-      <w:tcPr>
-        <w:shd w:val="clear" w:color="auto" w:fill="D6E3BC" w:themeFill="accent3" w:themeFillTint="66"/>
-      </w:tcPr>
+      <w:tcPr/>
     </w:tblStylePr>
     <w:tblStylePr w:type="lastRow">
       <w:rPr>
         <w:b/>
         <w:bCs/>
-        <w:color w:val="000000" w:themeColor="text1"/>
-      </w:rPr>
-      <w:tblPr/>
-      <w:tcPr>
-        <w:shd w:val="clear" w:color="auto" w:fill="D6E3BC" w:themeFill="accent3" w:themeFillTint="66"/>
-      </w:tcPr>
+        <w:color w:val="000000"/>
+      </w:rPr>
+      <w:tblPr/>
+      <w:tcPr/>
     </w:tblStylePr>
     <w:tblStylePr w:type="firstCol">
       <w:rPr>
-        <w:color w:val="FFFFFF" w:themeColor="background1"/>
-      </w:rPr>
-      <w:tblPr/>
-      <w:tcPr>
-        <w:shd w:val="clear" w:color="auto" w:fill="76923C" w:themeFill="accent3" w:themeFillShade="BF"/>
-      </w:tcPr>
+        <w:color w:val="000000"/>
+      </w:rPr>
+      <w:tblPr/>
+      <w:tcPr/>
     </w:tblStylePr>
     <w:tblStylePr w:type="lastCol">
       <w:rPr>
-        <w:color w:val="FFFFFF" w:themeColor="background1"/>
-      </w:rPr>
-      <w:tblPr/>
-      <w:tcPr>
-        <w:shd w:val="clear" w:color="auto" w:fill="76923C" w:themeFill="accent3" w:themeFillShade="BF"/>
-      </w:tcPr>
+        <w:color w:val="000000"/>
+      </w:rPr>
+      <w:tblPr/>
+      <w:tcPr/>
     </w:tblStylePr>
     <w:tblStylePr w:type="band1Vert">
       <w:tblPr/>
-      <w:tcPr>
-        <w:shd w:val="clear" w:color="auto" w:fill="CDDDAC" w:themeFill="accent3" w:themeFillTint="7F"/>
-      </w:tcPr>
+      <w:tcPr/>
     </w:tblStylePr>
     <w:tblStylePr w:type="band1Horz">
       <w:tblPr/>
-      <w:tcPr>
-        <w:shd w:val="clear" w:color="auto" w:fill="CDDDAC" w:themeFill="accent3" w:themeFillTint="7F"/>
-      </w:tcPr>
+      <w:tcPr/>
     </w:tblStylePr>
   </w:style>
   <w:style w:type="table" w:styleId="ColorfulGrid-Accent4">
@@ -13779,7 +13991,7 @@
       <w:spacing w:after="0" w:line="240" w:lineRule="auto"/>
     </w:pPr>
     <w:rPr>
-      <w:color w:val="000000" w:themeColor="text1"/>
+      <w:color w:val="000000"/>
     </w:rPr>
     <w:tblPr>
       <w:tblStyleRowBandSize w:val="1"/>
@@ -13795,59 +14007,45 @@
         <w:right w:w="108" w:type="dxa"/>
       </w:tblCellMar>
     </w:tblPr>
-    <w:tcPr>
-      <w:shd w:val="clear" w:color="auto" w:fill="E5DFEC" w:themeFill="accent4" w:themeFillTint="33"/>
-    </w:tcPr>
+    <w:tcPr/>
     <w:tblStylePr w:type="firstRow">
       <w:rPr>
         <w:b/>
         <w:bCs/>
       </w:rPr>
       <w:tblPr/>
-      <w:tcPr>
-        <w:shd w:val="clear" w:color="auto" w:fill="CCC0D9" w:themeFill="accent4" w:themeFillTint="66"/>
-      </w:tcPr>
+      <w:tcPr/>
     </w:tblStylePr>
     <w:tblStylePr w:type="lastRow">
       <w:rPr>
         <w:b/>
         <w:bCs/>
-        <w:color w:val="000000" w:themeColor="text1"/>
-      </w:rPr>
-      <w:tblPr/>
-      <w:tcPr>
-        <w:shd w:val="clear" w:color="auto" w:fill="CCC0D9" w:themeFill="accent4" w:themeFillTint="66"/>
-      </w:tcPr>
+        <w:color w:val="000000"/>
+      </w:rPr>
+      <w:tblPr/>
+      <w:tcPr/>
     </w:tblStylePr>
     <w:tblStylePr w:type="firstCol">
       <w:rPr>
-        <w:color w:val="FFFFFF" w:themeColor="background1"/>
-      </w:rPr>
-      <w:tblPr/>
-      <w:tcPr>
-        <w:shd w:val="clear" w:color="auto" w:fill="5F497A" w:themeFill="accent4" w:themeFillShade="BF"/>
-      </w:tcPr>
+        <w:color w:val="000000"/>
+      </w:rPr>
+      <w:tblPr/>
+      <w:tcPr/>
     </w:tblStylePr>
     <w:tblStylePr w:type="lastCol">
       <w:rPr>
-        <w:color w:val="FFFFFF" w:themeColor="background1"/>
-      </w:rPr>
-      <w:tblPr/>
-      <w:tcPr>
-        <w:shd w:val="clear" w:color="auto" w:fill="5F497A" w:themeFill="accent4" w:themeFillShade="BF"/>
-      </w:tcPr>
+        <w:color w:val="000000"/>
+      </w:rPr>
+      <w:tblPr/>
+      <w:tcPr/>
     </w:tblStylePr>
     <w:tblStylePr w:type="band1Vert">
       <w:tblPr/>
-      <w:tcPr>
-        <w:shd w:val="clear" w:color="auto" w:fill="BFB1D0" w:themeFill="accent4" w:themeFillTint="7F"/>
-      </w:tcPr>
+      <w:tcPr/>
     </w:tblStylePr>
     <w:tblStylePr w:type="band1Horz">
       <w:tblPr/>
-      <w:tcPr>
-        <w:shd w:val="clear" w:color="auto" w:fill="BFB1D0" w:themeFill="accent4" w:themeFillTint="7F"/>
-      </w:tcPr>
+      <w:tcPr/>
     </w:tblStylePr>
   </w:style>
   <w:style w:type="table" w:styleId="ColorfulGrid-Accent5">
@@ -13859,7 +14057,7 @@
       <w:spacing w:after="0" w:line="240" w:lineRule="auto"/>
     </w:pPr>
     <w:rPr>
-      <w:color w:val="000000" w:themeColor="text1"/>
+      <w:color w:val="000000"/>
     </w:rPr>
     <w:tblPr>
       <w:tblStyleRowBandSize w:val="1"/>
@@ -13875,59 +14073,45 @@
         <w:right w:w="108" w:type="dxa"/>
       </w:tblCellMar>
     </w:tblPr>
-    <w:tcPr>
-      <w:shd w:val="clear" w:color="auto" w:fill="DAEEF3" w:themeFill="accent5" w:themeFillTint="33"/>
-    </w:tcPr>
+    <w:tcPr/>
     <w:tblStylePr w:type="firstRow">
       <w:rPr>
         <w:b/>
         <w:bCs/>
       </w:rPr>
       <w:tblPr/>
-      <w:tcPr>
-        <w:shd w:val="clear" w:color="auto" w:fill="B6DDE8" w:themeFill="accent5" w:themeFillTint="66"/>
-      </w:tcPr>
+      <w:tcPr/>
     </w:tblStylePr>
     <w:tblStylePr w:type="lastRow">
       <w:rPr>
         <w:b/>
         <w:bCs/>
-        <w:color w:val="000000" w:themeColor="text1"/>
-      </w:rPr>
-      <w:tblPr/>
-      <w:tcPr>
-        <w:shd w:val="clear" w:color="auto" w:fill="B6DDE8" w:themeFill="accent5" w:themeFillTint="66"/>
-      </w:tcPr>
+        <w:color w:val="000000"/>
+      </w:rPr>
+      <w:tblPr/>
+      <w:tcPr/>
     </w:tblStylePr>
     <w:tblStylePr w:type="firstCol">
       <w:rPr>
-        <w:color w:val="FFFFFF" w:themeColor="background1"/>
-      </w:rPr>
-      <w:tblPr/>
-      <w:tcPr>
-        <w:shd w:val="clear" w:color="auto" w:fill="31849B" w:themeFill="accent5" w:themeFillShade="BF"/>
-      </w:tcPr>
+        <w:color w:val="000000"/>
+      </w:rPr>
+      <w:tblPr/>
+      <w:tcPr/>
     </w:tblStylePr>
     <w:tblStylePr w:type="lastCol">
       <w:rPr>
-        <w:color w:val="FFFFFF" w:themeColor="background1"/>
-      </w:rPr>
-      <w:tblPr/>
-      <w:tcPr>
-        <w:shd w:val="clear" w:color="auto" w:fill="31849B" w:themeFill="accent5" w:themeFillShade="BF"/>
-      </w:tcPr>
+        <w:color w:val="000000"/>
+      </w:rPr>
+      <w:tblPr/>
+      <w:tcPr/>
     </w:tblStylePr>
     <w:tblStylePr w:type="band1Vert">
       <w:tblPr/>
-      <w:tcPr>
-        <w:shd w:val="clear" w:color="auto" w:fill="A5D5E2" w:themeFill="accent5" w:themeFillTint="7F"/>
-      </w:tcPr>
+      <w:tcPr/>
     </w:tblStylePr>
     <w:tblStylePr w:type="band1Horz">
       <w:tblPr/>
-      <w:tcPr>
-        <w:shd w:val="clear" w:color="auto" w:fill="A5D5E2" w:themeFill="accent5" w:themeFillTint="7F"/>
-      </w:tcPr>
+      <w:tcPr/>
     </w:tblStylePr>
   </w:style>
   <w:style w:type="table" w:styleId="ColorfulGrid-Accent6">
@@ -13939,7 +14123,7 @@
       <w:spacing w:after="0" w:line="240" w:lineRule="auto"/>
     </w:pPr>
     <w:rPr>
-      <w:color w:val="000000" w:themeColor="text1"/>
+      <w:color w:val="000000"/>
     </w:rPr>
     <w:tblPr>
       <w:tblStyleRowBandSize w:val="1"/>
@@ -13955,59 +14139,45 @@
         <w:right w:w="108" w:type="dxa"/>
       </w:tblCellMar>
     </w:tblPr>
-    <w:tcPr>
-      <w:shd w:val="clear" w:color="auto" w:fill="FDE9D9" w:themeFill="accent6" w:themeFillTint="33"/>
-    </w:tcPr>
+    <w:tcPr/>
     <w:tblStylePr w:type="firstRow">
       <w:rPr>
         <w:b/>
         <w:bCs/>
       </w:rPr>
       <w:tblPr/>
-      <w:tcPr>
-        <w:shd w:val="clear" w:color="auto" w:fill="FBD4B4" w:themeFill="accent6" w:themeFillTint="66"/>
-      </w:tcPr>
+      <w:tcPr/>
     </w:tblStylePr>
     <w:tblStylePr w:type="lastRow">
       <w:rPr>
         <w:b/>
         <w:bCs/>
-        <w:color w:val="000000" w:themeColor="text1"/>
-      </w:rPr>
-      <w:tblPr/>
-      <w:tcPr>
-        <w:shd w:val="clear" w:color="auto" w:fill="FBD4B4" w:themeFill="accent6" w:themeFillTint="66"/>
-      </w:tcPr>
+        <w:color w:val="000000"/>
+      </w:rPr>
+      <w:tblPr/>
+      <w:tcPr/>
     </w:tblStylePr>
     <w:tblStylePr w:type="firstCol">
       <w:rPr>
-        <w:color w:val="FFFFFF" w:themeColor="background1"/>
-      </w:rPr>
-      <w:tblPr/>
-      <w:tcPr>
-        <w:shd w:val="clear" w:color="auto" w:fill="E36C0A" w:themeFill="accent6" w:themeFillShade="BF"/>
-      </w:tcPr>
+        <w:color w:val="000000"/>
+      </w:rPr>
+      <w:tblPr/>
+      <w:tcPr/>
     </w:tblStylePr>
     <w:tblStylePr w:type="lastCol">
       <w:rPr>
-        <w:color w:val="FFFFFF" w:themeColor="background1"/>
-      </w:rPr>
-      <w:tblPr/>
-      <w:tcPr>
-        <w:shd w:val="clear" w:color="auto" w:fill="E36C0A" w:themeFill="accent6" w:themeFillShade="BF"/>
-      </w:tcPr>
+        <w:color w:val="000000"/>
+      </w:rPr>
+      <w:tblPr/>
+      <w:tcPr/>
     </w:tblStylePr>
     <w:tblStylePr w:type="band1Vert">
       <w:tblPr/>
-      <w:tcPr>
-        <w:shd w:val="clear" w:color="auto" w:fill="FBCAA2" w:themeFill="accent6" w:themeFillTint="7F"/>
-      </w:tcPr>
+      <w:tcPr/>
     </w:tblStylePr>
     <w:tblStylePr w:type="band1Horz">
       <w:tblPr/>
-      <w:tcPr>
-        <w:shd w:val="clear" w:color="auto" w:fill="FBCAA2" w:themeFill="accent6" w:themeFillTint="7F"/>
-      </w:tcPr>
+      <w:tcPr/>
     </w:tblStylePr>
   </w:style>
 </w:styles>
